--- a/納品レポート/ホテル別レポート/comfort_yokohama_kannai_口コミ分析改善レポート.docx
+++ b/納品レポート/ホテル別レポート/comfort_yokohama_kannai_口コミ分析改善レポート.docx
@@ -111,7 +111,7 @@
           <w:sz w:val="20"/>
           <w:szCs w:val="20"/>
         </w:rPr>
-        <w:t xml:space="preserve">対象サイト：Trip.com / 楽天トラベル / Booking.com / Agoda / じゃらん / Google</w:t>
+        <w:t xml:space="preserve">対象サイト：Trip.com / 楽天トラベル / Agoda / Booking.com / じゃらん / Google</w:t>
       </w:r>
     </w:p>
     <w:p>
@@ -131,7 +131,7 @@
           <w:sz w:val="20"/>
           <w:szCs w:val="20"/>
         </w:rPr>
-        <w:t xml:space="preserve">作成日：2026年3月17日</w:t>
+        <w:t xml:space="preserve">作成日：2026年3月18日</w:t>
       </w:r>
     </w:p>
     <w:p>
@@ -261,7 +261,7 @@
                 <w:sz w:val="36"/>
                 <w:szCs w:val="36"/>
               </w:rPr>
-              <w:t xml:space="preserve">7.70</w:t>
+              <w:t xml:space="preserve">7.65</w:t>
             </w:r>
           </w:p>
         </w:tc>
@@ -359,7 +359,7 @@
                 <w:sz w:val="36"/>
                 <w:szCs w:val="36"/>
               </w:rPr>
-              <w:t xml:space="preserve">10.9%</w:t>
+              <w:t xml:space="preserve">11.6%</w:t>
             </w:r>
           </w:p>
         </w:tc>
@@ -448,7 +448,7 @@
           <w:sz w:val="21"/>
           <w:szCs w:val="21"/>
         </w:rPr>
-        <w:t xml:space="preserve">全体平均スコア7.70点（10点換算）は概ね標準的な水準であり、72.5%が高評価（8-10点）に分類されます。低評価（1-4点）は15件（10.9%）で、一定の改善課題があります。Trip.com（8.67点）で特に高い評価を獲得しています。</w:t>
+        <w:t xml:space="preserve">全体平均スコア7.65点（10点換算）は概ね標準的な水準であり、72.5%が高評価（8-10点）に分類されます。低評価（1-4点）は16件（11.6%）で、一定の改善課題があります。Trip.com（8.68点）で特に高い評価を獲得しています。</w:t>
       </w:r>
     </w:p>
     <w:p>
@@ -463,7 +463,7 @@
           <w:sz w:val="21"/>
           <w:szCs w:val="21"/>
         </w:rPr>
-        <w:t xml:space="preserve">全体としては「朝食」と「立地・アクセス」がホテルの主な強みとして際立っています。</w:t>
+        <w:t xml:space="preserve">一方で、Google（6.6点）では相対的に低いスコアとなっており、改善の余地があります。全体としては「朝食」と「立地・アクセス」がホテルの主な強みとして際立っています。</w:t>
       </w:r>
     </w:p>
     <w:p>
@@ -567,7 +567,7 @@
                 <w:sz w:val="20"/>
                 <w:szCs w:val="20"/>
               </w:rPr>
-              <w:t xml:space="preserve">対応・サービスの不満（21件）、浴室・水回り（9件）、部屋の狭さ（8件）、防音性能（5件）</w:t>
+              <w:t xml:space="preserve">対応・サービスの不満（22件）、部屋の狭さ（8件）、浴室・水回り（7件）、防音性能（5件）</w:t>
             </w:r>
           </w:p>
           <w:p>
@@ -987,7 +987,7 @@
                 <w:sz w:val="20"/>
                 <w:szCs w:val="20"/>
               </w:rPr>
-              <w:t xml:space="preserve">21</w:t>
+              <w:t xml:space="preserve">22</w:t>
             </w:r>
           </w:p>
         </w:tc>
@@ -1021,7 +1021,7 @@
                 <w:sz w:val="20"/>
                 <w:szCs w:val="20"/>
               </w:rPr>
-              <w:t xml:space="preserve">8.67</w:t>
+              <w:t xml:space="preserve">8.68</w:t>
             </w:r>
           </w:p>
         </w:tc>
@@ -1089,7 +1089,7 @@
                 <w:sz w:val="20"/>
                 <w:szCs w:val="20"/>
               </w:rPr>
-              <w:t xml:space="preserve">8.67</w:t>
+              <w:t xml:space="preserve">8.68</w:t>
             </w:r>
           </w:p>
         </w:tc>
@@ -1229,7 +1229,7 @@
                 <w:sz w:val="20"/>
                 <w:szCs w:val="20"/>
               </w:rPr>
-              <w:t xml:space="preserve">42</w:t>
+              <w:t xml:space="preserve">39</w:t>
             </w:r>
           </w:p>
         </w:tc>
@@ -1440,7 +1440,7 @@
                 <w:sz w:val="20"/>
                 <w:szCs w:val="20"/>
               </w:rPr>
-              <w:t xml:space="preserve">Booking.com</w:t>
+              <w:t xml:space="preserve">Agoda</w:t>
             </w:r>
           </w:p>
         </w:tc>
@@ -1474,7 +1474,7 @@
                 <w:sz w:val="20"/>
                 <w:szCs w:val="20"/>
               </w:rPr>
-              <w:t xml:space="preserve">30</w:t>
+              <w:t xml:space="preserve">14</w:t>
             </w:r>
           </w:p>
         </w:tc>
@@ -1508,7 +1508,7 @@
                 <w:sz w:val="20"/>
                 <w:szCs w:val="20"/>
               </w:rPr>
-              <w:t xml:space="preserve">7.5</w:t>
+              <w:t xml:space="preserve">7.43</w:t>
             </w:r>
           </w:p>
         </w:tc>
@@ -1576,7 +1576,7 @@
                 <w:sz w:val="20"/>
                 <w:szCs w:val="20"/>
               </w:rPr>
-              <w:t xml:space="preserve">7.5</w:t>
+              <w:t xml:space="preserve">7.43</w:t>
             </w:r>
           </w:p>
         </w:tc>
@@ -1681,7 +1681,7 @@
                 <w:sz w:val="20"/>
                 <w:szCs w:val="20"/>
               </w:rPr>
-              <w:t xml:space="preserve">Agoda</w:t>
+              <w:t xml:space="preserve">Booking.com</w:t>
             </w:r>
           </w:p>
         </w:tc>
@@ -1716,7 +1716,7 @@
                 <w:sz w:val="20"/>
                 <w:szCs w:val="20"/>
               </w:rPr>
-              <w:t xml:space="preserve">14</w:t>
+              <w:t xml:space="preserve">30</w:t>
             </w:r>
           </w:p>
         </w:tc>
@@ -1961,7 +1961,7 @@
                 <w:sz w:val="20"/>
                 <w:szCs w:val="20"/>
               </w:rPr>
-              <w:t xml:space="preserve">19</w:t>
+              <w:t xml:space="preserve">20</w:t>
             </w:r>
           </w:p>
         </w:tc>
@@ -1995,7 +1995,7 @@
                 <w:sz w:val="20"/>
                 <w:szCs w:val="20"/>
               </w:rPr>
-              <w:t xml:space="preserve">3.58</w:t>
+              <w:t xml:space="preserve">3.6</w:t>
             </w:r>
           </w:p>
         </w:tc>
@@ -2063,7 +2063,7 @@
                 <w:sz w:val="20"/>
                 <w:szCs w:val="20"/>
               </w:rPr>
-              <w:t xml:space="preserve">7.16</w:t>
+              <w:t xml:space="preserve">7.2</w:t>
             </w:r>
           </w:p>
         </w:tc>
@@ -2203,7 +2203,7 @@
                 <w:sz w:val="20"/>
                 <w:szCs w:val="20"/>
               </w:rPr>
-              <w:t xml:space="preserve">12</w:t>
+              <w:t xml:space="preserve">13</w:t>
             </w:r>
           </w:p>
         </w:tc>
@@ -2238,7 +2238,7 @@
                 <w:sz w:val="20"/>
                 <w:szCs w:val="20"/>
               </w:rPr>
-              <w:t xml:space="preserve">3.5</w:t>
+              <w:t xml:space="preserve">3.31</w:t>
             </w:r>
           </w:p>
         </w:tc>
@@ -2304,11 +2304,11 @@
                 <w:rFonts w:ascii="Arial" w:cs="Arial" w:eastAsia="Arial" w:hAnsi="Arial"/>
                 <w:b/>
                 <w:bCs/>
-                <w:color w:val="E67E22"/>
-                <w:sz w:val="20"/>
-                <w:szCs w:val="20"/>
-              </w:rPr>
-              <w:t xml:space="preserve">7</w:t>
+                <w:color w:val="C0392B"/>
+                <w:sz w:val="20"/>
+                <w:szCs w:val="20"/>
+              </w:rPr>
+              <w:t xml:space="preserve">6.62</w:t>
             </w:r>
           </w:p>
         </w:tc>
@@ -2374,11 +2374,11 @@
                 <w:rFonts w:ascii="Arial" w:cs="Arial" w:eastAsia="Arial" w:hAnsi="Arial"/>
                 <w:b/>
                 <w:bCs/>
-                <w:color w:val="E67E22"/>
-                <w:sz w:val="20"/>
-                <w:szCs w:val="20"/>
-              </w:rPr>
-              <w:t xml:space="preserve">概ね良好</w:t>
+                <w:color w:val="C0392B"/>
+                <w:sz w:val="20"/>
+                <w:szCs w:val="20"/>
+              </w:rPr>
+              <w:t xml:space="preserve">要改善</w:t>
             </w:r>
           </w:p>
         </w:tc>
@@ -2418,7 +2418,7 @@
           <w:sz w:val="21"/>
           <w:szCs w:val="21"/>
         </w:rPr>
-        <w:t xml:space="preserve">評価分布は8点（41.3%）に最も多く、8点以上の高評価が72.5%を占めています。低評価（1-4点）は計15件（10.9%）です。</w:t>
+        <w:t xml:space="preserve">評価分布は8点（42.0%）に最も多く、8点以上の高評価が72.5%を占めています。低評価（1-4点）は計16件（11.6%）です。</w:t>
       </w:r>
     </w:p>
     <w:p>
@@ -2653,7 +2653,7 @@
                 <w:sz w:val="20"/>
                 <w:szCs w:val="20"/>
               </w:rPr>
-              <w:t xml:space="preserve">35</w:t>
+              <w:t xml:space="preserve">33</w:t>
             </w:r>
           </w:p>
         </w:tc>
@@ -2688,7 +2688,7 @@
                 <w:sz w:val="20"/>
                 <w:szCs w:val="20"/>
               </w:rPr>
-              <w:t xml:space="preserve">25.4%</w:t>
+              <w:t xml:space="preserve">23.9%</w:t>
             </w:r>
           </w:p>
         </w:tc>
@@ -2717,7 +2717,7 @@
                 <w:sz w:val="20"/>
                 <w:szCs w:val="20"/>
               </w:rPr>
-              <w:t xml:space="preserve">████████████</w:t>
+              <w:t xml:space="preserve">███████████</w:t>
             </w:r>
             <w:r>
               <w:rPr>
@@ -2726,7 +2726,7 @@
                 <w:sz w:val="18"/>
                 <w:szCs w:val="18"/>
               </w:rPr>
-              <w:t xml:space="preserve"> 35件</w:t>
+              <w:t xml:space="preserve"> 33件</w:t>
             </w:r>
           </w:p>
         </w:tc>
@@ -2798,7 +2798,7 @@
                 <w:sz w:val="20"/>
                 <w:szCs w:val="20"/>
               </w:rPr>
-              <w:t xml:space="preserve">8</w:t>
+              <w:t xml:space="preserve">9</w:t>
             </w:r>
           </w:p>
         </w:tc>
@@ -2833,7 +2833,7 @@
                 <w:sz w:val="20"/>
                 <w:szCs w:val="20"/>
               </w:rPr>
-              <w:t xml:space="preserve">5.8%</w:t>
+              <w:t xml:space="preserve">6.5%</w:t>
             </w:r>
           </w:p>
         </w:tc>
@@ -2870,7 +2870,7 @@
                 <w:sz w:val="18"/>
                 <w:szCs w:val="18"/>
               </w:rPr>
-              <w:t xml:space="preserve"> 8件</w:t>
+              <w:t xml:space="preserve"> 9件</w:t>
             </w:r>
           </w:p>
         </w:tc>
@@ -2942,7 +2942,7 @@
                 <w:sz w:val="20"/>
                 <w:szCs w:val="20"/>
               </w:rPr>
-              <w:t xml:space="preserve">57</w:t>
+              <w:t xml:space="preserve">58</w:t>
             </w:r>
           </w:p>
         </w:tc>
@@ -2977,7 +2977,7 @@
                 <w:sz w:val="20"/>
                 <w:szCs w:val="20"/>
               </w:rPr>
-              <w:t xml:space="preserve">41.3%</w:t>
+              <w:t xml:space="preserve">42.0%</w:t>
             </w:r>
           </w:p>
         </w:tc>
@@ -3015,7 +3015,7 @@
                 <w:sz w:val="18"/>
                 <w:szCs w:val="18"/>
               </w:rPr>
-              <w:t xml:space="preserve"> 57件</w:t>
+              <w:t xml:space="preserve"> 58件</w:t>
             </w:r>
           </w:p>
         </w:tc>
@@ -3231,7 +3231,7 @@
                 <w:sz w:val="20"/>
                 <w:szCs w:val="20"/>
               </w:rPr>
-              <w:t xml:space="preserve">13</w:t>
+              <w:t xml:space="preserve">12</w:t>
             </w:r>
           </w:p>
         </w:tc>
@@ -3266,7 +3266,7 @@
                 <w:sz w:val="20"/>
                 <w:szCs w:val="20"/>
               </w:rPr>
-              <w:t xml:space="preserve">9.4%</w:t>
+              <w:t xml:space="preserve">8.7%</w:t>
             </w:r>
           </w:p>
         </w:tc>
@@ -3295,7 +3295,7 @@
                 <w:sz w:val="20"/>
                 <w:szCs w:val="20"/>
               </w:rPr>
-              <w:t xml:space="preserve">█████</w:t>
+              <w:t xml:space="preserve">████</w:t>
             </w:r>
             <w:r>
               <w:rPr>
@@ -3304,7 +3304,7 @@
                 <w:sz w:val="18"/>
                 <w:szCs w:val="18"/>
               </w:rPr>
-              <w:t xml:space="preserve"> 13件</w:t>
+              <w:t xml:space="preserve"> 12件</w:t>
             </w:r>
           </w:p>
         </w:tc>
@@ -3809,7 +3809,7 @@
                 <w:sz w:val="20"/>
                 <w:szCs w:val="20"/>
               </w:rPr>
-              <w:t xml:space="preserve">5</w:t>
+              <w:t xml:space="preserve">6</w:t>
             </w:r>
           </w:p>
         </w:tc>
@@ -3844,7 +3844,7 @@
                 <w:sz w:val="20"/>
                 <w:szCs w:val="20"/>
               </w:rPr>
-              <w:t xml:space="preserve">3.6%</w:t>
+              <w:t xml:space="preserve">4.3%</w:t>
             </w:r>
           </w:p>
         </w:tc>
@@ -3882,7 +3882,7 @@
                 <w:sz w:val="18"/>
                 <w:szCs w:val="18"/>
               </w:rPr>
-              <w:t xml:space="preserve"> 5件</w:t>
+              <w:t xml:space="preserve"> 6件</w:t>
             </w:r>
           </w:p>
         </w:tc>
@@ -4009,7 +4009,7 @@
                 <w:sz w:val="24"/>
                 <w:szCs w:val="24"/>
               </w:rPr>
-              <w:t xml:space="preserve">23件（16.7%）</w:t>
+              <w:t xml:space="preserve">22件（15.9%）</w:t>
             </w:r>
           </w:p>
         </w:tc>
@@ -4060,7 +4060,7 @@
                 <w:sz w:val="24"/>
                 <w:szCs w:val="24"/>
               </w:rPr>
-              <w:t xml:space="preserve">15件（10.9%）</w:t>
+              <w:t xml:space="preserve">16件（11.6%）</w:t>
             </w:r>
           </w:p>
         </w:tc>
@@ -4334,7 +4334,7 @@
                 <w:sz w:val="20"/>
                 <w:szCs w:val="20"/>
               </w:rPr>
-              <w:t xml:space="preserve">「残念ながら改装工事中で、通常の朝食は提供されていませんでした」「ホテルが改装しているのを知らないで 宿泊をしたので、楽しみにしていた朝食のスムージーが飲めなくて残念でした」</w:t>
+              <w:t xml:space="preserve">「が改装中で提供された朝ごはん（お弁当）が残念でした」「立地だけのホテル 朝食ブュッフェが楽しめるというから選んだのに、改装工事ということでクッソ不味い弁当であしらわれた」</w:t>
             </w:r>
           </w:p>
         </w:tc>
@@ -4438,7 +4438,7 @@
                 <w:sz w:val="20"/>
                 <w:szCs w:val="20"/>
               </w:rPr>
-              <w:t xml:space="preserve">「電車に乗ってラーメン博物館もあり、観光にも便利な立地でした」「駅からとても近くて、歩いていろいろなところにいける良いホテルだと」</w:t>
+              <w:t xml:space="preserve">「立地だけのホテル 朝食ブュッフェが楽しめるというから選んだのに、改装工事ということでクッソ不味い弁当であしらわれた」「２泊しましたが立地もよくご飯に困りませんでした」</w:t>
             </w:r>
           </w:p>
         </w:tc>
@@ -4545,7 +4545,7 @@
                 <w:sz w:val="20"/>
                 <w:szCs w:val="20"/>
               </w:rPr>
-              <w:t xml:space="preserve">「7時半のチェックアウトのとき、改装中の朝食のお弁当受け渡し業務のスタッフが5人ほどいましたが、完全にシカトで、感じ...」「低価格なのに、ホテル内、お部屋共にどこも清潔でフロントの方の接客もとても丁寧で安心でした」</w:t>
+              <w:t xml:space="preserve">「施設を良くするためのリニューアル工事は仕方ないにしても、対応が残念」「7時半のチェックアウトのとき、改装中の朝食のお弁当受け渡し業務のスタッフが5人ほどいましたが、完全にシカトで、感じ...」</w:t>
             </w:r>
           </w:p>
         </w:tc>
@@ -4649,7 +4649,7 @@
                 <w:sz w:val="20"/>
                 <w:szCs w:val="20"/>
               </w:rPr>
-              <w:t xml:space="preserve">「低価格なのに、ホテル内、お部屋共にどこも清潔でフロントの方の接客もとても丁寧で安心でした」「部屋は、少し狭いですが、清潔にされていました」</w:t>
+              <w:t xml:space="preserve">「連泊なのにお部屋の清掃入られたことに驚きました」「ただリニューアル中なのでお部屋も綺麗になりつつあり好感」</w:t>
             </w:r>
           </w:p>
         </w:tc>
@@ -4860,7 +4860,7 @@
                 <w:sz w:val="20"/>
                 <w:szCs w:val="20"/>
               </w:rPr>
-              <w:t xml:space="preserve">「レストランの改装中にあたってしまい残念でしたが、お弁当の朝食サービスもあり立地と価格を考えるとかなりお得だったと思います」「子連れで添い寝無料はとても助かるので、朝食レストランが復活したらまた利用したいと思います」</w:t>
+              <w:t xml:space="preserve">「m(_ _)m レストラン」「レストラン工事でお弁当だったのが残念」</w:t>
             </w:r>
           </w:p>
         </w:tc>
@@ -4900,7 +4900,7 @@
           <w:sz w:val="21"/>
           <w:szCs w:val="21"/>
         </w:rPr>
-        <w:t xml:space="preserve">口コミの多数で「朝食」に関するポジティブな言及が見られ、コンフォートホテル横浜関内の最大の差別化要因となっています。残念ながら改装工事中で、通常の朝食は提供されていませんでしたといった声が多数寄せられています。</w:t>
+        <w:t xml:space="preserve">口コミの多数で「朝食」に関するポジティブな言及が見られ、コンフォートホテル横浜関内の最大の差別化要因となっています。が改装中で提供された朝ごはん（お弁当）が残念でしたといった声が多数寄せられています。</w:t>
       </w:r>
     </w:p>
     <w:p>
@@ -4919,7 +4919,7 @@
           <w:sz w:val="21"/>
           <w:szCs w:val="21"/>
         </w:rPr>
-        <w:t xml:space="preserve">残念ながら改装工事中で、通常の朝食は提供されていませんでした</w:t>
+        <w:t xml:space="preserve">が改装中で提供された朝ごはん（お弁当）が残念でした</w:t>
       </w:r>
     </w:p>
     <w:p>
@@ -4938,7 +4938,7 @@
           <w:sz w:val="21"/>
           <w:szCs w:val="21"/>
         </w:rPr>
-        <w:t xml:space="preserve">ホテルが改装しているのを知らないで 宿泊をしたので、楽しみにしていた朝食のスムージーが飲めなくて残念でした</w:t>
+        <w:t xml:space="preserve">立地だけのホテル 朝食ブュッフェが楽しめるというから選んだのに、改装工事ということでクッソ不味い弁当であしらわれた</w:t>
       </w:r>
     </w:p>
     <w:p>
@@ -4957,7 +4957,7 @@
           <w:sz w:val="21"/>
           <w:szCs w:val="21"/>
         </w:rPr>
-        <w:t xml:space="preserve">7時半のチェックアウトのとき、改装中の朝食のお弁当受け渡し業務のスタッフが5人ほどいましたが、完全にシカトで、感じ...</w:t>
+        <w:t xml:space="preserve">朝食が無料で大変助かりました 朝食が無料で大変助かりました</w:t>
       </w:r>
     </w:p>
     <w:p>
@@ -4994,7 +4994,7 @@
           <w:sz w:val="21"/>
           <w:szCs w:val="21"/>
         </w:rPr>
-        <w:t xml:space="preserve">立地・アクセスに関するポジティブな評価も多く寄せられています。「電車に乗ってラーメン博物館もあり、観光にも便利な立地でした」といったコメントが見られます。</w:t>
+        <w:t xml:space="preserve">立地・アクセスに関するポジティブな評価も多く寄せられています。「立地だけのホテル 朝食ブュッフェが楽しめるというから選んだのに、改装工事ということでクッソ不味い弁当であしらわれた」といったコメントが見られます。</w:t>
       </w:r>
     </w:p>
     <w:p>
@@ -5299,7 +5299,7 @@
                 <w:sz w:val="20"/>
                 <w:szCs w:val="20"/>
               </w:rPr>
-              <w:t xml:space="preserve">残念ながら改装工事中で、通常の朝食は提供されていませんでした</w:t>
+              <w:t xml:space="preserve">が改装中で提供された朝ごはん（お弁当）が残念でした</w:t>
             </w:r>
           </w:p>
         </w:tc>
@@ -5333,7 +5333,7 @@
                 <w:sz w:val="20"/>
                 <w:szCs w:val="20"/>
               </w:rPr>
-              <w:t xml:space="preserve">重大・21件</w:t>
+              <w:t xml:space="preserve">重大・22件</w:t>
             </w:r>
           </w:p>
         </w:tc>
@@ -5404,7 +5404,7 @@
                 <w:sz w:val="20"/>
                 <w:szCs w:val="20"/>
               </w:rPr>
-              <w:t xml:space="preserve">浴室・水回り</w:t>
+              <w:t xml:space="preserve">部屋の狭さ</w:t>
             </w:r>
           </w:p>
         </w:tc>
@@ -5438,7 +5438,7 @@
                 <w:sz w:val="20"/>
                 <w:szCs w:val="20"/>
               </w:rPr>
-              <w:t xml:space="preserve">部屋着（バスローブ）はエレベーター前にあるのでそれを取って行くスタイルです</w:t>
+              <w:t xml:space="preserve">部屋は、少し狭いですが、清潔にされていました</w:t>
             </w:r>
           </w:p>
         </w:tc>
@@ -5472,7 +5472,7 @@
                 <w:sz w:val="20"/>
                 <w:szCs w:val="20"/>
               </w:rPr>
-              <w:t xml:space="preserve">重大・9件</w:t>
+              <w:t xml:space="preserve">重大・8件</w:t>
             </w:r>
           </w:p>
         </w:tc>
@@ -5543,7 +5543,7 @@
                 <w:sz w:val="20"/>
                 <w:szCs w:val="20"/>
               </w:rPr>
-              <w:t xml:space="preserve">部屋の狭さ</w:t>
+              <w:t xml:space="preserve">浴室・水回り</w:t>
             </w:r>
           </w:p>
         </w:tc>
@@ -5577,7 +5577,7 @@
                 <w:sz w:val="20"/>
                 <w:szCs w:val="20"/>
               </w:rPr>
-              <w:t xml:space="preserve">部屋は、少し狭いですが、清潔にされていました</w:t>
+              <w:t xml:space="preserve">部屋着（バスローブ）はエレベーター前にあるのでそれを取って行くスタイルです</w:t>
             </w:r>
           </w:p>
         </w:tc>
@@ -5611,7 +5611,7 @@
                 <w:sz w:val="20"/>
                 <w:szCs w:val="20"/>
               </w:rPr>
-              <w:t xml:space="preserve">重大・8件</w:t>
+              <w:t xml:space="preserve">重大・7件</w:t>
             </w:r>
           </w:p>
         </w:tc>
@@ -5821,7 +5821,7 @@
                 <w:sz w:val="20"/>
                 <w:szCs w:val="20"/>
               </w:rPr>
-              <w:t xml:space="preserve">臭い・匂い</w:t>
+              <w:t xml:space="preserve">エアコン・空調</w:t>
             </w:r>
           </w:p>
         </w:tc>
@@ -5855,7 +5855,7 @@
                 <w:sz w:val="20"/>
                 <w:szCs w:val="20"/>
               </w:rPr>
-              <w:t xml:space="preserve">改修中ということで朝食は弁当でしたが、美味しくなかった、 部屋が薬品のような臭いが強くて、しばらく寝られなかった ...</w:t>
+              <w:t xml:space="preserve">La struttura è il classico business hotel con stanze picc...</w:t>
             </w:r>
           </w:p>
         </w:tc>
@@ -5960,7 +5960,7 @@
                 <w:sz w:val="20"/>
                 <w:szCs w:val="20"/>
               </w:rPr>
-              <w:t xml:space="preserve">朝食の改善要望</w:t>
+              <w:t xml:space="preserve">設備の老朽化</w:t>
             </w:r>
           </w:p>
         </w:tc>
@@ -5994,7 +5994,7 @@
                 <w:sz w:val="20"/>
                 <w:szCs w:val="20"/>
               </w:rPr>
-              <w:t xml:space="preserve">ビュッフェスタイルの朝食は廃止され、代わりに弁当とおにぎりが提供されるようになりました。改装工事中で、一部は工事現...</w:t>
+              <w:t xml:space="preserve">ただホテル自体が年数が経ってるせいかちょっと古さ加減があったけど全然気にならない程度でした</w:t>
             </w:r>
           </w:p>
         </w:tc>
@@ -6028,7 +6028,7 @@
                 <w:sz w:val="20"/>
                 <w:szCs w:val="20"/>
               </w:rPr>
-              <w:t xml:space="preserve">中度・4件</w:t>
+              <w:t xml:space="preserve">中度・3件</w:t>
             </w:r>
           </w:p>
         </w:tc>
@@ -7172,7 +7172,7 @@
                 <w:sz w:val="20"/>
                 <w:szCs w:val="20"/>
               </w:rPr>
-              <w:t xml:space="preserve">7.70点</w:t>
+              <w:t xml:space="preserve">7.65点</w:t>
             </w:r>
           </w:p>
         </w:tc>
@@ -7452,7 +7452,7 @@
                 <w:sz w:val="20"/>
                 <w:szCs w:val="20"/>
               </w:rPr>
-              <w:t xml:space="preserve">10.9%</w:t>
+              <w:t xml:space="preserve">11.6%</w:t>
             </w:r>
           </w:p>
         </w:tc>
@@ -7486,7 +7486,7 @@
                 <w:sz w:val="20"/>
                 <w:szCs w:val="20"/>
               </w:rPr>
-              <w:t xml:space="preserve">6%以下</w:t>
+              <w:t xml:space="preserve">7%以下</w:t>
             </w:r>
           </w:p>
         </w:tc>
@@ -7592,7 +7592,7 @@
                 <w:sz w:val="20"/>
                 <w:szCs w:val="20"/>
               </w:rPr>
-              <w:t xml:space="preserve">7.0点</w:t>
+              <w:t xml:space="preserve">6.6点</w:t>
             </w:r>
           </w:p>
         </w:tc>
@@ -7627,7 +7627,7 @@
                 <w:sz w:val="20"/>
                 <w:szCs w:val="20"/>
               </w:rPr>
-              <w:t xml:space="preserve">8.0点以上</w:t>
+              <w:t xml:space="preserve">7.6点以上</w:t>
             </w:r>
           </w:p>
         </w:tc>
@@ -7872,7 +7872,7 @@
                 <w:sz w:val="20"/>
                 <w:szCs w:val="20"/>
               </w:rPr>
-              <w:t xml:space="preserve">約21件/期間</w:t>
+              <w:t xml:space="preserve">約22件/期間</w:t>
             </w:r>
           </w:p>
         </w:tc>
@@ -7907,7 +7907,7 @@
                 <w:sz w:val="20"/>
                 <w:szCs w:val="20"/>
               </w:rPr>
-              <w:t xml:space="preserve">10件以下</w:t>
+              <w:t xml:space="preserve">11件以下</w:t>
             </w:r>
           </w:p>
         </w:tc>
@@ -8003,7 +8003,7 @@
           <w:sz w:val="22"/>
           <w:szCs w:val="22"/>
         </w:rPr>
-        <w:t xml:space="preserve">[1] Trip.com / 9点 / 2026-03-16</w:t>
+        <w:t xml:space="preserve">[1] Booking.com / 8点 / 2026-03-17</w:t>
       </w:r>
     </w:p>
     <w:p>
@@ -8018,7 +8018,33 @@
           <w:sz w:val="21"/>
           <w:szCs w:val="21"/>
         </w:rPr>
-        <w:t xml:space="preserve">このホテルは、小さめながら快適な客室を備えた典型的なビジネスホテルです。残念ながら改装工事中で、通常の朝食は提供されていませんでした。代わりに、軽食が提供されました。正直なところ、ビュッフェスタイルの朝食目当てでこのホテルを予約したので、せめて改装工事の告知すらしてくれなかったのは残念でした。京都の別のホテルに連絡を取り、必要であればキャンセルすると伝えました。料金も妥当ではありませんでした。</w:t>
+        <w:t xml:space="preserve">連泊なのにお部屋の清掃入られたことに驚きました。散らかしていて申し訳なかったです。m(_ _)m</w:t>
+      </w:r>
+    </w:p>
+    <w:p>
+      <w:pPr>
+        <w:spacing w:after="120" w:line="320"/>
+        <w:jc w:val="left"/>
+      </w:pPr>
+      <w:r>
+        <w:rPr>
+          <w:rFonts w:ascii="Arial" w:cs="Arial" w:eastAsia="Arial" w:hAnsi="Arial"/>
+          <w:b/>
+          <w:bCs/>
+          <w:color w:val="C0392B"/>
+          <w:sz w:val="21"/>
+          <w:szCs w:val="21"/>
+        </w:rPr>
+        <w:t xml:space="preserve">【改善点】</w:t>
+      </w:r>
+      <w:r>
+        <w:rPr>
+          <w:rFonts w:ascii="Arial" w:cs="Arial" w:eastAsia="Arial" w:hAnsi="Arial"/>
+          <w:color w:val="333333"/>
+          <w:sz w:val="21"/>
+          <w:szCs w:val="21"/>
+        </w:rPr>
+        <w:t xml:space="preserve">レストラン？が改装中で提供された朝ごはん（お弁当）が残念でした。 あと、エレベーターが遅くて急いでいる時は早めの行動が必要です。（気持ちの問題）</w:t>
       </w:r>
     </w:p>
     <w:p>
@@ -8039,7 +8065,7 @@
           <w:sz w:val="22"/>
           <w:szCs w:val="22"/>
         </w:rPr>
-        <w:t xml:space="preserve">[2] 楽天トラベル / 8点 / 2026-03-15</w:t>
+        <w:t xml:space="preserve">[2] Trip.com / 9点 / 2026-03-17</w:t>
       </w:r>
     </w:p>
     <w:p>
@@ -8054,7 +8080,7 @@
           <w:sz w:val="21"/>
           <w:szCs w:val="21"/>
         </w:rPr>
-        <w:t xml:space="preserve">遠出のついでに日帰りもできましたが、値段が安かったので宿泊しました。 7時半のチェックアウトのとき、改装中の朝食のお弁当受け渡し業務のスタッフが5人ほどいましたが、完全にシカトで、感じ悪かったです。 それ以外は特に問題なく過ごせました。</w:t>
+        <w:t xml:space="preserve">朝食が無料で大変助かりました</w:t>
       </w:r>
     </w:p>
     <w:p>
@@ -8075,7 +8101,7 @@
           <w:sz w:val="22"/>
           <w:szCs w:val="22"/>
         </w:rPr>
-        <w:t xml:space="preserve">[3] 楽天トラベル / 10点 / 2026-03-15</w:t>
+        <w:t xml:space="preserve">[3] 楽天トラベル / 8点 / 2026-03-17</w:t>
       </w:r>
     </w:p>
     <w:p>
@@ -8090,7 +8116,7 @@
           <w:sz w:val="21"/>
           <w:szCs w:val="21"/>
         </w:rPr>
-        <w:t xml:space="preserve">ぴあアリーナでのイベントの際に一泊しました。低価格なのに、ホテル内、お部屋共にどこも清潔でフロントの方の接客もとても丁寧で安心でした。 チェックイン時間より早めに着いてしまいましたが、会員になるとチェックインを早められることを説明してくださり、フリースペースで少しの間待つだけでチェックインできました。 朝食のバイキングは混み合うことなく、待ち時間なしでのんびり食べることができました。いろいろ...</w:t>
+        <w:t xml:space="preserve">レストラン工事でお弁当だったのが残念。 ただリニューアル中なのでお部屋も綺麗になりつつあり好感。</w:t>
       </w:r>
     </w:p>
     <w:p>
@@ -8111,7 +8137,7 @@
           <w:sz w:val="22"/>
           <w:szCs w:val="22"/>
         </w:rPr>
-        <w:t xml:space="preserve">[4] Agoda / 8点 / 2026-03-15</w:t>
+        <w:t xml:space="preserve">[4] Trip.com / 9点 / 2026-03-16</w:t>
       </w:r>
     </w:p>
     <w:p>
@@ -8126,7 +8152,7 @@
           <w:sz w:val="21"/>
           <w:szCs w:val="21"/>
         </w:rPr>
-        <w:t xml:space="preserve">フェスの為、一泊しました。 部屋は、少し狭いですが、清潔にされていました。パジャマが用意されていましたが、薄く、ズボンがなかった為、若い方は、パジャマセットがいるかもです。 スタッフの方は親切で、丁寧に返答してくださいました。 今、朝食時のカフェが工事中で利用出来なかったので、今度は、是非利用したいと思います。</w:t>
+        <w:t xml:space="preserve">このホテルは、小さめながら快適な客室を備えた典型的なビジネスホテルです。残念ながら改装工事中で、通常の朝食は提供されていませんでした。代わりに、軽食が提供されました。正直なところ、ビュッフェスタイルの朝食目当てでこのホテルを予約したので、せめて改装工事の告知すらしてくれなかったのは残念でした。京都の別のホテルに連絡を取り、必要であればキャンセルすると伝えました。料金も妥当ではありませんでした。</w:t>
       </w:r>
     </w:p>
     <w:p>
@@ -8147,7 +8173,7 @@
           <w:sz w:val="22"/>
           <w:szCs w:val="22"/>
         </w:rPr>
-        <w:t xml:space="preserve">[5] Agoda / 8点 / 2026-03-15</w:t>
+        <w:t xml:space="preserve">[5] じゃらん / 8点 / 2026-03-16</w:t>
       </w:r>
     </w:p>
     <w:p>
@@ -8162,7 +8188,7 @@
           <w:sz w:val="21"/>
           <w:szCs w:val="21"/>
         </w:rPr>
-        <w:t xml:space="preserve">機械操作でのチェックインとチェックアウトでしたが、スタッフが丁寧にサポートしてくださりスムーズでした。工事中のため評価の高いカフェスペースや朝食バイキングが使用不可だったのは残念でしたし、アメニティが少ない点もありましたが朝食のお弁当付きでベッドも快適で隣からの音漏れも少なく静かで娘と宿泊するのに大変コスパが良かったです。横浜にまた遊びに来たときはリピートしたいと思います。</w:t>
+        <w:t xml:space="preserve">チェックイン前、後荷物を預かってくれたのがとても助かりました。  ２泊しましたが立地もよくご飯に困りませんでした。  また利用したいと思います。</w:t>
       </w:r>
     </w:p>
     <w:p>
@@ -8183,7 +8209,7 @@
           <w:sz w:val="22"/>
           <w:szCs w:val="22"/>
         </w:rPr>
-        <w:t xml:space="preserve">[6] Agoda / 5点 / 2026-03-16</w:t>
+        <w:t xml:space="preserve">[6] Google / 2点 / 2026-03-17</w:t>
       </w:r>
     </w:p>
     <w:p>
@@ -8198,7 +8224,7 @@
           <w:sz w:val="21"/>
           <w:szCs w:val="21"/>
         </w:rPr>
-        <w:t xml:space="preserve">ホテルが改装しているのを知らないで 宿泊をしたので、楽しみにしていた朝食のスムージーが飲めなくて残念でした。</w:t>
+        <w:t xml:space="preserve">立地だけのホテル 朝食ブュッフェが楽しめるというから選んだのに、改装工事ということでクッソ不味い弁当であしらわれた。  弁当の内容は、いつ作ったん？というご飯の固くなったおにぎり2個(シャケ･昆布)とちゃっちいおかず、スプーンひとさじくらいのポテサラ、2切れの漬け物、ひじき  これだけ。行かなきゃ良かった。 ホテル予約する時にそんな注意書き無かったよね？ ほんと宿泊代返して欲しいレベル。</w:t>
       </w:r>
     </w:p>
     <w:p>
@@ -8219,7 +8245,7 @@
           <w:sz w:val="22"/>
           <w:szCs w:val="22"/>
         </w:rPr>
-        <w:t xml:space="preserve">[7] Google / 6点 / 2026-03-15</w:t>
+        <w:t xml:space="preserve">[7] Agoda / 5点 / 2026-03-16</w:t>
       </w:r>
     </w:p>
     <w:p>
@@ -8234,7 +8260,7 @@
           <w:sz w:val="21"/>
           <w:szCs w:val="21"/>
         </w:rPr>
-        <w:t xml:space="preserve">改装中でごたついてはいましたが、客室に入れば静かで落ち着いて過ごせました。アメニティはビジネスホテルとしては普通だと思います。 Apple Payは使えませんでした。</w:t>
+        <w:t xml:space="preserve">ホテルが改装しているのを知らないで 宿泊をしたので、楽しみにしていた朝食のスムージーが飲めなくて残念でした。</w:t>
       </w:r>
     </w:p>
     <w:p>
@@ -8255,7 +8281,7 @@
           <w:sz w:val="22"/>
           <w:szCs w:val="22"/>
         </w:rPr>
-        <w:t xml:space="preserve">[8] じゃらん / 4点 / 2026-03-15</w:t>
+        <w:t xml:space="preserve">[8] じゃらん / 6点 / 2026-03-16</w:t>
       </w:r>
     </w:p>
     <w:p>
@@ -8270,7 +8296,7 @@
           <w:sz w:val="21"/>
           <w:szCs w:val="21"/>
         </w:rPr>
-        <w:t xml:space="preserve">設備についてはビジネスホテルなのでガッカリすることもなく普通です、改装というのはわかっていて宿泊したので問題は感じませんでした。  ただ朝食のお弁当があの内容なら要らないからその分500円でも安くして欲しいわ。と思いました、栄養バランスも悪かった。</w:t>
+        <w:t xml:space="preserve">朝食バイキングを楽しみにしていたら、まさかの弁当支給。  彩なんてない、冷え切った硬いおにぎり二つ、小さな唐揚げ二つ、薄い卵焼き一枚。飲み物はオレンジ、アップル、野菜生活から選べたけども、非常に残念。パン派もいるだろう。温かい食事を楽しみにしていた人もいるただろう。金券渡してもらって近くのコンビニで買った方がうんと美味しい食事が食べれたと思う。施設を良くするためのリニューアル工事は仕方ないに...</w:t>
       </w:r>
     </w:p>
     <w:p>
@@ -8291,7 +8317,7 @@
           <w:sz w:val="22"/>
           <w:szCs w:val="22"/>
         </w:rPr>
-        <w:t xml:space="preserve">[9] 楽天トラベル / 4点 / 2026-03-14</w:t>
+        <w:t xml:space="preserve">[9] Google / 6点 / 2026-03-15</w:t>
       </w:r>
     </w:p>
     <w:p>
@@ -8306,7 +8332,7 @@
           <w:sz w:val="21"/>
           <w:szCs w:val="21"/>
         </w:rPr>
-        <w:t xml:space="preserve">工事中だったため朝のビュッフェがないのは連絡を受けていましたが、代わりの弁当があまりにもお粗末でした。２泊目はジュースとスープのみいただきました。 また、工事の時間が18時までと長かったので、ホテルに戻らず時間を調整してみたり、使う人が多いだろうという時間にエレベーターを一基止めて作業していたり。 フロント付近にドリンクはありましたが、一泊目の日には紙コップがなくて結局飲めず。コンフォートホ...</w:t>
+        <w:t xml:space="preserve">改装中でごたついてはいましたが、客室に入れば静かで落ち着いて過ごせました。アメニティはビジネスホテルとしては普通だと思います。 Apple Payは使えませんでした。</w:t>
       </w:r>
     </w:p>
     <w:p>
@@ -8327,7 +8353,7 @@
           <w:sz w:val="22"/>
           <w:szCs w:val="22"/>
         </w:rPr>
-        <w:t xml:space="preserve">[10] じゃらん / 4点 / 2026-03-14</w:t>
+        <w:t xml:space="preserve">[10] じゃらん / 4点 / 2026-03-15</w:t>
       </w:r>
     </w:p>
     <w:p>
@@ -8342,7 +8368,7 @@
           <w:sz w:val="21"/>
           <w:szCs w:val="21"/>
         </w:rPr>
-        <w:t xml:space="preserve">今回横浜旅行で1泊させてもらいました。  朝食がおいしいとの口コミがありましたのでこちらにしましたが、自分の見落としにより今は改装中のため、ビュッフェがないことを見落としてしまいました。。。  今はフロントで朝、軽食のお弁当が配られます。  子供がビュッフェを楽しみにしていたのでとても悲しかったです。。。  またウェルカムドリンクのコーヒーも楽しみにしていたのですが、現在はそういったサービス...</w:t>
+        <w:t xml:space="preserve">設備についてはビジネスホテルなのでガッカリすることもなく普通です、改装というのはわかっていて宿泊したので問題は感じませんでした。  ただ朝食のお弁当があの内容なら要らないからその分500円でも安くして欲しいわ。と思いました、栄養バランスも悪かった。</w:t>
       </w:r>
     </w:p>
     <w:p>
@@ -8407,7 +8433,7 @@
                 <w:sz w:val="21"/>
                 <w:szCs w:val="21"/>
               </w:rPr>
-              <w:t xml:space="preserve">コンフォートホテル横浜関内は、全体平均7.70点（10点換算）、高評価率72.5%という一定の顧客満足度を示しているホテルです。特に「朝食」「立地・アクセス」が多くのゲストから高く評価されています。</w:t>
+              <w:t xml:space="preserve">コンフォートホテル横浜関内は、全体平均7.65点（10点換算）、高評価率72.5%という一定の顧客満足度を示しているホテルです。特に「朝食」「立地・アクセス」が多くのゲストから高く評価されています。</w:t>
             </w:r>
           </w:p>
           <w:p>
@@ -8421,7 +8447,7 @@
                 <w:sz w:val="21"/>
                 <w:szCs w:val="21"/>
               </w:rPr>
-              <w:t xml:space="preserve">改善課題としては、対応・サービスの不満、浴室・水回り、部屋の狭さが主要なテーマとして浮上しています。これらの課題への対応が、顧客満足度向上の鍵となります。</w:t>
+              <w:t xml:space="preserve">改善課題としては、対応・サービスの不満、部屋の狭さ、浴室・水回りが主要なテーマとして浮上しています。これらの課題への対応が、顧客満足度向上の鍵となります。</w:t>
             </w:r>
           </w:p>
           <w:p>
@@ -8449,7 +8475,7 @@
                 <w:sz w:val="21"/>
                 <w:szCs w:val="21"/>
               </w:rPr>
-              <w:t xml:space="preserve">Googleでの低スコア（7.0点）は、口コミ返信の強化とサービス品質の一貫性確保で改善余地があります。全サイトでの口コミ返信率100%を目指すことで、ホテルの姿勢をゲストに伝え、リピート率の向上につなげることが重要です。</w:t>
+              <w:t xml:space="preserve">Googleでの低スコア（6.6点）は、口コミ返信の強化とサービス品質の一貫性確保で改善余地があります。全サイトでの口コミ返信率100%を目指すことで、ホテルの姿勢をゲストに伝え、リピート率の向上につなげることが重要です。</w:t>
             </w:r>
           </w:p>
           <w:p>

--- a/納品レポート/ホテル別レポート/comfort_yokohama_kannai_口コミ分析改善レポート.docx
+++ b/納品レポート/ホテル別レポート/comfort_yokohama_kannai_口コミ分析改善レポート.docx
@@ -131,7 +131,7 @@
           <w:sz w:val="20"/>
           <w:szCs w:val="20"/>
         </w:rPr>
-        <w:t xml:space="preserve">作成日：2026年3月18日</w:t>
+        <w:t xml:space="preserve">作成日：2026年3月19日</w:t>
       </w:r>
     </w:p>
     <w:p>
@@ -261,7 +261,7 @@
                 <w:sz w:val="36"/>
                 <w:szCs w:val="36"/>
               </w:rPr>
-              <w:t xml:space="preserve">7.65</w:t>
+              <w:t xml:space="preserve">7.57</w:t>
             </w:r>
           </w:p>
         </w:tc>
@@ -310,7 +310,7 @@
                 <w:sz w:val="36"/>
                 <w:szCs w:val="36"/>
               </w:rPr>
-              <w:t xml:space="preserve">72.5%</w:t>
+              <w:t xml:space="preserve">71.0%</w:t>
             </w:r>
           </w:p>
         </w:tc>
@@ -359,7 +359,7 @@
                 <w:sz w:val="36"/>
                 <w:szCs w:val="36"/>
               </w:rPr>
-              <w:t xml:space="preserve">11.6%</w:t>
+              <w:t xml:space="preserve">12.3%</w:t>
             </w:r>
           </w:p>
         </w:tc>
@@ -448,7 +448,7 @@
           <w:sz w:val="21"/>
           <w:szCs w:val="21"/>
         </w:rPr>
-        <w:t xml:space="preserve">全体平均スコア7.65点（10点換算）は概ね標準的な水準であり、72.5%が高評価（8-10点）に分類されます。低評価（1-4点）は16件（11.6%）で、一定の改善課題があります。Trip.com（8.68点）で特に高い評価を獲得しています。</w:t>
+        <w:t xml:space="preserve">全体平均スコア7.57点（10点換算）は概ね標準的な水準であり、71.0%が高評価（8-10点）に分類されます。低評価（1-4点）は17件（12.3%）で、一定の改善課題があります。Trip.com（8.65点）で特に高い評価を獲得しています。</w:t>
       </w:r>
     </w:p>
     <w:p>
@@ -463,7 +463,7 @@
           <w:sz w:val="21"/>
           <w:szCs w:val="21"/>
         </w:rPr>
-        <w:t xml:space="preserve">一方で、Google（6.6点）では相対的に低いスコアとなっており、改善の余地があります。全体としては「朝食」と「立地・アクセス」がホテルの主な強みとして際立っています。</w:t>
+        <w:t xml:space="preserve">全体としては「朝食」と「立地・アクセス」がホテルの主な強みとして際立っています。</w:t>
       </w:r>
     </w:p>
     <w:p>
@@ -567,7 +567,7 @@
                 <w:sz w:val="20"/>
                 <w:szCs w:val="20"/>
               </w:rPr>
-              <w:t xml:space="preserve">対応・サービスの不満（22件）、部屋の狭さ（8件）、浴室・水回り（7件）、防音性能（5件）</w:t>
+              <w:t xml:space="preserve">対応・サービスの不満（23件）、部屋の狭さ（8件）、浴室・水回り（7件）、防音性能（5件）</w:t>
             </w:r>
           </w:p>
           <w:p>
@@ -987,7 +987,7 @@
                 <w:sz w:val="20"/>
                 <w:szCs w:val="20"/>
               </w:rPr>
-              <w:t xml:space="preserve">22</w:t>
+              <w:t xml:space="preserve">20</w:t>
             </w:r>
           </w:p>
         </w:tc>
@@ -1021,7 +1021,7 @@
                 <w:sz w:val="20"/>
                 <w:szCs w:val="20"/>
               </w:rPr>
-              <w:t xml:space="preserve">8.68</w:t>
+              <w:t xml:space="preserve">8.65</w:t>
             </w:r>
           </w:p>
         </w:tc>
@@ -1089,7 +1089,7 @@
                 <w:sz w:val="20"/>
                 <w:szCs w:val="20"/>
               </w:rPr>
-              <w:t xml:space="preserve">8.68</w:t>
+              <w:t xml:space="preserve">8.65</w:t>
             </w:r>
           </w:p>
         </w:tc>
@@ -1264,7 +1264,7 @@
                 <w:sz w:val="20"/>
                 <w:szCs w:val="20"/>
               </w:rPr>
-              <w:t xml:space="preserve">3.95</w:t>
+              <w:t xml:space="preserve">3.92</w:t>
             </w:r>
           </w:p>
         </w:tc>
@@ -1334,7 +1334,7 @@
                 <w:sz w:val="20"/>
                 <w:szCs w:val="20"/>
               </w:rPr>
-              <w:t xml:space="preserve">7.9</w:t>
+              <w:t xml:space="preserve">7.85</w:t>
             </w:r>
           </w:p>
         </w:tc>
@@ -1716,7 +1716,7 @@
                 <w:sz w:val="20"/>
                 <w:szCs w:val="20"/>
               </w:rPr>
-              <w:t xml:space="preserve">30</w:t>
+              <w:t xml:space="preserve">31</w:t>
             </w:r>
           </w:p>
         </w:tc>
@@ -1751,7 +1751,7 @@
                 <w:sz w:val="20"/>
                 <w:szCs w:val="20"/>
               </w:rPr>
-              <w:t xml:space="preserve">7.43</w:t>
+              <w:t xml:space="preserve">7.42</w:t>
             </w:r>
           </w:p>
         </w:tc>
@@ -1821,7 +1821,7 @@
                 <w:sz w:val="20"/>
                 <w:szCs w:val="20"/>
               </w:rPr>
-              <w:t xml:space="preserve">7.43</w:t>
+              <w:t xml:space="preserve">7.42</w:t>
             </w:r>
           </w:p>
         </w:tc>
@@ -1961,7 +1961,7 @@
                 <w:sz w:val="20"/>
                 <w:szCs w:val="20"/>
               </w:rPr>
-              <w:t xml:space="preserve">20</w:t>
+              <w:t xml:space="preserve">21</w:t>
             </w:r>
           </w:p>
         </w:tc>
@@ -1995,7 +1995,7 @@
                 <w:sz w:val="20"/>
                 <w:szCs w:val="20"/>
               </w:rPr>
-              <w:t xml:space="preserve">3.6</w:t>
+              <w:t xml:space="preserve">3.48</w:t>
             </w:r>
           </w:p>
         </w:tc>
@@ -2059,11 +2059,11 @@
                 <w:rFonts w:ascii="Arial" w:cs="Arial" w:eastAsia="Arial" w:hAnsi="Arial"/>
                 <w:b/>
                 <w:bCs/>
-                <w:color w:val="E67E22"/>
-                <w:sz w:val="20"/>
-                <w:szCs w:val="20"/>
-              </w:rPr>
-              <w:t xml:space="preserve">7.2</w:t>
+                <w:color w:val="C0392B"/>
+                <w:sz w:val="20"/>
+                <w:szCs w:val="20"/>
+              </w:rPr>
+              <w:t xml:space="preserve">6.95</w:t>
             </w:r>
           </w:p>
         </w:tc>
@@ -2127,11 +2127,11 @@
                 <w:rFonts w:ascii="Arial" w:cs="Arial" w:eastAsia="Arial" w:hAnsi="Arial"/>
                 <w:b/>
                 <w:bCs/>
-                <w:color w:val="E67E22"/>
-                <w:sz w:val="20"/>
-                <w:szCs w:val="20"/>
-              </w:rPr>
-              <w:t xml:space="preserve">概ね良好</w:t>
+                <w:color w:val="C0392B"/>
+                <w:sz w:val="20"/>
+                <w:szCs w:val="20"/>
+              </w:rPr>
+              <w:t xml:space="preserve">要改善</w:t>
             </w:r>
           </w:p>
         </w:tc>
@@ -2418,7 +2418,7 @@
           <w:sz w:val="21"/>
           <w:szCs w:val="21"/>
         </w:rPr>
-        <w:t xml:space="preserve">評価分布は8点（42.0%）に最も多く、8点以上の高評価が72.5%を占めています。低評価（1-4点）は計16件（11.6%）です。</w:t>
+        <w:t xml:space="preserve">評価分布は8点（42.0%）に最も多く、8点以上の高評価が71.0%を占めています。低評価（1-4点）は計17件（12.3%）です。</w:t>
       </w:r>
     </w:p>
     <w:p>
@@ -2653,7 +2653,7 @@
                 <w:sz w:val="20"/>
                 <w:szCs w:val="20"/>
               </w:rPr>
-              <w:t xml:space="preserve">33</w:t>
+              <w:t xml:space="preserve">31</w:t>
             </w:r>
           </w:p>
         </w:tc>
@@ -2688,7 +2688,7 @@
                 <w:sz w:val="20"/>
                 <w:szCs w:val="20"/>
               </w:rPr>
-              <w:t xml:space="preserve">23.9%</w:t>
+              <w:t xml:space="preserve">22.5%</w:t>
             </w:r>
           </w:p>
         </w:tc>
@@ -2726,7 +2726,7 @@
                 <w:sz w:val="18"/>
                 <w:szCs w:val="18"/>
               </w:rPr>
-              <w:t xml:space="preserve"> 33件</w:t>
+              <w:t xml:space="preserve"> 31件</w:t>
             </w:r>
           </w:p>
         </w:tc>
@@ -3087,7 +3087,7 @@
                 <w:sz w:val="20"/>
                 <w:szCs w:val="20"/>
               </w:rPr>
-              <w:t xml:space="preserve">4</w:t>
+              <w:t xml:space="preserve">5</w:t>
             </w:r>
           </w:p>
         </w:tc>
@@ -3122,7 +3122,7 @@
                 <w:sz w:val="20"/>
                 <w:szCs w:val="20"/>
               </w:rPr>
-              <w:t xml:space="preserve">2.9%</w:t>
+              <w:t xml:space="preserve">3.6%</w:t>
             </w:r>
           </w:p>
         </w:tc>
@@ -3150,7 +3150,7 @@
                 <w:sz w:val="20"/>
                 <w:szCs w:val="20"/>
               </w:rPr>
-              <w:t xml:space="preserve">█</w:t>
+              <w:t xml:space="preserve">██</w:t>
             </w:r>
             <w:r>
               <w:rPr>
@@ -3159,7 +3159,7 @@
                 <w:sz w:val="18"/>
                 <w:szCs w:val="18"/>
               </w:rPr>
-              <w:t xml:space="preserve"> 4件</w:t>
+              <w:t xml:space="preserve"> 5件</w:t>
             </w:r>
           </w:p>
         </w:tc>
@@ -3809,7 +3809,7 @@
                 <w:sz w:val="20"/>
                 <w:szCs w:val="20"/>
               </w:rPr>
-              <w:t xml:space="preserve">6</w:t>
+              <w:t xml:space="preserve">7</w:t>
             </w:r>
           </w:p>
         </w:tc>
@@ -3844,7 +3844,7 @@
                 <w:sz w:val="20"/>
                 <w:szCs w:val="20"/>
               </w:rPr>
-              <w:t xml:space="preserve">4.3%</w:t>
+              <w:t xml:space="preserve">5.1%</w:t>
             </w:r>
           </w:p>
         </w:tc>
@@ -3882,7 +3882,7 @@
                 <w:sz w:val="18"/>
                 <w:szCs w:val="18"/>
               </w:rPr>
-              <w:t xml:space="preserve"> 6件</w:t>
+              <w:t xml:space="preserve"> 7件</w:t>
             </w:r>
           </w:p>
         </w:tc>
@@ -3958,7 +3958,7 @@
                 <w:sz w:val="24"/>
                 <w:szCs w:val="24"/>
               </w:rPr>
-              <w:t xml:space="preserve">100件（72.5%）</w:t>
+              <w:t xml:space="preserve">98件（71.0%）</w:t>
             </w:r>
           </w:p>
         </w:tc>
@@ -4009,7 +4009,7 @@
                 <w:sz w:val="24"/>
                 <w:szCs w:val="24"/>
               </w:rPr>
-              <w:t xml:space="preserve">22件（15.9%）</w:t>
+              <w:t xml:space="preserve">23件（16.7%）</w:t>
             </w:r>
           </w:p>
         </w:tc>
@@ -4060,7 +4060,7 @@
                 <w:sz w:val="24"/>
                 <w:szCs w:val="24"/>
               </w:rPr>
-              <w:t xml:space="preserve">16件（11.6%）</w:t>
+              <w:t xml:space="preserve">17件（12.3%）</w:t>
             </w:r>
           </w:p>
         </w:tc>
@@ -4334,7 +4334,7 @@
                 <w:sz w:val="20"/>
                 <w:szCs w:val="20"/>
               </w:rPr>
-              <w:t xml:space="preserve">「が改装中で提供された朝ごはん（お弁当）が残念でした」「立地だけのホテル 朝食ブュッフェが楽しめるというから選んだのに、改装工事ということでクッソ不味い弁当であしらわれた」</w:t>
+              <w:t xml:space="preserve">「ただし，今回は改装工事でカフェが利用出来ず、朝食もおにぎり弁当の一択で残念」「が改装中で提供された朝ごはん（お弁当）が残念でした」</w:t>
             </w:r>
           </w:p>
         </w:tc>
@@ -4438,7 +4438,7 @@
                 <w:sz w:val="20"/>
                 <w:szCs w:val="20"/>
               </w:rPr>
-              <w:t xml:space="preserve">「立地だけのホテル 朝食ブュッフェが楽しめるというから選んだのに、改装工事ということでクッソ不味い弁当であしらわれた」「２泊しましたが立地もよくご飯に困りませんでした」</w:t>
+              <w:t xml:space="preserve">「横浜市営地下鉄の駅が近く便利」「立地だけのホテル 朝食ブュッフェが楽しめるというから選んだのに、改装工事ということでクッソ不味い弁当であしらわれた」</w:t>
             </w:r>
           </w:p>
         </w:tc>
@@ -4545,7 +4545,7 @@
                 <w:sz w:val="20"/>
                 <w:szCs w:val="20"/>
               </w:rPr>
-              <w:t xml:space="preserve">「施設を良くするためのリニューアル工事は仕方ないにしても、対応が残念」「7時半のチェックアウトのとき、改装中の朝食のお弁当受け渡し業務のスタッフが5人ほどいましたが、完全にシカトで、感じ...」</w:t>
+              <w:t xml:space="preserve">「朝食弁当はまずいし、朝食がパン派の人は対応なし」「施設を良くするためのリニューアル工事は仕方ないにしても、対応が残念」</w:t>
             </w:r>
           </w:p>
         </w:tc>
@@ -4900,7 +4900,7 @@
           <w:sz w:val="21"/>
           <w:szCs w:val="21"/>
         </w:rPr>
-        <w:t xml:space="preserve">口コミの多数で「朝食」に関するポジティブな言及が見られ、コンフォートホテル横浜関内の最大の差別化要因となっています。が改装中で提供された朝ごはん（お弁当）が残念でしたといった声が多数寄せられています。</w:t>
+        <w:t xml:space="preserve">口コミの多数で「朝食」に関するポジティブな言及が見られ、コンフォートホテル横浜関内の最大の差別化要因となっています。ただし，今回は改装工事でカフェが利用出来ず、朝食もおにぎり弁当の一択で残念といった声が多数寄せられています。</w:t>
       </w:r>
     </w:p>
     <w:p>
@@ -4919,7 +4919,7 @@
           <w:sz w:val="21"/>
           <w:szCs w:val="21"/>
         </w:rPr>
-        <w:t xml:space="preserve">が改装中で提供された朝ごはん（お弁当）が残念でした</w:t>
+        <w:t xml:space="preserve">ただし，今回は改装工事でカフェが利用出来ず、朝食もおにぎり弁当の一択で残念</w:t>
       </w:r>
     </w:p>
     <w:p>
@@ -4938,7 +4938,7 @@
           <w:sz w:val="21"/>
           <w:szCs w:val="21"/>
         </w:rPr>
-        <w:t xml:space="preserve">立地だけのホテル 朝食ブュッフェが楽しめるというから選んだのに、改装工事ということでクッソ不味い弁当であしらわれた</w:t>
+        <w:t xml:space="preserve">が改装中で提供された朝ごはん（お弁当）が残念でした</w:t>
       </w:r>
     </w:p>
     <w:p>
@@ -4957,7 +4957,7 @@
           <w:sz w:val="21"/>
           <w:szCs w:val="21"/>
         </w:rPr>
-        <w:t xml:space="preserve">朝食が無料で大変助かりました 朝食が無料で大変助かりました</w:t>
+        <w:t xml:space="preserve">立地だけのホテル 朝食ブュッフェが楽しめるというから選んだのに、改装工事ということでクッソ不味い弁当であしらわれた</w:t>
       </w:r>
     </w:p>
     <w:p>
@@ -4994,7 +4994,7 @@
           <w:sz w:val="21"/>
           <w:szCs w:val="21"/>
         </w:rPr>
-        <w:t xml:space="preserve">立地・アクセスに関するポジティブな評価も多く寄せられています。「立地だけのホテル 朝食ブュッフェが楽しめるというから選んだのに、改装工事ということでクッソ不味い弁当であしらわれた」といったコメントが見られます。</w:t>
+        <w:t xml:space="preserve">立地・アクセスに関するポジティブな評価も多く寄せられています。「横浜市営地下鉄の駅が近く便利」といったコメントが見られます。</w:t>
       </w:r>
     </w:p>
     <w:p>
@@ -5299,7 +5299,7 @@
                 <w:sz w:val="20"/>
                 <w:szCs w:val="20"/>
               </w:rPr>
-              <w:t xml:space="preserve">が改装中で提供された朝ごはん（お弁当）が残念でした</w:t>
+              <w:t xml:space="preserve">ただし，今回は改装工事でカフェが利用出来ず、朝食もおにぎり弁当の一択で残念</w:t>
             </w:r>
           </w:p>
         </w:tc>
@@ -5333,7 +5333,7 @@
                 <w:sz w:val="20"/>
                 <w:szCs w:val="20"/>
               </w:rPr>
-              <w:t xml:space="preserve">重大・22件</w:t>
+              <w:t xml:space="preserve">重大・23件</w:t>
             </w:r>
           </w:p>
         </w:tc>
@@ -5821,7 +5821,7 @@
                 <w:sz w:val="20"/>
                 <w:szCs w:val="20"/>
               </w:rPr>
-              <w:t xml:space="preserve">エアコン・空調</w:t>
+              <w:t xml:space="preserve">設備の老朽化</w:t>
             </w:r>
           </w:p>
         </w:tc>
@@ -5855,7 +5855,7 @@
                 <w:sz w:val="20"/>
                 <w:szCs w:val="20"/>
               </w:rPr>
-              <w:t xml:space="preserve">La struttura è il classico business hotel con stanze picc...</w:t>
+              <w:t xml:space="preserve">ただホテル自体が年数が経ってるせいかちょっと古さ加減があったけど全然気にならない程度でした</w:t>
             </w:r>
           </w:p>
         </w:tc>
@@ -5889,7 +5889,7 @@
                 <w:sz w:val="20"/>
                 <w:szCs w:val="20"/>
               </w:rPr>
-              <w:t xml:space="preserve">中度・4件</w:t>
+              <w:t xml:space="preserve">中度・3件</w:t>
             </w:r>
           </w:p>
         </w:tc>
@@ -5960,7 +5960,7 @@
                 <w:sz w:val="20"/>
                 <w:szCs w:val="20"/>
               </w:rPr>
-              <w:t xml:space="preserve">設備の老朽化</w:t>
+              <w:t xml:space="preserve">朝食の改善要望</w:t>
             </w:r>
           </w:p>
         </w:tc>
@@ -5994,7 +5994,7 @@
                 <w:sz w:val="20"/>
                 <w:szCs w:val="20"/>
               </w:rPr>
-              <w:t xml:space="preserve">ただホテル自体が年数が経ってるせいかちょっと古さ加減があったけど全然気にならない程度でした</w:t>
+              <w:t xml:space="preserve">ビュッフェスタイルの朝食は廃止され、お弁当とおにぎりに置き換えられました。改装工事中で、一部は工事現場のようです。...</w:t>
             </w:r>
           </w:p>
         </w:tc>
@@ -6631,7 +6631,7 @@
           <w:sz w:val="22"/>
           <w:szCs w:val="22"/>
         </w:rPr>
-        <w:t xml:space="preserve">(3) 口コミ返信体制の構築</w:t>
+        <w:t xml:space="preserve">(3) 窓・採光環境の改善</w:t>
       </w:r>
     </w:p>
     <w:p>
@@ -6650,7 +6650,7 @@
           <w:sz w:val="21"/>
           <w:szCs w:val="21"/>
         </w:rPr>
-        <w:t xml:space="preserve">全サイトの口コミに48時間以内の返信を目標に設定</w:t>
+        <w:t xml:space="preserve">遮光カーテンとレースカーテンの品質見直し</w:t>
       </w:r>
     </w:p>
     <w:p>
@@ -6669,7 +6669,26 @@
           <w:sz w:val="21"/>
           <w:szCs w:val="21"/>
         </w:rPr>
-        <w:t xml:space="preserve">特に低評価レビューへのフォローアップ強化</w:t>
+        <w:t xml:space="preserve">窓の開閉可否に関する事前案内の徹底</w:t>
+      </w:r>
+    </w:p>
+    <w:p>
+      <w:pPr>
+        <w:pStyle w:val="ListParagraph"/>
+        <w:numPr>
+          <w:ilvl w:val="0"/>
+          <w:numId w:val="2"/>
+        </w:numPr>
+        <w:spacing w:after="80" w:line="300"/>
+      </w:pPr>
+      <w:r>
+        <w:rPr>
+          <w:rFonts w:ascii="Arial" w:cs="Arial" w:eastAsia="Arial" w:hAnsi="Arial"/>
+          <w:color w:val="333333"/>
+          <w:sz w:val="21"/>
+          <w:szCs w:val="21"/>
+        </w:rPr>
+        <w:t xml:space="preserve">採光の良い客室の優先割り当てルール整備</w:t>
       </w:r>
     </w:p>
     <w:p>
@@ -7172,7 +7191,7 @@
                 <w:sz w:val="20"/>
                 <w:szCs w:val="20"/>
               </w:rPr>
-              <w:t xml:space="preserve">7.65点</w:t>
+              <w:t xml:space="preserve">7.57点</w:t>
             </w:r>
           </w:p>
         </w:tc>
@@ -7206,7 +7225,7 @@
                 <w:sz w:val="20"/>
                 <w:szCs w:val="20"/>
               </w:rPr>
-              <w:t xml:space="preserve">8.2点以上</w:t>
+              <w:t xml:space="preserve">8.1点以上</w:t>
             </w:r>
           </w:p>
         </w:tc>
@@ -7312,7 +7331,7 @@
                 <w:sz w:val="20"/>
                 <w:szCs w:val="20"/>
               </w:rPr>
-              <w:t xml:space="preserve">72.5%</w:t>
+              <w:t xml:space="preserve">71.0%</w:t>
             </w:r>
           </w:p>
         </w:tc>
@@ -7347,7 +7366,7 @@
                 <w:sz w:val="20"/>
                 <w:szCs w:val="20"/>
               </w:rPr>
-              <w:t xml:space="preserve">78%以上</w:t>
+              <w:t xml:space="preserve">76%以上</w:t>
             </w:r>
           </w:p>
         </w:tc>
@@ -7452,7 +7471,7 @@
                 <w:sz w:val="20"/>
                 <w:szCs w:val="20"/>
               </w:rPr>
-              <w:t xml:space="preserve">11.6%</w:t>
+              <w:t xml:space="preserve">12.3%</w:t>
             </w:r>
           </w:p>
         </w:tc>
@@ -7872,7 +7891,7 @@
                 <w:sz w:val="20"/>
                 <w:szCs w:val="20"/>
               </w:rPr>
-              <w:t xml:space="preserve">約22件/期間</w:t>
+              <w:t xml:space="preserve">約23件/期間</w:t>
             </w:r>
           </w:p>
         </w:tc>
@@ -8003,7 +8022,43 @@
           <w:sz w:val="22"/>
           <w:szCs w:val="22"/>
         </w:rPr>
-        <w:t xml:space="preserve">[1] Booking.com / 8点 / 2026-03-17</w:t>
+        <w:t xml:space="preserve">[1] 楽天トラベル / 8点 / 2026-03-18</w:t>
+      </w:r>
+    </w:p>
+    <w:p>
+      <w:pPr>
+        <w:spacing w:after="120" w:line="320"/>
+        <w:jc w:val="left"/>
+      </w:pPr>
+      <w:r>
+        <w:rPr>
+          <w:rFonts w:ascii="Arial" w:cs="Arial" w:eastAsia="Arial" w:hAnsi="Arial"/>
+          <w:color w:val="333333"/>
+          <w:sz w:val="21"/>
+          <w:szCs w:val="21"/>
+        </w:rPr>
+        <w:t xml:space="preserve">最近の横浜方面出張時には良く利用。横浜市営地下鉄の駅が近く便利。個人的には特に、ライブラリー&amp;カフェが気に入っており、好きな本を選んで読んだりゆっくり過ごす事ができます。コンフォートホテルはベットの硬さも枕の高さも私には最適で睡眠アプリで熟睡度80%くらい(自宅でも70%なのに)。ただし，今回は改装工事でカフェが利用出来ず、朝食もおにぎり弁当の一択で残念！でも，来月もまた泊まります。</w:t>
+      </w:r>
+    </w:p>
+    <w:p>
+      <w:pPr>
+        <w:spacing w:after="60"/>
+      </w:pPr>
+    </w:p>
+    <w:p>
+      <w:pPr>
+        <w:spacing w:after="120" w:before="200"/>
+      </w:pPr>
+      <w:r>
+        <w:rPr>
+          <w:rFonts w:ascii="Arial" w:cs="Arial" w:eastAsia="Arial" w:hAnsi="Arial"/>
+          <w:b/>
+          <w:bCs/>
+          <w:color w:val="1B3A5C"/>
+          <w:sz w:val="22"/>
+          <w:szCs w:val="22"/>
+        </w:rPr>
+        <w:t xml:space="preserve">[2] Booking.com / 8点 / 2026-03-17</w:t>
       </w:r>
     </w:p>
     <w:p>
@@ -8065,7 +8120,7 @@
           <w:sz w:val="22"/>
           <w:szCs w:val="22"/>
         </w:rPr>
-        <w:t xml:space="preserve">[2] Trip.com / 9点 / 2026-03-17</w:t>
+        <w:t xml:space="preserve">[3] Trip.com / 9点 / 2026-03-17</w:t>
       </w:r>
     </w:p>
     <w:p>
@@ -8101,7 +8156,7 @@
           <w:sz w:val="22"/>
           <w:szCs w:val="22"/>
         </w:rPr>
-        <w:t xml:space="preserve">[3] 楽天トラベル / 8点 / 2026-03-17</w:t>
+        <w:t xml:space="preserve">[4] 楽天トラベル / 8点 / 2026-03-17</w:t>
       </w:r>
     </w:p>
     <w:p>
@@ -8137,7 +8192,7 @@
           <w:sz w:val="22"/>
           <w:szCs w:val="22"/>
         </w:rPr>
-        <w:t xml:space="preserve">[4] Trip.com / 9点 / 2026-03-16</w:t>
+        <w:t xml:space="preserve">[5] Trip.com / 9点 / 2026-03-16</w:t>
       </w:r>
     </w:p>
     <w:p>
@@ -8173,7 +8228,7 @@
           <w:sz w:val="22"/>
           <w:szCs w:val="22"/>
         </w:rPr>
-        <w:t xml:space="preserve">[5] じゃらん / 8点 / 2026-03-16</w:t>
+        <w:t xml:space="preserve">[6] Google / 2点 / 2026-03-17</w:t>
       </w:r>
     </w:p>
     <w:p>
@@ -8188,7 +8243,7 @@
           <w:sz w:val="21"/>
           <w:szCs w:val="21"/>
         </w:rPr>
-        <w:t xml:space="preserve">チェックイン前、後荷物を預かってくれたのがとても助かりました。  ２泊しましたが立地もよくご飯に困りませんでした。  また利用したいと思います。</w:t>
+        <w:t xml:space="preserve">立地だけのホテル 朝食ブュッフェが楽しめるというから選んだのに、改装工事ということでクッソ不味い弁当であしらわれた。  弁当の内容は、いつ作ったん？というご飯の固くなったおにぎり2個(シャケ･昆布)とちゃっちいおかず、スプーンひとさじくらいのポテサラ、2切れの漬け物、ひじき  これだけ。行かなきゃ良かった。 ホテル予約する時にそんな注意書き無かったよね？ ほんと宿泊代返して欲しいレベル。</w:t>
       </w:r>
     </w:p>
     <w:p>
@@ -8209,7 +8264,7 @@
           <w:sz w:val="22"/>
           <w:szCs w:val="22"/>
         </w:rPr>
-        <w:t xml:space="preserve">[6] Google / 2点 / 2026-03-17</w:t>
+        <w:t xml:space="preserve">[7] じゃらん / 2点 / 2026-03-17</w:t>
       </w:r>
     </w:p>
     <w:p>
@@ -8224,7 +8279,7 @@
           <w:sz w:val="21"/>
           <w:szCs w:val="21"/>
         </w:rPr>
-        <w:t xml:space="preserve">立地だけのホテル 朝食ブュッフェが楽しめるというから選んだのに、改装工事ということでクッソ不味い弁当であしらわれた。  弁当の内容は、いつ作ったん？というご飯の固くなったおにぎり2個(シャケ･昆布)とちゃっちいおかず、スプーンひとさじくらいのポテサラ、2切れの漬け物、ひじき  これだけ。行かなきゃ良かった。 ホテル予約する時にそんな注意書き無かったよね？ ほんと宿泊代返して欲しいレベル。</w:t>
+        <w:t xml:space="preserve">改修工事で通常のサービスが提供出来ない状態での営業なら、訳あり表示などでわかりやすく表示して欲しい。コーヒー1杯飲めないホテルなんて宿泊する価値ありません。朝食弁当はまずいし、朝食がパン派の人は対応なし。あれなら提供できませんとした方がよおのでは？とも思います。コンフォートを利用した事があったので、同等サービスを期待しての利用でした。このイメージダウンでコンフォートはもう使わないと思います。</w:t>
       </w:r>
     </w:p>
     <w:p>
@@ -8245,7 +8300,7 @@
           <w:sz w:val="22"/>
           <w:szCs w:val="22"/>
         </w:rPr>
-        <w:t xml:space="preserve">[7] Agoda / 5点 / 2026-03-16</w:t>
+        <w:t xml:space="preserve">[8] Agoda / 5点 / 2026-03-16</w:t>
       </w:r>
     </w:p>
     <w:p>
@@ -8281,7 +8336,7 @@
           <w:sz w:val="22"/>
           <w:szCs w:val="22"/>
         </w:rPr>
-        <w:t xml:space="preserve">[8] じゃらん / 6点 / 2026-03-16</w:t>
+        <w:t xml:space="preserve">[9] じゃらん / 6点 / 2026-03-16</w:t>
       </w:r>
     </w:p>
     <w:p>
@@ -8317,7 +8372,7 @@
           <w:sz w:val="22"/>
           <w:szCs w:val="22"/>
         </w:rPr>
-        <w:t xml:space="preserve">[9] Google / 6点 / 2026-03-15</w:t>
+        <w:t xml:space="preserve">[10] Google / 6点 / 2026-03-15</w:t>
       </w:r>
     </w:p>
     <w:p>
@@ -8333,42 +8388,6 @@
           <w:szCs w:val="21"/>
         </w:rPr>
         <w:t xml:space="preserve">改装中でごたついてはいましたが、客室に入れば静かで落ち着いて過ごせました。アメニティはビジネスホテルとしては普通だと思います。 Apple Payは使えませんでした。</w:t>
-      </w:r>
-    </w:p>
-    <w:p>
-      <w:pPr>
-        <w:spacing w:after="60"/>
-      </w:pPr>
-    </w:p>
-    <w:p>
-      <w:pPr>
-        <w:spacing w:after="120" w:before="200"/>
-      </w:pPr>
-      <w:r>
-        <w:rPr>
-          <w:rFonts w:ascii="Arial" w:cs="Arial" w:eastAsia="Arial" w:hAnsi="Arial"/>
-          <w:b/>
-          <w:bCs/>
-          <w:color w:val="1B3A5C"/>
-          <w:sz w:val="22"/>
-          <w:szCs w:val="22"/>
-        </w:rPr>
-        <w:t xml:space="preserve">[10] じゃらん / 4点 / 2026-03-15</w:t>
-      </w:r>
-    </w:p>
-    <w:p>
-      <w:pPr>
-        <w:spacing w:after="120" w:line="320"/>
-        <w:jc w:val="left"/>
-      </w:pPr>
-      <w:r>
-        <w:rPr>
-          <w:rFonts w:ascii="Arial" w:cs="Arial" w:eastAsia="Arial" w:hAnsi="Arial"/>
-          <w:color w:val="333333"/>
-          <w:sz w:val="21"/>
-          <w:szCs w:val="21"/>
-        </w:rPr>
-        <w:t xml:space="preserve">設備についてはビジネスホテルなのでガッカリすることもなく普通です、改装というのはわかっていて宿泊したので問題は感じませんでした。  ただ朝食のお弁当があの内容なら要らないからその分500円でも安くして欲しいわ。と思いました、栄養バランスも悪かった。</w:t>
       </w:r>
     </w:p>
     <w:p>
@@ -8433,7 +8452,7 @@
                 <w:sz w:val="21"/>
                 <w:szCs w:val="21"/>
               </w:rPr>
-              <w:t xml:space="preserve">コンフォートホテル横浜関内は、全体平均7.65点（10点換算）、高評価率72.5%という一定の顧客満足度を示しているホテルです。特に「朝食」「立地・アクセス」が多くのゲストから高く評価されています。</w:t>
+              <w:t xml:space="preserve">コンフォートホテル横浜関内は、全体平均7.57点（10点換算）、高評価率71.0%という一定の顧客満足度を示しているホテルです。特に「朝食」「立地・アクセス」が多くのゲストから高く評価されています。</w:t>
             </w:r>
           </w:p>
           <w:p>

--- a/納品レポート/ホテル別レポート/comfort_yokohama_kannai_口コミ分析改善レポート.docx
+++ b/納品レポート/ホテル別レポート/comfort_yokohama_kannai_口コミ分析改善レポート.docx
@@ -131,7 +131,7 @@
           <w:sz w:val="20"/>
           <w:szCs w:val="20"/>
         </w:rPr>
-        <w:t xml:space="preserve">作成日：2026年3月19日</w:t>
+        <w:t xml:space="preserve">作成日：2026年3月20日</w:t>
       </w:r>
     </w:p>
     <w:p>
@@ -261,7 +261,7 @@
                 <w:sz w:val="36"/>
                 <w:szCs w:val="36"/>
               </w:rPr>
-              <w:t xml:space="preserve">7.57</w:t>
+              <w:t xml:space="preserve">7.53</w:t>
             </w:r>
           </w:p>
         </w:tc>
@@ -310,7 +310,7 @@
                 <w:sz w:val="36"/>
                 <w:szCs w:val="36"/>
               </w:rPr>
-              <w:t xml:space="preserve">71.0%</w:t>
+              <w:t xml:space="preserve">70.3%</w:t>
             </w:r>
           </w:p>
         </w:tc>
@@ -359,7 +359,7 @@
                 <w:sz w:val="36"/>
                 <w:szCs w:val="36"/>
               </w:rPr>
-              <w:t xml:space="preserve">12.3%</w:t>
+              <w:t xml:space="preserve">13.0%</w:t>
             </w:r>
           </w:p>
         </w:tc>
@@ -448,7 +448,7 @@
           <w:sz w:val="21"/>
           <w:szCs w:val="21"/>
         </w:rPr>
-        <w:t xml:space="preserve">全体平均スコア7.57点（10点換算）は概ね標準的な水準であり、71.0%が高評価（8-10点）に分類されます。低評価（1-4点）は17件（12.3%）で、一定の改善課題があります。Trip.com（8.65点）で特に高い評価を獲得しています。</w:t>
+        <w:t xml:space="preserve">全体平均スコア7.53点（10点換算）は概ね標準的な水準であり、70.3%が高評価（8-10点）に分類されます。低評価（1-4点）は18件（13.0%）で、一定の改善課題があります。Trip.com（8.58点）で特に高い評価を獲得しています。</w:t>
       </w:r>
     </w:p>
     <w:p>
@@ -987,7 +987,7 @@
                 <w:sz w:val="20"/>
                 <w:szCs w:val="20"/>
               </w:rPr>
-              <w:t xml:space="preserve">20</w:t>
+              <w:t xml:space="preserve">19</w:t>
             </w:r>
           </w:p>
         </w:tc>
@@ -1021,7 +1021,7 @@
                 <w:sz w:val="20"/>
                 <w:szCs w:val="20"/>
               </w:rPr>
-              <w:t xml:space="preserve">8.65</w:t>
+              <w:t xml:space="preserve">8.58</w:t>
             </w:r>
           </w:p>
         </w:tc>
@@ -1089,7 +1089,7 @@
                 <w:sz w:val="20"/>
                 <w:szCs w:val="20"/>
               </w:rPr>
-              <w:t xml:space="preserve">8.65</w:t>
+              <w:t xml:space="preserve">8.58</w:t>
             </w:r>
           </w:p>
         </w:tc>
@@ -1716,7 +1716,7 @@
                 <w:sz w:val="20"/>
                 <w:szCs w:val="20"/>
               </w:rPr>
-              <w:t xml:space="preserve">31</w:t>
+              <w:t xml:space="preserve">32</w:t>
             </w:r>
           </w:p>
         </w:tc>
@@ -1751,7 +1751,7 @@
                 <w:sz w:val="20"/>
                 <w:szCs w:val="20"/>
               </w:rPr>
-              <w:t xml:space="preserve">7.42</w:t>
+              <w:t xml:space="preserve">7.31</w:t>
             </w:r>
           </w:p>
         </w:tc>
@@ -1821,7 +1821,7 @@
                 <w:sz w:val="20"/>
                 <w:szCs w:val="20"/>
               </w:rPr>
-              <w:t xml:space="preserve">7.42</w:t>
+              <w:t xml:space="preserve">7.31</w:t>
             </w:r>
           </w:p>
         </w:tc>
@@ -2418,7 +2418,7 @@
           <w:sz w:val="21"/>
           <w:szCs w:val="21"/>
         </w:rPr>
-        <w:t xml:space="preserve">評価分布は8点（42.0%）に最も多く、8点以上の高評価が71.0%を占めています。低評価（1-4点）は計17件（12.3%）です。</w:t>
+        <w:t xml:space="preserve">評価分布は8点（42.0%）に最も多く、8点以上の高評価が70.3%を占めています。低評価（1-4点）は計18件（13.0%）です。</w:t>
       </w:r>
     </w:p>
     <w:p>
@@ -2653,7 +2653,7 @@
                 <w:sz w:val="20"/>
                 <w:szCs w:val="20"/>
               </w:rPr>
-              <w:t xml:space="preserve">31</w:t>
+              <w:t xml:space="preserve">30</w:t>
             </w:r>
           </w:p>
         </w:tc>
@@ -2688,7 +2688,7 @@
                 <w:sz w:val="20"/>
                 <w:szCs w:val="20"/>
               </w:rPr>
-              <w:t xml:space="preserve">22.5%</w:t>
+              <w:t xml:space="preserve">21.7%</w:t>
             </w:r>
           </w:p>
         </w:tc>
@@ -2717,7 +2717,7 @@
                 <w:sz w:val="20"/>
                 <w:szCs w:val="20"/>
               </w:rPr>
-              <w:t xml:space="preserve">███████████</w:t>
+              <w:t xml:space="preserve">██████████</w:t>
             </w:r>
             <w:r>
               <w:rPr>
@@ -2726,7 +2726,7 @@
                 <w:sz w:val="18"/>
                 <w:szCs w:val="18"/>
               </w:rPr>
-              <w:t xml:space="preserve"> 31件</w:t>
+              <w:t xml:space="preserve"> 30件</w:t>
             </w:r>
           </w:p>
         </w:tc>
@@ -3520,7 +3520,7 @@
                 <w:sz w:val="20"/>
                 <w:szCs w:val="20"/>
               </w:rPr>
-              <w:t xml:space="preserve">9</w:t>
+              <w:t xml:space="preserve">10</w:t>
             </w:r>
           </w:p>
         </w:tc>
@@ -3555,7 +3555,7 @@
                 <w:sz w:val="20"/>
                 <w:szCs w:val="20"/>
               </w:rPr>
-              <w:t xml:space="preserve">6.5%</w:t>
+              <w:t xml:space="preserve">7.2%</w:t>
             </w:r>
           </w:p>
         </w:tc>
@@ -3593,7 +3593,7 @@
                 <w:sz w:val="18"/>
                 <w:szCs w:val="18"/>
               </w:rPr>
-              <w:t xml:space="preserve"> 9件</w:t>
+              <w:t xml:space="preserve"> 10件</w:t>
             </w:r>
           </w:p>
         </w:tc>
@@ -3958,7 +3958,7 @@
                 <w:sz w:val="24"/>
                 <w:szCs w:val="24"/>
               </w:rPr>
-              <w:t xml:space="preserve">98件（71.0%）</w:t>
+              <w:t xml:space="preserve">97件（70.3%）</w:t>
             </w:r>
           </w:p>
         </w:tc>
@@ -4060,7 +4060,7 @@
                 <w:sz w:val="24"/>
                 <w:szCs w:val="24"/>
               </w:rPr>
-              <w:t xml:space="preserve">17件（12.3%）</w:t>
+              <w:t xml:space="preserve">18件（13.0%）</w:t>
             </w:r>
           </w:p>
         </w:tc>
@@ -4334,7 +4334,7 @@
                 <w:sz w:val="20"/>
                 <w:szCs w:val="20"/>
               </w:rPr>
-              <w:t xml:space="preserve">「ただし，今回は改装工事でカフェが利用出来ず、朝食もおにぎり弁当の一択で残念」「が改装中で提供された朝ごはん（お弁当）が残念でした」</w:t>
+              <w:t xml:space="preserve">「朝食は、ビュッフェ形式でなかった」「ただし，今回は改装工事でカフェが利用出来ず、朝食もおにぎり弁当の一択で残念」</w:t>
             </w:r>
           </w:p>
         </w:tc>
@@ -4900,7 +4900,7 @@
           <w:sz w:val="21"/>
           <w:szCs w:val="21"/>
         </w:rPr>
-        <w:t xml:space="preserve">口コミの多数で「朝食」に関するポジティブな言及が見られ、コンフォートホテル横浜関内の最大の差別化要因となっています。ただし，今回は改装工事でカフェが利用出来ず、朝食もおにぎり弁当の一択で残念といった声が多数寄せられています。</w:t>
+        <w:t xml:space="preserve">口コミの多数で「朝食」に関するポジティブな言及が見られ、コンフォートホテル横浜関内の最大の差別化要因となっています。朝食は、ビュッフェ形式でなかったといった声が多数寄せられています。</w:t>
       </w:r>
     </w:p>
     <w:p>
@@ -4919,7 +4919,7 @@
           <w:sz w:val="21"/>
           <w:szCs w:val="21"/>
         </w:rPr>
-        <w:t xml:space="preserve">ただし，今回は改装工事でカフェが利用出来ず、朝食もおにぎり弁当の一択で残念</w:t>
+        <w:t xml:space="preserve">朝食は、ビュッフェ形式でなかった</w:t>
       </w:r>
     </w:p>
     <w:p>
@@ -4938,7 +4938,7 @@
           <w:sz w:val="21"/>
           <w:szCs w:val="21"/>
         </w:rPr>
-        <w:t xml:space="preserve">が改装中で提供された朝ごはん（お弁当）が残念でした</w:t>
+        <w:t xml:space="preserve">ただし，今回は改装工事でカフェが利用出来ず、朝食もおにぎり弁当の一択で残念</w:t>
       </w:r>
     </w:p>
     <w:p>
@@ -4957,7 +4957,7 @@
           <w:sz w:val="21"/>
           <w:szCs w:val="21"/>
         </w:rPr>
-        <w:t xml:space="preserve">立地だけのホテル 朝食ブュッフェが楽しめるというから選んだのに、改装工事ということでクッソ不味い弁当であしらわれた</w:t>
+        <w:t xml:space="preserve">が改装中で提供された朝ごはん（お弁当）が残念でした</w:t>
       </w:r>
     </w:p>
     <w:p>
@@ -7191,7 +7191,7 @@
                 <w:sz w:val="20"/>
                 <w:szCs w:val="20"/>
               </w:rPr>
-              <w:t xml:space="preserve">7.57点</w:t>
+              <w:t xml:space="preserve">7.53点</w:t>
             </w:r>
           </w:p>
         </w:tc>
@@ -7225,7 +7225,7 @@
                 <w:sz w:val="20"/>
                 <w:szCs w:val="20"/>
               </w:rPr>
-              <w:t xml:space="preserve">8.1点以上</w:t>
+              <w:t xml:space="preserve">8.0点以上</w:t>
             </w:r>
           </w:p>
         </w:tc>
@@ -7331,7 +7331,7 @@
                 <w:sz w:val="20"/>
                 <w:szCs w:val="20"/>
               </w:rPr>
-              <w:t xml:space="preserve">71.0%</w:t>
+              <w:t xml:space="preserve">70.3%</w:t>
             </w:r>
           </w:p>
         </w:tc>
@@ -7366,7 +7366,7 @@
                 <w:sz w:val="20"/>
                 <w:szCs w:val="20"/>
               </w:rPr>
-              <w:t xml:space="preserve">76%以上</w:t>
+              <w:t xml:space="preserve">75%以上</w:t>
             </w:r>
           </w:p>
         </w:tc>
@@ -7471,7 +7471,7 @@
                 <w:sz w:val="20"/>
                 <w:szCs w:val="20"/>
               </w:rPr>
-              <w:t xml:space="preserve">12.3%</w:t>
+              <w:t xml:space="preserve">13.0%</w:t>
             </w:r>
           </w:p>
         </w:tc>
@@ -7505,7 +7505,7 @@
                 <w:sz w:val="20"/>
                 <w:szCs w:val="20"/>
               </w:rPr>
-              <w:t xml:space="preserve">7%以下</w:t>
+              <w:t xml:space="preserve">8%以下</w:t>
             </w:r>
           </w:p>
         </w:tc>
@@ -8228,7 +8228,7 @@
           <w:sz w:val="22"/>
           <w:szCs w:val="22"/>
         </w:rPr>
-        <w:t xml:space="preserve">[6] Google / 2点 / 2026-03-17</w:t>
+        <w:t xml:space="preserve">[6] Booking.com / 4点 / 2026-03-19</w:t>
       </w:r>
     </w:p>
     <w:p>
@@ -8236,6 +8236,17 @@
         <w:spacing w:after="120" w:line="320"/>
         <w:jc w:val="left"/>
       </w:pPr>
+      <w:r>
+        <w:rPr>
+          <w:rFonts w:ascii="Arial" w:cs="Arial" w:eastAsia="Arial" w:hAnsi="Arial"/>
+          <w:b/>
+          <w:bCs/>
+          <w:color w:val="C0392B"/>
+          <w:sz w:val="21"/>
+          <w:szCs w:val="21"/>
+        </w:rPr>
+        <w:t xml:space="preserve">【改善点】</w:t>
+      </w:r>
       <w:r>
         <w:rPr>
           <w:rFonts w:ascii="Arial" w:cs="Arial" w:eastAsia="Arial" w:hAnsi="Arial"/>
@@ -8243,7 +8254,7 @@
           <w:sz w:val="21"/>
           <w:szCs w:val="21"/>
         </w:rPr>
-        <w:t xml:space="preserve">立地だけのホテル 朝食ブュッフェが楽しめるというから選んだのに、改装工事ということでクッソ不味い弁当であしらわれた。  弁当の内容は、いつ作ったん？というご飯の固くなったおにぎり2個(シャケ･昆布)とちゃっちいおかず、スプーンひとさじくらいのポテサラ、2切れの漬け物、ひじき  これだけ。行かなきゃ良かった。 ホテル予約する時にそんな注意書き無かったよね？ ほんと宿泊代返して欲しいレベル。</w:t>
+        <w:t xml:space="preserve">朝食は、ビュッフェ形式でなかった。</w:t>
       </w:r>
     </w:p>
     <w:p>
@@ -8264,7 +8275,7 @@
           <w:sz w:val="22"/>
           <w:szCs w:val="22"/>
         </w:rPr>
-        <w:t xml:space="preserve">[7] じゃらん / 2点 / 2026-03-17</w:t>
+        <w:t xml:space="preserve">[7] Google / 2点 / 2026-03-17</w:t>
       </w:r>
     </w:p>
     <w:p>
@@ -8279,7 +8290,7 @@
           <w:sz w:val="21"/>
           <w:szCs w:val="21"/>
         </w:rPr>
-        <w:t xml:space="preserve">改修工事で通常のサービスが提供出来ない状態での営業なら、訳あり表示などでわかりやすく表示して欲しい。コーヒー1杯飲めないホテルなんて宿泊する価値ありません。朝食弁当はまずいし、朝食がパン派の人は対応なし。あれなら提供できませんとした方がよおのでは？とも思います。コンフォートを利用した事があったので、同等サービスを期待しての利用でした。このイメージダウンでコンフォートはもう使わないと思います。</w:t>
+        <w:t xml:space="preserve">立地だけのホテル 朝食ブュッフェが楽しめるというから選んだのに、改装工事ということでクッソ不味い弁当であしらわれた。  弁当の内容は、いつ作ったん？というご飯の固くなったおにぎり2個(シャケ･昆布)とちゃっちいおかず、スプーンひとさじくらいのポテサラ、2切れの漬け物、ひじき  これだけ。行かなきゃ良かった。 ホテル予約する時にそんな注意書き無かったよね？ ほんと宿泊代返して欲しいレベル。</w:t>
       </w:r>
     </w:p>
     <w:p>
@@ -8300,7 +8311,7 @@
           <w:sz w:val="22"/>
           <w:szCs w:val="22"/>
         </w:rPr>
-        <w:t xml:space="preserve">[8] Agoda / 5点 / 2026-03-16</w:t>
+        <w:t xml:space="preserve">[8] じゃらん / 2点 / 2026-03-17</w:t>
       </w:r>
     </w:p>
     <w:p>
@@ -8315,7 +8326,7 @@
           <w:sz w:val="21"/>
           <w:szCs w:val="21"/>
         </w:rPr>
-        <w:t xml:space="preserve">ホテルが改装しているのを知らないで 宿泊をしたので、楽しみにしていた朝食のスムージーが飲めなくて残念でした。</w:t>
+        <w:t xml:space="preserve">改修工事で通常のサービスが提供出来ない状態での営業なら、訳あり表示などでわかりやすく表示して欲しい。コーヒー1杯飲めないホテルなんて宿泊する価値ありません。朝食弁当はまずいし、朝食がパン派の人は対応なし。あれなら提供できませんとした方がよおのでは？とも思います。コンフォートを利用した事があったので、同等サービスを期待しての利用でした。このイメージダウンでコンフォートはもう使わないと思います。</w:t>
       </w:r>
     </w:p>
     <w:p>
@@ -8336,7 +8347,7 @@
           <w:sz w:val="22"/>
           <w:szCs w:val="22"/>
         </w:rPr>
-        <w:t xml:space="preserve">[9] じゃらん / 6点 / 2026-03-16</w:t>
+        <w:t xml:space="preserve">[9] Agoda / 5点 / 2026-03-16</w:t>
       </w:r>
     </w:p>
     <w:p>
@@ -8351,7 +8362,7 @@
           <w:sz w:val="21"/>
           <w:szCs w:val="21"/>
         </w:rPr>
-        <w:t xml:space="preserve">朝食バイキングを楽しみにしていたら、まさかの弁当支給。  彩なんてない、冷え切った硬いおにぎり二つ、小さな唐揚げ二つ、薄い卵焼き一枚。飲み物はオレンジ、アップル、野菜生活から選べたけども、非常に残念。パン派もいるだろう。温かい食事を楽しみにしていた人もいるただろう。金券渡してもらって近くのコンビニで買った方がうんと美味しい食事が食べれたと思う。施設を良くするためのリニューアル工事は仕方ないに...</w:t>
+        <w:t xml:space="preserve">ホテルが改装しているのを知らないで 宿泊をしたので、楽しみにしていた朝食のスムージーが飲めなくて残念でした。</w:t>
       </w:r>
     </w:p>
     <w:p>
@@ -8372,7 +8383,7 @@
           <w:sz w:val="22"/>
           <w:szCs w:val="22"/>
         </w:rPr>
-        <w:t xml:space="preserve">[10] Google / 6点 / 2026-03-15</w:t>
+        <w:t xml:space="preserve">[10] じゃらん / 6点 / 2026-03-16</w:t>
       </w:r>
     </w:p>
     <w:p>
@@ -8387,7 +8398,7 @@
           <w:sz w:val="21"/>
           <w:szCs w:val="21"/>
         </w:rPr>
-        <w:t xml:space="preserve">改装中でごたついてはいましたが、客室に入れば静かで落ち着いて過ごせました。アメニティはビジネスホテルとしては普通だと思います。 Apple Payは使えませんでした。</w:t>
+        <w:t xml:space="preserve">朝食バイキングを楽しみにしていたら、まさかの弁当支給。  彩なんてない、冷え切った硬いおにぎり二つ、小さな唐揚げ二つ、薄い卵焼き一枚。飲み物はオレンジ、アップル、野菜生活から選べたけども、非常に残念。パン派もいるだろう。温かい食事を楽しみにしていた人もいるただろう。金券渡してもらって近くのコンビニで買った方がうんと美味しい食事が食べれたと思う。施設を良くするためのリニューアル工事は仕方ないに...</w:t>
       </w:r>
     </w:p>
     <w:p>
@@ -8452,7 +8463,7 @@
                 <w:sz w:val="21"/>
                 <w:szCs w:val="21"/>
               </w:rPr>
-              <w:t xml:space="preserve">コンフォートホテル横浜関内は、全体平均7.57点（10点換算）、高評価率71.0%という一定の顧客満足度を示しているホテルです。特に「朝食」「立地・アクセス」が多くのゲストから高く評価されています。</w:t>
+              <w:t xml:space="preserve">コンフォートホテル横浜関内は、全体平均7.53点（10点換算）、高評価率70.3%という一定の顧客満足度を示しているホテルです。特に「朝食」「立地・アクセス」が多くのゲストから高く評価されています。</w:t>
             </w:r>
           </w:p>
           <w:p>

--- a/納品レポート/ホテル別レポート/comfort_yokohama_kannai_口コミ分析改善レポート.docx
+++ b/納品レポート/ホテル別レポート/comfort_yokohama_kannai_口コミ分析改善レポート.docx
@@ -96,7 +96,7 @@
           <w:sz w:val="22"/>
           <w:szCs w:val="22"/>
         </w:rPr>
-        <w:t xml:space="preserve">レビュー総数：138件（6サイト）</w:t>
+        <w:t xml:space="preserve">レビュー総数：141件（6サイト）</w:t>
       </w:r>
     </w:p>
     <w:p>
@@ -131,7 +131,7 @@
           <w:sz w:val="20"/>
           <w:szCs w:val="20"/>
         </w:rPr>
-        <w:t xml:space="preserve">作成日：2026年3月20日</w:t>
+        <w:t xml:space="preserve">作成日：2026年3月21日</w:t>
       </w:r>
     </w:p>
     <w:p>
@@ -189,7 +189,7 @@
           <w:sz w:val="21"/>
           <w:szCs w:val="21"/>
         </w:rPr>
-        <w:t xml:space="preserve">2026年2月〜3月に各OTAサイト・口コミサイトに投稿された138件のレビューを包括的に分析しました。以下が主要な発見事項です。</w:t>
+        <w:t xml:space="preserve">2026年2月〜3月に各OTAサイト・口コミサイトに投稿された141件のレビューを包括的に分析しました。以下が主要な発見事項です。</w:t>
       </w:r>
     </w:p>
     <w:p>
@@ -261,7 +261,7 @@
                 <w:sz w:val="36"/>
                 <w:szCs w:val="36"/>
               </w:rPr>
-              <w:t xml:space="preserve">7.53</w:t>
+              <w:t xml:space="preserve">7.46</w:t>
             </w:r>
           </w:p>
         </w:tc>
@@ -310,7 +310,7 @@
                 <w:sz w:val="36"/>
                 <w:szCs w:val="36"/>
               </w:rPr>
-              <w:t xml:space="preserve">70.3%</w:t>
+              <w:t xml:space="preserve">69.5%</w:t>
             </w:r>
           </w:p>
         </w:tc>
@@ -359,7 +359,7 @@
                 <w:sz w:val="36"/>
                 <w:szCs w:val="36"/>
               </w:rPr>
-              <w:t xml:space="preserve">13.0%</w:t>
+              <w:t xml:space="preserve">13.5%</w:t>
             </w:r>
           </w:p>
         </w:tc>
@@ -408,7 +408,7 @@
                 <w:sz w:val="36"/>
                 <w:szCs w:val="36"/>
               </w:rPr>
-              <w:t xml:space="preserve">138件</w:t>
+              <w:t xml:space="preserve">141件</w:t>
             </w:r>
           </w:p>
         </w:tc>
@@ -448,7 +448,7 @@
           <w:sz w:val="21"/>
           <w:szCs w:val="21"/>
         </w:rPr>
-        <w:t xml:space="preserve">全体平均スコア7.53点（10点換算）は概ね標準的な水準であり、70.3%が高評価（8-10点）に分類されます。低評価（1-4点）は18件（13.0%）で、一定の改善課題があります。Trip.com（8.58点）で特に高い評価を獲得しています。</w:t>
+        <w:t xml:space="preserve">全体平均スコア7.46点（10点換算）は概ね標準的な水準であり、69.5%が高評価（8-10点）に分類されます。低評価（1-4点）は19件（13.5%）で、一定の改善課題があります。Trip.com（8.42点）で特に高い評価を獲得しています。</w:t>
       </w:r>
     </w:p>
     <w:p>
@@ -567,7 +567,7 @@
                 <w:sz w:val="20"/>
                 <w:szCs w:val="20"/>
               </w:rPr>
-              <w:t xml:space="preserve">対応・サービスの不満（23件）、部屋の狭さ（8件）、浴室・水回り（7件）、防音性能（5件）</w:t>
+              <w:t xml:space="preserve">対応・サービスの不満（24件）、部屋の狭さ（9件）、防音性能（7件）、浴室・水回り（6件）</w:t>
             </w:r>
           </w:p>
           <w:p>
@@ -1021,7 +1021,7 @@
                 <w:sz w:val="20"/>
                 <w:szCs w:val="20"/>
               </w:rPr>
-              <w:t xml:space="preserve">8.58</w:t>
+              <w:t xml:space="preserve">8.42</w:t>
             </w:r>
           </w:p>
         </w:tc>
@@ -1089,7 +1089,7 @@
                 <w:sz w:val="20"/>
                 <w:szCs w:val="20"/>
               </w:rPr>
-              <w:t xml:space="preserve">8.58</w:t>
+              <w:t xml:space="preserve">8.42</w:t>
             </w:r>
           </w:p>
         </w:tc>
@@ -1229,7 +1229,7 @@
                 <w:sz w:val="20"/>
                 <w:szCs w:val="20"/>
               </w:rPr>
-              <w:t xml:space="preserve">39</w:t>
+              <w:t xml:space="preserve">41</w:t>
             </w:r>
           </w:p>
         </w:tc>
@@ -1264,7 +1264,7 @@
                 <w:sz w:val="20"/>
                 <w:szCs w:val="20"/>
               </w:rPr>
-              <w:t xml:space="preserve">3.92</w:t>
+              <w:t xml:space="preserve">3.78</w:t>
             </w:r>
           </w:p>
         </w:tc>
@@ -1334,7 +1334,7 @@
                 <w:sz w:val="20"/>
                 <w:szCs w:val="20"/>
               </w:rPr>
-              <w:t xml:space="preserve">7.85</w:t>
+              <w:t xml:space="preserve">7.56</w:t>
             </w:r>
           </w:p>
         </w:tc>
@@ -1716,7 +1716,7 @@
                 <w:sz w:val="20"/>
                 <w:szCs w:val="20"/>
               </w:rPr>
-              <w:t xml:space="preserve">32</w:t>
+              <w:t xml:space="preserve">31</w:t>
             </w:r>
           </w:p>
         </w:tc>
@@ -1751,7 +1751,7 @@
                 <w:sz w:val="20"/>
                 <w:szCs w:val="20"/>
               </w:rPr>
-              <w:t xml:space="preserve">7.31</w:t>
+              <w:t xml:space="preserve">7.42</w:t>
             </w:r>
           </w:p>
         </w:tc>
@@ -1821,7 +1821,7 @@
                 <w:sz w:val="20"/>
                 <w:szCs w:val="20"/>
               </w:rPr>
-              <w:t xml:space="preserve">7.31</w:t>
+              <w:t xml:space="preserve">7.42</w:t>
             </w:r>
           </w:p>
         </w:tc>
@@ -2203,7 +2203,7 @@
                 <w:sz w:val="20"/>
                 <w:szCs w:val="20"/>
               </w:rPr>
-              <w:t xml:space="preserve">13</w:t>
+              <w:t xml:space="preserve">15</w:t>
             </w:r>
           </w:p>
         </w:tc>
@@ -2238,7 +2238,7 @@
                 <w:sz w:val="20"/>
                 <w:szCs w:val="20"/>
               </w:rPr>
-              <w:t xml:space="preserve">3.31</w:t>
+              <w:t xml:space="preserve">3.4</w:t>
             </w:r>
           </w:p>
         </w:tc>
@@ -2308,7 +2308,7 @@
                 <w:sz w:val="20"/>
                 <w:szCs w:val="20"/>
               </w:rPr>
-              <w:t xml:space="preserve">6.62</w:t>
+              <w:t xml:space="preserve">6.8</w:t>
             </w:r>
           </w:p>
         </w:tc>
@@ -2418,7 +2418,7 @@
           <w:sz w:val="21"/>
           <w:szCs w:val="21"/>
         </w:rPr>
-        <w:t xml:space="preserve">評価分布は8点（42.0%）に最も多く、8点以上の高評価が70.3%を占めています。低評価（1-4点）は計18件（13.0%）です。</w:t>
+        <w:t xml:space="preserve">評価分布は8点（42.6%）に最も多く、8点以上の高評価が69.5%を占めています。低評価（1-4点）は計19件（13.5%）です。</w:t>
       </w:r>
     </w:p>
     <w:p>
@@ -2688,7 +2688,7 @@
                 <w:sz w:val="20"/>
                 <w:szCs w:val="20"/>
               </w:rPr>
-              <w:t xml:space="preserve">21.7%</w:t>
+              <w:t xml:space="preserve">21.3%</w:t>
             </w:r>
           </w:p>
         </w:tc>
@@ -2798,7 +2798,7 @@
                 <w:sz w:val="20"/>
                 <w:szCs w:val="20"/>
               </w:rPr>
-              <w:t xml:space="preserve">9</w:t>
+              <w:t xml:space="preserve">8</w:t>
             </w:r>
           </w:p>
         </w:tc>
@@ -2833,7 +2833,7 @@
                 <w:sz w:val="20"/>
                 <w:szCs w:val="20"/>
               </w:rPr>
-              <w:t xml:space="preserve">6.5%</w:t>
+              <w:t xml:space="preserve">5.7%</w:t>
             </w:r>
           </w:p>
         </w:tc>
@@ -2870,7 +2870,7 @@
                 <w:sz w:val="18"/>
                 <w:szCs w:val="18"/>
               </w:rPr>
-              <w:t xml:space="preserve"> 9件</w:t>
+              <w:t xml:space="preserve"> 8件</w:t>
             </w:r>
           </w:p>
         </w:tc>
@@ -2942,7 +2942,7 @@
                 <w:sz w:val="20"/>
                 <w:szCs w:val="20"/>
               </w:rPr>
-              <w:t xml:space="preserve">58</w:t>
+              <w:t xml:space="preserve">60</w:t>
             </w:r>
           </w:p>
         </w:tc>
@@ -2977,7 +2977,7 @@
                 <w:sz w:val="20"/>
                 <w:szCs w:val="20"/>
               </w:rPr>
-              <w:t xml:space="preserve">42.0%</w:t>
+              <w:t xml:space="preserve">42.6%</w:t>
             </w:r>
           </w:p>
         </w:tc>
@@ -3015,7 +3015,7 @@
                 <w:sz w:val="18"/>
                 <w:szCs w:val="18"/>
               </w:rPr>
-              <w:t xml:space="preserve"> 58件</w:t>
+              <w:t xml:space="preserve"> 60件</w:t>
             </w:r>
           </w:p>
         </w:tc>
@@ -3122,7 +3122,7 @@
                 <w:sz w:val="20"/>
                 <w:szCs w:val="20"/>
               </w:rPr>
-              <w:t xml:space="preserve">3.6%</w:t>
+              <w:t xml:space="preserve">3.5%</w:t>
             </w:r>
           </w:p>
         </w:tc>
@@ -3231,7 +3231,7 @@
                 <w:sz w:val="20"/>
                 <w:szCs w:val="20"/>
               </w:rPr>
-              <w:t xml:space="preserve">12</w:t>
+              <w:t xml:space="preserve">13</w:t>
             </w:r>
           </w:p>
         </w:tc>
@@ -3266,7 +3266,7 @@
                 <w:sz w:val="20"/>
                 <w:szCs w:val="20"/>
               </w:rPr>
-              <w:t xml:space="preserve">8.7%</w:t>
+              <w:t xml:space="preserve">9.2%</w:t>
             </w:r>
           </w:p>
         </w:tc>
@@ -3304,7 +3304,7 @@
                 <w:sz w:val="18"/>
                 <w:szCs w:val="18"/>
               </w:rPr>
-              <w:t xml:space="preserve"> 12件</w:t>
+              <w:t xml:space="preserve"> 13件</w:t>
             </w:r>
           </w:p>
         </w:tc>
@@ -3520,7 +3520,7 @@
                 <w:sz w:val="20"/>
                 <w:szCs w:val="20"/>
               </w:rPr>
-              <w:t xml:space="preserve">10</w:t>
+              <w:t xml:space="preserve">9</w:t>
             </w:r>
           </w:p>
         </w:tc>
@@ -3555,7 +3555,7 @@
                 <w:sz w:val="20"/>
                 <w:szCs w:val="20"/>
               </w:rPr>
-              <w:t xml:space="preserve">7.2%</w:t>
+              <w:t xml:space="preserve">6.4%</w:t>
             </w:r>
           </w:p>
         </w:tc>
@@ -3593,7 +3593,7 @@
                 <w:sz w:val="18"/>
                 <w:szCs w:val="18"/>
               </w:rPr>
-              <w:t xml:space="preserve"> 10件</w:t>
+              <w:t xml:space="preserve"> 9件</w:t>
             </w:r>
           </w:p>
         </w:tc>
@@ -3809,7 +3809,7 @@
                 <w:sz w:val="20"/>
                 <w:szCs w:val="20"/>
               </w:rPr>
-              <w:t xml:space="preserve">7</w:t>
+              <w:t xml:space="preserve">9</w:t>
             </w:r>
           </w:p>
         </w:tc>
@@ -3844,7 +3844,7 @@
                 <w:sz w:val="20"/>
                 <w:szCs w:val="20"/>
               </w:rPr>
-              <w:t xml:space="preserve">5.1%</w:t>
+              <w:t xml:space="preserve">6.4%</w:t>
             </w:r>
           </w:p>
         </w:tc>
@@ -3873,7 +3873,7 @@
                 <w:sz w:val="20"/>
                 <w:szCs w:val="20"/>
               </w:rPr>
-              <w:t xml:space="preserve">██</w:t>
+              <w:t xml:space="preserve">███</w:t>
             </w:r>
             <w:r>
               <w:rPr>
@@ -3882,7 +3882,7 @@
                 <w:sz w:val="18"/>
                 <w:szCs w:val="18"/>
               </w:rPr>
-              <w:t xml:space="preserve"> 7件</w:t>
+              <w:t xml:space="preserve"> 9件</w:t>
             </w:r>
           </w:p>
         </w:tc>
@@ -3958,7 +3958,7 @@
                 <w:sz w:val="24"/>
                 <w:szCs w:val="24"/>
               </w:rPr>
-              <w:t xml:space="preserve">97件（70.3%）</w:t>
+              <w:t xml:space="preserve">98件（69.5%）</w:t>
             </w:r>
           </w:p>
         </w:tc>
@@ -4009,7 +4009,7 @@
                 <w:sz w:val="24"/>
                 <w:szCs w:val="24"/>
               </w:rPr>
-              <w:t xml:space="preserve">23件（16.7%）</w:t>
+              <w:t xml:space="preserve">24件（17.0%）</w:t>
             </w:r>
           </w:p>
         </w:tc>
@@ -4060,7 +4060,7 @@
                 <w:sz w:val="24"/>
                 <w:szCs w:val="24"/>
               </w:rPr>
-              <w:t xml:space="preserve">18件（13.0%）</w:t>
+              <w:t xml:space="preserve">19件（13.5%）</w:t>
             </w:r>
           </w:p>
         </w:tc>
@@ -4334,7 +4334,7 @@
                 <w:sz w:val="20"/>
                 <w:szCs w:val="20"/>
               </w:rPr>
-              <w:t xml:space="preserve">「朝食は、ビュッフェ形式でなかった」「ただし，今回は改装工事でカフェが利用出来ず、朝食もおにぎり弁当の一択で残念」</w:t>
+              <w:t xml:space="preserve">「予約時に見落としていたこちらのミスかもしれないが、内装工事しており、その関係で音がうるさく、朝食も弁当だった」「改装中のため朝食がお弁当のため味気ない為ショックだった」</w:t>
             </w:r>
           </w:p>
         </w:tc>
@@ -4438,7 +4438,7 @@
                 <w:sz w:val="20"/>
                 <w:szCs w:val="20"/>
               </w:rPr>
-              <w:t xml:space="preserve">「横浜市営地下鉄の駅が近く便利」「立地だけのホテル 朝食ブュッフェが楽しめるというから選んだのに、改装工事ということでクッソ不味い弁当であしらわれた」</w:t>
+              <w:t xml:space="preserve">「立地もいいですし、客層もまずまず」「さらに駅近で便利な立地です」</w:t>
             </w:r>
           </w:p>
         </w:tc>
@@ -4545,7 +4545,7 @@
                 <w:sz w:val="20"/>
                 <w:szCs w:val="20"/>
               </w:rPr>
-              <w:t xml:space="preserve">「朝食弁当はまずいし、朝食がパン派の人は対応なし」「施設を良くするためのリニューアル工事は仕方ないにしても、対応が残念」</w:t>
+              <w:t xml:space="preserve">「部屋は狭めで設備も古いが、スタッフの応対も丁寧でウェルカムドリンクもあります」「朝食弁当はまずいし、朝食がパン派の人は対応なし」</w:t>
             </w:r>
           </w:p>
         </w:tc>
@@ -4649,7 +4649,7 @@
                 <w:sz w:val="20"/>
                 <w:szCs w:val="20"/>
               </w:rPr>
-              <w:t xml:space="preserve">「連泊なのにお部屋の清掃入られたことに驚きました」「ただリニューアル中なのでお部屋も綺麗になりつつあり好感」</w:t>
+              <w:t xml:space="preserve">「7,000円で朝食ビュッフェ付きは格安かと思います また6:30から朝食可能でしたので、出発まで時間ない人はおすす...」「連泊なのにお部屋の清掃入られたことに驚きました」</w:t>
             </w:r>
           </w:p>
         </w:tc>
@@ -4756,7 +4756,7 @@
                 <w:sz w:val="20"/>
                 <w:szCs w:val="20"/>
               </w:rPr>
-              <w:t xml:space="preserve">「Prezzo non adeguato このホテルは、小さめながら快適な客室を備えた典型的なビジネスホテルです」「アメニティはビジネスホテルとしては普通だと思います」</w:t>
+              <w:t xml:space="preserve">「部屋は狭めで設備も古いが、スタッフの応対も丁寧でウェルカムドリンクもあります」「7,000円で朝食ビュッフェ付きは格安かと思います また6:30から朝食可能でしたので、出発まで時間ない人はおすす...」</w:t>
             </w:r>
           </w:p>
         </w:tc>
@@ -4860,7 +4860,7 @@
                 <w:sz w:val="20"/>
                 <w:szCs w:val="20"/>
               </w:rPr>
-              <w:t xml:space="preserve">「m(_ _)m レストラン」「レストラン工事でお弁当だったのが残念」</w:t>
+              <w:t xml:space="preserve">「道向かいにコンビニがあり、近隣に美味しい飲食店も多く、中華街や赤レンガ等の観光地まで徒歩圏内」「m(_ _)m レストラン」</w:t>
             </w:r>
           </w:p>
         </w:tc>
@@ -4900,7 +4900,7 @@
           <w:sz w:val="21"/>
           <w:szCs w:val="21"/>
         </w:rPr>
-        <w:t xml:space="preserve">口コミの多数で「朝食」に関するポジティブな言及が見られ、コンフォートホテル横浜関内の最大の差別化要因となっています。朝食は、ビュッフェ形式でなかったといった声が多数寄せられています。</w:t>
+        <w:t xml:space="preserve">口コミの多数で「朝食」に関するポジティブな言及が見られ、コンフォートホテル横浜関内の最大の差別化要因となっています。予約時に見落としていたこちらのミスかもしれないが、内装工事しており、その関係で音がうるさく、朝食も弁当だったといった声が多数寄せられています。</w:t>
       </w:r>
     </w:p>
     <w:p>
@@ -4919,7 +4919,7 @@
           <w:sz w:val="21"/>
           <w:szCs w:val="21"/>
         </w:rPr>
-        <w:t xml:space="preserve">朝食は、ビュッフェ形式でなかった</w:t>
+        <w:t xml:space="preserve">予約時に見落としていたこちらのミスかもしれないが、内装工事しており、その関係で音がうるさく、朝食も弁当だった</w:t>
       </w:r>
     </w:p>
     <w:p>
@@ -4938,7 +4938,7 @@
           <w:sz w:val="21"/>
           <w:szCs w:val="21"/>
         </w:rPr>
-        <w:t xml:space="preserve">ただし，今回は改装工事でカフェが利用出来ず、朝食もおにぎり弁当の一択で残念</w:t>
+        <w:t xml:space="preserve">改装中のため朝食がお弁当のため味気ない為ショックだった</w:t>
       </w:r>
     </w:p>
     <w:p>
@@ -4957,7 +4957,7 @@
           <w:sz w:val="21"/>
           <w:szCs w:val="21"/>
         </w:rPr>
-        <w:t xml:space="preserve">が改装中で提供された朝ごはん（お弁当）が残念でした</w:t>
+        <w:t xml:space="preserve">ただし、朝食会場は狭く配置も悪いので平日でも激混み</w:t>
       </w:r>
     </w:p>
     <w:p>
@@ -4994,7 +4994,7 @@
           <w:sz w:val="21"/>
           <w:szCs w:val="21"/>
         </w:rPr>
-        <w:t xml:space="preserve">立地・アクセスに関するポジティブな評価も多く寄せられています。「横浜市営地下鉄の駅が近く便利」といったコメントが見られます。</w:t>
+        <w:t xml:space="preserve">立地・アクセスに関するポジティブな評価も多く寄せられています。「立地もいいですし、客層もまずまず」といったコメントが見られます。</w:t>
       </w:r>
     </w:p>
     <w:p>
@@ -5299,7 +5299,7 @@
                 <w:sz w:val="20"/>
                 <w:szCs w:val="20"/>
               </w:rPr>
-              <w:t xml:space="preserve">ただし，今回は改装工事でカフェが利用出来ず、朝食もおにぎり弁当の一択で残念</w:t>
+              <w:t xml:space="preserve">まあそれはいいのですが、本件で不愉快な思いをしている宿泊客が多数存在するのは確実なのに、それと知りながら平気で行う...</w:t>
             </w:r>
           </w:p>
         </w:tc>
@@ -5333,7 +5333,7 @@
                 <w:sz w:val="20"/>
                 <w:szCs w:val="20"/>
               </w:rPr>
-              <w:t xml:space="preserve">重大・23件</w:t>
+              <w:t xml:space="preserve">重大・24件</w:t>
             </w:r>
           </w:p>
         </w:tc>
@@ -5438,7 +5438,7 @@
                 <w:sz w:val="20"/>
                 <w:szCs w:val="20"/>
               </w:rPr>
-              <w:t xml:space="preserve">部屋は、少し狭いですが、清潔にされていました</w:t>
+              <w:t xml:space="preserve">部屋は狭めで設備も古いが、スタッフの応対も丁寧でウェルカムドリンクもあります</w:t>
             </w:r>
           </w:p>
         </w:tc>
@@ -5472,7 +5472,7 @@
                 <w:sz w:val="20"/>
                 <w:szCs w:val="20"/>
               </w:rPr>
-              <w:t xml:space="preserve">重大・8件</w:t>
+              <w:t xml:space="preserve">重大・9件</w:t>
             </w:r>
           </w:p>
         </w:tc>
@@ -5543,7 +5543,7 @@
                 <w:sz w:val="20"/>
                 <w:szCs w:val="20"/>
               </w:rPr>
-              <w:t xml:space="preserve">浴室・水回り</w:t>
+              <w:t xml:space="preserve">防音性能</w:t>
             </w:r>
           </w:p>
         </w:tc>
@@ -5577,7 +5577,7 @@
                 <w:sz w:val="20"/>
                 <w:szCs w:val="20"/>
               </w:rPr>
-              <w:t xml:space="preserve">部屋着（バスローブ）はエレベーター前にあるのでそれを取って行くスタイルです</w:t>
+              <w:t xml:space="preserve">予約時に見落としていたこちらのミスかもしれないが、内装工事しており、その関係で音がうるさく、朝食も弁当だった</w:t>
             </w:r>
           </w:p>
         </w:tc>
@@ -5682,7 +5682,7 @@
                 <w:sz w:val="20"/>
                 <w:szCs w:val="20"/>
               </w:rPr>
-              <w:t xml:space="preserve">防音性能</w:t>
+              <w:t xml:space="preserve">浴室・水回り</w:t>
             </w:r>
           </w:p>
         </w:tc>
@@ -5716,7 +5716,7 @@
                 <w:sz w:val="20"/>
                 <w:szCs w:val="20"/>
               </w:rPr>
-              <w:t xml:space="preserve">工事中のため評価の高いカフェスペースや朝食バイキングが使用不可だったのは残念でしたし、アメニティが少ない点もありま...</w:t>
+              <w:t xml:space="preserve">部屋着（バスローブ）はエレベーター前にあるのでそれを取って行くスタイルです</w:t>
             </w:r>
           </w:p>
         </w:tc>
@@ -5750,7 +5750,7 @@
                 <w:sz w:val="20"/>
                 <w:szCs w:val="20"/>
               </w:rPr>
-              <w:t xml:space="preserve">重大・5件</w:t>
+              <w:t xml:space="preserve">重大・6件</w:t>
             </w:r>
           </w:p>
         </w:tc>
@@ -5855,7 +5855,7 @@
                 <w:sz w:val="20"/>
                 <w:szCs w:val="20"/>
               </w:rPr>
-              <w:t xml:space="preserve">ただホテル自体が年数が経ってるせいかちょっと古さ加減があったけど全然気にならない程度でした</w:t>
+              <w:t xml:space="preserve">部屋は狭めで設備も古いが、スタッフの応対も丁寧でウェルカムドリンクもあります</w:t>
             </w:r>
           </w:p>
         </w:tc>
@@ -5889,7 +5889,7 @@
                 <w:sz w:val="20"/>
                 <w:szCs w:val="20"/>
               </w:rPr>
-              <w:t xml:space="preserve">中度・3件</w:t>
+              <w:t xml:space="preserve">中度・4件</w:t>
             </w:r>
           </w:p>
         </w:tc>
@@ -5994,7 +5994,7 @@
                 <w:sz w:val="20"/>
                 <w:szCs w:val="20"/>
               </w:rPr>
-              <w:t xml:space="preserve">ビュッフェスタイルの朝食は廃止され、お弁当とおにぎりに置き換えられました。改装工事中で、一部は工事現場のようです。...</w:t>
+              <w:t xml:space="preserve">スムージーや期間限定メニュー！】などと大々的に銘打ってありましたが、実際にはチェックイン時に「工事期間のため簡単な...</w:t>
             </w:r>
           </w:p>
         </w:tc>
@@ -6028,7 +6028,7 @@
                 <w:sz w:val="20"/>
                 <w:szCs w:val="20"/>
               </w:rPr>
-              <w:t xml:space="preserve">中度・3件</w:t>
+              <w:t xml:space="preserve">中度・4件</w:t>
             </w:r>
           </w:p>
         </w:tc>
@@ -7191,7 +7191,7 @@
                 <w:sz w:val="20"/>
                 <w:szCs w:val="20"/>
               </w:rPr>
-              <w:t xml:space="preserve">7.53点</w:t>
+              <w:t xml:space="preserve">7.46点</w:t>
             </w:r>
           </w:p>
         </w:tc>
@@ -7331,7 +7331,7 @@
                 <w:sz w:val="20"/>
                 <w:szCs w:val="20"/>
               </w:rPr>
-              <w:t xml:space="preserve">70.3%</w:t>
+              <w:t xml:space="preserve">69.5%</w:t>
             </w:r>
           </w:p>
         </w:tc>
@@ -7366,7 +7366,7 @@
                 <w:sz w:val="20"/>
                 <w:szCs w:val="20"/>
               </w:rPr>
-              <w:t xml:space="preserve">75%以上</w:t>
+              <w:t xml:space="preserve">80%以上</w:t>
             </w:r>
           </w:p>
         </w:tc>
@@ -7471,7 +7471,7 @@
                 <w:sz w:val="20"/>
                 <w:szCs w:val="20"/>
               </w:rPr>
-              <w:t xml:space="preserve">13.0%</w:t>
+              <w:t xml:space="preserve">13.5%</w:t>
             </w:r>
           </w:p>
         </w:tc>
@@ -7505,7 +7505,7 @@
                 <w:sz w:val="20"/>
                 <w:szCs w:val="20"/>
               </w:rPr>
-              <w:t xml:space="preserve">8%以下</w:t>
+              <w:t xml:space="preserve">9%以下</w:t>
             </w:r>
           </w:p>
         </w:tc>
@@ -7611,7 +7611,7 @@
                 <w:sz w:val="20"/>
                 <w:szCs w:val="20"/>
               </w:rPr>
-              <w:t xml:space="preserve">6.6点</w:t>
+              <w:t xml:space="preserve">6.8点</w:t>
             </w:r>
           </w:p>
         </w:tc>
@@ -7646,7 +7646,7 @@
                 <w:sz w:val="20"/>
                 <w:szCs w:val="20"/>
               </w:rPr>
-              <w:t xml:space="preserve">7.6点以上</w:t>
+              <w:t xml:space="preserve">7.8点以上</w:t>
             </w:r>
           </w:p>
         </w:tc>
@@ -7891,7 +7891,7 @@
                 <w:sz w:val="20"/>
                 <w:szCs w:val="20"/>
               </w:rPr>
-              <w:t xml:space="preserve">約23件/期間</w:t>
+              <w:t xml:space="preserve">約24件/期間</w:t>
             </w:r>
           </w:p>
         </w:tc>
@@ -7926,7 +7926,7 @@
                 <w:sz w:val="20"/>
                 <w:szCs w:val="20"/>
               </w:rPr>
-              <w:t xml:space="preserve">11件以下</w:t>
+              <w:t xml:space="preserve">12件以下</w:t>
             </w:r>
           </w:p>
         </w:tc>
@@ -8022,7 +8022,7 @@
           <w:sz w:val="22"/>
           <w:szCs w:val="22"/>
         </w:rPr>
-        <w:t xml:space="preserve">[1] 楽天トラベル / 8点 / 2026-03-18</w:t>
+        <w:t xml:space="preserve">[1] 楽天トラベル / 8点 / 2026-03-20</w:t>
       </w:r>
     </w:p>
     <w:p>
@@ -8037,7 +8037,7 @@
           <w:sz w:val="21"/>
           <w:szCs w:val="21"/>
         </w:rPr>
-        <w:t xml:space="preserve">最近の横浜方面出張時には良く利用。横浜市営地下鉄の駅が近く便利。個人的には特に、ライブラリー&amp;カフェが気に入っており、好きな本を選んで読んだりゆっくり過ごす事ができます。コンフォートホテルはベットの硬さも枕の高さも私には最適で睡眠アプリで熟睡度80%くらい(自宅でも70%なのに)。ただし，今回は改装工事でカフェが利用出来ず、朝食もおにぎり弁当の一択で残念！でも，来月もまた泊まります。</w:t>
+        <w:t xml:space="preserve">立地もいいですし、客層もまずまず。料金帯を考えたら良いホテルだと思います。</w:t>
       </w:r>
     </w:p>
     <w:p>
@@ -8058,7 +8058,115 @@
           <w:sz w:val="22"/>
           <w:szCs w:val="22"/>
         </w:rPr>
-        <w:t xml:space="preserve">[2] Booking.com / 8点 / 2026-03-17</w:t>
+        <w:t xml:space="preserve">[2] Google / 8点 / 2026-03-20</w:t>
+      </w:r>
+    </w:p>
+    <w:p>
+      <w:pPr>
+        <w:spacing w:after="120" w:line="320"/>
+        <w:jc w:val="left"/>
+      </w:pPr>
+      <w:r>
+        <w:rPr>
+          <w:rFonts w:ascii="Arial" w:cs="Arial" w:eastAsia="Arial" w:hAnsi="Arial"/>
+          <w:color w:val="333333"/>
+          <w:sz w:val="21"/>
+          <w:szCs w:val="21"/>
+        </w:rPr>
+        <w:t xml:space="preserve">部屋は狭めで設備も古いが、スタッフの応対も丁寧でウェルカムドリンクもあります。 道向かいにコンビニがあり、近隣に美味しい飲食店も多く、中華街や赤レンガ等の観光地まで徒歩圏内。さらに駅近で便利な立地です。 ただし、朝食会場は狭く配置も悪いので平日でも激混み。夜は泥酔通行人の声が響いて聞こえます。個人的には騒音には慣れているので問題なし。 トータル、セールで安く泊まれるならオススメ。</w:t>
+      </w:r>
+    </w:p>
+    <w:p>
+      <w:pPr>
+        <w:spacing w:after="60"/>
+      </w:pPr>
+    </w:p>
+    <w:p>
+      <w:pPr>
+        <w:spacing w:after="120" w:before="200"/>
+      </w:pPr>
+      <w:r>
+        <w:rPr>
+          <w:rFonts w:ascii="Arial" w:cs="Arial" w:eastAsia="Arial" w:hAnsi="Arial"/>
+          <w:b/>
+          <w:bCs/>
+          <w:color w:val="1B3A5C"/>
+          <w:sz w:val="22"/>
+          <w:szCs w:val="22"/>
+        </w:rPr>
+        <w:t xml:space="preserve">[3] Google / 8点 / 2026-03-20</w:t>
+      </w:r>
+    </w:p>
+    <w:p>
+      <w:pPr>
+        <w:spacing w:after="120" w:line="320"/>
+        <w:jc w:val="left"/>
+      </w:pPr>
+      <w:r>
+        <w:rPr>
+          <w:rFonts w:ascii="Arial" w:cs="Arial" w:eastAsia="Arial" w:hAnsi="Arial"/>
+          <w:color w:val="333333"/>
+          <w:sz w:val="21"/>
+          <w:szCs w:val="21"/>
+        </w:rPr>
+        <w:t xml:space="preserve">7,000円で朝食ビュッフェ付きは格安かと思います また6:30から朝食可能でしたので、出発まで時間ない人はおすすめです 部屋も綺麗で広く、ベッドはダブルでした</w:t>
+      </w:r>
+    </w:p>
+    <w:p>
+      <w:pPr>
+        <w:spacing w:after="60"/>
+      </w:pPr>
+    </w:p>
+    <w:p>
+      <w:pPr>
+        <w:spacing w:after="120" w:before="200"/>
+      </w:pPr>
+      <w:r>
+        <w:rPr>
+          <w:rFonts w:ascii="Arial" w:cs="Arial" w:eastAsia="Arial" w:hAnsi="Arial"/>
+          <w:b/>
+          <w:bCs/>
+          <w:color w:val="1B3A5C"/>
+          <w:sz w:val="22"/>
+          <w:szCs w:val="22"/>
+        </w:rPr>
+        <w:t xml:space="preserve">[4] 楽天トラベル / 8点 / 2026-03-18</w:t>
+      </w:r>
+    </w:p>
+    <w:p>
+      <w:pPr>
+        <w:spacing w:after="120" w:line="320"/>
+        <w:jc w:val="left"/>
+      </w:pPr>
+      <w:r>
+        <w:rPr>
+          <w:rFonts w:ascii="Arial" w:cs="Arial" w:eastAsia="Arial" w:hAnsi="Arial"/>
+          <w:color w:val="333333"/>
+          <w:sz w:val="21"/>
+          <w:szCs w:val="21"/>
+        </w:rPr>
+        <w:t xml:space="preserve">最近の横浜方面出張時には良く利用。横浜市営地下鉄の駅が近く便利。個人的には特に、ライブラリー&amp;カフェが気に入っており、好きな本を選んで読んだりゆっくり過ごす事ができます。コンフォートホテルはベットの硬さも枕の高さも私には最適で睡眠アプリで熟睡度80%くらい(自宅でも70%なのに)。ただし，今回は改装工事でカフェが利用出来ず、朝食もおにぎり弁当の一択で残念！でも，来月もまた泊まります。</w:t>
+      </w:r>
+    </w:p>
+    <w:p>
+      <w:pPr>
+        <w:spacing w:after="60"/>
+      </w:pPr>
+    </w:p>
+    <w:p>
+      <w:pPr>
+        <w:spacing w:after="120" w:before="200"/>
+      </w:pPr>
+      <w:r>
+        <w:rPr>
+          <w:rFonts w:ascii="Arial" w:cs="Arial" w:eastAsia="Arial" w:hAnsi="Arial"/>
+          <w:b/>
+          <w:bCs/>
+          <w:color w:val="1B3A5C"/>
+          <w:sz w:val="22"/>
+          <w:szCs w:val="22"/>
+        </w:rPr>
+        <w:t xml:space="preserve">[5] Booking.com / 8点 / 2026-03-17</w:t>
       </w:r>
     </w:p>
     <w:p>
@@ -8120,7 +8228,7 @@
           <w:sz w:val="22"/>
           <w:szCs w:val="22"/>
         </w:rPr>
-        <w:t xml:space="preserve">[3] Trip.com / 9点 / 2026-03-17</w:t>
+        <w:t xml:space="preserve">[6] 楽天トラベル / 2点 / 2026-03-20</w:t>
       </w:r>
     </w:p>
     <w:p>
@@ -8135,7 +8243,7 @@
           <w:sz w:val="21"/>
           <w:szCs w:val="21"/>
         </w:rPr>
-        <w:t xml:space="preserve">朝食が無料で大変助かりました</w:t>
+        <w:t xml:space="preserve">予約時に見落としていたこちらのミスかもしれないが、内装工事しており、その関係で音がうるさく、朝食も弁当だった。</w:t>
       </w:r>
     </w:p>
     <w:p>
@@ -8156,7 +8264,7 @@
           <w:sz w:val="22"/>
           <w:szCs w:val="22"/>
         </w:rPr>
-        <w:t xml:space="preserve">[4] 楽天トラベル / 8点 / 2026-03-17</w:t>
+        <w:t xml:space="preserve">[7] Trip.com / 6点 / 2026-03-20</w:t>
       </w:r>
     </w:p>
     <w:p>
@@ -8171,7 +8279,7 @@
           <w:sz w:val="21"/>
           <w:szCs w:val="21"/>
         </w:rPr>
-        <w:t xml:space="preserve">レストラン工事でお弁当だったのが残念。 ただリニューアル中なのでお部屋も綺麗になりつつあり好感。</w:t>
+        <w:t xml:space="preserve">改装中のため朝食がお弁当のため味気ない為ショックだった。もうすこし中身など考えた方が良いと思いました。</w:t>
       </w:r>
     </w:p>
     <w:p>
@@ -8192,7 +8300,7 @@
           <w:sz w:val="22"/>
           <w:szCs w:val="22"/>
         </w:rPr>
-        <w:t xml:space="preserve">[5] Trip.com / 9点 / 2026-03-16</w:t>
+        <w:t xml:space="preserve">[8] Booking.com / 4点 / 2026-03-19</w:t>
       </w:r>
     </w:p>
     <w:p>
@@ -8200,6 +8308,17 @@
         <w:spacing w:after="120" w:line="320"/>
         <w:jc w:val="left"/>
       </w:pPr>
+      <w:r>
+        <w:rPr>
+          <w:rFonts w:ascii="Arial" w:cs="Arial" w:eastAsia="Arial" w:hAnsi="Arial"/>
+          <w:b/>
+          <w:bCs/>
+          <w:color w:val="C0392B"/>
+          <w:sz w:val="21"/>
+          <w:szCs w:val="21"/>
+        </w:rPr>
+        <w:t xml:space="preserve">【改善点】</w:t>
+      </w:r>
       <w:r>
         <w:rPr>
           <w:rFonts w:ascii="Arial" w:cs="Arial" w:eastAsia="Arial" w:hAnsi="Arial"/>
@@ -8207,7 +8326,7 @@
           <w:sz w:val="21"/>
           <w:szCs w:val="21"/>
         </w:rPr>
-        <w:t xml:space="preserve">このホテルは、小さめながら快適な客室を備えた典型的なビジネスホテルです。残念ながら改装工事中で、通常の朝食は提供されていませんでした。代わりに、軽食が提供されました。正直なところ、ビュッフェスタイルの朝食目当てでこのホテルを予約したので、せめて改装工事の告知すらしてくれなかったのは残念でした。京都の別のホテルに連絡を取り、必要であればキャンセルすると伝えました。料金も妥当ではありませんでした。</w:t>
+        <w:t xml:space="preserve">朝食は、ビュッフェ形式でなかった。</w:t>
       </w:r>
     </w:p>
     <w:p>
@@ -8228,7 +8347,7 @@
           <w:sz w:val="22"/>
           <w:szCs w:val="22"/>
         </w:rPr>
-        <w:t xml:space="preserve">[6] Booking.com / 4点 / 2026-03-19</w:t>
+        <w:t xml:space="preserve">[9] 楽天トラベル / 2点 / 2026-03-19</w:t>
       </w:r>
     </w:p>
     <w:p>
@@ -8236,17 +8355,6 @@
         <w:spacing w:after="120" w:line="320"/>
         <w:jc w:val="left"/>
       </w:pPr>
-      <w:r>
-        <w:rPr>
-          <w:rFonts w:ascii="Arial" w:cs="Arial" w:eastAsia="Arial" w:hAnsi="Arial"/>
-          <w:b/>
-          <w:bCs/>
-          <w:color w:val="C0392B"/>
-          <w:sz w:val="21"/>
-          <w:szCs w:val="21"/>
-        </w:rPr>
-        <w:t xml:space="preserve">【改善点】</w:t>
-      </w:r>
       <w:r>
         <w:rPr>
           <w:rFonts w:ascii="Arial" w:cs="Arial" w:eastAsia="Arial" w:hAnsi="Arial"/>
@@ -8254,7 +8362,7 @@
           <w:sz w:val="21"/>
           <w:szCs w:val="21"/>
         </w:rPr>
-        <w:t xml:space="preserve">朝食は、ビュッフェ形式でなかった。</w:t>
+        <w:t xml:space="preserve">羊頭狗肉で非常に残念な滞在でした。 予約したプランには【朝食ビュッフェが無料！スムージーや期間限定メニュー！】などと大々的に銘打ってありましたが、実際にはチェックイン時に「工事期間のため簡単な弁当になる」と伝えられました。  工事期間は3月7日〜20日だそうで、私が予約したのは3月15日（宿泊は19日）なので、予約入れた時点ですでに工事中でしたね。つまり、宿泊当日は朝食を提供できないと事前に...</w:t>
       </w:r>
     </w:p>
     <w:p>
@@ -8275,7 +8383,7 @@
           <w:sz w:val="22"/>
           <w:szCs w:val="22"/>
         </w:rPr>
-        <w:t xml:space="preserve">[7] Google / 2点 / 2026-03-17</w:t>
+        <w:t xml:space="preserve">[10] Google / 2点 / 2026-03-17</w:t>
       </w:r>
     </w:p>
     <w:p>
@@ -8291,114 +8399,6 @@
           <w:szCs w:val="21"/>
         </w:rPr>
         <w:t xml:space="preserve">立地だけのホテル 朝食ブュッフェが楽しめるというから選んだのに、改装工事ということでクッソ不味い弁当であしらわれた。  弁当の内容は、いつ作ったん？というご飯の固くなったおにぎり2個(シャケ･昆布)とちゃっちいおかず、スプーンひとさじくらいのポテサラ、2切れの漬け物、ひじき  これだけ。行かなきゃ良かった。 ホテル予約する時にそんな注意書き無かったよね？ ほんと宿泊代返して欲しいレベル。</w:t>
-      </w:r>
-    </w:p>
-    <w:p>
-      <w:pPr>
-        <w:spacing w:after="60"/>
-      </w:pPr>
-    </w:p>
-    <w:p>
-      <w:pPr>
-        <w:spacing w:after="120" w:before="200"/>
-      </w:pPr>
-      <w:r>
-        <w:rPr>
-          <w:rFonts w:ascii="Arial" w:cs="Arial" w:eastAsia="Arial" w:hAnsi="Arial"/>
-          <w:b/>
-          <w:bCs/>
-          <w:color w:val="1B3A5C"/>
-          <w:sz w:val="22"/>
-          <w:szCs w:val="22"/>
-        </w:rPr>
-        <w:t xml:space="preserve">[8] じゃらん / 2点 / 2026-03-17</w:t>
-      </w:r>
-    </w:p>
-    <w:p>
-      <w:pPr>
-        <w:spacing w:after="120" w:line="320"/>
-        <w:jc w:val="left"/>
-      </w:pPr>
-      <w:r>
-        <w:rPr>
-          <w:rFonts w:ascii="Arial" w:cs="Arial" w:eastAsia="Arial" w:hAnsi="Arial"/>
-          <w:color w:val="333333"/>
-          <w:sz w:val="21"/>
-          <w:szCs w:val="21"/>
-        </w:rPr>
-        <w:t xml:space="preserve">改修工事で通常のサービスが提供出来ない状態での営業なら、訳あり表示などでわかりやすく表示して欲しい。コーヒー1杯飲めないホテルなんて宿泊する価値ありません。朝食弁当はまずいし、朝食がパン派の人は対応なし。あれなら提供できませんとした方がよおのでは？とも思います。コンフォートを利用した事があったので、同等サービスを期待しての利用でした。このイメージダウンでコンフォートはもう使わないと思います。</w:t>
-      </w:r>
-    </w:p>
-    <w:p>
-      <w:pPr>
-        <w:spacing w:after="60"/>
-      </w:pPr>
-    </w:p>
-    <w:p>
-      <w:pPr>
-        <w:spacing w:after="120" w:before="200"/>
-      </w:pPr>
-      <w:r>
-        <w:rPr>
-          <w:rFonts w:ascii="Arial" w:cs="Arial" w:eastAsia="Arial" w:hAnsi="Arial"/>
-          <w:b/>
-          <w:bCs/>
-          <w:color w:val="1B3A5C"/>
-          <w:sz w:val="22"/>
-          <w:szCs w:val="22"/>
-        </w:rPr>
-        <w:t xml:space="preserve">[9] Agoda / 5点 / 2026-03-16</w:t>
-      </w:r>
-    </w:p>
-    <w:p>
-      <w:pPr>
-        <w:spacing w:after="120" w:line="320"/>
-        <w:jc w:val="left"/>
-      </w:pPr>
-      <w:r>
-        <w:rPr>
-          <w:rFonts w:ascii="Arial" w:cs="Arial" w:eastAsia="Arial" w:hAnsi="Arial"/>
-          <w:color w:val="333333"/>
-          <w:sz w:val="21"/>
-          <w:szCs w:val="21"/>
-        </w:rPr>
-        <w:t xml:space="preserve">ホテルが改装しているのを知らないで 宿泊をしたので、楽しみにしていた朝食のスムージーが飲めなくて残念でした。</w:t>
-      </w:r>
-    </w:p>
-    <w:p>
-      <w:pPr>
-        <w:spacing w:after="60"/>
-      </w:pPr>
-    </w:p>
-    <w:p>
-      <w:pPr>
-        <w:spacing w:after="120" w:before="200"/>
-      </w:pPr>
-      <w:r>
-        <w:rPr>
-          <w:rFonts w:ascii="Arial" w:cs="Arial" w:eastAsia="Arial" w:hAnsi="Arial"/>
-          <w:b/>
-          <w:bCs/>
-          <w:color w:val="1B3A5C"/>
-          <w:sz w:val="22"/>
-          <w:szCs w:val="22"/>
-        </w:rPr>
-        <w:t xml:space="preserve">[10] じゃらん / 6点 / 2026-03-16</w:t>
-      </w:r>
-    </w:p>
-    <w:p>
-      <w:pPr>
-        <w:spacing w:after="120" w:line="320"/>
-        <w:jc w:val="left"/>
-      </w:pPr>
-      <w:r>
-        <w:rPr>
-          <w:rFonts w:ascii="Arial" w:cs="Arial" w:eastAsia="Arial" w:hAnsi="Arial"/>
-          <w:color w:val="333333"/>
-          <w:sz w:val="21"/>
-          <w:szCs w:val="21"/>
-        </w:rPr>
-        <w:t xml:space="preserve">朝食バイキングを楽しみにしていたら、まさかの弁当支給。  彩なんてない、冷え切った硬いおにぎり二つ、小さな唐揚げ二つ、薄い卵焼き一枚。飲み物はオレンジ、アップル、野菜生活から選べたけども、非常に残念。パン派もいるだろう。温かい食事を楽しみにしていた人もいるただろう。金券渡してもらって近くのコンビニで買った方がうんと美味しい食事が食べれたと思う。施設を良くするためのリニューアル工事は仕方ないに...</w:t>
       </w:r>
     </w:p>
     <w:p>
@@ -8463,7 +8463,7 @@
                 <w:sz w:val="21"/>
                 <w:szCs w:val="21"/>
               </w:rPr>
-              <w:t xml:space="preserve">コンフォートホテル横浜関内は、全体平均7.53点（10点換算）、高評価率70.3%という一定の顧客満足度を示しているホテルです。特に「朝食」「立地・アクセス」が多くのゲストから高く評価されています。</w:t>
+              <w:t xml:space="preserve">コンフォートホテル横浜関内は、全体平均7.46点（10点換算）、高評価率69.5%という一定の顧客満足度を示しているホテルです。特に「朝食」「立地・アクセス」が多くのゲストから高く評価されています。</w:t>
             </w:r>
           </w:p>
           <w:p>
@@ -8477,7 +8477,7 @@
                 <w:sz w:val="21"/>
                 <w:szCs w:val="21"/>
               </w:rPr>
-              <w:t xml:space="preserve">改善課題としては、対応・サービスの不満、部屋の狭さ、浴室・水回りが主要なテーマとして浮上しています。これらの課題への対応が、顧客満足度向上の鍵となります。</w:t>
+              <w:t xml:space="preserve">改善課題としては、対応・サービスの不満、部屋の狭さ、防音性能が主要なテーマとして浮上しています。これらの課題への対応が、顧客満足度向上の鍵となります。</w:t>
             </w:r>
           </w:p>
           <w:p>
@@ -8505,7 +8505,7 @@
                 <w:sz w:val="21"/>
                 <w:szCs w:val="21"/>
               </w:rPr>
-              <w:t xml:space="preserve">Googleでの低スコア（6.6点）は、口コミ返信の強化とサービス品質の一貫性確保で改善余地があります。全サイトでの口コミ返信率100%を目指すことで、ホテルの姿勢をゲストに伝え、リピート率の向上につなげることが重要です。</w:t>
+              <w:t xml:space="preserve">Googleでの低スコア（6.8点）は、口コミ返信の強化とサービス品質の一貫性確保で改善余地があります。全サイトでの口コミ返信率100%を目指すことで、ホテルの姿勢をゲストに伝え、リピート率の向上につなげることが重要です。</w:t>
             </w:r>
           </w:p>
           <w:p>

--- a/納品レポート/ホテル別レポート/comfort_yokohama_kannai_口コミ分析改善レポート.docx
+++ b/納品レポート/ホテル別レポート/comfort_yokohama_kannai_口コミ分析改善レポート.docx
@@ -96,7 +96,7 @@
           <w:sz w:val="22"/>
           <w:szCs w:val="22"/>
         </w:rPr>
-        <w:t xml:space="preserve">レビュー総数：141件（6サイト）</w:t>
+        <w:t xml:space="preserve">レビュー総数：142件（6サイト）</w:t>
       </w:r>
     </w:p>
     <w:p>
@@ -111,7 +111,7 @@
           <w:sz w:val="20"/>
           <w:szCs w:val="20"/>
         </w:rPr>
-        <w:t xml:space="preserve">対象サイト：Trip.com / 楽天トラベル / Agoda / Booking.com / じゃらん / Google</w:t>
+        <w:t xml:space="preserve">対象サイト：Trip.com / Agoda / Google / 楽天トラベル / Booking.com / じゃらん</w:t>
       </w:r>
     </w:p>
     <w:p>
@@ -131,7 +131,7 @@
           <w:sz w:val="20"/>
           <w:szCs w:val="20"/>
         </w:rPr>
-        <w:t xml:space="preserve">作成日：2026年3月21日</w:t>
+        <w:t xml:space="preserve">作成日：2026年3月23日</w:t>
       </w:r>
     </w:p>
     <w:p>
@@ -189,7 +189,7 @@
           <w:sz w:val="21"/>
           <w:szCs w:val="21"/>
         </w:rPr>
-        <w:t xml:space="preserve">2026年2月〜3月に各OTAサイト・口コミサイトに投稿された141件のレビューを包括的に分析しました。以下が主要な発見事項です。</w:t>
+        <w:t xml:space="preserve">2026年2月〜3月に各OTAサイト・口コミサイトに投稿された142件のレビューを包括的に分析しました。以下が主要な発見事項です。</w:t>
       </w:r>
     </w:p>
     <w:p>
@@ -261,7 +261,7 @@
                 <w:sz w:val="36"/>
                 <w:szCs w:val="36"/>
               </w:rPr>
-              <w:t xml:space="preserve">7.46</w:t>
+              <w:t xml:space="preserve">7.41</w:t>
             </w:r>
           </w:p>
         </w:tc>
@@ -310,7 +310,7 @@
                 <w:sz w:val="36"/>
                 <w:szCs w:val="36"/>
               </w:rPr>
-              <w:t xml:space="preserve">69.5%</w:t>
+              <w:t xml:space="preserve">67.6%</w:t>
             </w:r>
           </w:p>
         </w:tc>
@@ -359,7 +359,7 @@
                 <w:sz w:val="36"/>
                 <w:szCs w:val="36"/>
               </w:rPr>
-              <w:t xml:space="preserve">13.5%</w:t>
+              <w:t xml:space="preserve">14.1%</w:t>
             </w:r>
           </w:p>
         </w:tc>
@@ -408,7 +408,7 @@
                 <w:sz w:val="36"/>
                 <w:szCs w:val="36"/>
               </w:rPr>
-              <w:t xml:space="preserve">141件</w:t>
+              <w:t xml:space="preserve">142件</w:t>
             </w:r>
           </w:p>
         </w:tc>
@@ -448,7 +448,7 @@
           <w:sz w:val="21"/>
           <w:szCs w:val="21"/>
         </w:rPr>
-        <w:t xml:space="preserve">全体平均スコア7.46点（10点換算）は概ね標準的な水準であり、69.5%が高評価（8-10点）に分類されます。低評価（1-4点）は19件（13.5%）で、一定の改善課題があります。Trip.com（8.42点）で特に高い評価を獲得しています。</w:t>
+        <w:t xml:space="preserve">全体平均スコア7.41点（10点換算）は概ね標準的な水準であり、67.6%が高評価（8-10点）に分類されます。低評価（1-4点）は20件（14.1%）で、一定の改善課題があります。Trip.com（8.32点）で特に高い評価を獲得しています。</w:t>
       </w:r>
     </w:p>
     <w:p>
@@ -567,7 +567,7 @@
                 <w:sz w:val="20"/>
                 <w:szCs w:val="20"/>
               </w:rPr>
-              <w:t xml:space="preserve">対応・サービスの不満（24件）、部屋の狭さ（9件）、防音性能（7件）、浴室・水回り（6件）</w:t>
+              <w:t xml:space="preserve">対応・サービスの不満（28件）、部屋の狭さ（12件）、浴室・水回り（10件）、防音性能（6件）</w:t>
             </w:r>
           </w:p>
           <w:p>
@@ -1021,7 +1021,7 @@
                 <w:sz w:val="20"/>
                 <w:szCs w:val="20"/>
               </w:rPr>
-              <w:t xml:space="preserve">8.42</w:t>
+              <w:t xml:space="preserve">8.32</w:t>
             </w:r>
           </w:p>
         </w:tc>
@@ -1089,7 +1089,7 @@
                 <w:sz w:val="20"/>
                 <w:szCs w:val="20"/>
               </w:rPr>
-              <w:t xml:space="preserve">8.42</w:t>
+              <w:t xml:space="preserve">8.32</w:t>
             </w:r>
           </w:p>
         </w:tc>
@@ -1194,7 +1194,7 @@
                 <w:sz w:val="20"/>
                 <w:szCs w:val="20"/>
               </w:rPr>
-              <w:t xml:space="preserve">楽天トラベル</w:t>
+              <w:t xml:space="preserve">Agoda</w:t>
             </w:r>
           </w:p>
         </w:tc>
@@ -1229,7 +1229,7 @@
                 <w:sz w:val="20"/>
                 <w:szCs w:val="20"/>
               </w:rPr>
-              <w:t xml:space="preserve">41</w:t>
+              <w:t xml:space="preserve">14</w:t>
             </w:r>
           </w:p>
         </w:tc>
@@ -1264,7 +1264,7 @@
                 <w:sz w:val="20"/>
                 <w:szCs w:val="20"/>
               </w:rPr>
-              <w:t xml:space="preserve">3.78</w:t>
+              <w:t xml:space="preserve">7.43</w:t>
             </w:r>
           </w:p>
         </w:tc>
@@ -1299,7 +1299,7 @@
                 <w:sz w:val="20"/>
                 <w:szCs w:val="20"/>
               </w:rPr>
-              <w:t xml:space="preserve">/5 (×2)</w:t>
+              <w:t xml:space="preserve">/10</w:t>
             </w:r>
           </w:p>
         </w:tc>
@@ -1334,7 +1334,7 @@
                 <w:sz w:val="20"/>
                 <w:szCs w:val="20"/>
               </w:rPr>
-              <w:t xml:space="preserve">7.56</w:t>
+              <w:t xml:space="preserve">7.43</w:t>
             </w:r>
           </w:p>
         </w:tc>
@@ -1440,7 +1440,7 @@
                 <w:sz w:val="20"/>
                 <w:szCs w:val="20"/>
               </w:rPr>
-              <w:t xml:space="preserve">Agoda</w:t>
+              <w:t xml:space="preserve">Google</w:t>
             </w:r>
           </w:p>
         </w:tc>
@@ -1474,7 +1474,7 @@
                 <w:sz w:val="20"/>
                 <w:szCs w:val="20"/>
               </w:rPr>
-              <w:t xml:space="preserve">14</w:t>
+              <w:t xml:space="preserve">21</w:t>
             </w:r>
           </w:p>
         </w:tc>
@@ -1508,7 +1508,7 @@
                 <w:sz w:val="20"/>
                 <w:szCs w:val="20"/>
               </w:rPr>
-              <w:t xml:space="preserve">7.43</w:t>
+              <w:t xml:space="preserve">3.71</w:t>
             </w:r>
           </w:p>
         </w:tc>
@@ -1542,7 +1542,7 @@
                 <w:sz w:val="20"/>
                 <w:szCs w:val="20"/>
               </w:rPr>
-              <w:t xml:space="preserve">/10</w:t>
+              <w:t xml:space="preserve">/5 (×2)</w:t>
             </w:r>
           </w:p>
         </w:tc>
@@ -1681,7 +1681,7 @@
                 <w:sz w:val="20"/>
                 <w:szCs w:val="20"/>
               </w:rPr>
-              <w:t xml:space="preserve">Booking.com</w:t>
+              <w:t xml:space="preserve">楽天トラベル</w:t>
             </w:r>
           </w:p>
         </w:tc>
@@ -1716,7 +1716,7 @@
                 <w:sz w:val="20"/>
                 <w:szCs w:val="20"/>
               </w:rPr>
-              <w:t xml:space="preserve">31</w:t>
+              <w:t xml:space="preserve">40</w:t>
             </w:r>
           </w:p>
         </w:tc>
@@ -1751,7 +1751,7 @@
                 <w:sz w:val="20"/>
                 <w:szCs w:val="20"/>
               </w:rPr>
-              <w:t xml:space="preserve">7.42</w:t>
+              <w:t xml:space="preserve">3.7</w:t>
             </w:r>
           </w:p>
         </w:tc>
@@ -1786,7 +1786,7 @@
                 <w:sz w:val="20"/>
                 <w:szCs w:val="20"/>
               </w:rPr>
-              <w:t xml:space="preserve">/10</w:t>
+              <w:t xml:space="preserve">/5 (×2)</w:t>
             </w:r>
           </w:p>
         </w:tc>
@@ -1821,7 +1821,7 @@
                 <w:sz w:val="20"/>
                 <w:szCs w:val="20"/>
               </w:rPr>
-              <w:t xml:space="preserve">7.42</w:t>
+              <w:t xml:space="preserve">7.4</w:t>
             </w:r>
           </w:p>
         </w:tc>
@@ -1927,7 +1927,7 @@
                 <w:sz w:val="20"/>
                 <w:szCs w:val="20"/>
               </w:rPr>
-              <w:t xml:space="preserve">じゃらん</w:t>
+              <w:t xml:space="preserve">Booking.com</w:t>
             </w:r>
           </w:p>
         </w:tc>
@@ -1961,7 +1961,7 @@
                 <w:sz w:val="20"/>
                 <w:szCs w:val="20"/>
               </w:rPr>
-              <w:t xml:space="preserve">21</w:t>
+              <w:t xml:space="preserve">28</w:t>
             </w:r>
           </w:p>
         </w:tc>
@@ -1995,7 +1995,7 @@
                 <w:sz w:val="20"/>
                 <w:szCs w:val="20"/>
               </w:rPr>
-              <w:t xml:space="preserve">3.48</w:t>
+              <w:t xml:space="preserve">7.07</w:t>
             </w:r>
           </w:p>
         </w:tc>
@@ -2029,7 +2029,7 @@
                 <w:sz w:val="20"/>
                 <w:szCs w:val="20"/>
               </w:rPr>
-              <w:t xml:space="preserve">/5 (×2)</w:t>
+              <w:t xml:space="preserve">/10</w:t>
             </w:r>
           </w:p>
         </w:tc>
@@ -2059,11 +2059,11 @@
                 <w:rFonts w:ascii="Arial" w:cs="Arial" w:eastAsia="Arial" w:hAnsi="Arial"/>
                 <w:b/>
                 <w:bCs/>
-                <w:color w:val="C0392B"/>
-                <w:sz w:val="20"/>
-                <w:szCs w:val="20"/>
-              </w:rPr>
-              <w:t xml:space="preserve">6.95</w:t>
+                <w:color w:val="E67E22"/>
+                <w:sz w:val="20"/>
+                <w:szCs w:val="20"/>
+              </w:rPr>
+              <w:t xml:space="preserve">7.07</w:t>
             </w:r>
           </w:p>
         </w:tc>
@@ -2127,11 +2127,11 @@
                 <w:rFonts w:ascii="Arial" w:cs="Arial" w:eastAsia="Arial" w:hAnsi="Arial"/>
                 <w:b/>
                 <w:bCs/>
-                <w:color w:val="C0392B"/>
-                <w:sz w:val="20"/>
-                <w:szCs w:val="20"/>
-              </w:rPr>
-              <w:t xml:space="preserve">要改善</w:t>
+                <w:color w:val="E67E22"/>
+                <w:sz w:val="20"/>
+                <w:szCs w:val="20"/>
+              </w:rPr>
+              <w:t xml:space="preserve">概ね良好</w:t>
             </w:r>
           </w:p>
         </w:tc>
@@ -2168,7 +2168,7 @@
                 <w:sz w:val="20"/>
                 <w:szCs w:val="20"/>
               </w:rPr>
-              <w:t xml:space="preserve">Google</w:t>
+              <w:t xml:space="preserve">じゃらん</w:t>
             </w:r>
           </w:p>
         </w:tc>
@@ -2203,7 +2203,7 @@
                 <w:sz w:val="20"/>
                 <w:szCs w:val="20"/>
               </w:rPr>
-              <w:t xml:space="preserve">15</w:t>
+              <w:t xml:space="preserve">20</w:t>
             </w:r>
           </w:p>
         </w:tc>
@@ -2238,7 +2238,7 @@
                 <w:sz w:val="20"/>
                 <w:szCs w:val="20"/>
               </w:rPr>
-              <w:t xml:space="preserve">3.4</w:t>
+              <w:t xml:space="preserve">3.5</w:t>
             </w:r>
           </w:p>
         </w:tc>
@@ -2304,11 +2304,11 @@
                 <w:rFonts w:ascii="Arial" w:cs="Arial" w:eastAsia="Arial" w:hAnsi="Arial"/>
                 <w:b/>
                 <w:bCs/>
-                <w:color w:val="C0392B"/>
-                <w:sz w:val="20"/>
-                <w:szCs w:val="20"/>
-              </w:rPr>
-              <w:t xml:space="preserve">6.8</w:t>
+                <w:color w:val="E67E22"/>
+                <w:sz w:val="20"/>
+                <w:szCs w:val="20"/>
+              </w:rPr>
+              <w:t xml:space="preserve">7</w:t>
             </w:r>
           </w:p>
         </w:tc>
@@ -2374,11 +2374,11 @@
                 <w:rFonts w:ascii="Arial" w:cs="Arial" w:eastAsia="Arial" w:hAnsi="Arial"/>
                 <w:b/>
                 <w:bCs/>
-                <w:color w:val="C0392B"/>
-                <w:sz w:val="20"/>
-                <w:szCs w:val="20"/>
-              </w:rPr>
-              <w:t xml:space="preserve">要改善</w:t>
+                <w:color w:val="E67E22"/>
+                <w:sz w:val="20"/>
+                <w:szCs w:val="20"/>
+              </w:rPr>
+              <w:t xml:space="preserve">概ね良好</w:t>
             </w:r>
           </w:p>
         </w:tc>
@@ -2418,7 +2418,7 @@
           <w:sz w:val="21"/>
           <w:szCs w:val="21"/>
         </w:rPr>
-        <w:t xml:space="preserve">評価分布は8点（42.6%）に最も多く、8点以上の高評価が69.5%を占めています。低評価（1-4点）は計19件（13.5%）です。</w:t>
+        <w:t xml:space="preserve">評価分布は8点（40.8%）に最も多く、8点以上の高評価が67.6%を占めています。低評価（1-4点）は計20件（14.1%）です。</w:t>
       </w:r>
     </w:p>
     <w:p>
@@ -2653,7 +2653,7 @@
                 <w:sz w:val="20"/>
                 <w:szCs w:val="20"/>
               </w:rPr>
-              <w:t xml:space="preserve">30</w:t>
+              <w:t xml:space="preserve">31</w:t>
             </w:r>
           </w:p>
         </w:tc>
@@ -2688,7 +2688,7 @@
                 <w:sz w:val="20"/>
                 <w:szCs w:val="20"/>
               </w:rPr>
-              <w:t xml:space="preserve">21.3%</w:t>
+              <w:t xml:space="preserve">21.8%</w:t>
             </w:r>
           </w:p>
         </w:tc>
@@ -2717,7 +2717,7 @@
                 <w:sz w:val="20"/>
                 <w:szCs w:val="20"/>
               </w:rPr>
-              <w:t xml:space="preserve">██████████</w:t>
+              <w:t xml:space="preserve">███████████</w:t>
             </w:r>
             <w:r>
               <w:rPr>
@@ -2726,7 +2726,7 @@
                 <w:sz w:val="18"/>
                 <w:szCs w:val="18"/>
               </w:rPr>
-              <w:t xml:space="preserve"> 30件</w:t>
+              <w:t xml:space="preserve"> 31件</w:t>
             </w:r>
           </w:p>
         </w:tc>
@@ -2798,7 +2798,7 @@
                 <w:sz w:val="20"/>
                 <w:szCs w:val="20"/>
               </w:rPr>
-              <w:t xml:space="preserve">8</w:t>
+              <w:t xml:space="preserve">7</w:t>
             </w:r>
           </w:p>
         </w:tc>
@@ -2833,7 +2833,7 @@
                 <w:sz w:val="20"/>
                 <w:szCs w:val="20"/>
               </w:rPr>
-              <w:t xml:space="preserve">5.7%</w:t>
+              <w:t xml:space="preserve">4.9%</w:t>
             </w:r>
           </w:p>
         </w:tc>
@@ -2861,7 +2861,7 @@
                 <w:sz w:val="20"/>
                 <w:szCs w:val="20"/>
               </w:rPr>
-              <w:t xml:space="preserve">███</w:t>
+              <w:t xml:space="preserve">██</w:t>
             </w:r>
             <w:r>
               <w:rPr>
@@ -2870,7 +2870,7 @@
                 <w:sz w:val="18"/>
                 <w:szCs w:val="18"/>
               </w:rPr>
-              <w:t xml:space="preserve"> 8件</w:t>
+              <w:t xml:space="preserve"> 7件</w:t>
             </w:r>
           </w:p>
         </w:tc>
@@ -2942,7 +2942,7 @@
                 <w:sz w:val="20"/>
                 <w:szCs w:val="20"/>
               </w:rPr>
-              <w:t xml:space="preserve">60</w:t>
+              <w:t xml:space="preserve">58</w:t>
             </w:r>
           </w:p>
         </w:tc>
@@ -2977,7 +2977,7 @@
                 <w:sz w:val="20"/>
                 <w:szCs w:val="20"/>
               </w:rPr>
-              <w:t xml:space="preserve">42.6%</w:t>
+              <w:t xml:space="preserve">40.8%</w:t>
             </w:r>
           </w:p>
         </w:tc>
@@ -3015,7 +3015,7 @@
                 <w:sz w:val="18"/>
                 <w:szCs w:val="18"/>
               </w:rPr>
-              <w:t xml:space="preserve"> 60件</w:t>
+              <w:t xml:space="preserve"> 58件</w:t>
             </w:r>
           </w:p>
         </w:tc>
@@ -3087,7 +3087,7 @@
                 <w:sz w:val="20"/>
                 <w:szCs w:val="20"/>
               </w:rPr>
-              <w:t xml:space="preserve">5</w:t>
+              <w:t xml:space="preserve">4</w:t>
             </w:r>
           </w:p>
         </w:tc>
@@ -3122,7 +3122,7 @@
                 <w:sz w:val="20"/>
                 <w:szCs w:val="20"/>
               </w:rPr>
-              <w:t xml:space="preserve">3.5%</w:t>
+              <w:t xml:space="preserve">2.8%</w:t>
             </w:r>
           </w:p>
         </w:tc>
@@ -3150,7 +3150,7 @@
                 <w:sz w:val="20"/>
                 <w:szCs w:val="20"/>
               </w:rPr>
-              <w:t xml:space="preserve">██</w:t>
+              <w:t xml:space="preserve">█</w:t>
             </w:r>
             <w:r>
               <w:rPr>
@@ -3159,7 +3159,7 @@
                 <w:sz w:val="18"/>
                 <w:szCs w:val="18"/>
               </w:rPr>
-              <w:t xml:space="preserve"> 5件</w:t>
+              <w:t xml:space="preserve"> 4件</w:t>
             </w:r>
           </w:p>
         </w:tc>
@@ -3231,7 +3231,7 @@
                 <w:sz w:val="20"/>
                 <w:szCs w:val="20"/>
               </w:rPr>
-              <w:t xml:space="preserve">13</w:t>
+              <w:t xml:space="preserve">16</w:t>
             </w:r>
           </w:p>
         </w:tc>
@@ -3266,7 +3266,7 @@
                 <w:sz w:val="20"/>
                 <w:szCs w:val="20"/>
               </w:rPr>
-              <w:t xml:space="preserve">9.2%</w:t>
+              <w:t xml:space="preserve">11.3%</w:t>
             </w:r>
           </w:p>
         </w:tc>
@@ -3295,7 +3295,7 @@
                 <w:sz w:val="20"/>
                 <w:szCs w:val="20"/>
               </w:rPr>
-              <w:t xml:space="preserve">████</w:t>
+              <w:t xml:space="preserve">██████</w:t>
             </w:r>
             <w:r>
               <w:rPr>
@@ -3304,7 +3304,7 @@
                 <w:sz w:val="18"/>
                 <w:szCs w:val="18"/>
               </w:rPr>
-              <w:t xml:space="preserve"> 13件</w:t>
+              <w:t xml:space="preserve"> 16件</w:t>
             </w:r>
           </w:p>
         </w:tc>
@@ -3411,7 +3411,7 @@
                 <w:sz w:val="20"/>
                 <w:szCs w:val="20"/>
               </w:rPr>
-              <w:t xml:space="preserve">4.3%</w:t>
+              <w:t xml:space="preserve">4.2%</w:t>
             </w:r>
           </w:p>
         </w:tc>
@@ -3520,7 +3520,7 @@
                 <w:sz w:val="20"/>
                 <w:szCs w:val="20"/>
               </w:rPr>
-              <w:t xml:space="preserve">9</w:t>
+              <w:t xml:space="preserve">10</w:t>
             </w:r>
           </w:p>
         </w:tc>
@@ -3555,7 +3555,7 @@
                 <w:sz w:val="20"/>
                 <w:szCs w:val="20"/>
               </w:rPr>
-              <w:t xml:space="preserve">6.4%</w:t>
+              <w:t xml:space="preserve">7.0%</w:t>
             </w:r>
           </w:p>
         </w:tc>
@@ -3593,7 +3593,7 @@
                 <w:sz w:val="18"/>
                 <w:szCs w:val="18"/>
               </w:rPr>
-              <w:t xml:space="preserve"> 9件</w:t>
+              <w:t xml:space="preserve"> 10件</w:t>
             </w:r>
           </w:p>
         </w:tc>
@@ -3844,7 +3844,7 @@
                 <w:sz w:val="20"/>
                 <w:szCs w:val="20"/>
               </w:rPr>
-              <w:t xml:space="preserve">6.4%</w:t>
+              <w:t xml:space="preserve">6.3%</w:t>
             </w:r>
           </w:p>
         </w:tc>
@@ -3958,7 +3958,7 @@
                 <w:sz w:val="24"/>
                 <w:szCs w:val="24"/>
               </w:rPr>
-              <w:t xml:space="preserve">98件（69.5%）</w:t>
+              <w:t xml:space="preserve">96件（67.6%）</w:t>
             </w:r>
           </w:p>
         </w:tc>
@@ -4009,7 +4009,7 @@
                 <w:sz w:val="24"/>
                 <w:szCs w:val="24"/>
               </w:rPr>
-              <w:t xml:space="preserve">24件（17.0%）</w:t>
+              <w:t xml:space="preserve">26件（18.3%）</w:t>
             </w:r>
           </w:p>
         </w:tc>
@@ -4060,7 +4060,7 @@
                 <w:sz w:val="24"/>
                 <w:szCs w:val="24"/>
               </w:rPr>
-              <w:t xml:space="preserve">19件（13.5%）</w:t>
+              <w:t xml:space="preserve">20件（14.1%）</w:t>
             </w:r>
           </w:p>
         </w:tc>
@@ -4334,7 +4334,7 @@
                 <w:sz w:val="20"/>
                 <w:szCs w:val="20"/>
               </w:rPr>
-              <w:t xml:space="preserve">「予約時に見落としていたこちらのミスかもしれないが、内装工事しており、その関係で音がうるさく、朝食も弁当だった」「改装中のため朝食がお弁当のため味気ない為ショックだった」</w:t>
+              <w:t xml:space="preserve">「部屋も広く、快適でした ホテルが改装中が残念で、朝食がバイキングでないのが、残念でした」「朝食は通常通りです🍽️🥐🧇  改装工事が完了しました👷🏻‍♂️  お手頃価格で美味しい」</w:t>
             </w:r>
           </w:p>
         </w:tc>
@@ -4438,7 +4438,7 @@
                 <w:sz w:val="20"/>
                 <w:szCs w:val="20"/>
               </w:rPr>
-              <w:t xml:space="preserve">「立地もいいですし、客層もまずまず」「さらに駅近で便利な立地です」</w:t>
+              <w:t xml:space="preserve">「観光としての立地は凄くいいともう 部屋が思っていた以上に狭い  タオルかける場所がない  ユニットバスが狭すぎる ...」「近くのスタッフに料理の追加について質問をしたのですが、厨房にいる料理人に直接聞いてくださいと言われたのがビックリしました」</w:t>
             </w:r>
           </w:p>
         </w:tc>
@@ -4545,7 +4545,7 @@
                 <w:sz w:val="20"/>
                 <w:szCs w:val="20"/>
               </w:rPr>
-              <w:t xml:space="preserve">「部屋は狭めで設備も古いが、スタッフの応対も丁寧でウェルカムドリンクもあります」「朝食弁当はまずいし、朝食がパン派の人は対応なし」</w:t>
+              <w:t xml:space="preserve">「チェックインは機械で行いますが、スタッフがいつでも対応してくれるので安心です」「近くのスタッフに料理の追加について質問をしたのですが、厨房にいる料理人に直接聞いてくださいと言われたのがビックリしました」</w:t>
             </w:r>
           </w:p>
         </w:tc>
@@ -4649,7 +4649,7 @@
                 <w:sz w:val="20"/>
                 <w:szCs w:val="20"/>
               </w:rPr>
-              <w:t xml:space="preserve">「7,000円で朝食ビュッフェ付きは格安かと思います また6:30から朝食可能でしたので、出発まで時間ない人はおすす...」「連泊なのにお部屋の清掃入られたことに驚きました」</w:t>
+              <w:t xml:space="preserve">「新しく改装されたばかりの店内は清潔で明るく、テーブルや椅子が配置され、居心地の良い雰囲気です」「やっと食べようとしたら、横で机のアルコール清掃をされて、少しかかってしまった」</w:t>
             </w:r>
           </w:p>
         </w:tc>
@@ -4756,7 +4756,7 @@
                 <w:sz w:val="20"/>
                 <w:szCs w:val="20"/>
               </w:rPr>
-              <w:t xml:space="preserve">「部屋は狭めで設備も古いが、スタッフの応対も丁寧でウェルカムドリンクもあります」「7,000円で朝食ビュッフェ付きは格安かと思います また6:30から朝食可能でしたので、出発まで時間ない人はおすす...」</w:t>
+              <w:t xml:space="preserve">「部屋も広く、快適でした ホテルが改装中が残念で、朝食がバイキングでないのが、残念でした」「2階のカフェ兼ブックルームは明るく快適です🍀」</w:t>
             </w:r>
           </w:p>
         </w:tc>
@@ -4860,7 +4860,7 @@
                 <w:sz w:val="20"/>
                 <w:szCs w:val="20"/>
               </w:rPr>
-              <w:t xml:space="preserve">「道向かいにコンビニがあり、近隣に美味しい飲食店も多く、中華街や赤レンガ等の観光地まで徒歩圏内」「m(_ _)m レストラン」</w:t>
+              <w:t xml:space="preserve">「もし気が乗らなければ、ざっと見て階下のローソンかセブンイレブンに行こうと思っていたほどです」「正直なところ、朝食にはあまり期待していませんでしたし、もしそこで食べる気がしなかったら、ざっと見て階下のローソンか...」</w:t>
             </w:r>
           </w:p>
         </w:tc>
@@ -4900,7 +4900,7 @@
           <w:sz w:val="21"/>
           <w:szCs w:val="21"/>
         </w:rPr>
-        <w:t xml:space="preserve">口コミの多数で「朝食」に関するポジティブな言及が見られ、コンフォートホテル横浜関内の最大の差別化要因となっています。予約時に見落としていたこちらのミスかもしれないが、内装工事しており、その関係で音がうるさく、朝食も弁当だったといった声が多数寄せられています。</w:t>
+        <w:t xml:space="preserve">口コミの多数で「朝食」に関するポジティブな言及が見られ、コンフォートホテル横浜関内の最大の差別化要因となっています。部屋も広く、快適でした ホテルが改装中が残念で、朝食がバイキングでないのが、残念でしたといった声が多数寄せられています。</w:t>
       </w:r>
     </w:p>
     <w:p>
@@ -4919,7 +4919,7 @@
           <w:sz w:val="21"/>
           <w:szCs w:val="21"/>
         </w:rPr>
-        <w:t xml:space="preserve">予約時に見落としていたこちらのミスかもしれないが、内装工事しており、その関係で音がうるさく、朝食も弁当だった</w:t>
+        <w:t xml:space="preserve">部屋も広く、快適でした ホテルが改装中が残念で、朝食がバイキングでないのが、残念でした</w:t>
       </w:r>
     </w:p>
     <w:p>
@@ -4938,7 +4938,7 @@
           <w:sz w:val="21"/>
           <w:szCs w:val="21"/>
         </w:rPr>
-        <w:t xml:space="preserve">改装中のため朝食がお弁当のため味気ない為ショックだった</w:t>
+        <w:t xml:space="preserve">朝食は通常通りです🍽️🥐🧇  改装工事が完了しました👷🏻‍♂️  お手頃価格で美味しい</w:t>
       </w:r>
     </w:p>
     <w:p>
@@ -4957,7 +4957,7 @@
           <w:sz w:val="21"/>
           <w:szCs w:val="21"/>
         </w:rPr>
-        <w:t xml:space="preserve">ただし、朝食会場は狭く配置も悪いので平日でも激混み</w:t>
+        <w:t xml:space="preserve">ビュッフェスタイルの朝食はさらに嬉しい驚きでした</w:t>
       </w:r>
     </w:p>
     <w:p>
@@ -4994,7 +4994,7 @@
           <w:sz w:val="21"/>
           <w:szCs w:val="21"/>
         </w:rPr>
-        <w:t xml:space="preserve">立地・アクセスに関するポジティブな評価も多く寄せられています。「立地もいいですし、客層もまずまず」といったコメントが見られます。</w:t>
+        <w:t xml:space="preserve">立地・アクセスに関するポジティブな評価も多く寄せられています。「観光としての立地は凄くいいともう 部屋が思っていた以上に狭い  タオルかける場所がない  ユニットバスが狭すぎる ...」といったコメントが見られます。</w:t>
       </w:r>
     </w:p>
     <w:p>
@@ -5299,7 +5299,7 @@
                 <w:sz w:val="20"/>
                 <w:szCs w:val="20"/>
               </w:rPr>
-              <w:t xml:space="preserve">まあそれはいいのですが、本件で不愉快な思いをしている宿泊客が多数存在するのは確実なのに、それと知りながら平気で行う...</w:t>
+              <w:t xml:space="preserve">部屋も広く、快適でした ホテルが改装中が残念で、朝食がバイキングでないのが、残念でした</w:t>
             </w:r>
           </w:p>
         </w:tc>
@@ -5333,7 +5333,7 @@
                 <w:sz w:val="20"/>
                 <w:szCs w:val="20"/>
               </w:rPr>
-              <w:t xml:space="preserve">重大・24件</w:t>
+              <w:t xml:space="preserve">重大・28件</w:t>
             </w:r>
           </w:p>
         </w:tc>
@@ -5438,7 +5438,7 @@
                 <w:sz w:val="20"/>
                 <w:szCs w:val="20"/>
               </w:rPr>
-              <w:t xml:space="preserve">部屋は狭めで設備も古いが、スタッフの応対も丁寧でウェルカムドリンクもあります</w:t>
+              <w:t xml:space="preserve">ダブルルーム（大型ベッド1台）でも、28インチのスーツケース2個と機内持ち込みサイズのスーツケース2個を壁際に立て...</w:t>
             </w:r>
           </w:p>
         </w:tc>
@@ -5472,7 +5472,7 @@
                 <w:sz w:val="20"/>
                 <w:szCs w:val="20"/>
               </w:rPr>
-              <w:t xml:space="preserve">重大・9件</w:t>
+              <w:t xml:space="preserve">重大・12件</w:t>
             </w:r>
           </w:p>
         </w:tc>
@@ -5543,7 +5543,7 @@
                 <w:sz w:val="20"/>
                 <w:szCs w:val="20"/>
               </w:rPr>
-              <w:t xml:space="preserve">防音性能</w:t>
+              <w:t xml:space="preserve">浴室・水回り</w:t>
             </w:r>
           </w:p>
         </w:tc>
@@ -5577,7 +5577,7 @@
                 <w:sz w:val="20"/>
                 <w:szCs w:val="20"/>
               </w:rPr>
-              <w:t xml:space="preserve">予約時に見落としていたこちらのミスかもしれないが、内装工事しており、その関係で音がうるさく、朝食も弁当だった</w:t>
+              <w:t xml:space="preserve">嫌な臭いは一切なく、カーペット、カーテン、そしてバスルームまでピカピカでした</w:t>
             </w:r>
           </w:p>
         </w:tc>
@@ -5611,7 +5611,7 @@
                 <w:sz w:val="20"/>
                 <w:szCs w:val="20"/>
               </w:rPr>
-              <w:t xml:space="preserve">重大・7件</w:t>
+              <w:t xml:space="preserve">重大・10件</w:t>
             </w:r>
           </w:p>
         </w:tc>
@@ -5682,7 +5682,7 @@
                 <w:sz w:val="20"/>
                 <w:szCs w:val="20"/>
               </w:rPr>
-              <w:t xml:space="preserve">浴室・水回り</w:t>
+              <w:t xml:space="preserve">防音性能</w:t>
             </w:r>
           </w:p>
         </w:tc>
@@ -5716,7 +5716,7 @@
                 <w:sz w:val="20"/>
                 <w:szCs w:val="20"/>
               </w:rPr>
-              <w:t xml:space="preserve">部屋着（バスローブ）はエレベーター前にあるのでそれを取って行くスタイルです</w:t>
+              <w:t xml:space="preserve">予約時に見落としていたこちらのミスかもしれないが、内装工事しており、その関係で音がうるさく、朝食も弁当だった</w:t>
             </w:r>
           </w:p>
         </w:tc>
@@ -5821,7 +5821,7 @@
                 <w:sz w:val="20"/>
                 <w:szCs w:val="20"/>
               </w:rPr>
-              <w:t xml:space="preserve">設備の老朽化</w:t>
+              <w:t xml:space="preserve">窓・採光</w:t>
             </w:r>
           </w:p>
         </w:tc>
@@ -5855,7 +5855,7 @@
                 <w:sz w:val="20"/>
                 <w:szCs w:val="20"/>
               </w:rPr>
-              <w:t xml:space="preserve">部屋は狭めで設備も古いが、スタッフの応対も丁寧でウェルカムドリンクもあります</w:t>
+              <w:t xml:space="preserve">2階のカフェ兼ブックルームは明るく快適です🍀</w:t>
             </w:r>
           </w:p>
         </w:tc>
@@ -5889,7 +5889,7 @@
                 <w:sz w:val="20"/>
                 <w:szCs w:val="20"/>
               </w:rPr>
-              <w:t xml:space="preserve">中度・4件</w:t>
+              <w:t xml:space="preserve">重大・5件</w:t>
             </w:r>
           </w:p>
         </w:tc>
@@ -7191,7 +7191,7 @@
                 <w:sz w:val="20"/>
                 <w:szCs w:val="20"/>
               </w:rPr>
-              <w:t xml:space="preserve">7.46点</w:t>
+              <w:t xml:space="preserve">7.41点</w:t>
             </w:r>
           </w:p>
         </w:tc>
@@ -7225,7 +7225,7 @@
                 <w:sz w:val="20"/>
                 <w:szCs w:val="20"/>
               </w:rPr>
-              <w:t xml:space="preserve">8.0点以上</w:t>
+              <w:t xml:space="preserve">7.9点以上</w:t>
             </w:r>
           </w:p>
         </w:tc>
@@ -7331,7 +7331,7 @@
                 <w:sz w:val="20"/>
                 <w:szCs w:val="20"/>
               </w:rPr>
-              <w:t xml:space="preserve">69.5%</w:t>
+              <w:t xml:space="preserve">67.6%</w:t>
             </w:r>
           </w:p>
         </w:tc>
@@ -7366,7 +7366,7 @@
                 <w:sz w:val="20"/>
                 <w:szCs w:val="20"/>
               </w:rPr>
-              <w:t xml:space="preserve">80%以上</w:t>
+              <w:t xml:space="preserve">78%以上</w:t>
             </w:r>
           </w:p>
         </w:tc>
@@ -7471,7 +7471,7 @@
                 <w:sz w:val="20"/>
                 <w:szCs w:val="20"/>
               </w:rPr>
-              <w:t xml:space="preserve">13.5%</w:t>
+              <w:t xml:space="preserve">14.1%</w:t>
             </w:r>
           </w:p>
         </w:tc>
@@ -7576,7 +7576,7 @@
                 <w:sz w:val="20"/>
                 <w:szCs w:val="20"/>
               </w:rPr>
-              <w:t xml:space="preserve">Google平均評価</w:t>
+              <w:t xml:space="preserve">口コミ返信率</w:t>
             </w:r>
           </w:p>
         </w:tc>
@@ -7611,7 +7611,7 @@
                 <w:sz w:val="20"/>
                 <w:szCs w:val="20"/>
               </w:rPr>
-              <w:t xml:space="preserve">6.8点</w:t>
+              <w:t xml:space="preserve">未計測</w:t>
             </w:r>
           </w:p>
         </w:tc>
@@ -7646,7 +7646,7 @@
                 <w:sz w:val="20"/>
                 <w:szCs w:val="20"/>
               </w:rPr>
-              <w:t xml:space="preserve">7.8点以上</w:t>
+              <w:t xml:space="preserve">100%（48h以内）</w:t>
             </w:r>
           </w:p>
         </w:tc>
@@ -7681,7 +7681,7 @@
                 <w:sz w:val="20"/>
                 <w:szCs w:val="20"/>
               </w:rPr>
-              <w:t xml:space="preserve">2026年9月</w:t>
+              <w:t xml:space="preserve">2026年6月</w:t>
             </w:r>
           </w:p>
         </w:tc>
@@ -7717,7 +7717,7 @@
                 <w:sz w:val="20"/>
                 <w:szCs w:val="20"/>
               </w:rPr>
-              <w:t xml:space="preserve">口コミ返信率</w:t>
+              <w:t xml:space="preserve">対応・サービスの不満クレーム</w:t>
             </w:r>
           </w:p>
         </w:tc>
@@ -7751,7 +7751,7 @@
                 <w:sz w:val="20"/>
                 <w:szCs w:val="20"/>
               </w:rPr>
-              <w:t xml:space="preserve">未計測</w:t>
+              <w:t xml:space="preserve">約28件/期間</w:t>
             </w:r>
           </w:p>
         </w:tc>
@@ -7785,7 +7785,7 @@
                 <w:sz w:val="20"/>
                 <w:szCs w:val="20"/>
               </w:rPr>
-              <w:t xml:space="preserve">100%（48h以内）</w:t>
+              <w:t xml:space="preserve">14件以下</w:t>
             </w:r>
           </w:p>
         </w:tc>
@@ -7798,148 +7798,6 @@
               <w:bottom w:val="single" w:color="CCCCCC" w:sz="1"/>
               <w:right w:val="single" w:color="CCCCCC" w:sz="1"/>
             </w:tcBorders>
-            <w:tcMar>
-              <w:top w:type="dxa" w:w="80"/>
-              <w:left w:type="dxa" w:w="120"/>
-              <w:bottom w:type="dxa" w:w="80"/>
-              <w:right w:type="dxa" w:w="120"/>
-            </w:tcMar>
-            <w:vAlign w:val="center"/>
-          </w:tcPr>
-          <w:p>
-            <w:pPr>
-              <w:jc w:val="center"/>
-            </w:pPr>
-            <w:r>
-              <w:rPr>
-                <w:rFonts w:ascii="Arial" w:cs="Arial" w:eastAsia="Arial" w:hAnsi="Arial"/>
-                <w:b w:val="false"/>
-                <w:bCs w:val="false"/>
-                <w:color w:val="333333"/>
-                <w:sz w:val="20"/>
-                <w:szCs w:val="20"/>
-              </w:rPr>
-              <w:t xml:space="preserve">2026年6月</w:t>
-            </w:r>
-          </w:p>
-        </w:tc>
-      </w:tr>
-      <w:tr>
-        <w:tc>
-          <w:tcPr>
-            <w:tcW w:type="dxa" w:w="2800"/>
-            <w:tcBorders>
-              <w:top w:val="single" w:color="CCCCCC" w:sz="1"/>
-              <w:left w:val="single" w:color="CCCCCC" w:sz="1"/>
-              <w:bottom w:val="single" w:color="CCCCCC" w:sz="1"/>
-              <w:right w:val="single" w:color="CCCCCC" w:sz="1"/>
-            </w:tcBorders>
-            <w:shd w:fill="F2F2F2" w:val="clear"/>
-            <w:tcMar>
-              <w:top w:type="dxa" w:w="80"/>
-              <w:left w:type="dxa" w:w="120"/>
-              <w:bottom w:type="dxa" w:w="80"/>
-              <w:right w:type="dxa" w:w="120"/>
-            </w:tcMar>
-            <w:vAlign w:val="center"/>
-          </w:tcPr>
-          <w:p>
-            <w:pPr>
-              <w:jc w:val="left"/>
-            </w:pPr>
-            <w:r>
-              <w:rPr>
-                <w:rFonts w:ascii="Arial" w:cs="Arial" w:eastAsia="Arial" w:hAnsi="Arial"/>
-                <w:b/>
-                <w:bCs/>
-                <w:color w:val="333333"/>
-                <w:sz w:val="20"/>
-                <w:szCs w:val="20"/>
-              </w:rPr>
-              <w:t xml:space="preserve">対応・サービスの不満クレーム</w:t>
-            </w:r>
-          </w:p>
-        </w:tc>
-        <w:tc>
-          <w:tcPr>
-            <w:tcW w:type="dxa" w:w="2200"/>
-            <w:tcBorders>
-              <w:top w:val="single" w:color="CCCCCC" w:sz="1"/>
-              <w:left w:val="single" w:color="CCCCCC" w:sz="1"/>
-              <w:bottom w:val="single" w:color="CCCCCC" w:sz="1"/>
-              <w:right w:val="single" w:color="CCCCCC" w:sz="1"/>
-            </w:tcBorders>
-            <w:shd w:fill="F2F2F2" w:val="clear"/>
-            <w:tcMar>
-              <w:top w:type="dxa" w:w="80"/>
-              <w:left w:type="dxa" w:w="120"/>
-              <w:bottom w:type="dxa" w:w="80"/>
-              <w:right w:type="dxa" w:w="120"/>
-            </w:tcMar>
-            <w:vAlign w:val="center"/>
-          </w:tcPr>
-          <w:p>
-            <w:pPr>
-              <w:jc w:val="center"/>
-            </w:pPr>
-            <w:r>
-              <w:rPr>
-                <w:rFonts w:ascii="Arial" w:cs="Arial" w:eastAsia="Arial" w:hAnsi="Arial"/>
-                <w:b w:val="false"/>
-                <w:bCs w:val="false"/>
-                <w:color w:val="333333"/>
-                <w:sz w:val="20"/>
-                <w:szCs w:val="20"/>
-              </w:rPr>
-              <w:t xml:space="preserve">約24件/期間</w:t>
-            </w:r>
-          </w:p>
-        </w:tc>
-        <w:tc>
-          <w:tcPr>
-            <w:tcW w:type="dxa" w:w="2200"/>
-            <w:tcBorders>
-              <w:top w:val="single" w:color="CCCCCC" w:sz="1"/>
-              <w:left w:val="single" w:color="CCCCCC" w:sz="1"/>
-              <w:bottom w:val="single" w:color="CCCCCC" w:sz="1"/>
-              <w:right w:val="single" w:color="CCCCCC" w:sz="1"/>
-            </w:tcBorders>
-            <w:shd w:fill="F2F2F2" w:val="clear"/>
-            <w:tcMar>
-              <w:top w:type="dxa" w:w="80"/>
-              <w:left w:type="dxa" w:w="120"/>
-              <w:bottom w:type="dxa" w:w="80"/>
-              <w:right w:type="dxa" w:w="120"/>
-            </w:tcMar>
-            <w:vAlign w:val="center"/>
-          </w:tcPr>
-          <w:p>
-            <w:pPr>
-              <w:jc w:val="center"/>
-            </w:pPr>
-            <w:r>
-              <w:rPr>
-                <w:rFonts w:ascii="Arial" w:cs="Arial" w:eastAsia="Arial" w:hAnsi="Arial"/>
-                <w:b/>
-                <w:bCs/>
-                <w:color w:val="27AE60"/>
-                <w:sz w:val="20"/>
-                <w:szCs w:val="20"/>
-              </w:rPr>
-              <w:t xml:space="preserve">12件以下</w:t>
-            </w:r>
-          </w:p>
-        </w:tc>
-        <w:tc>
-          <w:tcPr>
-            <w:tcW w:type="dxa" w:w="1826"/>
-            <w:tcBorders>
-              <w:top w:val="single" w:color="CCCCCC" w:sz="1"/>
-              <w:left w:val="single" w:color="CCCCCC" w:sz="1"/>
-              <w:bottom w:val="single" w:color="CCCCCC" w:sz="1"/>
-              <w:right w:val="single" w:color="CCCCCC" w:sz="1"/>
-            </w:tcBorders>
-            <w:shd w:fill="F2F2F2" w:val="clear"/>
             <w:tcMar>
               <w:top w:type="dxa" w:w="80"/>
               <w:left w:type="dxa" w:w="120"/>
@@ -8022,7 +7880,7 @@
           <w:sz w:val="22"/>
           <w:szCs w:val="22"/>
         </w:rPr>
-        <w:t xml:space="preserve">[1] 楽天トラベル / 8点 / 2026-03-20</w:t>
+        <w:t xml:space="preserve">[1] Google / 10点 / 2026-03-22</w:t>
       </w:r>
     </w:p>
     <w:p>
@@ -8037,7 +7895,7 @@
           <w:sz w:val="21"/>
           <w:szCs w:val="21"/>
         </w:rPr>
-        <w:t xml:space="preserve">立地もいいですし、客層もまずまず。料金帯を考えたら良いホテルだと思います。</w:t>
+        <w:t xml:space="preserve">2階のカフェ兼ブックルームは明るく快適です🍀。コーヒー、紅茶、水、電子レンジをご用意しています☕️🫖。朝食は通常通りです🍽️🥐🧇  改装工事が完了しました👷🏻‍♂️  お手頃価格で美味しい！  コストパフォーマンスの高い国際チェーンホテル🏨</w:t>
       </w:r>
     </w:p>
     <w:p>
@@ -8058,7 +7916,7 @@
           <w:sz w:val="22"/>
           <w:szCs w:val="22"/>
         </w:rPr>
-        <w:t xml:space="preserve">[2] Google / 8点 / 2026-03-20</w:t>
+        <w:t xml:space="preserve">[2] Google / 10点 / 2026-03-22</w:t>
       </w:r>
     </w:p>
     <w:p>
@@ -8073,7 +7931,7 @@
           <w:sz w:val="21"/>
           <w:szCs w:val="21"/>
         </w:rPr>
-        <w:t xml:space="preserve">部屋は狭めで設備も古いが、スタッフの応対も丁寧でウェルカムドリンクもあります。 道向かいにコンビニがあり、近隣に美味しい飲食店も多く、中華街や赤レンガ等の観光地まで徒歩圏内。さらに駅近で便利な立地です。 ただし、朝食会場は狭く配置も悪いので平日でも激混み。夜は泥酔通行人の声が響いて聞こえます。個人的には騒音には慣れているので問題なし。 トータル、セールで安く泊まれるならオススメ。</w:t>
+        <w:t xml:space="preserve">東京と横浜への旅行中に、予定外の宿泊先が1泊だけありましたが、チョイスホテルの会員権を持っていたので、横浜のコンフォートホテルに泊まることにしました。  フロントは2階にあります。チェックインは機械で行いますが、スタッフがいつでも対応してくれるので安心です。スタッフは皆とても親切で丁寧です。フロントの右側にはコンフォートライブラリーカフェがあり、セルフサービスのウェルカムドリンクを提供してい...</w:t>
       </w:r>
     </w:p>
     <w:p>
@@ -8094,7 +7952,7 @@
           <w:sz w:val="22"/>
           <w:szCs w:val="22"/>
         </w:rPr>
-        <w:t xml:space="preserve">[3] Google / 8点 / 2026-03-20</w:t>
+        <w:t xml:space="preserve">[3] Trip.com / 8点 / 2026-03-22</w:t>
       </w:r>
     </w:p>
     <w:p>
@@ -8109,7 +7967,7 @@
           <w:sz w:val="21"/>
           <w:szCs w:val="21"/>
         </w:rPr>
-        <w:t xml:space="preserve">7,000円で朝食ビュッフェ付きは格安かと思います また6:30から朝食可能でしたので、出発まで時間ない人はおすすめです 部屋も綺麗で広く、ベッドはダブルでした</w:t>
+        <w:t xml:space="preserve">アメニティがもっと充実しているといいのかなと思います。食事はばっちりでした。</w:t>
       </w:r>
     </w:p>
     <w:p>
@@ -8130,7 +7988,7 @@
           <w:sz w:val="22"/>
           <w:szCs w:val="22"/>
         </w:rPr>
-        <w:t xml:space="preserve">[4] 楽天トラベル / 8点 / 2026-03-18</w:t>
+        <w:t xml:space="preserve">[4] Google / 10点 / 2026-03-22</w:t>
       </w:r>
     </w:p>
     <w:p>
@@ -8145,7 +8003,7 @@
           <w:sz w:val="21"/>
           <w:szCs w:val="21"/>
         </w:rPr>
-        <w:t xml:space="preserve">最近の横浜方面出張時には良く利用。横浜市営地下鉄の駅が近く便利。個人的には特に、ライブラリー&amp;カフェが気に入っており、好きな本を選んで読んだりゆっくり過ごす事ができます。コンフォートホテルはベットの硬さも枕の高さも私には最適で睡眠アプリで熟睡度80%くらい(自宅でも70%なのに)。ただし，今回は改装工事でカフェが利用出来ず、朝食もおにぎり弁当の一択で残念！でも，来月もまた泊まります。</w:t>
+        <w:t xml:space="preserve">2階のカフェと書店エリアは明るく快適です🍀。コーヒー、紅茶、水、電子レンジをご用意しています☕️🫖。朝食は通常通りです🍽️🥐🧇。改装されたばかりです👷🏻‍♂️。お手頃価格で美味しい！価値の高い国際チェーンホテル🏨</w:t>
       </w:r>
     </w:p>
     <w:p>
@@ -8166,7 +8024,7 @@
           <w:sz w:val="22"/>
           <w:szCs w:val="22"/>
         </w:rPr>
-        <w:t xml:space="preserve">[5] Booking.com / 8点 / 2026-03-17</w:t>
+        <w:t xml:space="preserve">[5] Google / 10点 / 2026-03-22</w:t>
       </w:r>
     </w:p>
     <w:p>
@@ -8181,7 +8039,43 @@
           <w:sz w:val="21"/>
           <w:szCs w:val="21"/>
         </w:rPr>
-        <w:t xml:space="preserve">連泊なのにお部屋の清掃入られたことに驚きました。散らかしていて申し訳なかったです。m(_ _)m</w:t>
+        <w:t xml:space="preserve">東京と横浜への旅行中に一泊する予定はなかったのですが、チョイスホテルの会員だったので、横浜のコンフォートホテルに泊まることにしました。カウンターは2階にあり、チェックインは機械を使ってセルフチェックインする必要がありますが、スタッフが対応してくれるので安心です。スタッフは皆とても親切で忍耐強く対応してくれます。カウンターの右側にはコンフォートライブラリーカフェがあり、セルフサービスのウェルカ...</w:t>
+      </w:r>
+    </w:p>
+    <w:p>
+      <w:pPr>
+        <w:spacing w:after="60"/>
+      </w:pPr>
+    </w:p>
+    <w:p>
+      <w:pPr>
+        <w:spacing w:after="120" w:before="200"/>
+      </w:pPr>
+      <w:r>
+        <w:rPr>
+          <w:rFonts w:ascii="Arial" w:cs="Arial" w:eastAsia="Arial" w:hAnsi="Arial"/>
+          <w:b/>
+          <w:bCs/>
+          <w:color w:val="1B3A5C"/>
+          <w:sz w:val="22"/>
+          <w:szCs w:val="22"/>
+        </w:rPr>
+        <w:t xml:space="preserve">[6] Booking.com / 6点 / 2026-03-22</w:t>
+      </w:r>
+    </w:p>
+    <w:p>
+      <w:pPr>
+        <w:spacing w:after="120" w:line="320"/>
+        <w:jc w:val="left"/>
+      </w:pPr>
+      <w:r>
+        <w:rPr>
+          <w:rFonts w:ascii="Arial" w:cs="Arial" w:eastAsia="Arial" w:hAnsi="Arial"/>
+          <w:color w:val="333333"/>
+          <w:sz w:val="21"/>
+          <w:szCs w:val="21"/>
+        </w:rPr>
+        <w:t xml:space="preserve">部屋も広く、快適でした</w:t>
       </w:r>
     </w:p>
     <w:p>
@@ -8207,7 +8101,7 @@
           <w:sz w:val="21"/>
           <w:szCs w:val="21"/>
         </w:rPr>
-        <w:t xml:space="preserve">レストラン？が改装中で提供された朝ごはん（お弁当）が残念でした。 あと、エレベーターが遅くて急いでいる時は早めの行動が必要です。（気持ちの問題）</w:t>
+        <w:t xml:space="preserve">ホテルが改装中が残念で、朝食がバイキングでないのが、残念でした。</w:t>
       </w:r>
     </w:p>
     <w:p>
@@ -8228,7 +8122,7 @@
           <w:sz w:val="22"/>
           <w:szCs w:val="22"/>
         </w:rPr>
-        <w:t xml:space="preserve">[6] 楽天トラベル / 2点 / 2026-03-20</w:t>
+        <w:t xml:space="preserve">[7] Booking.com / 5点 / 2026-03-22</w:t>
       </w:r>
     </w:p>
     <w:p>
@@ -8243,7 +8137,33 @@
           <w:sz w:val="21"/>
           <w:szCs w:val="21"/>
         </w:rPr>
-        <w:t xml:space="preserve">予約時に見落としていたこちらのミスかもしれないが、内装工事しており、その関係で音がうるさく、朝食も弁当だった。</w:t>
+        <w:t xml:space="preserve">観光としての立地は凄くいいともう</w:t>
+      </w:r>
+    </w:p>
+    <w:p>
+      <w:pPr>
+        <w:spacing w:after="120" w:line="320"/>
+        <w:jc w:val="left"/>
+      </w:pPr>
+      <w:r>
+        <w:rPr>
+          <w:rFonts w:ascii="Arial" w:cs="Arial" w:eastAsia="Arial" w:hAnsi="Arial"/>
+          <w:b/>
+          <w:bCs/>
+          <w:color w:val="C0392B"/>
+          <w:sz w:val="21"/>
+          <w:szCs w:val="21"/>
+        </w:rPr>
+        <w:t xml:space="preserve">【改善点】</w:t>
+      </w:r>
+      <w:r>
+        <w:rPr>
+          <w:rFonts w:ascii="Arial" w:cs="Arial" w:eastAsia="Arial" w:hAnsi="Arial"/>
+          <w:color w:val="333333"/>
+          <w:sz w:val="21"/>
+          <w:szCs w:val="21"/>
+        </w:rPr>
+        <w:t xml:space="preserve">部屋が思っていた以上に狭い  タオルかける場所がない  ユニットバスが狭すぎる  朝食が激混みで、やっと通されたら食べ物がほとんどなく、トレー、お皿もなかった。やっと食べようとしたら、横で机のアルコール清掃をされて、少しかかってしまった。</w:t>
       </w:r>
     </w:p>
     <w:p>
@@ -8264,7 +8184,7 @@
           <w:sz w:val="22"/>
           <w:szCs w:val="22"/>
         </w:rPr>
-        <w:t xml:space="preserve">[7] Trip.com / 6点 / 2026-03-20</w:t>
+        <w:t xml:space="preserve">[8] 楽天トラベル / 6点 / 2026-03-22</w:t>
       </w:r>
     </w:p>
     <w:p>
@@ -8279,7 +8199,7 @@
           <w:sz w:val="21"/>
           <w:szCs w:val="21"/>
         </w:rPr>
-        <w:t xml:space="preserve">改装中のため朝食がお弁当のため味気ない為ショックだった。もうすこし中身など考えた方が良いと思いました。</w:t>
+        <w:t xml:space="preserve">朝食は混雑のため、料理が残っていなかったのが、残念でした。近くのスタッフに料理の追加について質問をしたのですが、厨房にいる料理人に直接聞いてくださいと言われたのがビックリしました。客が厨房に入ることを容認しているのが、衛生面で疑問が 生じました。 その他は満足しました。</w:t>
       </w:r>
     </w:p>
     <w:p>
@@ -8300,7 +8220,7 @@
           <w:sz w:val="22"/>
           <w:szCs w:val="22"/>
         </w:rPr>
-        <w:t xml:space="preserve">[8] Booking.com / 4点 / 2026-03-19</w:t>
+        <w:t xml:space="preserve">[9] Google / 6点 / 2026-03-21</w:t>
       </w:r>
     </w:p>
     <w:p>
@@ -8308,17 +8228,6 @@
         <w:spacing w:after="120" w:line="320"/>
         <w:jc w:val="left"/>
       </w:pPr>
-      <w:r>
-        <w:rPr>
-          <w:rFonts w:ascii="Arial" w:cs="Arial" w:eastAsia="Arial" w:hAnsi="Arial"/>
-          <w:b/>
-          <w:bCs/>
-          <w:color w:val="C0392B"/>
-          <w:sz w:val="21"/>
-          <w:szCs w:val="21"/>
-        </w:rPr>
-        <w:t xml:space="preserve">【改善点】</w:t>
-      </w:r>
       <w:r>
         <w:rPr>
           <w:rFonts w:ascii="Arial" w:cs="Arial" w:eastAsia="Arial" w:hAnsi="Arial"/>
@@ -8326,7 +8235,7 @@
           <w:sz w:val="21"/>
           <w:szCs w:val="21"/>
         </w:rPr>
-        <w:t xml:space="preserve">朝食は、ビュッフェ形式でなかった。</w:t>
+        <w:t xml:space="preserve">部屋はまずまずの居心地 駅からも近いのはグッド ただし、朝食に至っては、空間が狭い分、並びが進行方向がわからないため逆順になったりして、大変だった。 混雑時は待つ形になると思う。 けれど混雑時に持ち帰り用の容器も、用意されてるので持ち帰って部屋で食べることもできる。</w:t>
       </w:r>
     </w:p>
     <w:p>
@@ -8347,7 +8256,7 @@
           <w:sz w:val="22"/>
           <w:szCs w:val="22"/>
         </w:rPr>
-        <w:t xml:space="preserve">[9] 楽天トラベル / 2点 / 2026-03-19</w:t>
+        <w:t xml:space="preserve">[10] Booking.com / 4点 / 2026-03-21</w:t>
       </w:r>
     </w:p>
     <w:p>
@@ -8362,43 +8271,7 @@
           <w:sz w:val="21"/>
           <w:szCs w:val="21"/>
         </w:rPr>
-        <w:t xml:space="preserve">羊頭狗肉で非常に残念な滞在でした。 予約したプランには【朝食ビュッフェが無料！スムージーや期間限定メニュー！】などと大々的に銘打ってありましたが、実際にはチェックイン時に「工事期間のため簡単な弁当になる」と伝えられました。  工事期間は3月7日〜20日だそうで、私が予約したのは3月15日（宿泊は19日）なので、予約入れた時点ですでに工事中でしたね。つまり、宿泊当日は朝食を提供できないと事前に...</w:t>
-      </w:r>
-    </w:p>
-    <w:p>
-      <w:pPr>
-        <w:spacing w:after="60"/>
-      </w:pPr>
-    </w:p>
-    <w:p>
-      <w:pPr>
-        <w:spacing w:after="120" w:before="200"/>
-      </w:pPr>
-      <w:r>
-        <w:rPr>
-          <w:rFonts w:ascii="Arial" w:cs="Arial" w:eastAsia="Arial" w:hAnsi="Arial"/>
-          <w:b/>
-          <w:bCs/>
-          <w:color w:val="1B3A5C"/>
-          <w:sz w:val="22"/>
-          <w:szCs w:val="22"/>
-        </w:rPr>
-        <w:t xml:space="preserve">[10] Google / 2点 / 2026-03-17</w:t>
-      </w:r>
-    </w:p>
-    <w:p>
-      <w:pPr>
-        <w:spacing w:after="120" w:line="320"/>
-        <w:jc w:val="left"/>
-      </w:pPr>
-      <w:r>
-        <w:rPr>
-          <w:rFonts w:ascii="Arial" w:cs="Arial" w:eastAsia="Arial" w:hAnsi="Arial"/>
-          <w:color w:val="333333"/>
-          <w:sz w:val="21"/>
-          <w:szCs w:val="21"/>
-        </w:rPr>
-        <w:t xml:space="preserve">立地だけのホテル 朝食ブュッフェが楽しめるというから選んだのに、改装工事ということでクッソ不味い弁当であしらわれた。  弁当の内容は、いつ作ったん？というご飯の固くなったおにぎり2個(シャケ･昆布)とちゃっちいおかず、スプーンひとさじくらいのポテサラ、2切れの漬け物、ひじき  これだけ。行かなきゃ良かった。 ホテル予約する時にそんな注意書き無かったよね？ ほんと宿泊代返して欲しいレベル。</w:t>
+        <w:t xml:space="preserve">スタッフの応対は良かったです</w:t>
       </w:r>
     </w:p>
     <w:p>
@@ -8463,7 +8336,7 @@
                 <w:sz w:val="21"/>
                 <w:szCs w:val="21"/>
               </w:rPr>
-              <w:t xml:space="preserve">コンフォートホテル横浜関内は、全体平均7.46点（10点換算）、高評価率69.5%という一定の顧客満足度を示しているホテルです。特に「朝食」「立地・アクセス」が多くのゲストから高く評価されています。</w:t>
+              <w:t xml:space="preserve">コンフォートホテル横浜関内は、全体平均7.41点（10点換算）、高評価率67.6%という一定の顧客満足度を示しているホテルです。特に「朝食」「立地・アクセス」が多くのゲストから高く評価されています。</w:t>
             </w:r>
           </w:p>
           <w:p>
@@ -8477,7 +8350,7 @@
                 <w:sz w:val="21"/>
                 <w:szCs w:val="21"/>
               </w:rPr>
-              <w:t xml:space="preserve">改善課題としては、対応・サービスの不満、部屋の狭さ、防音性能が主要なテーマとして浮上しています。これらの課題への対応が、顧客満足度向上の鍵となります。</w:t>
+              <w:t xml:space="preserve">改善課題としては、対応・サービスの不満、部屋の狭さ、浴室・水回りが主要なテーマとして浮上しています。これらの課題への対応が、顧客満足度向上の鍵となります。</w:t>
             </w:r>
           </w:p>
           <w:p>
@@ -8492,20 +8365,6 @@
                 <w:szCs w:val="21"/>
               </w:rPr>
               <w:t xml:space="preserve">Phase 1（即座対応）のオペレーション改善は、低コストで即座に実行可能であり、ゲスト体験の底上げに直結します。Phase 2（短期）の設備改善は、中評価ゲストを高評価に引き上げる効果が期待できます。Phase 3（中期）の抜本的改修は、ブランド価値の向上に寄与します。</w:t>
-            </w:r>
-          </w:p>
-          <w:p>
-            <w:pPr>
-              <w:spacing w:after="160"/>
-            </w:pPr>
-            <w:r>
-              <w:rPr>
-                <w:rFonts w:ascii="Arial" w:cs="Arial" w:eastAsia="Arial" w:hAnsi="Arial"/>
-                <w:color w:val="333333"/>
-                <w:sz w:val="21"/>
-                <w:szCs w:val="21"/>
-              </w:rPr>
-              <w:t xml:space="preserve">Googleでの低スコア（6.8点）は、口コミ返信の強化とサービス品質の一貫性確保で改善余地があります。全サイトでの口コミ返信率100%を目指すことで、ホテルの姿勢をゲストに伝え、リピート率の向上につなげることが重要です。</w:t>
             </w:r>
           </w:p>
           <w:p>

--- a/納品レポート/ホテル別レポート/comfort_yokohama_kannai_口コミ分析改善レポート.docx
+++ b/納品レポート/ホテル別レポート/comfort_yokohama_kannai_口コミ分析改善レポート.docx
@@ -131,7 +131,7 @@
           <w:sz w:val="20"/>
           <w:szCs w:val="20"/>
         </w:rPr>
-        <w:t xml:space="preserve">作成日：2026年3月23日</w:t>
+        <w:t xml:space="preserve">作成日：2026年3月24日</w:t>
       </w:r>
     </w:p>
     <w:p>
@@ -261,7 +261,7 @@
                 <w:sz w:val="36"/>
                 <w:szCs w:val="36"/>
               </w:rPr>
-              <w:t xml:space="preserve">7.41</w:t>
+              <w:t xml:space="preserve">7.43</w:t>
             </w:r>
           </w:p>
         </w:tc>
@@ -448,7 +448,7 @@
           <w:sz w:val="21"/>
           <w:szCs w:val="21"/>
         </w:rPr>
-        <w:t xml:space="preserve">全体平均スコア7.41点（10点換算）は概ね標準的な水準であり、67.6%が高評価（8-10点）に分類されます。低評価（1-4点）は20件（14.1%）で、一定の改善課題があります。Trip.com（8.32点）で特に高い評価を獲得しています。</w:t>
+        <w:t xml:space="preserve">全体平均スコア7.43点（10点換算）は概ね標準的な水準であり、67.6%が高評価（8-10点）に分類されます。低評価（1-4点）は20件（14.1%）で、一定の改善課題があります。Trip.com（8.28点）で特に高い評価を獲得しています。</w:t>
       </w:r>
     </w:p>
     <w:p>
@@ -567,7 +567,7 @@
                 <w:sz w:val="20"/>
                 <w:szCs w:val="20"/>
               </w:rPr>
-              <w:t xml:space="preserve">対応・サービスの不満（28件）、部屋の狭さ（12件）、浴室・水回り（10件）、防音性能（6件）</w:t>
+              <w:t xml:space="preserve">対応・サービスの不満（28件）、部屋の狭さ（12件）、浴室・水回り（9件）、防音性能（6件）</w:t>
             </w:r>
           </w:p>
           <w:p>
@@ -987,7 +987,7 @@
                 <w:sz w:val="20"/>
                 <w:szCs w:val="20"/>
               </w:rPr>
-              <w:t xml:space="preserve">19</w:t>
+              <w:t xml:space="preserve">18</w:t>
             </w:r>
           </w:p>
         </w:tc>
@@ -1021,7 +1021,7 @@
                 <w:sz w:val="20"/>
                 <w:szCs w:val="20"/>
               </w:rPr>
-              <w:t xml:space="preserve">8.32</w:t>
+              <w:t xml:space="preserve">8.28</w:t>
             </w:r>
           </w:p>
         </w:tc>
@@ -1089,7 +1089,7 @@
                 <w:sz w:val="20"/>
                 <w:szCs w:val="20"/>
               </w:rPr>
-              <w:t xml:space="preserve">8.32</w:t>
+              <w:t xml:space="preserve">8.28</w:t>
             </w:r>
           </w:p>
         </w:tc>
@@ -1123,7 +1123,7 @@
                 <w:sz w:val="20"/>
                 <w:szCs w:val="20"/>
               </w:rPr>
-              <w:t xml:space="preserve">9</w:t>
+              <w:t xml:space="preserve">8.5</w:t>
             </w:r>
           </w:p>
         </w:tc>
@@ -1229,7 +1229,7 @@
                 <w:sz w:val="20"/>
                 <w:szCs w:val="20"/>
               </w:rPr>
-              <w:t xml:space="preserve">14</w:t>
+              <w:t xml:space="preserve">13</w:t>
             </w:r>
           </w:p>
         </w:tc>
@@ -1264,7 +1264,7 @@
                 <w:sz w:val="20"/>
                 <w:szCs w:val="20"/>
               </w:rPr>
-              <w:t xml:space="preserve">7.43</w:t>
+              <w:t xml:space="preserve">7.85</w:t>
             </w:r>
           </w:p>
         </w:tc>
@@ -1334,7 +1334,7 @@
                 <w:sz w:val="20"/>
                 <w:szCs w:val="20"/>
               </w:rPr>
-              <w:t xml:space="preserve">7.43</w:t>
+              <w:t xml:space="preserve">7.85</w:t>
             </w:r>
           </w:p>
         </w:tc>
@@ -1716,7 +1716,7 @@
                 <w:sz w:val="20"/>
                 <w:szCs w:val="20"/>
               </w:rPr>
-              <w:t xml:space="preserve">40</w:t>
+              <w:t xml:space="preserve">42</w:t>
             </w:r>
           </w:p>
         </w:tc>
@@ -1751,7 +1751,7 @@
                 <w:sz w:val="20"/>
                 <w:szCs w:val="20"/>
               </w:rPr>
-              <w:t xml:space="preserve">3.7</w:t>
+              <w:t xml:space="preserve">3.69</w:t>
             </w:r>
           </w:p>
         </w:tc>
@@ -1821,7 +1821,7 @@
                 <w:sz w:val="20"/>
                 <w:szCs w:val="20"/>
               </w:rPr>
-              <w:t xml:space="preserve">7.4</w:t>
+              <w:t xml:space="preserve">7.38</w:t>
             </w:r>
           </w:p>
         </w:tc>
@@ -2653,7 +2653,7 @@
                 <w:sz w:val="20"/>
                 <w:szCs w:val="20"/>
               </w:rPr>
-              <w:t xml:space="preserve">31</w:t>
+              <w:t xml:space="preserve">32</w:t>
             </w:r>
           </w:p>
         </w:tc>
@@ -2688,7 +2688,7 @@
                 <w:sz w:val="20"/>
                 <w:szCs w:val="20"/>
               </w:rPr>
-              <w:t xml:space="preserve">21.8%</w:t>
+              <w:t xml:space="preserve">22.5%</w:t>
             </w:r>
           </w:p>
         </w:tc>
@@ -2726,7 +2726,7 @@
                 <w:sz w:val="18"/>
                 <w:szCs w:val="18"/>
               </w:rPr>
-              <w:t xml:space="preserve"> 31件</w:t>
+              <w:t xml:space="preserve"> 32件</w:t>
             </w:r>
           </w:p>
         </w:tc>
@@ -2798,7 +2798,7 @@
                 <w:sz w:val="20"/>
                 <w:szCs w:val="20"/>
               </w:rPr>
-              <w:t xml:space="preserve">7</w:t>
+              <w:t xml:space="preserve">6</w:t>
             </w:r>
           </w:p>
         </w:tc>
@@ -2833,7 +2833,7 @@
                 <w:sz w:val="20"/>
                 <w:szCs w:val="20"/>
               </w:rPr>
-              <w:t xml:space="preserve">4.9%</w:t>
+              <w:t xml:space="preserve">4.2%</w:t>
             </w:r>
           </w:p>
         </w:tc>
@@ -2870,7 +2870,7 @@
                 <w:sz w:val="18"/>
                 <w:szCs w:val="18"/>
               </w:rPr>
-              <w:t xml:space="preserve"> 7件</w:t>
+              <w:t xml:space="preserve"> 6件</w:t>
             </w:r>
           </w:p>
         </w:tc>
@@ -3520,7 +3520,7 @@
                 <w:sz w:val="20"/>
                 <w:szCs w:val="20"/>
               </w:rPr>
-              <w:t xml:space="preserve">10</w:t>
+              <w:t xml:space="preserve">11</w:t>
             </w:r>
           </w:p>
         </w:tc>
@@ -3555,7 +3555,7 @@
                 <w:sz w:val="20"/>
                 <w:szCs w:val="20"/>
               </w:rPr>
-              <w:t xml:space="preserve">7.0%</w:t>
+              <w:t xml:space="preserve">7.7%</w:t>
             </w:r>
           </w:p>
         </w:tc>
@@ -3584,7 +3584,7 @@
                 <w:sz w:val="20"/>
                 <w:szCs w:val="20"/>
               </w:rPr>
-              <w:t xml:space="preserve">███</w:t>
+              <w:t xml:space="preserve">████</w:t>
             </w:r>
             <w:r>
               <w:rPr>
@@ -3593,7 +3593,7 @@
                 <w:sz w:val="18"/>
                 <w:szCs w:val="18"/>
               </w:rPr>
-              <w:t xml:space="preserve"> 10件</w:t>
+              <w:t xml:space="preserve"> 11件</w:t>
             </w:r>
           </w:p>
         </w:tc>
@@ -3809,7 +3809,7 @@
                 <w:sz w:val="20"/>
                 <w:szCs w:val="20"/>
               </w:rPr>
-              <w:t xml:space="preserve">9</w:t>
+              <w:t xml:space="preserve">8</w:t>
             </w:r>
           </w:p>
         </w:tc>
@@ -3844,7 +3844,7 @@
                 <w:sz w:val="20"/>
                 <w:szCs w:val="20"/>
               </w:rPr>
-              <w:t xml:space="preserve">6.3%</w:t>
+              <w:t xml:space="preserve">5.6%</w:t>
             </w:r>
           </w:p>
         </w:tc>
@@ -3882,7 +3882,7 @@
                 <w:sz w:val="18"/>
                 <w:szCs w:val="18"/>
               </w:rPr>
-              <w:t xml:space="preserve"> 9件</w:t>
+              <w:t xml:space="preserve"> 8件</w:t>
             </w:r>
           </w:p>
         </w:tc>
@@ -4334,7 +4334,7 @@
                 <w:sz w:val="20"/>
                 <w:szCs w:val="20"/>
               </w:rPr>
-              <w:t xml:space="preserve">「部屋も広く、快適でした ホテルが改装中が残念で、朝食がバイキングでないのが、残念でした」「朝食は通常通りです🍽️🥐🧇  改装工事が完了しました👷🏻‍♂️  お手頃価格で美味しい」</w:t>
+              <w:t xml:space="preserve">「今回は朝食は食べていませんが、改装中とのことで、無料の朝食は弁当を配ってくれていたようです」「部屋も広く、快適でした ホテルが改装中が残念で、朝食がバイキングでないのが、残念でした」</w:t>
             </w:r>
           </w:p>
         </w:tc>
@@ -4438,7 +4438,7 @@
                 <w:sz w:val="20"/>
                 <w:szCs w:val="20"/>
               </w:rPr>
-              <w:t xml:space="preserve">「観光としての立地は凄くいいともう 部屋が思っていた以上に狭い  タオルかける場所がない  ユニットバスが狭すぎる ...」「近くのスタッフに料理の追加について質問をしたのですが、厨房にいる料理人に直接聞いてくださいと言われたのがビックリしました」</w:t>
+              <w:t xml:space="preserve">「アクセス的には駅から近く、行きやすかったです」「観光としての立地は凄くいいともう 部屋が思っていた以上に狭い  タオルかける場所がない  ユニットバスが狭すぎる ...」</w:t>
             </w:r>
           </w:p>
         </w:tc>
@@ -4545,7 +4545,7 @@
                 <w:sz w:val="20"/>
                 <w:szCs w:val="20"/>
               </w:rPr>
-              <w:t xml:space="preserve">「チェックインは機械で行いますが、スタッフがいつでも対応してくれるので安心です」「近くのスタッフに料理の追加について質問をしたのですが、厨房にいる料理人に直接聞いてくださいと言われたのがビックリしました」</w:t>
+              <w:t xml:space="preserve">「受付のスタッフの方達はとても丁寧でした」「チェックイン時、やり方が分からずモタモタしてしまった際、受付の方の対応があまり丁寧では無く、後ろに並んでいる人がい...」</w:t>
             </w:r>
           </w:p>
         </w:tc>
@@ -4649,7 +4649,7 @@
                 <w:sz w:val="20"/>
                 <w:szCs w:val="20"/>
               </w:rPr>
-              <w:t xml:space="preserve">「新しく改装されたばかりの店内は清潔で明るく、テーブルや椅子が配置され、居心地の良い雰囲気です」「やっと食べようとしたら、横で机のアルコール清掃をされて、少しかかってしまった」</w:t>
+              <w:t xml:space="preserve">「部屋も綺麗だったと思います」「新しく改装されたばかりの店内は清潔で明るく、テーブルや椅子が配置され、居心地の良い雰囲気です」</w:t>
             </w:r>
           </w:p>
         </w:tc>
@@ -4756,7 +4756,7 @@
                 <w:sz w:val="20"/>
                 <w:szCs w:val="20"/>
               </w:rPr>
-              <w:t xml:space="preserve">「部屋も広く、快適でした ホテルが改装中が残念で、朝食がバイキングでないのが、残念でした」「2階のカフェ兼ブックルームは明るく快適です🍀」</w:t>
+              <w:t xml:space="preserve">「アメニティーなどの種類も少なすぎて、お値段の割に、サービス的には不親切だな、と感じました」「部屋も広く、快適でした ホテルが改装中が残念で、朝食がバイキングでないのが、残念でした」</w:t>
             </w:r>
           </w:p>
         </w:tc>
@@ -4860,7 +4860,7 @@
                 <w:sz w:val="20"/>
                 <w:szCs w:val="20"/>
               </w:rPr>
-              <w:t xml:space="preserve">「もし気が乗らなければ、ざっと見て階下のローソンかセブンイレブンに行こうと思っていたほどです」「正直なところ、朝食にはあまり期待していませんでしたし、もしそこで食べる気がしなかったら、ざっと見て階下のローソンか...」</w:t>
+              <w:t xml:space="preserve">「近くにスーパーやコンビニがあるのでとても便利でした」「もし気が乗らなければ、ざっと見て階下のローソンかセブンイレブンに行こうと思っていたほどです」</w:t>
             </w:r>
           </w:p>
         </w:tc>
@@ -4900,7 +4900,7 @@
           <w:sz w:val="21"/>
           <w:szCs w:val="21"/>
         </w:rPr>
-        <w:t xml:space="preserve">口コミの多数で「朝食」に関するポジティブな言及が見られ、コンフォートホテル横浜関内の最大の差別化要因となっています。部屋も広く、快適でした ホテルが改装中が残念で、朝食がバイキングでないのが、残念でしたといった声が多数寄せられています。</w:t>
+        <w:t xml:space="preserve">口コミの多数で「朝食」に関するポジティブな言及が見られ、コンフォートホテル横浜関内の最大の差別化要因となっています。今回は朝食は食べていませんが、改装中とのことで、無料の朝食は弁当を配ってくれていたようですといった声が多数寄せられています。</w:t>
       </w:r>
     </w:p>
     <w:p>
@@ -4919,7 +4919,7 @@
           <w:sz w:val="21"/>
           <w:szCs w:val="21"/>
         </w:rPr>
-        <w:t xml:space="preserve">部屋も広く、快適でした ホテルが改装中が残念で、朝食がバイキングでないのが、残念でした</w:t>
+        <w:t xml:space="preserve">今回は朝食は食べていませんが、改装中とのことで、無料の朝食は弁当を配ってくれていたようです</w:t>
       </w:r>
     </w:p>
     <w:p>
@@ -4938,7 +4938,7 @@
           <w:sz w:val="21"/>
           <w:szCs w:val="21"/>
         </w:rPr>
-        <w:t xml:space="preserve">朝食は通常通りです🍽️🥐🧇  改装工事が完了しました👷🏻‍♂️  お手頃価格で美味しい</w:t>
+        <w:t xml:space="preserve">部屋も広く、快適でした ホテルが改装中が残念で、朝食がバイキングでないのが、残念でした</w:t>
       </w:r>
     </w:p>
     <w:p>
@@ -4957,7 +4957,7 @@
           <w:sz w:val="21"/>
           <w:szCs w:val="21"/>
         </w:rPr>
-        <w:t xml:space="preserve">ビュッフェスタイルの朝食はさらに嬉しい驚きでした</w:t>
+        <w:t xml:space="preserve">朝食は通常通りです🍽️🥐🧇  改装工事が完了しました👷🏻‍♂️  お手頃価格で美味しい</w:t>
       </w:r>
     </w:p>
     <w:p>
@@ -4994,7 +4994,7 @@
           <w:sz w:val="21"/>
           <w:szCs w:val="21"/>
         </w:rPr>
-        <w:t xml:space="preserve">立地・アクセスに関するポジティブな評価も多く寄せられています。「観光としての立地は凄くいいともう 部屋が思っていた以上に狭い  タオルかける場所がない  ユニットバスが狭すぎる ...」といったコメントが見られます。</w:t>
+        <w:t xml:space="preserve">立地・アクセスに関するポジティブな評価も多く寄せられています。「アクセス的には駅から近く、行きやすかったです」といったコメントが見られます。</w:t>
       </w:r>
     </w:p>
     <w:p>
@@ -5611,7 +5611,7 @@
                 <w:sz w:val="20"/>
                 <w:szCs w:val="20"/>
               </w:rPr>
-              <w:t xml:space="preserve">重大・10件</w:t>
+              <w:t xml:space="preserve">重大・9件</w:t>
             </w:r>
           </w:p>
         </w:tc>
@@ -7191,7 +7191,7 @@
                 <w:sz w:val="20"/>
                 <w:szCs w:val="20"/>
               </w:rPr>
-              <w:t xml:space="preserve">7.41点</w:t>
+              <w:t xml:space="preserve">7.43点</w:t>
             </w:r>
           </w:p>
         </w:tc>
@@ -7880,7 +7880,7 @@
           <w:sz w:val="22"/>
           <w:szCs w:val="22"/>
         </w:rPr>
-        <w:t xml:space="preserve">[1] Google / 10点 / 2026-03-22</w:t>
+        <w:t xml:space="preserve">[1] 楽天トラベル / 10点 / 2026-03-23</w:t>
       </w:r>
     </w:p>
     <w:p>
@@ -7895,7 +7895,7 @@
           <w:sz w:val="21"/>
           <w:szCs w:val="21"/>
         </w:rPr>
-        <w:t xml:space="preserve">2階のカフェ兼ブックルームは明るく快適です🍀。コーヒー、紅茶、水、電子レンジをご用意しています☕️🫖。朝食は通常通りです🍽️🥐🧇  改装工事が完了しました👷🏻‍♂️  お手頃価格で美味しい！  コストパフォーマンスの高い国際チェーンホテル🏨</w:t>
+        <w:t xml:space="preserve">出張で利用しました。 今回は朝食は食べていませんが、改装中とのことで、無料の朝食は弁当を配ってくれていたようです。 受付のスタッフの方達はとても丁寧でした。 部屋も綺麗だったと思います。</w:t>
       </w:r>
     </w:p>
     <w:p>
@@ -7931,7 +7931,7 @@
           <w:sz w:val="21"/>
           <w:szCs w:val="21"/>
         </w:rPr>
-        <w:t xml:space="preserve">東京と横浜への旅行中に、予定外の宿泊先が1泊だけありましたが、チョイスホテルの会員権を持っていたので、横浜のコンフォートホテルに泊まることにしました。  フロントは2階にあります。チェックインは機械で行いますが、スタッフがいつでも対応してくれるので安心です。スタッフは皆とても親切で丁寧です。フロントの右側にはコンフォートライブラリーカフェがあり、セルフサービスのウェルカムドリンクを提供してい...</w:t>
+        <w:t xml:space="preserve">2階のカフェ兼ブックルームは明るく快適です🍀。コーヒー、紅茶、水、電子レンジをご用意しています☕️🫖。朝食は通常通りです🍽️🥐🧇  改装工事が完了しました👷🏻‍♂️  お手頃価格で美味しい！  コストパフォーマンスの高い国際チェーンホテル🏨</w:t>
       </w:r>
     </w:p>
     <w:p>
@@ -7952,7 +7952,7 @@
           <w:sz w:val="22"/>
           <w:szCs w:val="22"/>
         </w:rPr>
-        <w:t xml:space="preserve">[3] Trip.com / 8点 / 2026-03-22</w:t>
+        <w:t xml:space="preserve">[3] Google / 10点 / 2026-03-22</w:t>
       </w:r>
     </w:p>
     <w:p>
@@ -7967,7 +7967,7 @@
           <w:sz w:val="21"/>
           <w:szCs w:val="21"/>
         </w:rPr>
-        <w:t xml:space="preserve">アメニティがもっと充実しているといいのかなと思います。食事はばっちりでした。</w:t>
+        <w:t xml:space="preserve">東京と横浜への旅行中に、予定外の宿泊先が1泊だけありましたが、チョイスホテルの会員権を持っていたので、横浜のコンフォートホテルに泊まることにしました。  フロントは2階にあります。チェックインは機械で行いますが、スタッフがいつでも対応してくれるので安心です。スタッフは皆とても親切で丁寧です。フロントの右側にはコンフォートライブラリーカフェがあり、セルフサービスのウェルカムドリンクを提供してい...</w:t>
       </w:r>
     </w:p>
     <w:p>
@@ -7988,7 +7988,7 @@
           <w:sz w:val="22"/>
           <w:szCs w:val="22"/>
         </w:rPr>
-        <w:t xml:space="preserve">[4] Google / 10点 / 2026-03-22</w:t>
+        <w:t xml:space="preserve">[4] Trip.com / 8点 / 2026-03-22</w:t>
       </w:r>
     </w:p>
     <w:p>
@@ -8003,7 +8003,7 @@
           <w:sz w:val="21"/>
           <w:szCs w:val="21"/>
         </w:rPr>
-        <w:t xml:space="preserve">2階のカフェと書店エリアは明るく快適です🍀。コーヒー、紅茶、水、電子レンジをご用意しています☕️🫖。朝食は通常通りです🍽️🥐🧇。改装されたばかりです👷🏻‍♂️。お手頃価格で美味しい！価値の高い国際チェーンホテル🏨</w:t>
+        <w:t xml:space="preserve">アメニティがもっと充実しているといいのかなと思います。食事はばっちりでした。</w:t>
       </w:r>
     </w:p>
     <w:p>
@@ -8039,7 +8039,7 @@
           <w:sz w:val="21"/>
           <w:szCs w:val="21"/>
         </w:rPr>
-        <w:t xml:space="preserve">東京と横浜への旅行中に一泊する予定はなかったのですが、チョイスホテルの会員だったので、横浜のコンフォートホテルに泊まることにしました。カウンターは2階にあり、チェックインは機械を使ってセルフチェックインする必要がありますが、スタッフが対応してくれるので安心です。スタッフは皆とても親切で忍耐強く対応してくれます。カウンターの右側にはコンフォートライブラリーカフェがあり、セルフサービスのウェルカ...</w:t>
+        <w:t xml:space="preserve">2階のカフェと書店エリアは明るく快適です🍀。コーヒー、紅茶、水、電子レンジをご用意しています☕️🫖。朝食は通常通りです🍽️🥐🧇。改装されたばかりです👷🏻‍♂️。お手頃価格で美味しい！価値の高い国際チェーンホテル🏨</w:t>
       </w:r>
     </w:p>
     <w:p>
@@ -8060,7 +8060,43 @@
           <w:sz w:val="22"/>
           <w:szCs w:val="22"/>
         </w:rPr>
-        <w:t xml:space="preserve">[6] Booking.com / 6点 / 2026-03-22</w:t>
+        <w:t xml:space="preserve">[6] 楽天トラベル / 4点 / 2026-03-23</w:t>
+      </w:r>
+    </w:p>
+    <w:p>
+      <w:pPr>
+        <w:spacing w:after="120" w:line="320"/>
+        <w:jc w:val="left"/>
+      </w:pPr>
+      <w:r>
+        <w:rPr>
+          <w:rFonts w:ascii="Arial" w:cs="Arial" w:eastAsia="Arial" w:hAnsi="Arial"/>
+          <w:color w:val="333333"/>
+          <w:sz w:val="21"/>
+          <w:szCs w:val="21"/>
+        </w:rPr>
+        <w:t xml:space="preserve">チェックイン時、やり方が分からずモタモタしてしまった際、受付の方の対応があまり丁寧では無く、後ろに並んでいる人がいたわけでもないのに、私たちに「早くして」と言う感情がすごく伝わってくるような接客をされて、子どもとせっかく楽しみにして来たのにとても悲しかったです。アメニティーなどの種類も少なすぎて、お値段の割に、サービス的には不親切だな、と感じました。アクセス的には駅から近く、行きやすかったで...</w:t>
+      </w:r>
+    </w:p>
+    <w:p>
+      <w:pPr>
+        <w:spacing w:after="60"/>
+      </w:pPr>
+    </w:p>
+    <w:p>
+      <w:pPr>
+        <w:spacing w:after="120" w:before="200"/>
+      </w:pPr>
+      <w:r>
+        <w:rPr>
+          <w:rFonts w:ascii="Arial" w:cs="Arial" w:eastAsia="Arial" w:hAnsi="Arial"/>
+          <w:b/>
+          <w:bCs/>
+          <w:color w:val="1B3A5C"/>
+          <w:sz w:val="22"/>
+          <w:szCs w:val="22"/>
+        </w:rPr>
+        <w:t xml:space="preserve">[7] Booking.com / 6点 / 2026-03-22</w:t>
       </w:r>
     </w:p>
     <w:p>
@@ -8122,7 +8158,7 @@
           <w:sz w:val="22"/>
           <w:szCs w:val="22"/>
         </w:rPr>
-        <w:t xml:space="preserve">[7] Booking.com / 5点 / 2026-03-22</w:t>
+        <w:t xml:space="preserve">[8] Booking.com / 5点 / 2026-03-22</w:t>
       </w:r>
     </w:p>
     <w:p>
@@ -8184,7 +8220,7 @@
           <w:sz w:val="22"/>
           <w:szCs w:val="22"/>
         </w:rPr>
-        <w:t xml:space="preserve">[8] 楽天トラベル / 6点 / 2026-03-22</w:t>
+        <w:t xml:space="preserve">[9] 楽天トラベル / 6点 / 2026-03-22</w:t>
       </w:r>
     </w:p>
     <w:p>
@@ -8220,7 +8256,7 @@
           <w:sz w:val="22"/>
           <w:szCs w:val="22"/>
         </w:rPr>
-        <w:t xml:space="preserve">[9] Google / 6点 / 2026-03-21</w:t>
+        <w:t xml:space="preserve">[10] Google / 6点 / 2026-03-21</w:t>
       </w:r>
     </w:p>
     <w:p>
@@ -8236,42 +8272,6 @@
           <w:szCs w:val="21"/>
         </w:rPr>
         <w:t xml:space="preserve">部屋はまずまずの居心地 駅からも近いのはグッド ただし、朝食に至っては、空間が狭い分、並びが進行方向がわからないため逆順になったりして、大変だった。 混雑時は待つ形になると思う。 けれど混雑時に持ち帰り用の容器も、用意されてるので持ち帰って部屋で食べることもできる。</w:t>
-      </w:r>
-    </w:p>
-    <w:p>
-      <w:pPr>
-        <w:spacing w:after="60"/>
-      </w:pPr>
-    </w:p>
-    <w:p>
-      <w:pPr>
-        <w:spacing w:after="120" w:before="200"/>
-      </w:pPr>
-      <w:r>
-        <w:rPr>
-          <w:rFonts w:ascii="Arial" w:cs="Arial" w:eastAsia="Arial" w:hAnsi="Arial"/>
-          <w:b/>
-          <w:bCs/>
-          <w:color w:val="1B3A5C"/>
-          <w:sz w:val="22"/>
-          <w:szCs w:val="22"/>
-        </w:rPr>
-        <w:t xml:space="preserve">[10] Booking.com / 4点 / 2026-03-21</w:t>
-      </w:r>
-    </w:p>
-    <w:p>
-      <w:pPr>
-        <w:spacing w:after="120" w:line="320"/>
-        <w:jc w:val="left"/>
-      </w:pPr>
-      <w:r>
-        <w:rPr>
-          <w:rFonts w:ascii="Arial" w:cs="Arial" w:eastAsia="Arial" w:hAnsi="Arial"/>
-          <w:color w:val="333333"/>
-          <w:sz w:val="21"/>
-          <w:szCs w:val="21"/>
-        </w:rPr>
-        <w:t xml:space="preserve">スタッフの応対は良かったです</w:t>
       </w:r>
     </w:p>
     <w:p>
@@ -8336,7 +8336,7 @@
                 <w:sz w:val="21"/>
                 <w:szCs w:val="21"/>
               </w:rPr>
-              <w:t xml:space="preserve">コンフォートホテル横浜関内は、全体平均7.41点（10点換算）、高評価率67.6%という一定の顧客満足度を示しているホテルです。特に「朝食」「立地・アクセス」が多くのゲストから高く評価されています。</w:t>
+              <w:t xml:space="preserve">コンフォートホテル横浜関内は、全体平均7.43点（10点換算）、高評価率67.6%という一定の顧客満足度を示しているホテルです。特に「朝食」「立地・アクセス」が多くのゲストから高く評価されています。</w:t>
             </w:r>
           </w:p>
           <w:p>

--- a/納品レポート/ホテル別レポート/comfort_yokohama_kannai_口コミ分析改善レポート.docx
+++ b/納品レポート/ホテル別レポート/comfort_yokohama_kannai_口コミ分析改善レポート.docx
@@ -96,7 +96,7 @@
           <w:sz w:val="22"/>
           <w:szCs w:val="22"/>
         </w:rPr>
-        <w:t xml:space="preserve">レビュー総数：142件（6サイト）</w:t>
+        <w:t xml:space="preserve">レビュー総数：143件（6サイト）</w:t>
       </w:r>
     </w:p>
     <w:p>
@@ -111,7 +111,7 @@
           <w:sz w:val="20"/>
           <w:szCs w:val="20"/>
         </w:rPr>
-        <w:t xml:space="preserve">対象サイト：Trip.com / Agoda / Google / 楽天トラベル / Booking.com / じゃらん</w:t>
+        <w:t xml:space="preserve">対象サイト：Trip.com / Agoda / Google / 楽天トラベル / じゃらん / Booking.com</w:t>
       </w:r>
     </w:p>
     <w:p>
@@ -131,7 +131,7 @@
           <w:sz w:val="20"/>
           <w:szCs w:val="20"/>
         </w:rPr>
-        <w:t xml:space="preserve">作成日：2026年3月24日</w:t>
+        <w:t xml:space="preserve">作成日：2026年3月25日</w:t>
       </w:r>
     </w:p>
     <w:p>
@@ -189,7 +189,7 @@
           <w:sz w:val="21"/>
           <w:szCs w:val="21"/>
         </w:rPr>
-        <w:t xml:space="preserve">2026年2月〜3月に各OTAサイト・口コミサイトに投稿された142件のレビューを包括的に分析しました。以下が主要な発見事項です。</w:t>
+        <w:t xml:space="preserve">2026年2月〜3月に各OTAサイト・口コミサイトに投稿された143件のレビューを包括的に分析しました。以下が主要な発見事項です。</w:t>
       </w:r>
     </w:p>
     <w:p>
@@ -310,7 +310,7 @@
                 <w:sz w:val="36"/>
                 <w:szCs w:val="36"/>
               </w:rPr>
-              <w:t xml:space="preserve">67.6%</w:t>
+              <w:t xml:space="preserve">67.1%</w:t>
             </w:r>
           </w:p>
         </w:tc>
@@ -359,7 +359,7 @@
                 <w:sz w:val="36"/>
                 <w:szCs w:val="36"/>
               </w:rPr>
-              <w:t xml:space="preserve">14.1%</w:t>
+              <w:t xml:space="preserve">14.0%</w:t>
             </w:r>
           </w:p>
         </w:tc>
@@ -408,7 +408,7 @@
                 <w:sz w:val="36"/>
                 <w:szCs w:val="36"/>
               </w:rPr>
-              <w:t xml:space="preserve">142件</w:t>
+              <w:t xml:space="preserve">143件</w:t>
             </w:r>
           </w:p>
         </w:tc>
@@ -448,7 +448,7 @@
           <w:sz w:val="21"/>
           <w:szCs w:val="21"/>
         </w:rPr>
-        <w:t xml:space="preserve">全体平均スコア7.43点（10点換算）は概ね標準的な水準であり、67.6%が高評価（8-10点）に分類されます。低評価（1-4点）は20件（14.1%）で、一定の改善課題があります。Trip.com（8.28点）で特に高い評価を獲得しています。</w:t>
+        <w:t xml:space="preserve">全体平均スコア7.43点（10点換算）は概ね標準的な水準であり、67.1%が高評価（8-10点）に分類されます。低評価（1-4点）は20件（14.0%）で、一定の改善課題があります。Trip.com（8.28点）で特に高い評価を獲得しています。</w:t>
       </w:r>
     </w:p>
     <w:p>
@@ -542,7 +542,7 @@
                 <w:sz w:val="20"/>
                 <w:szCs w:val="20"/>
               </w:rPr>
-              <w:t xml:space="preserve">朝食（50件以上で言及）、立地・アクセス（20件以上で言及）、スタッフの対応（20件以上で言及）</w:t>
+              <w:t xml:space="preserve">朝食（50件以上で言及）、立地・アクセス（50件以上で言及）、スタッフの対応（20件以上で言及）</w:t>
             </w:r>
           </w:p>
           <w:p>
@@ -1474,7 +1474,7 @@
                 <w:sz w:val="20"/>
                 <w:szCs w:val="20"/>
               </w:rPr>
-              <w:t xml:space="preserve">21</w:t>
+              <w:t xml:space="preserve">20</w:t>
             </w:r>
           </w:p>
         </w:tc>
@@ -1508,7 +1508,7 @@
                 <w:sz w:val="20"/>
                 <w:szCs w:val="20"/>
               </w:rPr>
-              <w:t xml:space="preserve">3.71</w:t>
+              <w:t xml:space="preserve">3.7</w:t>
             </w:r>
           </w:p>
         </w:tc>
@@ -1576,7 +1576,7 @@
                 <w:sz w:val="20"/>
                 <w:szCs w:val="20"/>
               </w:rPr>
-              <w:t xml:space="preserve">7.43</w:t>
+              <w:t xml:space="preserve">7.4</w:t>
             </w:r>
           </w:p>
         </w:tc>
@@ -1716,7 +1716,7 @@
                 <w:sz w:val="20"/>
                 <w:szCs w:val="20"/>
               </w:rPr>
-              <w:t xml:space="preserve">42</w:t>
+              <w:t xml:space="preserve">43</w:t>
             </w:r>
           </w:p>
         </w:tc>
@@ -1751,7 +1751,7 @@
                 <w:sz w:val="20"/>
                 <w:szCs w:val="20"/>
               </w:rPr>
-              <w:t xml:space="preserve">3.69</w:t>
+              <w:t xml:space="preserve">3.67</w:t>
             </w:r>
           </w:p>
         </w:tc>
@@ -1821,7 +1821,7 @@
                 <w:sz w:val="20"/>
                 <w:szCs w:val="20"/>
               </w:rPr>
-              <w:t xml:space="preserve">7.38</w:t>
+              <w:t xml:space="preserve">7.35</w:t>
             </w:r>
           </w:p>
         </w:tc>
@@ -1927,7 +1927,7 @@
                 <w:sz w:val="20"/>
                 <w:szCs w:val="20"/>
               </w:rPr>
-              <w:t xml:space="preserve">Booking.com</w:t>
+              <w:t xml:space="preserve">じゃらん</w:t>
             </w:r>
           </w:p>
         </w:tc>
@@ -1961,7 +1961,7 @@
                 <w:sz w:val="20"/>
                 <w:szCs w:val="20"/>
               </w:rPr>
-              <w:t xml:space="preserve">28</w:t>
+              <w:t xml:space="preserve">21</w:t>
             </w:r>
           </w:p>
         </w:tc>
@@ -1995,7 +1995,7 @@
                 <w:sz w:val="20"/>
                 <w:szCs w:val="20"/>
               </w:rPr>
-              <w:t xml:space="preserve">7.07</w:t>
+              <w:t xml:space="preserve">3.57</w:t>
             </w:r>
           </w:p>
         </w:tc>
@@ -2029,7 +2029,7 @@
                 <w:sz w:val="20"/>
                 <w:szCs w:val="20"/>
               </w:rPr>
-              <w:t xml:space="preserve">/10</w:t>
+              <w:t xml:space="preserve">/5 (×2)</w:t>
             </w:r>
           </w:p>
         </w:tc>
@@ -2063,7 +2063,7 @@
                 <w:sz w:val="20"/>
                 <w:szCs w:val="20"/>
               </w:rPr>
-              <w:t xml:space="preserve">7.07</w:t>
+              <w:t xml:space="preserve">7.14</w:t>
             </w:r>
           </w:p>
         </w:tc>
@@ -2168,7 +2168,7 @@
                 <w:sz w:val="20"/>
                 <w:szCs w:val="20"/>
               </w:rPr>
-              <w:t xml:space="preserve">じゃらん</w:t>
+              <w:t xml:space="preserve">Booking.com</w:t>
             </w:r>
           </w:p>
         </w:tc>
@@ -2203,7 +2203,7 @@
                 <w:sz w:val="20"/>
                 <w:szCs w:val="20"/>
               </w:rPr>
-              <w:t xml:space="preserve">20</w:t>
+              <w:t xml:space="preserve">28</w:t>
             </w:r>
           </w:p>
         </w:tc>
@@ -2238,7 +2238,7 @@
                 <w:sz w:val="20"/>
                 <w:szCs w:val="20"/>
               </w:rPr>
-              <w:t xml:space="preserve">3.5</w:t>
+              <w:t xml:space="preserve">7.07</w:t>
             </w:r>
           </w:p>
         </w:tc>
@@ -2273,7 +2273,7 @@
                 <w:sz w:val="20"/>
                 <w:szCs w:val="20"/>
               </w:rPr>
-              <w:t xml:space="preserve">/5 (×2)</w:t>
+              <w:t xml:space="preserve">/10</w:t>
             </w:r>
           </w:p>
         </w:tc>
@@ -2308,7 +2308,7 @@
                 <w:sz w:val="20"/>
                 <w:szCs w:val="20"/>
               </w:rPr>
-              <w:t xml:space="preserve">7</w:t>
+              <w:t xml:space="preserve">7.07</w:t>
             </w:r>
           </w:p>
         </w:tc>
@@ -2418,7 +2418,7 @@
           <w:sz w:val="21"/>
           <w:szCs w:val="21"/>
         </w:rPr>
-        <w:t xml:space="preserve">評価分布は8点（40.8%）に最も多く、8点以上の高評価が67.6%を占めています。低評価（1-4点）は計20件（14.1%）です。</w:t>
+        <w:t xml:space="preserve">評価分布は8点（39.9%）に最も多く、8点以上の高評価が67.1%を占めています。低評価（1-4点）は計20件（14.0%）です。</w:t>
       </w:r>
     </w:p>
     <w:p>
@@ -2653,7 +2653,7 @@
                 <w:sz w:val="20"/>
                 <w:szCs w:val="20"/>
               </w:rPr>
-              <w:t xml:space="preserve">32</w:t>
+              <w:t xml:space="preserve">33</w:t>
             </w:r>
           </w:p>
         </w:tc>
@@ -2688,7 +2688,7 @@
                 <w:sz w:val="20"/>
                 <w:szCs w:val="20"/>
               </w:rPr>
-              <w:t xml:space="preserve">22.5%</w:t>
+              <w:t xml:space="preserve">23.1%</w:t>
             </w:r>
           </w:p>
         </w:tc>
@@ -2717,7 +2717,7 @@
                 <w:sz w:val="20"/>
                 <w:szCs w:val="20"/>
               </w:rPr>
-              <w:t xml:space="preserve">███████████</w:t>
+              <w:t xml:space="preserve">████████████</w:t>
             </w:r>
             <w:r>
               <w:rPr>
@@ -2726,7 +2726,7 @@
                 <w:sz w:val="18"/>
                 <w:szCs w:val="18"/>
               </w:rPr>
-              <w:t xml:space="preserve"> 32件</w:t>
+              <w:t xml:space="preserve"> 33件</w:t>
             </w:r>
           </w:p>
         </w:tc>
@@ -2942,7 +2942,7 @@
                 <w:sz w:val="20"/>
                 <w:szCs w:val="20"/>
               </w:rPr>
-              <w:t xml:space="preserve">58</w:t>
+              <w:t xml:space="preserve">57</w:t>
             </w:r>
           </w:p>
         </w:tc>
@@ -2977,7 +2977,7 @@
                 <w:sz w:val="20"/>
                 <w:szCs w:val="20"/>
               </w:rPr>
-              <w:t xml:space="preserve">40.8%</w:t>
+              <w:t xml:space="preserve">39.9%</w:t>
             </w:r>
           </w:p>
         </w:tc>
@@ -3015,7 +3015,7 @@
                 <w:sz w:val="18"/>
                 <w:szCs w:val="18"/>
               </w:rPr>
-              <w:t xml:space="preserve"> 58件</w:t>
+              <w:t xml:space="preserve"> 57件</w:t>
             </w:r>
           </w:p>
         </w:tc>
@@ -3231,7 +3231,7 @@
                 <w:sz w:val="20"/>
                 <w:szCs w:val="20"/>
               </w:rPr>
-              <w:t xml:space="preserve">16</w:t>
+              <w:t xml:space="preserve">17</w:t>
             </w:r>
           </w:p>
         </w:tc>
@@ -3266,7 +3266,7 @@
                 <w:sz w:val="20"/>
                 <w:szCs w:val="20"/>
               </w:rPr>
-              <w:t xml:space="preserve">11.3%</w:t>
+              <w:t xml:space="preserve">11.9%</w:t>
             </w:r>
           </w:p>
         </w:tc>
@@ -3304,7 +3304,7 @@
                 <w:sz w:val="18"/>
                 <w:szCs w:val="18"/>
               </w:rPr>
-              <w:t xml:space="preserve"> 16件</w:t>
+              <w:t xml:space="preserve"> 17件</w:t>
             </w:r>
           </w:p>
         </w:tc>
@@ -3958,7 +3958,7 @@
                 <w:sz w:val="24"/>
                 <w:szCs w:val="24"/>
               </w:rPr>
-              <w:t xml:space="preserve">96件（67.6%）</w:t>
+              <w:t xml:space="preserve">96件（67.1%）</w:t>
             </w:r>
           </w:p>
         </w:tc>
@@ -4009,7 +4009,7 @@
                 <w:sz w:val="24"/>
                 <w:szCs w:val="24"/>
               </w:rPr>
-              <w:t xml:space="preserve">26件（18.3%）</w:t>
+              <w:t xml:space="preserve">27件（18.9%）</w:t>
             </w:r>
           </w:p>
         </w:tc>
@@ -4060,7 +4060,7 @@
                 <w:sz w:val="24"/>
                 <w:szCs w:val="24"/>
               </w:rPr>
-              <w:t xml:space="preserve">20件（14.1%）</w:t>
+              <w:t xml:space="preserve">20件（14.0%）</w:t>
             </w:r>
           </w:p>
         </w:tc>
@@ -4334,7 +4334,7 @@
                 <w:sz w:val="20"/>
                 <w:szCs w:val="20"/>
               </w:rPr>
-              <w:t xml:space="preserve">「今回は朝食は食べていませんが、改装中とのことで、無料の朝食は弁当を配ってくれていたようです」「部屋も広く、快適でした ホテルが改装中が残念で、朝食がバイキングでないのが、残念でした」</w:t>
+              <w:t xml:space="preserve">「朝食無料です」「今回は朝食は食べていませんが、改装中とのことで、無料の朝食は弁当を配ってくれていたようです」</w:t>
             </w:r>
           </w:p>
         </w:tc>
@@ -4404,7 +4404,7 @@
                 <w:sz w:val="20"/>
                 <w:szCs w:val="20"/>
               </w:rPr>
-              <w:t xml:space="preserve">20件以上</w:t>
+              <w:t xml:space="preserve">50件以上</w:t>
             </w:r>
           </w:p>
         </w:tc>
@@ -4438,7 +4438,7 @@
                 <w:sz w:val="20"/>
                 <w:szCs w:val="20"/>
               </w:rPr>
-              <w:t xml:space="preserve">「アクセス的には駅から近く、行きやすかったです」「観光としての立地は凄くいいともう 部屋が思っていた以上に狭い  タオルかける場所がない  ユニットバスが狭すぎる ...」</w:t>
+              <w:t xml:space="preserve">「駅からも近いし、横浜観光のアクセスにはもってこいの場所だと思います」「アクセス的には駅から近く、行きやすかったです」</w:t>
             </w:r>
           </w:p>
         </w:tc>
@@ -4756,7 +4756,7 @@
                 <w:sz w:val="20"/>
                 <w:szCs w:val="20"/>
               </w:rPr>
-              <w:t xml:space="preserve">「アメニティーなどの種類も少なすぎて、お値段の割に、サービス的には不親切だな、と感じました」「部屋も広く、快適でした ホテルが改装中が残念で、朝食がバイキングでないのが、残念でした」</w:t>
+              <w:t xml:space="preserve">「設備は必要最低限ですが特に不満は無いです」「アメニティーなどの種類も少なすぎて、お値段の割に、サービス的には不親切だな、と感じました」</w:t>
             </w:r>
           </w:p>
         </w:tc>
@@ -4900,7 +4900,7 @@
           <w:sz w:val="21"/>
           <w:szCs w:val="21"/>
         </w:rPr>
-        <w:t xml:space="preserve">口コミの多数で「朝食」に関するポジティブな言及が見られ、コンフォートホテル横浜関内の最大の差別化要因となっています。今回は朝食は食べていませんが、改装中とのことで、無料の朝食は弁当を配ってくれていたようですといった声が多数寄せられています。</w:t>
+        <w:t xml:space="preserve">口コミの多数で「朝食」に関するポジティブな言及が見られ、コンフォートホテル横浜関内の最大の差別化要因となっています。朝食無料ですといった声が多数寄せられています。</w:t>
       </w:r>
     </w:p>
     <w:p>
@@ -4919,7 +4919,7 @@
           <w:sz w:val="21"/>
           <w:szCs w:val="21"/>
         </w:rPr>
-        <w:t xml:space="preserve">今回は朝食は食べていませんが、改装中とのことで、無料の朝食は弁当を配ってくれていたようです</w:t>
+        <w:t xml:space="preserve">朝食無料です</w:t>
       </w:r>
     </w:p>
     <w:p>
@@ -4938,7 +4938,7 @@
           <w:sz w:val="21"/>
           <w:szCs w:val="21"/>
         </w:rPr>
-        <w:t xml:space="preserve">部屋も広く、快適でした ホテルが改装中が残念で、朝食がバイキングでないのが、残念でした</w:t>
+        <w:t xml:space="preserve">今回は朝食は食べていませんが、改装中とのことで、無料の朝食は弁当を配ってくれていたようです</w:t>
       </w:r>
     </w:p>
     <w:p>
@@ -4957,7 +4957,7 @@
           <w:sz w:val="21"/>
           <w:szCs w:val="21"/>
         </w:rPr>
-        <w:t xml:space="preserve">朝食は通常通りです🍽️🥐🧇  改装工事が完了しました👷🏻‍♂️  お手頃価格で美味しい</w:t>
+        <w:t xml:space="preserve">部屋も広く、快適でした ホテルが改装中が残念で、朝食がバイキングでないのが、残念でした</w:t>
       </w:r>
     </w:p>
     <w:p>
@@ -4994,7 +4994,7 @@
           <w:sz w:val="21"/>
           <w:szCs w:val="21"/>
         </w:rPr>
-        <w:t xml:space="preserve">立地・アクセスに関するポジティブな評価も多く寄せられています。「アクセス的には駅から近く、行きやすかったです」といったコメントが見られます。</w:t>
+        <w:t xml:space="preserve">立地・アクセスに関するポジティブな評価も多く寄せられています。「駅からも近いし、横浜観光のアクセスにはもってこいの場所だと思います」といったコメントが見られます。</w:t>
       </w:r>
     </w:p>
     <w:p>
@@ -7331,7 +7331,7 @@
                 <w:sz w:val="20"/>
                 <w:szCs w:val="20"/>
               </w:rPr>
-              <w:t xml:space="preserve">67.6%</w:t>
+              <w:t xml:space="preserve">67.1%</w:t>
             </w:r>
           </w:p>
         </w:tc>
@@ -7366,7 +7366,7 @@
                 <w:sz w:val="20"/>
                 <w:szCs w:val="20"/>
               </w:rPr>
-              <w:t xml:space="preserve">78%以上</w:t>
+              <w:t xml:space="preserve">77%以上</w:t>
             </w:r>
           </w:p>
         </w:tc>
@@ -7471,7 +7471,7 @@
                 <w:sz w:val="20"/>
                 <w:szCs w:val="20"/>
               </w:rPr>
-              <w:t xml:space="preserve">14.1%</w:t>
+              <w:t xml:space="preserve">14.0%</w:t>
             </w:r>
           </w:p>
         </w:tc>
@@ -7880,7 +7880,7 @@
           <w:sz w:val="22"/>
           <w:szCs w:val="22"/>
         </w:rPr>
-        <w:t xml:space="preserve">[1] 楽天トラベル / 10点 / 2026-03-23</w:t>
+        <w:t xml:space="preserve">[1] じゃらん / 10点 / 2026-03-24</w:t>
       </w:r>
     </w:p>
     <w:p>
@@ -7895,7 +7895,7 @@
           <w:sz w:val="21"/>
           <w:szCs w:val="21"/>
         </w:rPr>
-        <w:t xml:space="preserve">出張で利用しました。 今回は朝食は食べていませんが、改装中とのことで、無料の朝食は弁当を配ってくれていたようです。 受付のスタッフの方達はとても丁寧でした。 部屋も綺麗だったと思います。</w:t>
+        <w:t xml:space="preserve">駅からも近いし、横浜観光のアクセスにはもってこいの場所だと思います。ファミリーでの利用者も多かったので利用しやすいと思います。</w:t>
       </w:r>
     </w:p>
     <w:p>
@@ -7916,7 +7916,7 @@
           <w:sz w:val="22"/>
           <w:szCs w:val="22"/>
         </w:rPr>
-        <w:t xml:space="preserve">[2] Google / 10点 / 2026-03-22</w:t>
+        <w:t xml:space="preserve">[2] 楽天トラベル / 10点 / 2026-03-23</w:t>
       </w:r>
     </w:p>
     <w:p>
@@ -7931,7 +7931,7 @@
           <w:sz w:val="21"/>
           <w:szCs w:val="21"/>
         </w:rPr>
-        <w:t xml:space="preserve">2階のカフェ兼ブックルームは明るく快適です🍀。コーヒー、紅茶、水、電子レンジをご用意しています☕️🫖。朝食は通常通りです🍽️🥐🧇  改装工事が完了しました👷🏻‍♂️  お手頃価格で美味しい！  コストパフォーマンスの高い国際チェーンホテル🏨</w:t>
+        <w:t xml:space="preserve">出張で利用しました。 今回は朝食は食べていませんが、改装中とのことで、無料の朝食は弁当を配ってくれていたようです。 受付のスタッフの方達はとても丁寧でした。 部屋も綺麗だったと思います。</w:t>
       </w:r>
     </w:p>
     <w:p>
@@ -7967,7 +7967,7 @@
           <w:sz w:val="21"/>
           <w:szCs w:val="21"/>
         </w:rPr>
-        <w:t xml:space="preserve">東京と横浜への旅行中に、予定外の宿泊先が1泊だけありましたが、チョイスホテルの会員権を持っていたので、横浜のコンフォートホテルに泊まることにしました。  フロントは2階にあります。チェックインは機械で行いますが、スタッフがいつでも対応してくれるので安心です。スタッフは皆とても親切で丁寧です。フロントの右側にはコンフォートライブラリーカフェがあり、セルフサービスのウェルカムドリンクを提供してい...</w:t>
+        <w:t xml:space="preserve">2階のカフェ兼ブックルームは明るく快適です🍀。コーヒー、紅茶、水、電子レンジをご用意しています☕️🫖。朝食は通常通りです🍽️🥐🧇  改装工事が完了しました👷🏻‍♂️  お手頃価格で美味しい！  コストパフォーマンスの高い国際チェーンホテル🏨</w:t>
       </w:r>
     </w:p>
     <w:p>
@@ -7988,7 +7988,7 @@
           <w:sz w:val="22"/>
           <w:szCs w:val="22"/>
         </w:rPr>
-        <w:t xml:space="preserve">[4] Trip.com / 8点 / 2026-03-22</w:t>
+        <w:t xml:space="preserve">[4] Google / 10点 / 2026-03-22</w:t>
       </w:r>
     </w:p>
     <w:p>
@@ -8003,7 +8003,7 @@
           <w:sz w:val="21"/>
           <w:szCs w:val="21"/>
         </w:rPr>
-        <w:t xml:space="preserve">アメニティがもっと充実しているといいのかなと思います。食事はばっちりでした。</w:t>
+        <w:t xml:space="preserve">東京と横浜への旅行中に、予定外の宿泊先が1泊だけありましたが、チョイスホテルの会員権を持っていたので、横浜のコンフォートホテルに泊まることにしました。  フロントは2階にあります。チェックインは機械で行いますが、スタッフがいつでも対応してくれるので安心です。スタッフは皆とても親切で丁寧です。フロントの右側にはコンフォートライブラリーカフェがあり、セルフサービスのウェルカムドリンクを提供してい...</w:t>
       </w:r>
     </w:p>
     <w:p>
@@ -8024,7 +8024,7 @@
           <w:sz w:val="22"/>
           <w:szCs w:val="22"/>
         </w:rPr>
-        <w:t xml:space="preserve">[5] Google / 10点 / 2026-03-22</w:t>
+        <w:t xml:space="preserve">[5] Trip.com / 8点 / 2026-03-22</w:t>
       </w:r>
     </w:p>
     <w:p>
@@ -8039,7 +8039,7 @@
           <w:sz w:val="21"/>
           <w:szCs w:val="21"/>
         </w:rPr>
-        <w:t xml:space="preserve">2階のカフェと書店エリアは明るく快適です🍀。コーヒー、紅茶、水、電子レンジをご用意しています☕️🫖。朝食は通常通りです🍽️🥐🧇。改装されたばかりです👷🏻‍♂️。お手頃価格で美味しい！価値の高い国際チェーンホテル🏨</w:t>
+        <w:t xml:space="preserve">アメニティがもっと充実しているといいのかなと思います。食事はばっちりでした。</w:t>
       </w:r>
     </w:p>
     <w:p>
@@ -8060,7 +8060,7 @@
           <w:sz w:val="22"/>
           <w:szCs w:val="22"/>
         </w:rPr>
-        <w:t xml:space="preserve">[6] 楽天トラベル / 4点 / 2026-03-23</w:t>
+        <w:t xml:space="preserve">[6] 楽天トラベル / 6点 / 2026-03-24</w:t>
       </w:r>
     </w:p>
     <w:p>
@@ -8075,7 +8075,7 @@
           <w:sz w:val="21"/>
           <w:szCs w:val="21"/>
         </w:rPr>
-        <w:t xml:space="preserve">チェックイン時、やり方が分からずモタモタしてしまった際、受付の方の対応があまり丁寧では無く、後ろに並んでいる人がいたわけでもないのに、私たちに「早くして」と言う感情がすごく伝わってくるような接客をされて、子どもとせっかく楽しみにして来たのにとても悲しかったです。アメニティーなどの種類も少なすぎて、お値段の割に、サービス的には不親切だな、と感じました。アクセス的には駅から近く、行きやすかったで...</w:t>
+        <w:t xml:space="preserve">連泊プランでお得に 泊まりました。 設備は必要最低限ですが特に不満は無いです。 朝食無料です。会場が少し狭く、渋滞ができ料理を取るのに時間がかかりますが満足な内容だと思います。</w:t>
       </w:r>
     </w:p>
     <w:p>
@@ -8096,7 +8096,43 @@
           <w:sz w:val="22"/>
           <w:szCs w:val="22"/>
         </w:rPr>
-        <w:t xml:space="preserve">[7] Booking.com / 6点 / 2026-03-22</w:t>
+        <w:t xml:space="preserve">[7] 楽天トラベル / 4点 / 2026-03-23</w:t>
+      </w:r>
+    </w:p>
+    <w:p>
+      <w:pPr>
+        <w:spacing w:after="120" w:line="320"/>
+        <w:jc w:val="left"/>
+      </w:pPr>
+      <w:r>
+        <w:rPr>
+          <w:rFonts w:ascii="Arial" w:cs="Arial" w:eastAsia="Arial" w:hAnsi="Arial"/>
+          <w:color w:val="333333"/>
+          <w:sz w:val="21"/>
+          <w:szCs w:val="21"/>
+        </w:rPr>
+        <w:t xml:space="preserve">チェックイン時、やり方が分からずモタモタしてしまった際、受付の方の対応があまり丁寧では無く、後ろに並んでいる人がいたわけでもないのに、私たちに「早くして」と言う感情がすごく伝わってくるような接客をされて、子どもとせっかく楽しみにして来たのにとても悲しかったです。アメニティーなどの種類も少なすぎて、お値段の割に、サービス的には不親切だな、と感じました。アクセス的には駅から近く、行きやすかったで...</w:t>
+      </w:r>
+    </w:p>
+    <w:p>
+      <w:pPr>
+        <w:spacing w:after="60"/>
+      </w:pPr>
+    </w:p>
+    <w:p>
+      <w:pPr>
+        <w:spacing w:after="120" w:before="200"/>
+      </w:pPr>
+      <w:r>
+        <w:rPr>
+          <w:rFonts w:ascii="Arial" w:cs="Arial" w:eastAsia="Arial" w:hAnsi="Arial"/>
+          <w:b/>
+          <w:bCs/>
+          <w:color w:val="1B3A5C"/>
+          <w:sz w:val="22"/>
+          <w:szCs w:val="22"/>
+        </w:rPr>
+        <w:t xml:space="preserve">[8] Booking.com / 6点 / 2026-03-22</w:t>
       </w:r>
     </w:p>
     <w:p>
@@ -8158,7 +8194,7 @@
           <w:sz w:val="22"/>
           <w:szCs w:val="22"/>
         </w:rPr>
-        <w:t xml:space="preserve">[8] Booking.com / 5点 / 2026-03-22</w:t>
+        <w:t xml:space="preserve">[9] Booking.com / 5点 / 2026-03-22</w:t>
       </w:r>
     </w:p>
     <w:p>
@@ -8220,7 +8256,7 @@
           <w:sz w:val="22"/>
           <w:szCs w:val="22"/>
         </w:rPr>
-        <w:t xml:space="preserve">[9] 楽天トラベル / 6点 / 2026-03-22</w:t>
+        <w:t xml:space="preserve">[10] 楽天トラベル / 6点 / 2026-03-22</w:t>
       </w:r>
     </w:p>
     <w:p>
@@ -8236,42 +8272,6 @@
           <w:szCs w:val="21"/>
         </w:rPr>
         <w:t xml:space="preserve">朝食は混雑のため、料理が残っていなかったのが、残念でした。近くのスタッフに料理の追加について質問をしたのですが、厨房にいる料理人に直接聞いてくださいと言われたのがビックリしました。客が厨房に入ることを容認しているのが、衛生面で疑問が 生じました。 その他は満足しました。</w:t>
-      </w:r>
-    </w:p>
-    <w:p>
-      <w:pPr>
-        <w:spacing w:after="60"/>
-      </w:pPr>
-    </w:p>
-    <w:p>
-      <w:pPr>
-        <w:spacing w:after="120" w:before="200"/>
-      </w:pPr>
-      <w:r>
-        <w:rPr>
-          <w:rFonts w:ascii="Arial" w:cs="Arial" w:eastAsia="Arial" w:hAnsi="Arial"/>
-          <w:b/>
-          <w:bCs/>
-          <w:color w:val="1B3A5C"/>
-          <w:sz w:val="22"/>
-          <w:szCs w:val="22"/>
-        </w:rPr>
-        <w:t xml:space="preserve">[10] Google / 6点 / 2026-03-21</w:t>
-      </w:r>
-    </w:p>
-    <w:p>
-      <w:pPr>
-        <w:spacing w:after="120" w:line="320"/>
-        <w:jc w:val="left"/>
-      </w:pPr>
-      <w:r>
-        <w:rPr>
-          <w:rFonts w:ascii="Arial" w:cs="Arial" w:eastAsia="Arial" w:hAnsi="Arial"/>
-          <w:color w:val="333333"/>
-          <w:sz w:val="21"/>
-          <w:szCs w:val="21"/>
-        </w:rPr>
-        <w:t xml:space="preserve">部屋はまずまずの居心地 駅からも近いのはグッド ただし、朝食に至っては、空間が狭い分、並びが進行方向がわからないため逆順になったりして、大変だった。 混雑時は待つ形になると思う。 けれど混雑時に持ち帰り用の容器も、用意されてるので持ち帰って部屋で食べることもできる。</w:t>
       </w:r>
     </w:p>
     <w:p>
@@ -8336,7 +8336,7 @@
                 <w:sz w:val="21"/>
                 <w:szCs w:val="21"/>
               </w:rPr>
-              <w:t xml:space="preserve">コンフォートホテル横浜関内は、全体平均7.43点（10点換算）、高評価率67.6%という一定の顧客満足度を示しているホテルです。特に「朝食」「立地・アクセス」が多くのゲストから高く評価されています。</w:t>
+              <w:t xml:space="preserve">コンフォートホテル横浜関内は、全体平均7.43点（10点換算）、高評価率67.1%という一定の顧客満足度を示しているホテルです。特に「朝食」「立地・アクセス」が多くのゲストから高く評価されています。</w:t>
             </w:r>
           </w:p>
           <w:p>

--- a/納品レポート/ホテル別レポート/comfort_yokohama_kannai_口コミ分析改善レポート.docx
+++ b/納品レポート/ホテル別レポート/comfort_yokohama_kannai_口コミ分析改善レポート.docx
@@ -111,7 +111,7 @@
           <w:sz w:val="20"/>
           <w:szCs w:val="20"/>
         </w:rPr>
-        <w:t xml:space="preserve">対象サイト：Trip.com / Agoda / Google / 楽天トラベル / じゃらん / Booking.com</w:t>
+        <w:t xml:space="preserve">対象サイト：Trip.com / Agoda / Google / 楽天トラベル / Booking.com / じゃらん</w:t>
       </w:r>
     </w:p>
     <w:p>
@@ -131,7 +131,7 @@
           <w:sz w:val="20"/>
           <w:szCs w:val="20"/>
         </w:rPr>
-        <w:t xml:space="preserve">作成日：2026年3月25日</w:t>
+        <w:t xml:space="preserve">作成日：2026年3月26日</w:t>
       </w:r>
     </w:p>
     <w:p>
@@ -310,7 +310,7 @@
                 <w:sz w:val="36"/>
                 <w:szCs w:val="36"/>
               </w:rPr>
-              <w:t xml:space="preserve">67.1%</w:t>
+              <w:t xml:space="preserve">66.4%</w:t>
             </w:r>
           </w:p>
         </w:tc>
@@ -448,7 +448,7 @@
           <w:sz w:val="21"/>
           <w:szCs w:val="21"/>
         </w:rPr>
-        <w:t xml:space="preserve">全体平均スコア7.43点（10点換算）は概ね標準的な水準であり、67.1%が高評価（8-10点）に分類されます。低評価（1-4点）は20件（14.0%）で、一定の改善課題があります。Trip.com（8.28点）で特に高い評価を獲得しています。</w:t>
+        <w:t xml:space="preserve">全体平均スコア7.43点（10点換算）は概ね標準的な水準であり、66.4%が高評価（8-10点）に分類されます。低評価（1-4点）は20件（14.0%）で、一定の改善課題があります。Trip.com（8.32点）で特に高い評価を獲得しています。</w:t>
       </w:r>
     </w:p>
     <w:p>
@@ -567,7 +567,7 @@
                 <w:sz w:val="20"/>
                 <w:szCs w:val="20"/>
               </w:rPr>
-              <w:t xml:space="preserve">対応・サービスの不満（28件）、部屋の狭さ（12件）、浴室・水回り（9件）、防音性能（6件）</w:t>
+              <w:t xml:space="preserve">対応・サービスの不満（27件）、部屋の狭さ（12件）、浴室・水回り（9件）、防音性能（5件）</w:t>
             </w:r>
           </w:p>
           <w:p>
@@ -987,7 +987,7 @@
                 <w:sz w:val="20"/>
                 <w:szCs w:val="20"/>
               </w:rPr>
-              <w:t xml:space="preserve">18</w:t>
+              <w:t xml:space="preserve">19</w:t>
             </w:r>
           </w:p>
         </w:tc>
@@ -1021,7 +1021,7 @@
                 <w:sz w:val="20"/>
                 <w:szCs w:val="20"/>
               </w:rPr>
-              <w:t xml:space="preserve">8.28</w:t>
+              <w:t xml:space="preserve">8.32</w:t>
             </w:r>
           </w:p>
         </w:tc>
@@ -1089,7 +1089,7 @@
                 <w:sz w:val="20"/>
                 <w:szCs w:val="20"/>
               </w:rPr>
-              <w:t xml:space="preserve">8.28</w:t>
+              <w:t xml:space="preserve">8.32</w:t>
             </w:r>
           </w:p>
         </w:tc>
@@ -1123,7 +1123,7 @@
                 <w:sz w:val="20"/>
                 <w:szCs w:val="20"/>
               </w:rPr>
-              <w:t xml:space="preserve">8.5</w:t>
+              <w:t xml:space="preserve">9</w:t>
             </w:r>
           </w:p>
         </w:tc>
@@ -1229,7 +1229,7 @@
                 <w:sz w:val="20"/>
                 <w:szCs w:val="20"/>
               </w:rPr>
-              <w:t xml:space="preserve">13</w:t>
+              <w:t xml:space="preserve">14</w:t>
             </w:r>
           </w:p>
         </w:tc>
@@ -1264,7 +1264,7 @@
                 <w:sz w:val="20"/>
                 <w:szCs w:val="20"/>
               </w:rPr>
-              <w:t xml:space="preserve">7.85</w:t>
+              <w:t xml:space="preserve">7.79</w:t>
             </w:r>
           </w:p>
         </w:tc>
@@ -1334,7 +1334,7 @@
                 <w:sz w:val="20"/>
                 <w:szCs w:val="20"/>
               </w:rPr>
-              <w:t xml:space="preserve">7.85</w:t>
+              <w:t xml:space="preserve">7.79</w:t>
             </w:r>
           </w:p>
         </w:tc>
@@ -1927,7 +1927,7 @@
                 <w:sz w:val="20"/>
                 <w:szCs w:val="20"/>
               </w:rPr>
-              <w:t xml:space="preserve">じゃらん</w:t>
+              <w:t xml:space="preserve">Booking.com</w:t>
             </w:r>
           </w:p>
         </w:tc>
@@ -1961,7 +1961,7 @@
                 <w:sz w:val="20"/>
                 <w:szCs w:val="20"/>
               </w:rPr>
-              <w:t xml:space="preserve">21</w:t>
+              <w:t xml:space="preserve">28</w:t>
             </w:r>
           </w:p>
         </w:tc>
@@ -1995,7 +1995,7 @@
                 <w:sz w:val="20"/>
                 <w:szCs w:val="20"/>
               </w:rPr>
-              <w:t xml:space="preserve">3.57</w:t>
+              <w:t xml:space="preserve">7.07</w:t>
             </w:r>
           </w:p>
         </w:tc>
@@ -2029,7 +2029,7 @@
                 <w:sz w:val="20"/>
                 <w:szCs w:val="20"/>
               </w:rPr>
-              <w:t xml:space="preserve">/5 (×2)</w:t>
+              <w:t xml:space="preserve">/10</w:t>
             </w:r>
           </w:p>
         </w:tc>
@@ -2063,7 +2063,7 @@
                 <w:sz w:val="20"/>
                 <w:szCs w:val="20"/>
               </w:rPr>
-              <w:t xml:space="preserve">7.14</w:t>
+              <w:t xml:space="preserve">7.07</w:t>
             </w:r>
           </w:p>
         </w:tc>
@@ -2168,7 +2168,7 @@
                 <w:sz w:val="20"/>
                 <w:szCs w:val="20"/>
               </w:rPr>
-              <w:t xml:space="preserve">Booking.com</w:t>
+              <w:t xml:space="preserve">じゃらん</w:t>
             </w:r>
           </w:p>
         </w:tc>
@@ -2203,7 +2203,7 @@
                 <w:sz w:val="20"/>
                 <w:szCs w:val="20"/>
               </w:rPr>
-              <w:t xml:space="preserve">28</w:t>
+              <w:t xml:space="preserve">19</w:t>
             </w:r>
           </w:p>
         </w:tc>
@@ -2238,7 +2238,7 @@
                 <w:sz w:val="20"/>
                 <w:szCs w:val="20"/>
               </w:rPr>
-              <w:t xml:space="preserve">7.07</w:t>
+              <w:t xml:space="preserve">3.53</w:t>
             </w:r>
           </w:p>
         </w:tc>
@@ -2273,7 +2273,7 @@
                 <w:sz w:val="20"/>
                 <w:szCs w:val="20"/>
               </w:rPr>
-              <w:t xml:space="preserve">/10</w:t>
+              <w:t xml:space="preserve">/5 (×2)</w:t>
             </w:r>
           </w:p>
         </w:tc>
@@ -2308,7 +2308,7 @@
                 <w:sz w:val="20"/>
                 <w:szCs w:val="20"/>
               </w:rPr>
-              <w:t xml:space="preserve">7.07</w:t>
+              <w:t xml:space="preserve">7.05</w:t>
             </w:r>
           </w:p>
         </w:tc>
@@ -2418,7 +2418,7 @@
           <w:sz w:val="21"/>
           <w:szCs w:val="21"/>
         </w:rPr>
-        <w:t xml:space="preserve">評価分布は8点（39.9%）に最も多く、8点以上の高評価が67.1%を占めています。低評価（1-4点）は計20件（14.0%）です。</w:t>
+        <w:t xml:space="preserve">評価分布は8点（38.5%）に最も多く、8点以上の高評価が66.4%を占めています。低評価（1-4点）は計20件（14.0%）です。</w:t>
       </w:r>
     </w:p>
     <w:p>
@@ -2798,7 +2798,7 @@
                 <w:sz w:val="20"/>
                 <w:szCs w:val="20"/>
               </w:rPr>
-              <w:t xml:space="preserve">6</w:t>
+              <w:t xml:space="preserve">7</w:t>
             </w:r>
           </w:p>
         </w:tc>
@@ -2833,7 +2833,7 @@
                 <w:sz w:val="20"/>
                 <w:szCs w:val="20"/>
               </w:rPr>
-              <w:t xml:space="preserve">4.2%</w:t>
+              <w:t xml:space="preserve">4.9%</w:t>
             </w:r>
           </w:p>
         </w:tc>
@@ -2861,7 +2861,7 @@
                 <w:sz w:val="20"/>
                 <w:szCs w:val="20"/>
               </w:rPr>
-              <w:t xml:space="preserve">██</w:t>
+              <w:t xml:space="preserve">███</w:t>
             </w:r>
             <w:r>
               <w:rPr>
@@ -2870,7 +2870,7 @@
                 <w:sz w:val="18"/>
                 <w:szCs w:val="18"/>
               </w:rPr>
-              <w:t xml:space="preserve"> 6件</w:t>
+              <w:t xml:space="preserve"> 7件</w:t>
             </w:r>
           </w:p>
         </w:tc>
@@ -2942,7 +2942,7 @@
                 <w:sz w:val="20"/>
                 <w:szCs w:val="20"/>
               </w:rPr>
-              <w:t xml:space="preserve">57</w:t>
+              <w:t xml:space="preserve">55</w:t>
             </w:r>
           </w:p>
         </w:tc>
@@ -2977,7 +2977,7 @@
                 <w:sz w:val="20"/>
                 <w:szCs w:val="20"/>
               </w:rPr>
-              <w:t xml:space="preserve">39.9%</w:t>
+              <w:t xml:space="preserve">38.5%</w:t>
             </w:r>
           </w:p>
         </w:tc>
@@ -3015,7 +3015,7 @@
                 <w:sz w:val="18"/>
                 <w:szCs w:val="18"/>
               </w:rPr>
-              <w:t xml:space="preserve"> 57件</w:t>
+              <w:t xml:space="preserve"> 55件</w:t>
             </w:r>
           </w:p>
         </w:tc>
@@ -3087,7 +3087,7 @@
                 <w:sz w:val="20"/>
                 <w:szCs w:val="20"/>
               </w:rPr>
-              <w:t xml:space="preserve">4</w:t>
+              <w:t xml:space="preserve">5</w:t>
             </w:r>
           </w:p>
         </w:tc>
@@ -3122,7 +3122,7 @@
                 <w:sz w:val="20"/>
                 <w:szCs w:val="20"/>
               </w:rPr>
-              <w:t xml:space="preserve">2.8%</w:t>
+              <w:t xml:space="preserve">3.5%</w:t>
             </w:r>
           </w:p>
         </w:tc>
@@ -3150,7 +3150,7 @@
                 <w:sz w:val="20"/>
                 <w:szCs w:val="20"/>
               </w:rPr>
-              <w:t xml:space="preserve">█</w:t>
+              <w:t xml:space="preserve">██</w:t>
             </w:r>
             <w:r>
               <w:rPr>
@@ -3159,7 +3159,7 @@
                 <w:sz w:val="18"/>
                 <w:szCs w:val="18"/>
               </w:rPr>
-              <w:t xml:space="preserve"> 4件</w:t>
+              <w:t xml:space="preserve"> 5件</w:t>
             </w:r>
           </w:p>
         </w:tc>
@@ -3958,7 +3958,7 @@
                 <w:sz w:val="24"/>
                 <w:szCs w:val="24"/>
               </w:rPr>
-              <w:t xml:space="preserve">96件（67.1%）</w:t>
+              <w:t xml:space="preserve">95件（66.4%）</w:t>
             </w:r>
           </w:p>
         </w:tc>
@@ -4009,7 +4009,7 @@
                 <w:sz w:val="24"/>
                 <w:szCs w:val="24"/>
               </w:rPr>
-              <w:t xml:space="preserve">27件（18.9%）</w:t>
+              <w:t xml:space="preserve">28件（19.6%）</w:t>
             </w:r>
           </w:p>
         </w:tc>
@@ -4334,7 +4334,7 @@
                 <w:sz w:val="20"/>
                 <w:szCs w:val="20"/>
               </w:rPr>
-              <w:t xml:space="preserve">「朝食無料です」「今回は朝食は食べていませんが、改装中とのことで、無料の朝食は弁当を配ってくれていたようです」</w:t>
+              <w:t xml:space="preserve">「朝食が程よい味付けです」「出し入れ自由 ロービー横にはドリンクサービス、 無料朝食もあり、メニューも豊富で美味しかったです」</w:t>
             </w:r>
           </w:p>
         </w:tc>
@@ -4438,7 +4438,7 @@
                 <w:sz w:val="20"/>
                 <w:szCs w:val="20"/>
               </w:rPr>
-              <w:t xml:space="preserve">「駅からも近いし、横浜観光のアクセスにはもってこいの場所だと思います」「アクセス的には駅から近く、行きやすかったです」</w:t>
+              <w:t xml:space="preserve">「横浜スタジアムや中華街も徒歩圏内で、周りにはスーパーやコンビニ、飲食店も沢山あって便利^_^ 駐車場も隣接してあり」「駅からも近いし、横浜観光のアクセスにはもってこいの場所だと思います」</w:t>
             </w:r>
           </w:p>
         </w:tc>
@@ -4545,7 +4545,7 @@
                 <w:sz w:val="20"/>
                 <w:szCs w:val="20"/>
               </w:rPr>
-              <w:t xml:space="preserve">「受付のスタッフの方達はとても丁寧でした」「チェックイン時、やり方が分からずモタモタしてしまった際、受付の方の対応があまり丁寧では無く、後ろに並んでいる人がい...」</w:t>
+              <w:t xml:space="preserve">「出し入れ自由 ロービー横にはドリンクサービス、 無料朝食もあり、メニューも豊富で美味しかったです」「受付のスタッフの方達はとても丁寧でした」</w:t>
             </w:r>
           </w:p>
         </w:tc>
@@ -4756,7 +4756,7 @@
                 <w:sz w:val="20"/>
                 <w:szCs w:val="20"/>
               </w:rPr>
-              <w:t xml:space="preserve">「設備は必要最低限ですが特に不満は無いです」「アメニティーなどの種類も少なすぎて、お値段の割に、サービス的には不親切だな、と感じました」</w:t>
+              <w:t xml:space="preserve">「子連れで2連泊しましたが、料金も安く、快適に過ごせました」「設備は必要最低限ですが特に不満は無いです」</w:t>
             </w:r>
           </w:p>
         </w:tc>
@@ -4860,7 +4860,7 @@
                 <w:sz w:val="20"/>
                 <w:szCs w:val="20"/>
               </w:rPr>
-              <w:t xml:space="preserve">「近くにスーパーやコンビニがあるのでとても便利でした」「もし気が乗らなければ、ざっと見て階下のローソンかセブンイレブンに行こうと思っていたほどです」</w:t>
+              <w:t xml:space="preserve">「横浜スタジアムや中華街も徒歩圏内で、周りにはスーパーやコンビニ、飲食店も沢山あって便利^_^ 駐車場も隣接してあり」「近くにスーパーやコンビニがあるのでとても便利でした」</w:t>
             </w:r>
           </w:p>
         </w:tc>
@@ -4900,7 +4900,7 @@
           <w:sz w:val="21"/>
           <w:szCs w:val="21"/>
         </w:rPr>
-        <w:t xml:space="preserve">口コミの多数で「朝食」に関するポジティブな言及が見られ、コンフォートホテル横浜関内の最大の差別化要因となっています。朝食無料ですといった声が多数寄せられています。</w:t>
+        <w:t xml:space="preserve">口コミの多数で「朝食」に関するポジティブな言及が見られ、コンフォートホテル横浜関内の最大の差別化要因となっています。朝食が程よい味付けですといった声が多数寄せられています。</w:t>
       </w:r>
     </w:p>
     <w:p>
@@ -4919,7 +4919,7 @@
           <w:sz w:val="21"/>
           <w:szCs w:val="21"/>
         </w:rPr>
-        <w:t xml:space="preserve">朝食無料です</w:t>
+        <w:t xml:space="preserve">朝食が程よい味付けです</w:t>
       </w:r>
     </w:p>
     <w:p>
@@ -4938,7 +4938,7 @@
           <w:sz w:val="21"/>
           <w:szCs w:val="21"/>
         </w:rPr>
-        <w:t xml:space="preserve">今回は朝食は食べていませんが、改装中とのことで、無料の朝食は弁当を配ってくれていたようです</w:t>
+        <w:t xml:space="preserve">出し入れ自由 ロービー横にはドリンクサービス、 無料朝食もあり、メニューも豊富で美味しかったです</w:t>
       </w:r>
     </w:p>
     <w:p>
@@ -4957,7 +4957,7 @@
           <w:sz w:val="21"/>
           <w:szCs w:val="21"/>
         </w:rPr>
-        <w:t xml:space="preserve">部屋も広く、快適でした ホテルが改装中が残念で、朝食がバイキングでないのが、残念でした</w:t>
+        <w:t xml:space="preserve">朝食無料です</w:t>
       </w:r>
     </w:p>
     <w:p>
@@ -4994,7 +4994,7 @@
           <w:sz w:val="21"/>
           <w:szCs w:val="21"/>
         </w:rPr>
-        <w:t xml:space="preserve">立地・アクセスに関するポジティブな評価も多く寄せられています。「駅からも近いし、横浜観光のアクセスにはもってこいの場所だと思います」といったコメントが見られます。</w:t>
+        <w:t xml:space="preserve">立地・アクセスに関するポジティブな評価も多く寄せられています。「横浜スタジアムや中華街も徒歩圏内で、周りにはスーパーやコンビニ、飲食店も沢山あって便利^_^ 駐車場も隣接してあり」といったコメントが見られます。</w:t>
       </w:r>
     </w:p>
     <w:p>
@@ -5333,7 +5333,7 @@
                 <w:sz w:val="20"/>
                 <w:szCs w:val="20"/>
               </w:rPr>
-              <w:t xml:space="preserve">重大・28件</w:t>
+              <w:t xml:space="preserve">重大・27件</w:t>
             </w:r>
           </w:p>
         </w:tc>
@@ -5750,7 +5750,7 @@
                 <w:sz w:val="20"/>
                 <w:szCs w:val="20"/>
               </w:rPr>
-              <w:t xml:space="preserve">重大・6件</w:t>
+              <w:t xml:space="preserve">重大・5件</w:t>
             </w:r>
           </w:p>
         </w:tc>
@@ -5960,7 +5960,7 @@
                 <w:sz w:val="20"/>
                 <w:szCs w:val="20"/>
               </w:rPr>
-              <w:t xml:space="preserve">朝食の改善要望</w:t>
+              <w:t xml:space="preserve">設備の老朽化</w:t>
             </w:r>
           </w:p>
         </w:tc>
@@ -5994,7 +5994,7 @@
                 <w:sz w:val="20"/>
                 <w:szCs w:val="20"/>
               </w:rPr>
-              <w:t xml:space="preserve">スムージーや期間限定メニュー！】などと大々的に銘打ってありましたが、実際にはチェックイン時に「工事期間のため簡単な...</w:t>
+              <w:t xml:space="preserve">部屋は狭めで設備も古いが、スタッフの応対も丁寧でウェルカムドリンクもあります</w:t>
             </w:r>
           </w:p>
         </w:tc>
@@ -6028,7 +6028,7 @@
                 <w:sz w:val="20"/>
                 <w:szCs w:val="20"/>
               </w:rPr>
-              <w:t xml:space="preserve">中度・4件</w:t>
+              <w:t xml:space="preserve">中度・3件</w:t>
             </w:r>
           </w:p>
         </w:tc>
@@ -7331,7 +7331,7 @@
                 <w:sz w:val="20"/>
                 <w:szCs w:val="20"/>
               </w:rPr>
-              <w:t xml:space="preserve">67.1%</w:t>
+              <w:t xml:space="preserve">66.4%</w:t>
             </w:r>
           </w:p>
         </w:tc>
@@ -7366,7 +7366,7 @@
                 <w:sz w:val="20"/>
                 <w:szCs w:val="20"/>
               </w:rPr>
-              <w:t xml:space="preserve">77%以上</w:t>
+              <w:t xml:space="preserve">76%以上</w:t>
             </w:r>
           </w:p>
         </w:tc>
@@ -7751,7 +7751,7 @@
                 <w:sz w:val="20"/>
                 <w:szCs w:val="20"/>
               </w:rPr>
-              <w:t xml:space="preserve">約28件/期間</w:t>
+              <w:t xml:space="preserve">約27件/期間</w:t>
             </w:r>
           </w:p>
         </w:tc>
@@ -7785,7 +7785,7 @@
                 <w:sz w:val="20"/>
                 <w:szCs w:val="20"/>
               </w:rPr>
-              <w:t xml:space="preserve">14件以下</w:t>
+              <w:t xml:space="preserve">13件以下</w:t>
             </w:r>
           </w:p>
         </w:tc>
@@ -7880,7 +7880,7 @@
           <w:sz w:val="22"/>
           <w:szCs w:val="22"/>
         </w:rPr>
-        <w:t xml:space="preserve">[1] じゃらん / 10点 / 2026-03-24</w:t>
+        <w:t xml:space="preserve">[1] Trip.com / 9点 / 2026-03-25</w:t>
       </w:r>
     </w:p>
     <w:p>
@@ -7895,7 +7895,7 @@
           <w:sz w:val="21"/>
           <w:szCs w:val="21"/>
         </w:rPr>
-        <w:t xml:space="preserve">駅からも近いし、横浜観光のアクセスにはもってこいの場所だと思います。ファミリーでの利用者も多かったので利用しやすいと思います。</w:t>
+        <w:t xml:space="preserve">横浜スタジアムや中華街も徒歩圏内で、周りにはスーパーやコンビニ、飲食店も沢山あって便利^_^ 駐車場も隣接してあり。出し入れ自由 ロービー横にはドリンクサービス、 無料朝食もあり、メニューも豊富で美味しかったです。 子連れで2連泊しましたが、料金も安く、快適に過ごせました。</w:t>
       </w:r>
     </w:p>
     <w:p>
@@ -7916,7 +7916,7 @@
           <w:sz w:val="22"/>
           <w:szCs w:val="22"/>
         </w:rPr>
-        <w:t xml:space="preserve">[2] 楽天トラベル / 10点 / 2026-03-23</w:t>
+        <w:t xml:space="preserve">[2] じゃらん / 10点 / 2026-03-24</w:t>
       </w:r>
     </w:p>
     <w:p>
@@ -7931,7 +7931,7 @@
           <w:sz w:val="21"/>
           <w:szCs w:val="21"/>
         </w:rPr>
-        <w:t xml:space="preserve">出張で利用しました。 今回は朝食は食べていませんが、改装中とのことで、無料の朝食は弁当を配ってくれていたようです。 受付のスタッフの方達はとても丁寧でした。 部屋も綺麗だったと思います。</w:t>
+        <w:t xml:space="preserve">駅からも近いし、横浜観光のアクセスにはもってこいの場所だと思います。ファミリーでの利用者も多かったので利用しやすいと思います。</w:t>
       </w:r>
     </w:p>
     <w:p>
@@ -7952,7 +7952,7 @@
           <w:sz w:val="22"/>
           <w:szCs w:val="22"/>
         </w:rPr>
-        <w:t xml:space="preserve">[3] Google / 10点 / 2026-03-22</w:t>
+        <w:t xml:space="preserve">[3] 楽天トラベル / 10点 / 2026-03-23</w:t>
       </w:r>
     </w:p>
     <w:p>
@@ -7967,7 +7967,7 @@
           <w:sz w:val="21"/>
           <w:szCs w:val="21"/>
         </w:rPr>
-        <w:t xml:space="preserve">2階のカフェ兼ブックルームは明るく快適です🍀。コーヒー、紅茶、水、電子レンジをご用意しています☕️🫖。朝食は通常通りです🍽️🥐🧇  改装工事が完了しました👷🏻‍♂️  お手頃価格で美味しい！  コストパフォーマンスの高い国際チェーンホテル🏨</w:t>
+        <w:t xml:space="preserve">出張で利用しました。 今回は朝食は食べていませんが、改装中とのことで、無料の朝食は弁当を配ってくれていたようです。 受付のスタッフの方達はとても丁寧でした。 部屋も綺麗だったと思います。</w:t>
       </w:r>
     </w:p>
     <w:p>
@@ -8003,7 +8003,7 @@
           <w:sz w:val="21"/>
           <w:szCs w:val="21"/>
         </w:rPr>
-        <w:t xml:space="preserve">東京と横浜への旅行中に、予定外の宿泊先が1泊だけありましたが、チョイスホテルの会員権を持っていたので、横浜のコンフォートホテルに泊まることにしました。  フロントは2階にあります。チェックインは機械で行いますが、スタッフがいつでも対応してくれるので安心です。スタッフは皆とても親切で丁寧です。フロントの右側にはコンフォートライブラリーカフェがあり、セルフサービスのウェルカムドリンクを提供してい...</w:t>
+        <w:t xml:space="preserve">2階のカフェ兼ブックルームは明るく快適です🍀。コーヒー、紅茶、水、電子レンジをご用意しています☕️🫖。朝食は通常通りです🍽️🥐🧇  改装工事が完了しました👷🏻‍♂️  お手頃価格で美味しい！  コストパフォーマンスの高い国際チェーンホテル🏨</w:t>
       </w:r>
     </w:p>
     <w:p>
@@ -8024,7 +8024,7 @@
           <w:sz w:val="22"/>
           <w:szCs w:val="22"/>
         </w:rPr>
-        <w:t xml:space="preserve">[5] Trip.com / 8点 / 2026-03-22</w:t>
+        <w:t xml:space="preserve">[5] Google / 10点 / 2026-03-22</w:t>
       </w:r>
     </w:p>
     <w:p>
@@ -8039,7 +8039,7 @@
           <w:sz w:val="21"/>
           <w:szCs w:val="21"/>
         </w:rPr>
-        <w:t xml:space="preserve">アメニティがもっと充実しているといいのかなと思います。食事はばっちりでした。</w:t>
+        <w:t xml:space="preserve">東京と横浜への旅行中に、予定外の宿泊先が1泊だけありましたが、チョイスホテルの会員権を持っていたので、横浜のコンフォートホテルに泊まることにしました。  フロントは2階にあります。チェックインは機械で行いますが、スタッフがいつでも対応してくれるので安心です。スタッフは皆とても親切で丁寧です。フロントの右側にはコンフォートライブラリーカフェがあり、セルフサービスのウェルカムドリンクを提供してい...</w:t>
       </w:r>
     </w:p>
     <w:p>
@@ -8336,7 +8336,7 @@
                 <w:sz w:val="21"/>
                 <w:szCs w:val="21"/>
               </w:rPr>
-              <w:t xml:space="preserve">コンフォートホテル横浜関内は、全体平均7.43点（10点換算）、高評価率67.1%という一定の顧客満足度を示しているホテルです。特に「朝食」「立地・アクセス」が多くのゲストから高く評価されています。</w:t>
+              <w:t xml:space="preserve">コンフォートホテル横浜関内は、全体平均7.43点（10点換算）、高評価率66.4%という一定の顧客満足度を示しているホテルです。特に「朝食」「立地・アクセス」が多くのゲストから高く評価されています。</w:t>
             </w:r>
           </w:p>
           <w:p>

--- a/納品レポート/ホテル別レポート/comfort_yokohama_kannai_口コミ分析改善レポート.docx
+++ b/納品レポート/ホテル別レポート/comfort_yokohama_kannai_口コミ分析改善レポート.docx
@@ -111,7 +111,7 @@
           <w:sz w:val="20"/>
           <w:szCs w:val="20"/>
         </w:rPr>
-        <w:t xml:space="preserve">対象サイト：Trip.com / Agoda / Google / 楽天トラベル / Booking.com / じゃらん</w:t>
+        <w:t xml:space="preserve">対象サイト：Trip.com / Agoda / 楽天トラベル / Google / じゃらん / Booking.com</w:t>
       </w:r>
     </w:p>
     <w:p>
@@ -131,7 +131,7 @@
           <w:sz w:val="20"/>
           <w:szCs w:val="20"/>
         </w:rPr>
-        <w:t xml:space="preserve">作成日：2026年3月26日</w:t>
+        <w:t xml:space="preserve">作成日：2026年3月27日</w:t>
       </w:r>
     </w:p>
     <w:p>
@@ -261,7 +261,7 @@
                 <w:sz w:val="36"/>
                 <w:szCs w:val="36"/>
               </w:rPr>
-              <w:t xml:space="preserve">7.43</w:t>
+              <w:t xml:space="preserve">7.46</w:t>
             </w:r>
           </w:p>
         </w:tc>
@@ -359,7 +359,7 @@
                 <w:sz w:val="36"/>
                 <w:szCs w:val="36"/>
               </w:rPr>
-              <w:t xml:space="preserve">14.0%</w:t>
+              <w:t xml:space="preserve">13.3%</w:t>
             </w:r>
           </w:p>
         </w:tc>
@@ -448,7 +448,7 @@
           <w:sz w:val="21"/>
           <w:szCs w:val="21"/>
         </w:rPr>
-        <w:t xml:space="preserve">全体平均スコア7.43点（10点換算）は概ね標準的な水準であり、66.4%が高評価（8-10点）に分類されます。低評価（1-4点）は20件（14.0%）で、一定の改善課題があります。Trip.com（8.32点）で特に高い評価を獲得しています。</w:t>
+        <w:t xml:space="preserve">全体平均スコア7.46点（10点換算）は概ね標準的な水準であり、66.4%が高評価（8-10点）に分類されます。低評価（1-4点）は19件（13.3%）で、一定の改善課題があります。Trip.com（8.32点）で特に高い評価を獲得しています。</w:t>
       </w:r>
     </w:p>
     <w:p>
@@ -542,7 +542,7 @@
                 <w:sz w:val="20"/>
                 <w:szCs w:val="20"/>
               </w:rPr>
-              <w:t xml:space="preserve">朝食（50件以上で言及）、立地・アクセス（50件以上で言及）、スタッフの対応（20件以上で言及）</w:t>
+              <w:t xml:space="preserve">朝食（50件以上で言及）、立地・アクセス（20件以上で言及）、スタッフの対応（20件以上で言及）</w:t>
             </w:r>
           </w:p>
           <w:p>
@@ -567,7 +567,7 @@
                 <w:sz w:val="20"/>
                 <w:szCs w:val="20"/>
               </w:rPr>
-              <w:t xml:space="preserve">対応・サービスの不満（27件）、部屋の狭さ（12件）、浴室・水回り（9件）、防音性能（5件）</w:t>
+              <w:t xml:space="preserve">対応・サービスの不満（26件）、部屋の狭さ（12件）、浴室・水回り（10件）、窓・採光（5件）</w:t>
             </w:r>
           </w:p>
           <w:p>
@@ -1229,7 +1229,7 @@
                 <w:sz w:val="20"/>
                 <w:szCs w:val="20"/>
               </w:rPr>
-              <w:t xml:space="preserve">14</w:t>
+              <w:t xml:space="preserve">12</w:t>
             </w:r>
           </w:p>
         </w:tc>
@@ -1264,7 +1264,7 @@
                 <w:sz w:val="20"/>
                 <w:szCs w:val="20"/>
               </w:rPr>
-              <w:t xml:space="preserve">7.79</w:t>
+              <w:t xml:space="preserve">8</w:t>
             </w:r>
           </w:p>
         </w:tc>
@@ -1330,11 +1330,11 @@
                 <w:rFonts w:ascii="Arial" w:cs="Arial" w:eastAsia="Arial" w:hAnsi="Arial"/>
                 <w:b/>
                 <w:bCs/>
-                <w:color w:val="E67E22"/>
-                <w:sz w:val="20"/>
-                <w:szCs w:val="20"/>
-              </w:rPr>
-              <w:t xml:space="preserve">7.79</w:t>
+                <w:color w:val="27AE60"/>
+                <w:sz w:val="20"/>
+                <w:szCs w:val="20"/>
+              </w:rPr>
+              <w:t xml:space="preserve">8</w:t>
             </w:r>
           </w:p>
         </w:tc>
@@ -1400,11 +1400,11 @@
                 <w:rFonts w:ascii="Arial" w:cs="Arial" w:eastAsia="Arial" w:hAnsi="Arial"/>
                 <w:b/>
                 <w:bCs/>
-                <w:color w:val="E67E22"/>
-                <w:sz w:val="20"/>
-                <w:szCs w:val="20"/>
-              </w:rPr>
-              <w:t xml:space="preserve">概ね良好</w:t>
+                <w:color w:val="27AE60"/>
+                <w:sz w:val="20"/>
+                <w:szCs w:val="20"/>
+              </w:rPr>
+              <w:t xml:space="preserve">良好</w:t>
             </w:r>
           </w:p>
         </w:tc>
@@ -1440,7 +1440,7 @@
                 <w:sz w:val="20"/>
                 <w:szCs w:val="20"/>
               </w:rPr>
-              <w:t xml:space="preserve">Google</w:t>
+              <w:t xml:space="preserve">楽天トラベル</w:t>
             </w:r>
           </w:p>
         </w:tc>
@@ -1474,7 +1474,7 @@
                 <w:sz w:val="20"/>
                 <w:szCs w:val="20"/>
               </w:rPr>
-              <w:t xml:space="preserve">20</w:t>
+              <w:t xml:space="preserve">42</w:t>
             </w:r>
           </w:p>
         </w:tc>
@@ -1508,7 +1508,7 @@
                 <w:sz w:val="20"/>
                 <w:szCs w:val="20"/>
               </w:rPr>
-              <w:t xml:space="preserve">3.7</w:t>
+              <w:t xml:space="preserve">3.74</w:t>
             </w:r>
           </w:p>
         </w:tc>
@@ -1576,7 +1576,7 @@
                 <w:sz w:val="20"/>
                 <w:szCs w:val="20"/>
               </w:rPr>
-              <w:t xml:space="preserve">7.4</w:t>
+              <w:t xml:space="preserve">7.48</w:t>
             </w:r>
           </w:p>
         </w:tc>
@@ -1681,7 +1681,7 @@
                 <w:sz w:val="20"/>
                 <w:szCs w:val="20"/>
               </w:rPr>
-              <w:t xml:space="preserve">楽天トラベル</w:t>
+              <w:t xml:space="preserve">Google</w:t>
             </w:r>
           </w:p>
         </w:tc>
@@ -1716,7 +1716,7 @@
                 <w:sz w:val="20"/>
                 <w:szCs w:val="20"/>
               </w:rPr>
-              <w:t xml:space="preserve">43</w:t>
+              <w:t xml:space="preserve">22</w:t>
             </w:r>
           </w:p>
         </w:tc>
@@ -1751,7 +1751,7 @@
                 <w:sz w:val="20"/>
                 <w:szCs w:val="20"/>
               </w:rPr>
-              <w:t xml:space="preserve">3.67</w:t>
+              <w:t xml:space="preserve">3.68</w:t>
             </w:r>
           </w:p>
         </w:tc>
@@ -1821,7 +1821,7 @@
                 <w:sz w:val="20"/>
                 <w:szCs w:val="20"/>
               </w:rPr>
-              <w:t xml:space="preserve">7.35</w:t>
+              <w:t xml:space="preserve">7.36</w:t>
             </w:r>
           </w:p>
         </w:tc>
@@ -1927,7 +1927,7 @@
                 <w:sz w:val="20"/>
                 <w:szCs w:val="20"/>
               </w:rPr>
-              <w:t xml:space="preserve">Booking.com</w:t>
+              <w:t xml:space="preserve">じゃらん</w:t>
             </w:r>
           </w:p>
         </w:tc>
@@ -1961,7 +1961,7 @@
                 <w:sz w:val="20"/>
                 <w:szCs w:val="20"/>
               </w:rPr>
-              <w:t xml:space="preserve">28</w:t>
+              <w:t xml:space="preserve">20</w:t>
             </w:r>
           </w:p>
         </w:tc>
@@ -1995,7 +1995,7 @@
                 <w:sz w:val="20"/>
                 <w:szCs w:val="20"/>
               </w:rPr>
-              <w:t xml:space="preserve">7.07</w:t>
+              <w:t xml:space="preserve">3.55</w:t>
             </w:r>
           </w:p>
         </w:tc>
@@ -2029,7 +2029,7 @@
                 <w:sz w:val="20"/>
                 <w:szCs w:val="20"/>
               </w:rPr>
-              <w:t xml:space="preserve">/10</w:t>
+              <w:t xml:space="preserve">/5 (×2)</w:t>
             </w:r>
           </w:p>
         </w:tc>
@@ -2063,7 +2063,7 @@
                 <w:sz w:val="20"/>
                 <w:szCs w:val="20"/>
               </w:rPr>
-              <w:t xml:space="preserve">7.07</w:t>
+              <w:t xml:space="preserve">7.1</w:t>
             </w:r>
           </w:p>
         </w:tc>
@@ -2168,7 +2168,7 @@
                 <w:sz w:val="20"/>
                 <w:szCs w:val="20"/>
               </w:rPr>
-              <w:t xml:space="preserve">じゃらん</w:t>
+              <w:t xml:space="preserve">Booking.com</w:t>
             </w:r>
           </w:p>
         </w:tc>
@@ -2203,7 +2203,7 @@
                 <w:sz w:val="20"/>
                 <w:szCs w:val="20"/>
               </w:rPr>
-              <w:t xml:space="preserve">19</w:t>
+              <w:t xml:space="preserve">28</w:t>
             </w:r>
           </w:p>
         </w:tc>
@@ -2238,7 +2238,7 @@
                 <w:sz w:val="20"/>
                 <w:szCs w:val="20"/>
               </w:rPr>
-              <w:t xml:space="preserve">3.53</w:t>
+              <w:t xml:space="preserve">6.96</w:t>
             </w:r>
           </w:p>
         </w:tc>
@@ -2273,7 +2273,7 @@
                 <w:sz w:val="20"/>
                 <w:szCs w:val="20"/>
               </w:rPr>
-              <w:t xml:space="preserve">/5 (×2)</w:t>
+              <w:t xml:space="preserve">/10</w:t>
             </w:r>
           </w:p>
         </w:tc>
@@ -2304,11 +2304,11 @@
                 <w:rFonts w:ascii="Arial" w:cs="Arial" w:eastAsia="Arial" w:hAnsi="Arial"/>
                 <w:b/>
                 <w:bCs/>
-                <w:color w:val="E67E22"/>
-                <w:sz w:val="20"/>
-                <w:szCs w:val="20"/>
-              </w:rPr>
-              <w:t xml:space="preserve">7.05</w:t>
+                <w:color w:val="C0392B"/>
+                <w:sz w:val="20"/>
+                <w:szCs w:val="20"/>
+              </w:rPr>
+              <w:t xml:space="preserve">6.96</w:t>
             </w:r>
           </w:p>
         </w:tc>
@@ -2374,11 +2374,11 @@
                 <w:rFonts w:ascii="Arial" w:cs="Arial" w:eastAsia="Arial" w:hAnsi="Arial"/>
                 <w:b/>
                 <w:bCs/>
-                <w:color w:val="E67E22"/>
-                <w:sz w:val="20"/>
-                <w:szCs w:val="20"/>
-              </w:rPr>
-              <w:t xml:space="preserve">概ね良好</w:t>
+                <w:color w:val="C0392B"/>
+                <w:sz w:val="20"/>
+                <w:szCs w:val="20"/>
+              </w:rPr>
+              <w:t xml:space="preserve">要改善</w:t>
             </w:r>
           </w:p>
         </w:tc>
@@ -2418,7 +2418,7 @@
           <w:sz w:val="21"/>
           <w:szCs w:val="21"/>
         </w:rPr>
-        <w:t xml:space="preserve">評価分布は8点（38.5%）に最も多く、8点以上の高評価が66.4%を占めています。低評価（1-4点）は計20件（14.0%）です。</w:t>
+        <w:t xml:space="preserve">評価分布は8点（39.2%）に最も多く、8点以上の高評価が66.4%を占めています。低評価（1-4点）は計19件（13.3%）です。</w:t>
       </w:r>
     </w:p>
     <w:p>
@@ -2653,7 +2653,7 @@
                 <w:sz w:val="20"/>
                 <w:szCs w:val="20"/>
               </w:rPr>
-              <w:t xml:space="preserve">33</w:t>
+              <w:t xml:space="preserve">32</w:t>
             </w:r>
           </w:p>
         </w:tc>
@@ -2688,7 +2688,7 @@
                 <w:sz w:val="20"/>
                 <w:szCs w:val="20"/>
               </w:rPr>
-              <w:t xml:space="preserve">23.1%</w:t>
+              <w:t xml:space="preserve">22.4%</w:t>
             </w:r>
           </w:p>
         </w:tc>
@@ -2717,7 +2717,7 @@
                 <w:sz w:val="20"/>
                 <w:szCs w:val="20"/>
               </w:rPr>
-              <w:t xml:space="preserve">████████████</w:t>
+              <w:t xml:space="preserve">███████████</w:t>
             </w:r>
             <w:r>
               <w:rPr>
@@ -2726,7 +2726,7 @@
                 <w:sz w:val="18"/>
                 <w:szCs w:val="18"/>
               </w:rPr>
-              <w:t xml:space="preserve"> 33件</w:t>
+              <w:t xml:space="preserve"> 32件</w:t>
             </w:r>
           </w:p>
         </w:tc>
@@ -2942,7 +2942,7 @@
                 <w:sz w:val="20"/>
                 <w:szCs w:val="20"/>
               </w:rPr>
-              <w:t xml:space="preserve">55</w:t>
+              <w:t xml:space="preserve">56</w:t>
             </w:r>
           </w:p>
         </w:tc>
@@ -2977,7 +2977,7 @@
                 <w:sz w:val="20"/>
                 <w:szCs w:val="20"/>
               </w:rPr>
-              <w:t xml:space="preserve">38.5%</w:t>
+              <w:t xml:space="preserve">39.2%</w:t>
             </w:r>
           </w:p>
         </w:tc>
@@ -3015,7 +3015,7 @@
                 <w:sz w:val="18"/>
                 <w:szCs w:val="18"/>
               </w:rPr>
-              <w:t xml:space="preserve"> 55件</w:t>
+              <w:t xml:space="preserve"> 56件</w:t>
             </w:r>
           </w:p>
         </w:tc>
@@ -3087,7 +3087,7 @@
                 <w:sz w:val="20"/>
                 <w:szCs w:val="20"/>
               </w:rPr>
-              <w:t xml:space="preserve">5</w:t>
+              <w:t xml:space="preserve">6</w:t>
             </w:r>
           </w:p>
         </w:tc>
@@ -3122,7 +3122,7 @@
                 <w:sz w:val="20"/>
                 <w:szCs w:val="20"/>
               </w:rPr>
-              <w:t xml:space="preserve">3.5%</w:t>
+              <w:t xml:space="preserve">4.2%</w:t>
             </w:r>
           </w:p>
         </w:tc>
@@ -3159,7 +3159,7 @@
                 <w:sz w:val="18"/>
                 <w:szCs w:val="18"/>
               </w:rPr>
-              <w:t xml:space="preserve"> 5件</w:t>
+              <w:t xml:space="preserve"> 6件</w:t>
             </w:r>
           </w:p>
         </w:tc>
@@ -3231,7 +3231,7 @@
                 <w:sz w:val="20"/>
                 <w:szCs w:val="20"/>
               </w:rPr>
-              <w:t xml:space="preserve">17</w:t>
+              <w:t xml:space="preserve">18</w:t>
             </w:r>
           </w:p>
         </w:tc>
@@ -3266,7 +3266,7 @@
                 <w:sz w:val="20"/>
                 <w:szCs w:val="20"/>
               </w:rPr>
-              <w:t xml:space="preserve">11.9%</w:t>
+              <w:t xml:space="preserve">12.6%</w:t>
             </w:r>
           </w:p>
         </w:tc>
@@ -3304,7 +3304,7 @@
                 <w:sz w:val="18"/>
                 <w:szCs w:val="18"/>
               </w:rPr>
-              <w:t xml:space="preserve"> 17件</w:t>
+              <w:t xml:space="preserve"> 18件</w:t>
             </w:r>
           </w:p>
         </w:tc>
@@ -3376,7 +3376,7 @@
                 <w:sz w:val="20"/>
                 <w:szCs w:val="20"/>
               </w:rPr>
-              <w:t xml:space="preserve">6</w:t>
+              <w:t xml:space="preserve">5</w:t>
             </w:r>
           </w:p>
         </w:tc>
@@ -3411,7 +3411,7 @@
                 <w:sz w:val="20"/>
                 <w:szCs w:val="20"/>
               </w:rPr>
-              <w:t xml:space="preserve">4.2%</w:t>
+              <w:t xml:space="preserve">3.5%</w:t>
             </w:r>
           </w:p>
         </w:tc>
@@ -3448,7 +3448,7 @@
                 <w:sz w:val="18"/>
                 <w:szCs w:val="18"/>
               </w:rPr>
-              <w:t xml:space="preserve"> 6件</w:t>
+              <w:t xml:space="preserve"> 5件</w:t>
             </w:r>
           </w:p>
         </w:tc>
@@ -3809,7 +3809,7 @@
                 <w:sz w:val="20"/>
                 <w:szCs w:val="20"/>
               </w:rPr>
-              <w:t xml:space="preserve">8</w:t>
+              <w:t xml:space="preserve">7</w:t>
             </w:r>
           </w:p>
         </w:tc>
@@ -3844,7 +3844,7 @@
                 <w:sz w:val="20"/>
                 <w:szCs w:val="20"/>
               </w:rPr>
-              <w:t xml:space="preserve">5.6%</w:t>
+              <w:t xml:space="preserve">4.9%</w:t>
             </w:r>
           </w:p>
         </w:tc>
@@ -3882,7 +3882,7 @@
                 <w:sz w:val="18"/>
                 <w:szCs w:val="18"/>
               </w:rPr>
-              <w:t xml:space="preserve"> 8件</w:t>
+              <w:t xml:space="preserve"> 7件</w:t>
             </w:r>
           </w:p>
         </w:tc>
@@ -4009,7 +4009,7 @@
                 <w:sz w:val="24"/>
                 <w:szCs w:val="24"/>
               </w:rPr>
-              <w:t xml:space="preserve">28件（19.6%）</w:t>
+              <w:t xml:space="preserve">29件（20.3%）</w:t>
             </w:r>
           </w:p>
         </w:tc>
@@ -4060,7 +4060,7 @@
                 <w:sz w:val="24"/>
                 <w:szCs w:val="24"/>
               </w:rPr>
-              <w:t xml:space="preserve">20件（14.0%）</w:t>
+              <w:t xml:space="preserve">19件（13.3%）</w:t>
             </w:r>
           </w:p>
         </w:tc>
@@ -4334,7 +4334,7 @@
                 <w:sz w:val="20"/>
                 <w:szCs w:val="20"/>
               </w:rPr>
-              <w:t xml:space="preserve">「朝食が程よい味付けです」「出し入れ自由 ロービー横にはドリンクサービス、 無料朝食もあり、メニューも豊富で美味しかったです」</w:t>
+              <w:t xml:space="preserve">「エアコンが古い、カードキータイプだが部屋にはカード入れがなく忘れそう、風呂の体を洗うタオルなし、朝食は団体客がいる...」「部屋は清潔で、朝食も期待以上」</w:t>
             </w:r>
           </w:p>
         </w:tc>
@@ -4404,7 +4404,7 @@
                 <w:sz w:val="20"/>
                 <w:szCs w:val="20"/>
               </w:rPr>
-              <w:t xml:space="preserve">50件以上</w:t>
+              <w:t xml:space="preserve">20件以上</w:t>
             </w:r>
           </w:p>
         </w:tc>
@@ -4545,7 +4545,7 @@
                 <w:sz w:val="20"/>
                 <w:szCs w:val="20"/>
               </w:rPr>
-              <w:t xml:space="preserve">「出し入れ自由 ロービー横にはドリンクサービス、 無料朝食もあり、メニューも豊富で美味しかったです」「受付のスタッフの方達はとても丁寧でした」</w:t>
+              <w:t xml:space="preserve">「スタッフの方みんな一生懸命でした」「出し入れ自由 ロービー横にはドリンクサービス、 無料朝食もあり、メニューも豊富で美味しかったです」</w:t>
             </w:r>
           </w:p>
         </w:tc>
@@ -4649,7 +4649,7 @@
                 <w:sz w:val="20"/>
                 <w:szCs w:val="20"/>
               </w:rPr>
-              <w:t xml:space="preserve">「部屋も綺麗だったと思います」「新しく改装されたばかりの店内は清潔で明るく、テーブルや椅子が配置され、居心地の良い雰囲気です」</w:t>
+              <w:t xml:space="preserve">「部屋は清潔で、朝食も期待以上」「他の宿泊施設と比較すると安価に感じましたが、とても清潔な部屋でした」</w:t>
             </w:r>
           </w:p>
         </w:tc>
@@ -4756,7 +4756,7 @@
                 <w:sz w:val="20"/>
                 <w:szCs w:val="20"/>
               </w:rPr>
-              <w:t xml:space="preserve">「子連れで2連泊しましたが、料金も安く、快適に過ごせました」「設備は必要最低限ですが特に不満は無いです」</w:t>
+              <w:t xml:space="preserve">「トリプルベッドの設定がありがたい」「ヨーグルトが👌 設備にちょい残念な点が… シャワーヘッドの元のあたりから水もれあり」</w:t>
             </w:r>
           </w:p>
         </w:tc>
@@ -4900,7 +4900,7 @@
           <w:sz w:val="21"/>
           <w:szCs w:val="21"/>
         </w:rPr>
-        <w:t xml:space="preserve">口コミの多数で「朝食」に関するポジティブな言及が見られ、コンフォートホテル横浜関内の最大の差別化要因となっています。朝食が程よい味付けですといった声が多数寄せられています。</w:t>
+        <w:t xml:space="preserve">口コミの多数で「朝食」に関するポジティブな言及が見られ、コンフォートホテル横浜関内の最大の差別化要因となっています。エアコンが古い、カードキータイプだが部屋にはカード入れがなく忘れそう、風呂の体を洗うタオルなし、朝食は団体客がいる...といった声が多数寄せられています。</w:t>
       </w:r>
     </w:p>
     <w:p>
@@ -4919,7 +4919,7 @@
           <w:sz w:val="21"/>
           <w:szCs w:val="21"/>
         </w:rPr>
-        <w:t xml:space="preserve">朝食が程よい味付けです</w:t>
+        <w:t xml:space="preserve">エアコンが古い、カードキータイプだが部屋にはカード入れがなく忘れそう、風呂の体を洗うタオルなし、朝食は団体客がいる...</w:t>
       </w:r>
     </w:p>
     <w:p>
@@ -4938,7 +4938,7 @@
           <w:sz w:val="21"/>
           <w:szCs w:val="21"/>
         </w:rPr>
-        <w:t xml:space="preserve">出し入れ自由 ロービー横にはドリンクサービス、 無料朝食もあり、メニューも豊富で美味しかったです</w:t>
+        <w:t xml:space="preserve">部屋は清潔で、朝食も期待以上</w:t>
       </w:r>
     </w:p>
     <w:p>
@@ -4957,7 +4957,7 @@
           <w:sz w:val="21"/>
           <w:szCs w:val="21"/>
         </w:rPr>
-        <w:t xml:space="preserve">朝食無料です</w:t>
+        <w:t xml:space="preserve">朝食がおかずもいろいろと選べ美味しかった</w:t>
       </w:r>
     </w:p>
     <w:p>
@@ -5299,7 +5299,7 @@
                 <w:sz w:val="20"/>
                 <w:szCs w:val="20"/>
               </w:rPr>
-              <w:t xml:space="preserve">部屋も広く、快適でした ホテルが改装中が残念で、朝食がバイキングでないのが、残念でした</w:t>
+              <w:t xml:space="preserve">ヨーグルトが👌 設備にちょい残念な点が… シャワーヘッドの元のあたりから水もれあり</w:t>
             </w:r>
           </w:p>
         </w:tc>
@@ -5333,7 +5333,7 @@
                 <w:sz w:val="20"/>
                 <w:szCs w:val="20"/>
               </w:rPr>
-              <w:t xml:space="preserve">重大・27件</w:t>
+              <w:t xml:space="preserve">重大・26件</w:t>
             </w:r>
           </w:p>
         </w:tc>
@@ -5577,7 +5577,7 @@
                 <w:sz w:val="20"/>
                 <w:szCs w:val="20"/>
               </w:rPr>
-              <w:t xml:space="preserve">嫌な臭いは一切なく、カーペット、カーテン、そしてバスルームまでピカピカでした</w:t>
+              <w:t xml:space="preserve">ヨーグルトが👌 設備にちょい残念な点が… シャワーヘッドの元のあたりから水もれあり</w:t>
             </w:r>
           </w:p>
         </w:tc>
@@ -5611,7 +5611,7 @@
                 <w:sz w:val="20"/>
                 <w:szCs w:val="20"/>
               </w:rPr>
-              <w:t xml:space="preserve">重大・9件</w:t>
+              <w:t xml:space="preserve">重大・10件</w:t>
             </w:r>
           </w:p>
         </w:tc>
@@ -5682,7 +5682,7 @@
                 <w:sz w:val="20"/>
                 <w:szCs w:val="20"/>
               </w:rPr>
-              <w:t xml:space="preserve">防音性能</w:t>
+              <w:t xml:space="preserve">窓・採光</w:t>
             </w:r>
           </w:p>
         </w:tc>
@@ -5716,7 +5716,7 @@
                 <w:sz w:val="20"/>
                 <w:szCs w:val="20"/>
               </w:rPr>
-              <w:t xml:space="preserve">予約時に見落としていたこちらのミスかもしれないが、内装工事しており、その関係で音がうるさく、朝食も弁当だった</w:t>
+              <w:t xml:space="preserve">2階のカフェ兼ブックルームは明るく快適です🍀</w:t>
             </w:r>
           </w:p>
         </w:tc>
@@ -5821,7 +5821,7 @@
                 <w:sz w:val="20"/>
                 <w:szCs w:val="20"/>
               </w:rPr>
-              <w:t xml:space="preserve">窓・採光</w:t>
+              <w:t xml:space="preserve">設備の老朽化</w:t>
             </w:r>
           </w:p>
         </w:tc>
@@ -5855,7 +5855,7 @@
                 <w:sz w:val="20"/>
                 <w:szCs w:val="20"/>
               </w:rPr>
-              <w:t xml:space="preserve">2階のカフェ兼ブックルームは明るく快適です🍀</w:t>
+              <w:t xml:space="preserve">エアコンが古い、カードキータイプだが部屋にはカード入れがなく忘れそう、風呂の体を洗うタオルなし、朝食は団体客がいる...</w:t>
             </w:r>
           </w:p>
         </w:tc>
@@ -5889,7 +5889,7 @@
                 <w:sz w:val="20"/>
                 <w:szCs w:val="20"/>
               </w:rPr>
-              <w:t xml:space="preserve">重大・5件</w:t>
+              <w:t xml:space="preserve">中度・4件</w:t>
             </w:r>
           </w:p>
         </w:tc>
@@ -5960,7 +5960,7 @@
                 <w:sz w:val="20"/>
                 <w:szCs w:val="20"/>
               </w:rPr>
-              <w:t xml:space="preserve">設備の老朽化</w:t>
+              <w:t xml:space="preserve">防音性能</w:t>
             </w:r>
           </w:p>
         </w:tc>
@@ -5994,7 +5994,7 @@
                 <w:sz w:val="20"/>
                 <w:szCs w:val="20"/>
               </w:rPr>
-              <w:t xml:space="preserve">部屋は狭めで設備も古いが、スタッフの応対も丁寧でウェルカムドリンクもあります</w:t>
+              <w:t xml:space="preserve">予約時に見落としていたこちらのミスかもしれないが、内装工事しており、その関係で音がうるさく、朝食も弁当だった</w:t>
             </w:r>
           </w:p>
         </w:tc>
@@ -6028,7 +6028,7 @@
                 <w:sz w:val="20"/>
                 <w:szCs w:val="20"/>
               </w:rPr>
-              <w:t xml:space="preserve">中度・3件</w:t>
+              <w:t xml:space="preserve">中度・4件</w:t>
             </w:r>
           </w:p>
         </w:tc>
@@ -7191,7 +7191,7 @@
                 <w:sz w:val="20"/>
                 <w:szCs w:val="20"/>
               </w:rPr>
-              <w:t xml:space="preserve">7.43点</w:t>
+              <w:t xml:space="preserve">7.46点</w:t>
             </w:r>
           </w:p>
         </w:tc>
@@ -7225,7 +7225,7 @@
                 <w:sz w:val="20"/>
                 <w:szCs w:val="20"/>
               </w:rPr>
-              <w:t xml:space="preserve">7.9点以上</w:t>
+              <w:t xml:space="preserve">8.0点以上</w:t>
             </w:r>
           </w:p>
         </w:tc>
@@ -7471,7 +7471,7 @@
                 <w:sz w:val="20"/>
                 <w:szCs w:val="20"/>
               </w:rPr>
-              <w:t xml:space="preserve">14.0%</w:t>
+              <w:t xml:space="preserve">13.3%</w:t>
             </w:r>
           </w:p>
         </w:tc>
@@ -7505,7 +7505,7 @@
                 <w:sz w:val="20"/>
                 <w:szCs w:val="20"/>
               </w:rPr>
-              <w:t xml:space="preserve">9%以下</w:t>
+              <w:t xml:space="preserve">8%以下</w:t>
             </w:r>
           </w:p>
         </w:tc>
@@ -7751,7 +7751,7 @@
                 <w:sz w:val="20"/>
                 <w:szCs w:val="20"/>
               </w:rPr>
-              <w:t xml:space="preserve">約27件/期間</w:t>
+              <w:t xml:space="preserve">約26件/期間</w:t>
             </w:r>
           </w:p>
         </w:tc>
@@ -7880,7 +7880,7 @@
           <w:sz w:val="22"/>
           <w:szCs w:val="22"/>
         </w:rPr>
-        <w:t xml:space="preserve">[1] Trip.com / 9点 / 2026-03-25</w:t>
+        <w:t xml:space="preserve">[1] 楽天トラベル / 8点 / 2026-03-26</w:t>
       </w:r>
     </w:p>
     <w:p>
@@ -7895,7 +7895,7 @@
           <w:sz w:val="21"/>
           <w:szCs w:val="21"/>
         </w:rPr>
-        <w:t xml:space="preserve">横浜スタジアムや中華街も徒歩圏内で、周りにはスーパーやコンビニ、飲食店も沢山あって便利^_^ 駐車場も隣接してあり。出し入れ自由 ロービー横にはドリンクサービス、 無料朝食もあり、メニューも豊富で美味しかったです。 子連れで2連泊しましたが、料金も安く、快適に過ごせました。</w:t>
+        <w:t xml:space="preserve">トリプルベッドの設定がありがたい。 部屋は清潔で、朝食も期待以上。 また利用したい。</w:t>
       </w:r>
     </w:p>
     <w:p>
@@ -7916,7 +7916,7 @@
           <w:sz w:val="22"/>
           <w:szCs w:val="22"/>
         </w:rPr>
-        <w:t xml:space="preserve">[2] じゃらん / 10点 / 2026-03-24</w:t>
+        <w:t xml:space="preserve">[2] Google / 8点 / 2026-03-26</w:t>
       </w:r>
     </w:p>
     <w:p>
@@ -7931,7 +7931,7 @@
           <w:sz w:val="21"/>
           <w:szCs w:val="21"/>
         </w:rPr>
-        <w:t xml:space="preserve">駅からも近いし、横浜観光のアクセスにはもってこいの場所だと思います。ファミリーでの利用者も多かったので利用しやすいと思います。</w:t>
+        <w:t xml:space="preserve">とてもよかったです。また泊まりたいです。スタッフの方みんな一生懸命でした。朝食カフェスペースがオシャレでした。</w:t>
       </w:r>
     </w:p>
     <w:p>
@@ -7952,7 +7952,7 @@
           <w:sz w:val="22"/>
           <w:szCs w:val="22"/>
         </w:rPr>
-        <w:t xml:space="preserve">[3] 楽天トラベル / 10点 / 2026-03-23</w:t>
+        <w:t xml:space="preserve">[3] Trip.com / 9点 / 2026-03-25</w:t>
       </w:r>
     </w:p>
     <w:p>
@@ -7967,7 +7967,7 @@
           <w:sz w:val="21"/>
           <w:szCs w:val="21"/>
         </w:rPr>
-        <w:t xml:space="preserve">出張で利用しました。 今回は朝食は食べていませんが、改装中とのことで、無料の朝食は弁当を配ってくれていたようです。 受付のスタッフの方達はとても丁寧でした。 部屋も綺麗だったと思います。</w:t>
+        <w:t xml:space="preserve">横浜スタジアムや中華街も徒歩圏内で、周りにはスーパーやコンビニ、飲食店も沢山あって便利^_^ 駐車場も隣接してあり。出し入れ自由 ロービー横にはドリンクサービス、 無料朝食もあり、メニューも豊富で美味しかったです。 子連れで2連泊しましたが、料金も安く、快適に過ごせました。</w:t>
       </w:r>
     </w:p>
     <w:p>
@@ -7988,7 +7988,7 @@
           <w:sz w:val="22"/>
           <w:szCs w:val="22"/>
         </w:rPr>
-        <w:t xml:space="preserve">[4] Google / 10点 / 2026-03-22</w:t>
+        <w:t xml:space="preserve">[4] じゃらん / 8点 / 2026-03-25</w:t>
       </w:r>
     </w:p>
     <w:p>
@@ -8003,7 +8003,7 @@
           <w:sz w:val="21"/>
           <w:szCs w:val="21"/>
         </w:rPr>
-        <w:t xml:space="preserve">2階のカフェ兼ブックルームは明るく快適です🍀。コーヒー、紅茶、水、電子レンジをご用意しています☕️🫖。朝食は通常通りです🍽️🥐🧇  改装工事が完了しました👷🏻‍♂️  お手頃価格で美味しい！  コストパフォーマンスの高い国際チェーンホテル🏨</w:t>
+        <w:t xml:space="preserve">友達と3人部屋に泊まりました。  他の宿泊施設と比較すると安価に感じましたが、とても清潔な部屋でした。  フロントは2階でしたが、1階の荷物預かりのロッカーを自由にチェックイン前後で利用できたので、気軽に荷物を預けたり、取り出したりできました。  朝食会場は少し狭く感じられましたが、パックにつめて部屋へ持って帰れたので、混雑を避けられてよかったです。</w:t>
       </w:r>
     </w:p>
     <w:p>
@@ -8024,7 +8024,7 @@
           <w:sz w:val="22"/>
           <w:szCs w:val="22"/>
         </w:rPr>
-        <w:t xml:space="preserve">[5] Google / 10点 / 2026-03-22</w:t>
+        <w:t xml:space="preserve">[5] じゃらん / 10点 / 2026-03-24</w:t>
       </w:r>
     </w:p>
     <w:p>
@@ -8039,7 +8039,7 @@
           <w:sz w:val="21"/>
           <w:szCs w:val="21"/>
         </w:rPr>
-        <w:t xml:space="preserve">東京と横浜への旅行中に、予定外の宿泊先が1泊だけありましたが、チョイスホテルの会員権を持っていたので、横浜のコンフォートホテルに泊まることにしました。  フロントは2階にあります。チェックインは機械で行いますが、スタッフがいつでも対応してくれるので安心です。スタッフは皆とても親切で丁寧です。フロントの右側にはコンフォートライブラリーカフェがあり、セルフサービスのウェルカムドリンクを提供してい...</w:t>
+        <w:t xml:space="preserve">駅からも近いし、横浜観光のアクセスにはもってこいの場所だと思います。ファミリーでの利用者も多かったので利用しやすいと思います。</w:t>
       </w:r>
     </w:p>
     <w:p>
@@ -8060,7 +8060,7 @@
           <w:sz w:val="22"/>
           <w:szCs w:val="22"/>
         </w:rPr>
-        <w:t xml:space="preserve">[6] 楽天トラベル / 6点 / 2026-03-24</w:t>
+        <w:t xml:space="preserve">[6] Google / 6点 / 2026-03-26</w:t>
       </w:r>
     </w:p>
     <w:p>
@@ -8075,7 +8075,7 @@
           <w:sz w:val="21"/>
           <w:szCs w:val="21"/>
         </w:rPr>
-        <w:t xml:space="preserve">連泊プランでお得に 泊まりました。 設備は必要最低限ですが特に不満は無いです。 朝食無料です。会場が少し狭く、渋滞ができ料理を取るのに時間がかかりますが満足な内容だと思います。</w:t>
+        <w:t xml:space="preserve">エアコンが古い、カードキータイプだが部屋にはカード入れがなく忘れそう、風呂の体を洗うタオルなし、朝食は団体客がいると混む、エレベーターは2台あるが時間によっては待ち時間長い。</w:t>
       </w:r>
     </w:p>
     <w:p>
@@ -8096,7 +8096,7 @@
           <w:sz w:val="22"/>
           <w:szCs w:val="22"/>
         </w:rPr>
-        <w:t xml:space="preserve">[7] 楽天トラベル / 4点 / 2026-03-23</w:t>
+        <w:t xml:space="preserve">[7] 楽天トラベル / 6点 / 2026-03-24</w:t>
       </w:r>
     </w:p>
     <w:p>
@@ -8111,7 +8111,7 @@
           <w:sz w:val="21"/>
           <w:szCs w:val="21"/>
         </w:rPr>
-        <w:t xml:space="preserve">チェックイン時、やり方が分からずモタモタしてしまった際、受付の方の対応があまり丁寧では無く、後ろに並んでいる人がいたわけでもないのに、私たちに「早くして」と言う感情がすごく伝わってくるような接客をされて、子どもとせっかく楽しみにして来たのにとても悲しかったです。アメニティーなどの種類も少なすぎて、お値段の割に、サービス的には不親切だな、と感じました。アクセス的には駅から近く、行きやすかったで...</w:t>
+        <w:t xml:space="preserve">連泊プランでお得に 泊まりました。 設備は必要最低限ですが特に不満は無いです。 朝食無料です。会場が少し狭く、渋滞ができ料理を取るのに時間がかかりますが満足な内容だと思います。</w:t>
       </w:r>
     </w:p>
     <w:p>
@@ -8132,7 +8132,43 @@
           <w:sz w:val="22"/>
           <w:szCs w:val="22"/>
         </w:rPr>
-        <w:t xml:space="preserve">[8] Booking.com / 6点 / 2026-03-22</w:t>
+        <w:t xml:space="preserve">[8] 楽天トラベル / 4点 / 2026-03-23</w:t>
+      </w:r>
+    </w:p>
+    <w:p>
+      <w:pPr>
+        <w:spacing w:after="120" w:line="320"/>
+        <w:jc w:val="left"/>
+      </w:pPr>
+      <w:r>
+        <w:rPr>
+          <w:rFonts w:ascii="Arial" w:cs="Arial" w:eastAsia="Arial" w:hAnsi="Arial"/>
+          <w:color w:val="333333"/>
+          <w:sz w:val="21"/>
+          <w:szCs w:val="21"/>
+        </w:rPr>
+        <w:t xml:space="preserve">チェックイン時、やり方が分からずモタモタしてしまった際、受付の方の対応があまり丁寧では無く、後ろに並んでいる人がいたわけでもないのに、私たちに「早くして」と言う感情がすごく伝わってくるような接客をされて、子どもとせっかく楽しみにして来たのにとても悲しかったです。アメニティーなどの種類も少なすぎて、お値段の割に、サービス的には不親切だな、と感じました。アクセス的には駅から近く、行きやすかったで...</w:t>
+      </w:r>
+    </w:p>
+    <w:p>
+      <w:pPr>
+        <w:spacing w:after="60"/>
+      </w:pPr>
+    </w:p>
+    <w:p>
+      <w:pPr>
+        <w:spacing w:after="120" w:before="200"/>
+      </w:pPr>
+      <w:r>
+        <w:rPr>
+          <w:rFonts w:ascii="Arial" w:cs="Arial" w:eastAsia="Arial" w:hAnsi="Arial"/>
+          <w:b/>
+          <w:bCs/>
+          <w:color w:val="1B3A5C"/>
+          <w:sz w:val="22"/>
+          <w:szCs w:val="22"/>
+        </w:rPr>
+        <w:t xml:space="preserve">[9] Booking.com / 6点 / 2026-03-22</w:t>
       </w:r>
     </w:p>
     <w:p>
@@ -8194,7 +8230,7 @@
           <w:sz w:val="22"/>
           <w:szCs w:val="22"/>
         </w:rPr>
-        <w:t xml:space="preserve">[9] Booking.com / 5点 / 2026-03-22</w:t>
+        <w:t xml:space="preserve">[10] Booking.com / 5点 / 2026-03-22</w:t>
       </w:r>
     </w:p>
     <w:p>
@@ -8236,42 +8272,6 @@
           <w:szCs w:val="21"/>
         </w:rPr>
         <w:t xml:space="preserve">部屋が思っていた以上に狭い  タオルかける場所がない  ユニットバスが狭すぎる  朝食が激混みで、やっと通されたら食べ物がほとんどなく、トレー、お皿もなかった。やっと食べようとしたら、横で机のアルコール清掃をされて、少しかかってしまった。</w:t>
-      </w:r>
-    </w:p>
-    <w:p>
-      <w:pPr>
-        <w:spacing w:after="60"/>
-      </w:pPr>
-    </w:p>
-    <w:p>
-      <w:pPr>
-        <w:spacing w:after="120" w:before="200"/>
-      </w:pPr>
-      <w:r>
-        <w:rPr>
-          <w:rFonts w:ascii="Arial" w:cs="Arial" w:eastAsia="Arial" w:hAnsi="Arial"/>
-          <w:b/>
-          <w:bCs/>
-          <w:color w:val="1B3A5C"/>
-          <w:sz w:val="22"/>
-          <w:szCs w:val="22"/>
-        </w:rPr>
-        <w:t xml:space="preserve">[10] 楽天トラベル / 6点 / 2026-03-22</w:t>
-      </w:r>
-    </w:p>
-    <w:p>
-      <w:pPr>
-        <w:spacing w:after="120" w:line="320"/>
-        <w:jc w:val="left"/>
-      </w:pPr>
-      <w:r>
-        <w:rPr>
-          <w:rFonts w:ascii="Arial" w:cs="Arial" w:eastAsia="Arial" w:hAnsi="Arial"/>
-          <w:color w:val="333333"/>
-          <w:sz w:val="21"/>
-          <w:szCs w:val="21"/>
-        </w:rPr>
-        <w:t xml:space="preserve">朝食は混雑のため、料理が残っていなかったのが、残念でした。近くのスタッフに料理の追加について質問をしたのですが、厨房にいる料理人に直接聞いてくださいと言われたのがビックリしました。客が厨房に入ることを容認しているのが、衛生面で疑問が 生じました。 その他は満足しました。</w:t>
       </w:r>
     </w:p>
     <w:p>
@@ -8336,7 +8336,7 @@
                 <w:sz w:val="21"/>
                 <w:szCs w:val="21"/>
               </w:rPr>
-              <w:t xml:space="preserve">コンフォートホテル横浜関内は、全体平均7.43点（10点換算）、高評価率66.4%という一定の顧客満足度を示しているホテルです。特に「朝食」「立地・アクセス」が多くのゲストから高く評価されています。</w:t>
+              <w:t xml:space="preserve">コンフォートホテル横浜関内は、全体平均7.46点（10点換算）、高評価率66.4%という一定の顧客満足度を示しているホテルです。特に「朝食」「立地・アクセス」が多くのゲストから高く評価されています。</w:t>
             </w:r>
           </w:p>
           <w:p>

--- a/納品レポート/ホテル別レポート/comfort_yokohama_kannai_口コミ分析改善レポート.docx
+++ b/納品レポート/ホテル別レポート/comfort_yokohama_kannai_口コミ分析改善レポート.docx
@@ -111,7 +111,7 @@
           <w:sz w:val="20"/>
           <w:szCs w:val="20"/>
         </w:rPr>
-        <w:t xml:space="preserve">対象サイト：Trip.com / Agoda / 楽天トラベル / Google / じゃらん / Booking.com</w:t>
+        <w:t xml:space="preserve">対象サイト：Trip.com / Agoda / Google / 楽天トラベル / じゃらん / Booking.com</w:t>
       </w:r>
     </w:p>
     <w:p>
@@ -131,7 +131,7 @@
           <w:sz w:val="20"/>
           <w:szCs w:val="20"/>
         </w:rPr>
-        <w:t xml:space="preserve">作成日：2026年3月27日</w:t>
+        <w:t xml:space="preserve">作成日：2026年3月28日</w:t>
       </w:r>
     </w:p>
     <w:p>
@@ -261,7 +261,7 @@
                 <w:sz w:val="36"/>
                 <w:szCs w:val="36"/>
               </w:rPr>
-              <w:t xml:space="preserve">7.46</w:t>
+              <w:t xml:space="preserve">7.52</w:t>
             </w:r>
           </w:p>
         </w:tc>
@@ -310,7 +310,7 @@
                 <w:sz w:val="36"/>
                 <w:szCs w:val="36"/>
               </w:rPr>
-              <w:t xml:space="preserve">66.4%</w:t>
+              <w:t xml:space="preserve">67.1%</w:t>
             </w:r>
           </w:p>
         </w:tc>
@@ -359,7 +359,7 @@
                 <w:sz w:val="36"/>
                 <w:szCs w:val="36"/>
               </w:rPr>
-              <w:t xml:space="preserve">13.3%</w:t>
+              <w:t xml:space="preserve">12.6%</w:t>
             </w:r>
           </w:p>
         </w:tc>
@@ -448,7 +448,7 @@
           <w:sz w:val="21"/>
           <w:szCs w:val="21"/>
         </w:rPr>
-        <w:t xml:space="preserve">全体平均スコア7.46点（10点換算）は概ね標準的な水準であり、66.4%が高評価（8-10点）に分類されます。低評価（1-4点）は19件（13.3%）で、一定の改善課題があります。Trip.com（8.32点）で特に高い評価を獲得しています。</w:t>
+        <w:t xml:space="preserve">全体平均スコア7.52点（10点換算）は概ね標準的な水準であり、67.1%が高評価（8-10点）に分類されます。低評価（1-4点）は18件（12.6%）で、一定の改善課題があります。Trip.com（8.32点）で特に高い評価を獲得しています。</w:t>
       </w:r>
     </w:p>
     <w:p>
@@ -567,7 +567,7 @@
                 <w:sz w:val="20"/>
                 <w:szCs w:val="20"/>
               </w:rPr>
-              <w:t xml:space="preserve">対応・サービスの不満（26件）、部屋の狭さ（12件）、浴室・水回り（10件）、窓・採光（5件）</w:t>
+              <w:t xml:space="preserve">対応・サービスの不満（25件）、部屋の狭さ（11件）、浴室・水回り（10件）、エアコン・空調（5件）</w:t>
             </w:r>
           </w:p>
           <w:p>
@@ -1229,7 +1229,7 @@
                 <w:sz w:val="20"/>
                 <w:szCs w:val="20"/>
               </w:rPr>
-              <w:t xml:space="preserve">12</w:t>
+              <w:t xml:space="preserve">11</w:t>
             </w:r>
           </w:p>
         </w:tc>
@@ -1440,7 +1440,7 @@
                 <w:sz w:val="20"/>
                 <w:szCs w:val="20"/>
               </w:rPr>
-              <w:t xml:space="preserve">楽天トラベル</w:t>
+              <w:t xml:space="preserve">Google</w:t>
             </w:r>
           </w:p>
         </w:tc>
@@ -1474,7 +1474,7 @@
                 <w:sz w:val="20"/>
                 <w:szCs w:val="20"/>
               </w:rPr>
-              <w:t xml:space="preserve">42</w:t>
+              <w:t xml:space="preserve">24</w:t>
             </w:r>
           </w:p>
         </w:tc>
@@ -1508,7 +1508,7 @@
                 <w:sz w:val="20"/>
                 <w:szCs w:val="20"/>
               </w:rPr>
-              <w:t xml:space="preserve">3.74</w:t>
+              <w:t xml:space="preserve">3.79</w:t>
             </w:r>
           </w:p>
         </w:tc>
@@ -1576,7 +1576,7 @@
                 <w:sz w:val="20"/>
                 <w:szCs w:val="20"/>
               </w:rPr>
-              <w:t xml:space="preserve">7.48</w:t>
+              <w:t xml:space="preserve">7.58</w:t>
             </w:r>
           </w:p>
         </w:tc>
@@ -1681,7 +1681,7 @@
                 <w:sz w:val="20"/>
                 <w:szCs w:val="20"/>
               </w:rPr>
-              <w:t xml:space="preserve">Google</w:t>
+              <w:t xml:space="preserve">楽天トラベル</w:t>
             </w:r>
           </w:p>
         </w:tc>
@@ -1716,7 +1716,7 @@
                 <w:sz w:val="20"/>
                 <w:szCs w:val="20"/>
               </w:rPr>
-              <w:t xml:space="preserve">22</w:t>
+              <w:t xml:space="preserve">42</w:t>
             </w:r>
           </w:p>
         </w:tc>
@@ -1751,7 +1751,7 @@
                 <w:sz w:val="20"/>
                 <w:szCs w:val="20"/>
               </w:rPr>
-              <w:t xml:space="preserve">3.68</w:t>
+              <w:t xml:space="preserve">3.74</w:t>
             </w:r>
           </w:p>
         </w:tc>
@@ -1821,7 +1821,7 @@
                 <w:sz w:val="20"/>
                 <w:szCs w:val="20"/>
               </w:rPr>
-              <w:t xml:space="preserve">7.36</w:t>
+              <w:t xml:space="preserve">7.48</w:t>
             </w:r>
           </w:p>
         </w:tc>
@@ -1961,7 +1961,7 @@
                 <w:sz w:val="20"/>
                 <w:szCs w:val="20"/>
               </w:rPr>
-              <w:t xml:space="preserve">20</w:t>
+              <w:t xml:space="preserve">19</w:t>
             </w:r>
           </w:p>
         </w:tc>
@@ -1995,7 +1995,7 @@
                 <w:sz w:val="20"/>
                 <w:szCs w:val="20"/>
               </w:rPr>
-              <w:t xml:space="preserve">3.55</w:t>
+              <w:t xml:space="preserve">3.63</w:t>
             </w:r>
           </w:p>
         </w:tc>
@@ -2063,7 +2063,7 @@
                 <w:sz w:val="20"/>
                 <w:szCs w:val="20"/>
               </w:rPr>
-              <w:t xml:space="preserve">7.1</w:t>
+              <w:t xml:space="preserve">7.26</w:t>
             </w:r>
           </w:p>
         </w:tc>
@@ -2238,7 +2238,7 @@
                 <w:sz w:val="20"/>
                 <w:szCs w:val="20"/>
               </w:rPr>
-              <w:t xml:space="preserve">6.96</w:t>
+              <w:t xml:space="preserve">7</w:t>
             </w:r>
           </w:p>
         </w:tc>
@@ -2304,11 +2304,11 @@
                 <w:rFonts w:ascii="Arial" w:cs="Arial" w:eastAsia="Arial" w:hAnsi="Arial"/>
                 <w:b/>
                 <w:bCs/>
-                <w:color w:val="C0392B"/>
-                <w:sz w:val="20"/>
-                <w:szCs w:val="20"/>
-              </w:rPr>
-              <w:t xml:space="preserve">6.96</w:t>
+                <w:color w:val="E67E22"/>
+                <w:sz w:val="20"/>
+                <w:szCs w:val="20"/>
+              </w:rPr>
+              <w:t xml:space="preserve">7</w:t>
             </w:r>
           </w:p>
         </w:tc>
@@ -2374,11 +2374,11 @@
                 <w:rFonts w:ascii="Arial" w:cs="Arial" w:eastAsia="Arial" w:hAnsi="Arial"/>
                 <w:b/>
                 <w:bCs/>
-                <w:color w:val="C0392B"/>
-                <w:sz w:val="20"/>
-                <w:szCs w:val="20"/>
-              </w:rPr>
-              <w:t xml:space="preserve">要改善</w:t>
+                <w:color w:val="E67E22"/>
+                <w:sz w:val="20"/>
+                <w:szCs w:val="20"/>
+              </w:rPr>
+              <w:t xml:space="preserve">概ね良好</w:t>
             </w:r>
           </w:p>
         </w:tc>
@@ -2418,7 +2418,7 @@
           <w:sz w:val="21"/>
           <w:szCs w:val="21"/>
         </w:rPr>
-        <w:t xml:space="preserve">評価分布は8点（39.2%）に最も多く、8点以上の高評価が66.4%を占めています。低評価（1-4点）は計19件（13.3%）です。</w:t>
+        <w:t xml:space="preserve">評価分布は8点（37.8%）に最も多く、8点以上の高評価が67.1%を占めています。低評価（1-4点）は計18件（12.6%）です。</w:t>
       </w:r>
     </w:p>
     <w:p>
@@ -2653,7 +2653,7 @@
                 <w:sz w:val="20"/>
                 <w:szCs w:val="20"/>
               </w:rPr>
-              <w:t xml:space="preserve">32</w:t>
+              <w:t xml:space="preserve">34</w:t>
             </w:r>
           </w:p>
         </w:tc>
@@ -2688,7 +2688,7 @@
                 <w:sz w:val="20"/>
                 <w:szCs w:val="20"/>
               </w:rPr>
-              <w:t xml:space="preserve">22.4%</w:t>
+              <w:t xml:space="preserve">23.8%</w:t>
             </w:r>
           </w:p>
         </w:tc>
@@ -2717,7 +2717,7 @@
                 <w:sz w:val="20"/>
                 <w:szCs w:val="20"/>
               </w:rPr>
-              <w:t xml:space="preserve">███████████</w:t>
+              <w:t xml:space="preserve">█████████████</w:t>
             </w:r>
             <w:r>
               <w:rPr>
@@ -2726,7 +2726,7 @@
                 <w:sz w:val="18"/>
                 <w:szCs w:val="18"/>
               </w:rPr>
-              <w:t xml:space="preserve"> 32件</w:t>
+              <w:t xml:space="preserve"> 34件</w:t>
             </w:r>
           </w:p>
         </w:tc>
@@ -2798,7 +2798,7 @@
                 <w:sz w:val="20"/>
                 <w:szCs w:val="20"/>
               </w:rPr>
-              <w:t xml:space="preserve">7</w:t>
+              <w:t xml:space="preserve">8</w:t>
             </w:r>
           </w:p>
         </w:tc>
@@ -2833,7 +2833,7 @@
                 <w:sz w:val="20"/>
                 <w:szCs w:val="20"/>
               </w:rPr>
-              <w:t xml:space="preserve">4.9%</w:t>
+              <w:t xml:space="preserve">5.6%</w:t>
             </w:r>
           </w:p>
         </w:tc>
@@ -2870,7 +2870,7 @@
                 <w:sz w:val="18"/>
                 <w:szCs w:val="18"/>
               </w:rPr>
-              <w:t xml:space="preserve"> 7件</w:t>
+              <w:t xml:space="preserve"> 8件</w:t>
             </w:r>
           </w:p>
         </w:tc>
@@ -2942,7 +2942,7 @@
                 <w:sz w:val="20"/>
                 <w:szCs w:val="20"/>
               </w:rPr>
-              <w:t xml:space="preserve">56</w:t>
+              <w:t xml:space="preserve">54</w:t>
             </w:r>
           </w:p>
         </w:tc>
@@ -2977,7 +2977,7 @@
                 <w:sz w:val="20"/>
                 <w:szCs w:val="20"/>
               </w:rPr>
-              <w:t xml:space="preserve">39.2%</w:t>
+              <w:t xml:space="preserve">37.8%</w:t>
             </w:r>
           </w:p>
         </w:tc>
@@ -3015,7 +3015,7 @@
                 <w:sz w:val="18"/>
                 <w:szCs w:val="18"/>
               </w:rPr>
-              <w:t xml:space="preserve"> 56件</w:t>
+              <w:t xml:space="preserve"> 54件</w:t>
             </w:r>
           </w:p>
         </w:tc>
@@ -3295,7 +3295,7 @@
                 <w:sz w:val="20"/>
                 <w:szCs w:val="20"/>
               </w:rPr>
-              <w:t xml:space="preserve">██████</w:t>
+              <w:t xml:space="preserve">███████</w:t>
             </w:r>
             <w:r>
               <w:rPr>
@@ -3520,7 +3520,7 @@
                 <w:sz w:val="20"/>
                 <w:szCs w:val="20"/>
               </w:rPr>
-              <w:t xml:space="preserve">11</w:t>
+              <w:t xml:space="preserve">10</w:t>
             </w:r>
           </w:p>
         </w:tc>
@@ -3555,7 +3555,7 @@
                 <w:sz w:val="20"/>
                 <w:szCs w:val="20"/>
               </w:rPr>
-              <w:t xml:space="preserve">7.7%</w:t>
+              <w:t xml:space="preserve">7.0%</w:t>
             </w:r>
           </w:p>
         </w:tc>
@@ -3593,7 +3593,7 @@
                 <w:sz w:val="18"/>
                 <w:szCs w:val="18"/>
               </w:rPr>
-              <w:t xml:space="preserve"> 11件</w:t>
+              <w:t xml:space="preserve"> 10件</w:t>
             </w:r>
           </w:p>
         </w:tc>
@@ -3958,7 +3958,7 @@
                 <w:sz w:val="24"/>
                 <w:szCs w:val="24"/>
               </w:rPr>
-              <w:t xml:space="preserve">95件（66.4%）</w:t>
+              <w:t xml:space="preserve">96件（67.1%）</w:t>
             </w:r>
           </w:p>
         </w:tc>
@@ -4060,7 +4060,7 @@
                 <w:sz w:val="24"/>
                 <w:szCs w:val="24"/>
               </w:rPr>
-              <w:t xml:space="preserve">19件（13.3%）</w:t>
+              <w:t xml:space="preserve">18件（12.6%）</w:t>
             </w:r>
           </w:p>
         </w:tc>
@@ -4438,7 +4438,7 @@
                 <w:sz w:val="20"/>
                 <w:szCs w:val="20"/>
               </w:rPr>
-              <w:t xml:space="preserve">「横浜スタジアムや中華街も徒歩圏内で、周りにはスーパーやコンビニ、飲食店も沢山あって便利^_^ 駐車場も隣接してあり」「駅からも近いし、横浜観光のアクセスにはもってこいの場所だと思います」</w:t>
+              <w:t xml:space="preserve">「最寄りの駅まではわずか5分」「横浜スタジアムや中華街も徒歩圏内で、周りにはスーパーやコンビニ、飲食店も沢山あって便利^_^ 駐車場も隣接してあり」</w:t>
             </w:r>
           </w:p>
         </w:tc>
@@ -4860,7 +4860,7 @@
                 <w:sz w:val="20"/>
                 <w:szCs w:val="20"/>
               </w:rPr>
-              <w:t xml:space="preserve">「横浜スタジアムや中華街も徒歩圏内で、周りにはスーパーやコンビニ、飲食店も沢山あって便利^_^ 駐車場も隣接してあり」「近くにスーパーやコンビニがあるのでとても便利でした」</w:t>
+              <w:t xml:space="preserve">「ホテルの向かいにはコンビニエンスストアがあります」「横浜スタジアムや中華街も徒歩圏内で、周りにはスーパーやコンビニ、飲食店も沢山あって便利^_^ 駐車場も隣接してあり」</w:t>
             </w:r>
           </w:p>
         </w:tc>
@@ -4994,7 +4994,7 @@
           <w:sz w:val="21"/>
           <w:szCs w:val="21"/>
         </w:rPr>
-        <w:t xml:space="preserve">立地・アクセスに関するポジティブな評価も多く寄せられています。「横浜スタジアムや中華街も徒歩圏内で、周りにはスーパーやコンビニ、飲食店も沢山あって便利^_^ 駐車場も隣接してあり」といったコメントが見られます。</w:t>
+        <w:t xml:space="preserve">立地・アクセスに関するポジティブな評価も多く寄せられています。「最寄りの駅まではわずか5分」といったコメントが見られます。</w:t>
       </w:r>
     </w:p>
     <w:p>
@@ -5333,7 +5333,7 @@
                 <w:sz w:val="20"/>
                 <w:szCs w:val="20"/>
               </w:rPr>
-              <w:t xml:space="preserve">重大・26件</w:t>
+              <w:t xml:space="preserve">重大・25件</w:t>
             </w:r>
           </w:p>
         </w:tc>
@@ -5472,7 +5472,7 @@
                 <w:sz w:val="20"/>
                 <w:szCs w:val="20"/>
               </w:rPr>
-              <w:t xml:space="preserve">重大・12件</w:t>
+              <w:t xml:space="preserve">重大・11件</w:t>
             </w:r>
           </w:p>
         </w:tc>
@@ -5682,7 +5682,7 @@
                 <w:sz w:val="20"/>
                 <w:szCs w:val="20"/>
               </w:rPr>
-              <w:t xml:space="preserve">窓・採光</w:t>
+              <w:t xml:space="preserve">エアコン・空調</w:t>
             </w:r>
           </w:p>
         </w:tc>
@@ -5716,7 +5716,7 @@
                 <w:sz w:val="20"/>
                 <w:szCs w:val="20"/>
               </w:rPr>
-              <w:t xml:space="preserve">2階のカフェ兼ブックルームは明るく快適です🍀</w:t>
+              <w:t xml:space="preserve">convenience store just opposite the hotel</w:t>
             </w:r>
           </w:p>
         </w:tc>
@@ -5821,7 +5821,7 @@
                 <w:sz w:val="20"/>
                 <w:szCs w:val="20"/>
               </w:rPr>
-              <w:t xml:space="preserve">設備の老朽化</w:t>
+              <w:t xml:space="preserve">窓・採光</w:t>
             </w:r>
           </w:p>
         </w:tc>
@@ -5855,7 +5855,7 @@
                 <w:sz w:val="20"/>
                 <w:szCs w:val="20"/>
               </w:rPr>
-              <w:t xml:space="preserve">エアコンが古い、カードキータイプだが部屋にはカード入れがなく忘れそう、風呂の体を洗うタオルなし、朝食は団体客がいる...</w:t>
+              <w:t xml:space="preserve">2階のカフェ兼ブックルームは明るく快適です🍀</w:t>
             </w:r>
           </w:p>
         </w:tc>
@@ -5889,7 +5889,7 @@
                 <w:sz w:val="20"/>
                 <w:szCs w:val="20"/>
               </w:rPr>
-              <w:t xml:space="preserve">中度・4件</w:t>
+              <w:t xml:space="preserve">重大・5件</w:t>
             </w:r>
           </w:p>
         </w:tc>
@@ -5960,7 +5960,7 @@
                 <w:sz w:val="20"/>
                 <w:szCs w:val="20"/>
               </w:rPr>
-              <w:t xml:space="preserve">防音性能</w:t>
+              <w:t xml:space="preserve">設備の老朽化</w:t>
             </w:r>
           </w:p>
         </w:tc>
@@ -5994,7 +5994,7 @@
                 <w:sz w:val="20"/>
                 <w:szCs w:val="20"/>
               </w:rPr>
-              <w:t xml:space="preserve">予約時に見落としていたこちらのミスかもしれないが、内装工事しており、その関係で音がうるさく、朝食も弁当だった</w:t>
+              <w:t xml:space="preserve">エアコンが古い、カードキータイプだが部屋にはカード入れがなく忘れそう、風呂の体を洗うタオルなし、朝食は団体客がいる...</w:t>
             </w:r>
           </w:p>
         </w:tc>
@@ -7191,7 +7191,7 @@
                 <w:sz w:val="20"/>
                 <w:szCs w:val="20"/>
               </w:rPr>
-              <w:t xml:space="preserve">7.46点</w:t>
+              <w:t xml:space="preserve">7.52点</w:t>
             </w:r>
           </w:p>
         </w:tc>
@@ -7331,7 +7331,7 @@
                 <w:sz w:val="20"/>
                 <w:szCs w:val="20"/>
               </w:rPr>
-              <w:t xml:space="preserve">66.4%</w:t>
+              <w:t xml:space="preserve">67.1%</w:t>
             </w:r>
           </w:p>
         </w:tc>
@@ -7366,7 +7366,7 @@
                 <w:sz w:val="20"/>
                 <w:szCs w:val="20"/>
               </w:rPr>
-              <w:t xml:space="preserve">76%以上</w:t>
+              <w:t xml:space="preserve">77%以上</w:t>
             </w:r>
           </w:p>
         </w:tc>
@@ -7471,7 +7471,7 @@
                 <w:sz w:val="20"/>
                 <w:szCs w:val="20"/>
               </w:rPr>
-              <w:t xml:space="preserve">13.3%</w:t>
+              <w:t xml:space="preserve">12.6%</w:t>
             </w:r>
           </w:p>
         </w:tc>
@@ -7576,7 +7576,7 @@
                 <w:sz w:val="20"/>
                 <w:szCs w:val="20"/>
               </w:rPr>
-              <w:t xml:space="preserve">口コミ返信率</w:t>
+              <w:t xml:space="preserve">Booking.com平均評価</w:t>
             </w:r>
           </w:p>
         </w:tc>
@@ -7611,7 +7611,7 @@
                 <w:sz w:val="20"/>
                 <w:szCs w:val="20"/>
               </w:rPr>
-              <w:t xml:space="preserve">未計測</w:t>
+              <w:t xml:space="preserve">7.0点</w:t>
             </w:r>
           </w:p>
         </w:tc>
@@ -7646,7 +7646,7 @@
                 <w:sz w:val="20"/>
                 <w:szCs w:val="20"/>
               </w:rPr>
-              <w:t xml:space="preserve">100%（48h以内）</w:t>
+              <w:t xml:space="preserve">8.0点以上</w:t>
             </w:r>
           </w:p>
         </w:tc>
@@ -7681,7 +7681,7 @@
                 <w:sz w:val="20"/>
                 <w:szCs w:val="20"/>
               </w:rPr>
-              <w:t xml:space="preserve">2026年6月</w:t>
+              <w:t xml:space="preserve">2026年9月</w:t>
             </w:r>
           </w:p>
         </w:tc>
@@ -7717,7 +7717,7 @@
                 <w:sz w:val="20"/>
                 <w:szCs w:val="20"/>
               </w:rPr>
-              <w:t xml:space="preserve">対応・サービスの不満クレーム</w:t>
+              <w:t xml:space="preserve">口コミ返信率</w:t>
             </w:r>
           </w:p>
         </w:tc>
@@ -7751,7 +7751,7 @@
                 <w:sz w:val="20"/>
                 <w:szCs w:val="20"/>
               </w:rPr>
-              <w:t xml:space="preserve">約26件/期間</w:t>
+              <w:t xml:space="preserve">未計測</w:t>
             </w:r>
           </w:p>
         </w:tc>
@@ -7785,7 +7785,7 @@
                 <w:sz w:val="20"/>
                 <w:szCs w:val="20"/>
               </w:rPr>
-              <w:t xml:space="preserve">13件以下</w:t>
+              <w:t xml:space="preserve">100%（48h以内）</w:t>
             </w:r>
           </w:p>
         </w:tc>
@@ -7798,6 +7798,148 @@
               <w:bottom w:val="single" w:color="CCCCCC" w:sz="1"/>
               <w:right w:val="single" w:color="CCCCCC" w:sz="1"/>
             </w:tcBorders>
+            <w:tcMar>
+              <w:top w:type="dxa" w:w="80"/>
+              <w:left w:type="dxa" w:w="120"/>
+              <w:bottom w:type="dxa" w:w="80"/>
+              <w:right w:type="dxa" w:w="120"/>
+            </w:tcMar>
+            <w:vAlign w:val="center"/>
+          </w:tcPr>
+          <w:p>
+            <w:pPr>
+              <w:jc w:val="center"/>
+            </w:pPr>
+            <w:r>
+              <w:rPr>
+                <w:rFonts w:ascii="Arial" w:cs="Arial" w:eastAsia="Arial" w:hAnsi="Arial"/>
+                <w:b w:val="false"/>
+                <w:bCs w:val="false"/>
+                <w:color w:val="333333"/>
+                <w:sz w:val="20"/>
+                <w:szCs w:val="20"/>
+              </w:rPr>
+              <w:t xml:space="preserve">2026年6月</w:t>
+            </w:r>
+          </w:p>
+        </w:tc>
+      </w:tr>
+      <w:tr>
+        <w:tc>
+          <w:tcPr>
+            <w:tcW w:type="dxa" w:w="2800"/>
+            <w:tcBorders>
+              <w:top w:val="single" w:color="CCCCCC" w:sz="1"/>
+              <w:left w:val="single" w:color="CCCCCC" w:sz="1"/>
+              <w:bottom w:val="single" w:color="CCCCCC" w:sz="1"/>
+              <w:right w:val="single" w:color="CCCCCC" w:sz="1"/>
+            </w:tcBorders>
+            <w:shd w:fill="F2F2F2" w:val="clear"/>
+            <w:tcMar>
+              <w:top w:type="dxa" w:w="80"/>
+              <w:left w:type="dxa" w:w="120"/>
+              <w:bottom w:type="dxa" w:w="80"/>
+              <w:right w:type="dxa" w:w="120"/>
+            </w:tcMar>
+            <w:vAlign w:val="center"/>
+          </w:tcPr>
+          <w:p>
+            <w:pPr>
+              <w:jc w:val="left"/>
+            </w:pPr>
+            <w:r>
+              <w:rPr>
+                <w:rFonts w:ascii="Arial" w:cs="Arial" w:eastAsia="Arial" w:hAnsi="Arial"/>
+                <w:b/>
+                <w:bCs/>
+                <w:color w:val="333333"/>
+                <w:sz w:val="20"/>
+                <w:szCs w:val="20"/>
+              </w:rPr>
+              <w:t xml:space="preserve">対応・サービスの不満クレーム</w:t>
+            </w:r>
+          </w:p>
+        </w:tc>
+        <w:tc>
+          <w:tcPr>
+            <w:tcW w:type="dxa" w:w="2200"/>
+            <w:tcBorders>
+              <w:top w:val="single" w:color="CCCCCC" w:sz="1"/>
+              <w:left w:val="single" w:color="CCCCCC" w:sz="1"/>
+              <w:bottom w:val="single" w:color="CCCCCC" w:sz="1"/>
+              <w:right w:val="single" w:color="CCCCCC" w:sz="1"/>
+            </w:tcBorders>
+            <w:shd w:fill="F2F2F2" w:val="clear"/>
+            <w:tcMar>
+              <w:top w:type="dxa" w:w="80"/>
+              <w:left w:type="dxa" w:w="120"/>
+              <w:bottom w:type="dxa" w:w="80"/>
+              <w:right w:type="dxa" w:w="120"/>
+            </w:tcMar>
+            <w:vAlign w:val="center"/>
+          </w:tcPr>
+          <w:p>
+            <w:pPr>
+              <w:jc w:val="center"/>
+            </w:pPr>
+            <w:r>
+              <w:rPr>
+                <w:rFonts w:ascii="Arial" w:cs="Arial" w:eastAsia="Arial" w:hAnsi="Arial"/>
+                <w:b w:val="false"/>
+                <w:bCs w:val="false"/>
+                <w:color w:val="333333"/>
+                <w:sz w:val="20"/>
+                <w:szCs w:val="20"/>
+              </w:rPr>
+              <w:t xml:space="preserve">約25件/期間</w:t>
+            </w:r>
+          </w:p>
+        </w:tc>
+        <w:tc>
+          <w:tcPr>
+            <w:tcW w:type="dxa" w:w="2200"/>
+            <w:tcBorders>
+              <w:top w:val="single" w:color="CCCCCC" w:sz="1"/>
+              <w:left w:val="single" w:color="CCCCCC" w:sz="1"/>
+              <w:bottom w:val="single" w:color="CCCCCC" w:sz="1"/>
+              <w:right w:val="single" w:color="CCCCCC" w:sz="1"/>
+            </w:tcBorders>
+            <w:shd w:fill="F2F2F2" w:val="clear"/>
+            <w:tcMar>
+              <w:top w:type="dxa" w:w="80"/>
+              <w:left w:type="dxa" w:w="120"/>
+              <w:bottom w:type="dxa" w:w="80"/>
+              <w:right w:type="dxa" w:w="120"/>
+            </w:tcMar>
+            <w:vAlign w:val="center"/>
+          </w:tcPr>
+          <w:p>
+            <w:pPr>
+              <w:jc w:val="center"/>
+            </w:pPr>
+            <w:r>
+              <w:rPr>
+                <w:rFonts w:ascii="Arial" w:cs="Arial" w:eastAsia="Arial" w:hAnsi="Arial"/>
+                <w:b/>
+                <w:bCs/>
+                <w:color w:val="27AE60"/>
+                <w:sz w:val="20"/>
+                <w:szCs w:val="20"/>
+              </w:rPr>
+              <w:t xml:space="preserve">12件以下</w:t>
+            </w:r>
+          </w:p>
+        </w:tc>
+        <w:tc>
+          <w:tcPr>
+            <w:tcW w:type="dxa" w:w="1826"/>
+            <w:tcBorders>
+              <w:top w:val="single" w:color="CCCCCC" w:sz="1"/>
+              <w:left w:val="single" w:color="CCCCCC" w:sz="1"/>
+              <w:bottom w:val="single" w:color="CCCCCC" w:sz="1"/>
+              <w:right w:val="single" w:color="CCCCCC" w:sz="1"/>
+            </w:tcBorders>
+            <w:shd w:fill="F2F2F2" w:val="clear"/>
             <w:tcMar>
               <w:top w:type="dxa" w:w="80"/>
               <w:left w:type="dxa" w:w="120"/>
@@ -7880,7 +8022,7 @@
           <w:sz w:val="22"/>
           <w:szCs w:val="22"/>
         </w:rPr>
-        <w:t xml:space="preserve">[1] 楽天トラベル / 8点 / 2026-03-26</w:t>
+        <w:t xml:space="preserve">[1] Booking.com / 9点 / 2026-03-27</w:t>
       </w:r>
     </w:p>
     <w:p>
@@ -7895,7 +8037,7 @@
           <w:sz w:val="21"/>
           <w:szCs w:val="21"/>
         </w:rPr>
-        <w:t xml:space="preserve">トリプルベッドの設定がありがたい。 部屋は清潔で、朝食も期待以上。 また利用したい。</w:t>
+        <w:t xml:space="preserve">ロケーション ウェルカムドリンク</w:t>
       </w:r>
     </w:p>
     <w:p>
@@ -7916,7 +8058,7 @@
           <w:sz w:val="22"/>
           <w:szCs w:val="22"/>
         </w:rPr>
-        <w:t xml:space="preserve">[2] Google / 8点 / 2026-03-26</w:t>
+        <w:t xml:space="preserve">[2] Google / 10点 / 2026-03-27</w:t>
       </w:r>
     </w:p>
     <w:p>
@@ -7931,7 +8073,7 @@
           <w:sz w:val="21"/>
           <w:szCs w:val="21"/>
         </w:rPr>
-        <w:t xml:space="preserve">とてもよかったです。また泊まりたいです。スタッフの方みんな一生懸命でした。朝食カフェスペースがオシャレでした。</w:t>
+        <w:t xml:space="preserve">最高のロケーションです。最寄りの駅まではわずか5分。ホテルの向かいにはコンビニエンスストアがあります。周辺のレストランも素晴らしいです。</w:t>
       </w:r>
     </w:p>
     <w:p>
@@ -7952,7 +8094,7 @@
           <w:sz w:val="22"/>
           <w:szCs w:val="22"/>
         </w:rPr>
-        <w:t xml:space="preserve">[3] Trip.com / 9点 / 2026-03-25</w:t>
+        <w:t xml:space="preserve">[3] Google / 10点 / 2026-03-27</w:t>
       </w:r>
     </w:p>
     <w:p>
@@ -7967,7 +8109,7 @@
           <w:sz w:val="21"/>
           <w:szCs w:val="21"/>
         </w:rPr>
-        <w:t xml:space="preserve">横浜スタジアムや中華街も徒歩圏内で、周りにはスーパーやコンビニ、飲食店も沢山あって便利^_^ 駐車場も隣接してあり。出し入れ自由 ロービー横にはドリンクサービス、 無料朝食もあり、メニューも豊富で美味しかったです。 子連れで2連泊しましたが、料金も安く、快適に過ごせました。</w:t>
+        <w:t xml:space="preserve">最高のロケーションです。最寄りの駅まではわずか5分。ホテルの向かいにはコンビニエンスストアがあります。周辺のレストランも素晴らしいです。</w:t>
       </w:r>
     </w:p>
     <w:p>
@@ -7988,7 +8130,7 @@
           <w:sz w:val="22"/>
           <w:szCs w:val="22"/>
         </w:rPr>
-        <w:t xml:space="preserve">[4] じゃらん / 8点 / 2026-03-25</w:t>
+        <w:t xml:space="preserve">[4] 楽天トラベル / 8点 / 2026-03-26</w:t>
       </w:r>
     </w:p>
     <w:p>
@@ -8003,7 +8145,7 @@
           <w:sz w:val="21"/>
           <w:szCs w:val="21"/>
         </w:rPr>
-        <w:t xml:space="preserve">友達と3人部屋に泊まりました。  他の宿泊施設と比較すると安価に感じましたが、とても清潔な部屋でした。  フロントは2階でしたが、1階の荷物預かりのロッカーを自由にチェックイン前後で利用できたので、気軽に荷物を預けたり、取り出したりできました。  朝食会場は少し狭く感じられましたが、パックにつめて部屋へ持って帰れたので、混雑を避けられてよかったです。</w:t>
+        <w:t xml:space="preserve">トリプルベッドの設定がありがたい。 部屋は清潔で、朝食も期待以上。 また利用したい。</w:t>
       </w:r>
     </w:p>
     <w:p>
@@ -8024,7 +8166,7 @@
           <w:sz w:val="22"/>
           <w:szCs w:val="22"/>
         </w:rPr>
-        <w:t xml:space="preserve">[5] じゃらん / 10点 / 2026-03-24</w:t>
+        <w:t xml:space="preserve">[5] Google / 8点 / 2026-03-26</w:t>
       </w:r>
     </w:p>
     <w:p>
@@ -8039,7 +8181,7 @@
           <w:sz w:val="21"/>
           <w:szCs w:val="21"/>
         </w:rPr>
-        <w:t xml:space="preserve">駅からも近いし、横浜観光のアクセスにはもってこいの場所だと思います。ファミリーでの利用者も多かったので利用しやすいと思います。</w:t>
+        <w:t xml:space="preserve">とてもよかったです。また泊まりたいです。スタッフの方みんな一生懸命でした。朝食カフェスペースがオシャレでした。</w:t>
       </w:r>
     </w:p>
     <w:p>
@@ -8336,7 +8478,7 @@
                 <w:sz w:val="21"/>
                 <w:szCs w:val="21"/>
               </w:rPr>
-              <w:t xml:space="preserve">コンフォートホテル横浜関内は、全体平均7.46点（10点換算）、高評価率66.4%という一定の顧客満足度を示しているホテルです。特に「朝食」「立地・アクセス」が多くのゲストから高く評価されています。</w:t>
+              <w:t xml:space="preserve">コンフォートホテル横浜関内は、全体平均7.52点（10点換算）、高評価率67.1%という一定の顧客満足度を示しているホテルです。特に「朝食」「立地・アクセス」が多くのゲストから高く評価されています。</w:t>
             </w:r>
           </w:p>
           <w:p>
@@ -8365,6 +8507,20 @@
                 <w:szCs w:val="21"/>
               </w:rPr>
               <w:t xml:space="preserve">Phase 1（即座対応）のオペレーション改善は、低コストで即座に実行可能であり、ゲスト体験の底上げに直結します。Phase 2（短期）の設備改善は、中評価ゲストを高評価に引き上げる効果が期待できます。Phase 3（中期）の抜本的改修は、ブランド価値の向上に寄与します。</w:t>
+            </w:r>
+          </w:p>
+          <w:p>
+            <w:pPr>
+              <w:spacing w:after="160"/>
+            </w:pPr>
+            <w:r>
+              <w:rPr>
+                <w:rFonts w:ascii="Arial" w:cs="Arial" w:eastAsia="Arial" w:hAnsi="Arial"/>
+                <w:color w:val="333333"/>
+                <w:sz w:val="21"/>
+                <w:szCs w:val="21"/>
+              </w:rPr>
+              <w:t xml:space="preserve">Booking.comでの低スコア（7.0点）は、口コミ返信の強化とサービス品質の一貫性確保で改善余地があります。全サイトでの口コミ返信率100%を目指すことで、ホテルの姿勢をゲストに伝え、リピート率の向上につなげることが重要です。</w:t>
             </w:r>
           </w:p>
           <w:p>

--- a/納品レポート/ホテル別レポート/comfort_yokohama_kannai_口コミ分析改善レポート.docx
+++ b/納品レポート/ホテル別レポート/comfort_yokohama_kannai_口コミ分析改善レポート.docx
@@ -142,7 +142,7 @@
                 <w:szCs w:val="20"/>
               </w:rPr>
               <w:t xml:space="preserve">全体平均
-7.52点</w:t>
+7.55点</w:t>
             </w:r>
           </w:p>
         </w:tc>
@@ -177,7 +177,7 @@
                 <w:szCs w:val="20"/>
               </w:rPr>
               <w:t xml:space="preserve">高評価率
-67.1%</w:t>
+67.8%</w:t>
             </w:r>
           </w:p>
         </w:tc>
@@ -555,7 +555,7 @@
                 <w:sz w:val="20"/>
                 <w:szCs w:val="20"/>
               </w:rPr>
-              <w:t xml:space="preserve">19</w:t>
+              <w:t xml:space="preserve">18</w:t>
             </w:r>
           </w:p>
         </w:tc>
@@ -590,7 +590,7 @@
                 <w:sz w:val="20"/>
                 <w:szCs w:val="20"/>
               </w:rPr>
-              <w:t xml:space="preserve">8.32/10</w:t>
+              <w:t xml:space="preserve">8.44/10</w:t>
             </w:r>
           </w:p>
         </w:tc>
@@ -625,7 +625,7 @@
                 <w:sz w:val="20"/>
                 <w:szCs w:val="20"/>
               </w:rPr>
-              <w:t xml:space="preserve">8.32</w:t>
+              <w:t xml:space="preserve">8.44</w:t>
             </w:r>
           </w:p>
         </w:tc>
@@ -732,7 +732,7 @@
                 <w:sz w:val="20"/>
                 <w:szCs w:val="20"/>
               </w:rPr>
-              <w:t xml:space="preserve">11</w:t>
+              <w:t xml:space="preserve">10</w:t>
             </w:r>
           </w:p>
         </w:tc>
@@ -1121,7 +1121,7 @@
                 <w:sz w:val="20"/>
                 <w:szCs w:val="20"/>
               </w:rPr>
-              <w:t xml:space="preserve">3.74/5</w:t>
+              <w:t xml:space="preserve">3.76/5</w:t>
             </w:r>
           </w:p>
         </w:tc>
@@ -1156,7 +1156,7 @@
                 <w:sz w:val="20"/>
                 <w:szCs w:val="20"/>
               </w:rPr>
-              <w:t xml:space="preserve">7.48</w:t>
+              <w:t xml:space="preserve">7.52</w:t>
             </w:r>
           </w:p>
         </w:tc>
@@ -1263,7 +1263,7 @@
                 <w:sz w:val="20"/>
                 <w:szCs w:val="20"/>
               </w:rPr>
-              <w:t xml:space="preserve">19</w:t>
+              <w:t xml:space="preserve">20</w:t>
             </w:r>
           </w:p>
         </w:tc>
@@ -1298,7 +1298,7 @@
                 <w:sz w:val="20"/>
                 <w:szCs w:val="20"/>
               </w:rPr>
-              <w:t xml:space="preserve">3.63/5</w:t>
+              <w:t xml:space="preserve">3.60/5</w:t>
             </w:r>
           </w:p>
         </w:tc>
@@ -1333,7 +1333,7 @@
                 <w:sz w:val="20"/>
                 <w:szCs w:val="20"/>
               </w:rPr>
-              <w:t xml:space="preserve">7.26</w:t>
+              <w:t xml:space="preserve">7.20</w:t>
             </w:r>
           </w:p>
         </w:tc>
@@ -1440,7 +1440,7 @@
                 <w:sz w:val="20"/>
                 <w:szCs w:val="20"/>
               </w:rPr>
-              <w:t xml:space="preserve">28</w:t>
+              <w:t xml:space="preserve">29</w:t>
             </w:r>
           </w:p>
         </w:tc>
@@ -1475,7 +1475,7 @@
                 <w:sz w:val="20"/>
                 <w:szCs w:val="20"/>
               </w:rPr>
-              <w:t xml:space="preserve">7.00/10</w:t>
+              <w:t xml:space="preserve">7.10/10</w:t>
             </w:r>
           </w:p>
         </w:tc>
@@ -1510,7 +1510,7 @@
                 <w:sz w:val="20"/>
                 <w:szCs w:val="20"/>
               </w:rPr>
-              <w:t xml:space="preserve">7.00</w:t>
+              <w:t xml:space="preserve">7.10</w:t>
             </w:r>
           </w:p>
         </w:tc>
@@ -1764,7 +1764,7 @@
                 <w:sz w:val="20"/>
                 <w:szCs w:val="20"/>
               </w:rPr>
-              <w:t xml:space="preserve">34</w:t>
+              <w:t xml:space="preserve">35</w:t>
             </w:r>
           </w:p>
         </w:tc>
@@ -1799,7 +1799,7 @@
                 <w:sz w:val="20"/>
                 <w:szCs w:val="20"/>
               </w:rPr>
-              <w:t xml:space="preserve">23.8%</w:t>
+              <w:t xml:space="preserve">24.5%</w:t>
             </w:r>
           </w:p>
         </w:tc>
@@ -2192,7 +2192,7 @@
                 <w:sz w:val="20"/>
                 <w:szCs w:val="20"/>
               </w:rPr>
-              <w:t xml:space="preserve">18</w:t>
+              <w:t xml:space="preserve">17</w:t>
             </w:r>
           </w:p>
         </w:tc>
@@ -2227,7 +2227,7 @@
                 <w:sz w:val="20"/>
                 <w:szCs w:val="20"/>
               </w:rPr>
-              <w:t xml:space="preserve">12.6%</w:t>
+              <w:t xml:space="preserve">11.9%</w:t>
             </w:r>
           </w:p>
         </w:tc>
@@ -2891,7 +2891,7 @@
                 <w:sz w:val="20"/>
                 <w:szCs w:val="20"/>
               </w:rPr>
-              <w:t xml:space="preserve">96</w:t>
+              <w:t xml:space="preserve">97</w:t>
             </w:r>
           </w:p>
         </w:tc>
@@ -2925,7 +2925,7 @@
                 <w:sz w:val="20"/>
                 <w:szCs w:val="20"/>
               </w:rPr>
-              <w:t xml:space="preserve">67.1%</w:t>
+              <w:t xml:space="preserve">67.8%</w:t>
             </w:r>
           </w:p>
         </w:tc>
@@ -3031,7 +3031,7 @@
                 <w:sz w:val="20"/>
                 <w:szCs w:val="20"/>
               </w:rPr>
-              <w:t xml:space="preserve">29</w:t>
+              <w:t xml:space="preserve">28</w:t>
             </w:r>
           </w:p>
         </w:tc>
@@ -3066,7 +3066,7 @@
                 <w:sz w:val="20"/>
                 <w:szCs w:val="20"/>
               </w:rPr>
-              <w:t xml:space="preserve">20.3%</w:t>
+              <w:t xml:space="preserve">19.6%</w:t>
             </w:r>
           </w:p>
         </w:tc>
@@ -3679,7 +3679,7 @@
                 <w:sz w:val="20"/>
                 <w:szCs w:val="20"/>
               </w:rPr>
-              <w:t xml:space="preserve">7.52点</w:t>
+              <w:t xml:space="preserve">7.55点</w:t>
             </w:r>
           </w:p>
         </w:tc>
@@ -3713,7 +3713,7 @@
                 <w:sz w:val="20"/>
                 <w:szCs w:val="20"/>
               </w:rPr>
-              <w:t xml:space="preserve">8.02点</w:t>
+              <w:t xml:space="preserve">8.05点</w:t>
             </w:r>
           </w:p>
         </w:tc>
@@ -3819,7 +3819,7 @@
                 <w:sz w:val="20"/>
                 <w:szCs w:val="20"/>
               </w:rPr>
-              <w:t xml:space="preserve">67.1%</w:t>
+              <w:t xml:space="preserve">67.8%</w:t>
             </w:r>
           </w:p>
         </w:tc>
@@ -3854,7 +3854,7 @@
                 <w:sz w:val="20"/>
                 <w:szCs w:val="20"/>
               </w:rPr>
-              <w:t xml:space="preserve">72.1%</w:t>
+              <w:t xml:space="preserve">72.8%</w:t>
             </w:r>
           </w:p>
         </w:tc>
@@ -4070,7 +4070,7 @@
           <w:sz w:val="21"/>
           <w:szCs w:val="21"/>
         </w:rPr>
-        <w:t xml:space="preserve">コンフォートホテル横浜関内は全体平均7.52点（10pt換算）、高評価率67.1%を記録しています。引き続き強みを活かしつつ、低評価レビューに示された課題への対応を継続することで、さらなる顧客満足度向上が期待できます。</w:t>
+        <w:t xml:space="preserve">コンフォートホテル横浜関内は全体平均7.55点（10pt換算）、高評価率67.8%を記録しています。引き続き強みを活かしつつ、低評価レビューに示された課題への対応を継続することで、さらなる顧客満足度向上が期待できます。</w:t>
       </w:r>
     </w:p>
     <w:p>

--- a/納品レポート/ホテル別レポート/comfort_yokohama_kannai_口コミ分析改善レポート.docx
+++ b/納品レポート/ホテル別レポート/comfort_yokohama_kannai_口コミ分析改善レポート.docx
@@ -142,7 +142,7 @@
                 <w:szCs w:val="20"/>
               </w:rPr>
               <w:t xml:space="preserve">全体平均
-7.55点</w:t>
+7.54点</w:t>
             </w:r>
           </w:p>
         </w:tc>
@@ -177,7 +177,7 @@
                 <w:szCs w:val="20"/>
               </w:rPr>
               <w:t xml:space="preserve">高評価率
-67.8%</w:t>
+67.1%</w:t>
             </w:r>
           </w:p>
         </w:tc>
@@ -555,7 +555,7 @@
                 <w:sz w:val="20"/>
                 <w:szCs w:val="20"/>
               </w:rPr>
-              <w:t xml:space="preserve">18</w:t>
+              <w:t xml:space="preserve">17</w:t>
             </w:r>
           </w:p>
         </w:tc>
@@ -590,7 +590,7 @@
                 <w:sz w:val="20"/>
                 <w:szCs w:val="20"/>
               </w:rPr>
-              <w:t xml:space="preserve">8.44/10</w:t>
+              <w:t xml:space="preserve">8.35/10</w:t>
             </w:r>
           </w:p>
         </w:tc>
@@ -625,7 +625,7 @@
                 <w:sz w:val="20"/>
                 <w:szCs w:val="20"/>
               </w:rPr>
-              <w:t xml:space="preserve">8.44</w:t>
+              <w:t xml:space="preserve">8.35</w:t>
             </w:r>
           </w:p>
         </w:tc>
@@ -732,7 +732,7 @@
                 <w:sz w:val="20"/>
                 <w:szCs w:val="20"/>
               </w:rPr>
-              <w:t xml:space="preserve">10</w:t>
+              <w:t xml:space="preserve">9</w:t>
             </w:r>
           </w:p>
         </w:tc>
@@ -909,7 +909,7 @@
                 <w:sz w:val="20"/>
                 <w:szCs w:val="20"/>
               </w:rPr>
-              <w:t xml:space="preserve">24</w:t>
+              <w:t xml:space="preserve">23</w:t>
             </w:r>
           </w:p>
         </w:tc>
@@ -944,7 +944,7 @@
                 <w:sz w:val="20"/>
                 <w:szCs w:val="20"/>
               </w:rPr>
-              <w:t xml:space="preserve">3.79/5</w:t>
+              <w:t xml:space="preserve">3.78/5</w:t>
             </w:r>
           </w:p>
         </w:tc>
@@ -979,7 +979,7 @@
                 <w:sz w:val="20"/>
                 <w:szCs w:val="20"/>
               </w:rPr>
-              <w:t xml:space="preserve">7.58</w:t>
+              <w:t xml:space="preserve">7.57</w:t>
             </w:r>
           </w:p>
         </w:tc>
@@ -1086,7 +1086,7 @@
                 <w:sz w:val="20"/>
                 <w:szCs w:val="20"/>
               </w:rPr>
-              <w:t xml:space="preserve">42</w:t>
+              <w:t xml:space="preserve">45</w:t>
             </w:r>
           </w:p>
         </w:tc>
@@ -1121,7 +1121,7 @@
                 <w:sz w:val="20"/>
                 <w:szCs w:val="20"/>
               </w:rPr>
-              <w:t xml:space="preserve">3.76/5</w:t>
+              <w:t xml:space="preserve">3.78/5</w:t>
             </w:r>
           </w:p>
         </w:tc>
@@ -1156,7 +1156,7 @@
                 <w:sz w:val="20"/>
                 <w:szCs w:val="20"/>
               </w:rPr>
-              <w:t xml:space="preserve">7.52</w:t>
+              <w:t xml:space="preserve">7.56</w:t>
             </w:r>
           </w:p>
         </w:tc>
@@ -1764,7 +1764,7 @@
                 <w:sz w:val="20"/>
                 <w:szCs w:val="20"/>
               </w:rPr>
-              <w:t xml:space="preserve">35</w:t>
+              <w:t xml:space="preserve">36</w:t>
             </w:r>
           </w:p>
         </w:tc>
@@ -1799,7 +1799,7 @@
                 <w:sz w:val="20"/>
                 <w:szCs w:val="20"/>
               </w:rPr>
-              <w:t xml:space="preserve">24.5%</w:t>
+              <w:t xml:space="preserve">25.2%</w:t>
             </w:r>
           </w:p>
         </w:tc>
@@ -1978,7 +1978,7 @@
                 <w:sz w:val="20"/>
                 <w:szCs w:val="20"/>
               </w:rPr>
-              <w:t xml:space="preserve">54</w:t>
+              <w:t xml:space="preserve">52</w:t>
             </w:r>
           </w:p>
         </w:tc>
@@ -2013,7 +2013,7 @@
                 <w:sz w:val="20"/>
                 <w:szCs w:val="20"/>
               </w:rPr>
-              <w:t xml:space="preserve">37.8%</w:t>
+              <w:t xml:space="preserve">36.4%</w:t>
             </w:r>
           </w:p>
         </w:tc>
@@ -2192,7 +2192,7 @@
                 <w:sz w:val="20"/>
                 <w:szCs w:val="20"/>
               </w:rPr>
-              <w:t xml:space="preserve">17</w:t>
+              <w:t xml:space="preserve">18</w:t>
             </w:r>
           </w:p>
         </w:tc>
@@ -2227,7 +2227,7 @@
                 <w:sz w:val="20"/>
                 <w:szCs w:val="20"/>
               </w:rPr>
-              <w:t xml:space="preserve">11.9%</w:t>
+              <w:t xml:space="preserve">12.6%</w:t>
             </w:r>
           </w:p>
         </w:tc>
@@ -2406,7 +2406,7 @@
                 <w:sz w:val="20"/>
                 <w:szCs w:val="20"/>
               </w:rPr>
-              <w:t xml:space="preserve">10</w:t>
+              <w:t xml:space="preserve">9</w:t>
             </w:r>
           </w:p>
         </w:tc>
@@ -2441,7 +2441,7 @@
                 <w:sz w:val="20"/>
                 <w:szCs w:val="20"/>
               </w:rPr>
-              <w:t xml:space="preserve">7.0%</w:t>
+              <w:t xml:space="preserve">6.3%</w:t>
             </w:r>
           </w:p>
         </w:tc>
@@ -2620,7 +2620,7 @@
                 <w:sz w:val="20"/>
                 <w:szCs w:val="20"/>
               </w:rPr>
-              <w:t xml:space="preserve">7</w:t>
+              <w:t xml:space="preserve">8</w:t>
             </w:r>
           </w:p>
         </w:tc>
@@ -2655,7 +2655,7 @@
                 <w:sz w:val="20"/>
                 <w:szCs w:val="20"/>
               </w:rPr>
-              <w:t xml:space="preserve">4.9%</w:t>
+              <w:t xml:space="preserve">5.6%</w:t>
             </w:r>
           </w:p>
         </w:tc>
@@ -2891,7 +2891,7 @@
                 <w:sz w:val="20"/>
                 <w:szCs w:val="20"/>
               </w:rPr>
-              <w:t xml:space="preserve">97</w:t>
+              <w:t xml:space="preserve">96</w:t>
             </w:r>
           </w:p>
         </w:tc>
@@ -2925,7 +2925,7 @@
                 <w:sz w:val="20"/>
                 <w:szCs w:val="20"/>
               </w:rPr>
-              <w:t xml:space="preserve">67.8%</w:t>
+              <w:t xml:space="preserve">67.1%</w:t>
             </w:r>
           </w:p>
         </w:tc>
@@ -3031,7 +3031,7 @@
                 <w:sz w:val="20"/>
                 <w:szCs w:val="20"/>
               </w:rPr>
-              <w:t xml:space="preserve">28</w:t>
+              <w:t xml:space="preserve">29</w:t>
             </w:r>
           </w:p>
         </w:tc>
@@ -3066,7 +3066,7 @@
                 <w:sz w:val="20"/>
                 <w:szCs w:val="20"/>
               </w:rPr>
-              <w:t xml:space="preserve">19.6%</w:t>
+              <w:t xml:space="preserve">20.3%</w:t>
             </w:r>
           </w:p>
         </w:tc>
@@ -3679,7 +3679,7 @@
                 <w:sz w:val="20"/>
                 <w:szCs w:val="20"/>
               </w:rPr>
-              <w:t xml:space="preserve">7.55点</w:t>
+              <w:t xml:space="preserve">7.54点</w:t>
             </w:r>
           </w:p>
         </w:tc>
@@ -3713,7 +3713,7 @@
                 <w:sz w:val="20"/>
                 <w:szCs w:val="20"/>
               </w:rPr>
-              <w:t xml:space="preserve">8.05点</w:t>
+              <w:t xml:space="preserve">8.04点</w:t>
             </w:r>
           </w:p>
         </w:tc>
@@ -3819,7 +3819,7 @@
                 <w:sz w:val="20"/>
                 <w:szCs w:val="20"/>
               </w:rPr>
-              <w:t xml:space="preserve">67.8%</w:t>
+              <w:t xml:space="preserve">67.1%</w:t>
             </w:r>
           </w:p>
         </w:tc>
@@ -3854,7 +3854,7 @@
                 <w:sz w:val="20"/>
                 <w:szCs w:val="20"/>
               </w:rPr>
-              <w:t xml:space="preserve">72.8%</w:t>
+              <w:t xml:space="preserve">72.1%</w:t>
             </w:r>
           </w:p>
         </w:tc>
@@ -4070,7 +4070,7 @@
           <w:sz w:val="21"/>
           <w:szCs w:val="21"/>
         </w:rPr>
-        <w:t xml:space="preserve">コンフォートホテル横浜関内は全体平均7.55点（10pt換算）、高評価率67.8%を記録しています。引き続き強みを活かしつつ、低評価レビューに示された課題への対応を継続することで、さらなる顧客満足度向上が期待できます。</w:t>
+        <w:t xml:space="preserve">コンフォートホテル横浜関内は全体平均7.54点（10pt換算）、高評価率67.1%を記録しています。引き続き強みを活かしつつ、低評価レビューに示された課題への対応を継続することで、さらなる顧客満足度向上が期待できます。</w:t>
       </w:r>
     </w:p>
     <w:p>

--- a/納品レポート/ホテル別レポート/comfort_yokohama_kannai_口コミ分析改善レポート.docx
+++ b/納品レポート/ホテル別レポート/comfort_yokohama_kannai_口コミ分析改善レポート.docx
@@ -142,7 +142,7 @@
                 <w:szCs w:val="20"/>
               </w:rPr>
               <w:t xml:space="preserve">全体平均
-7.54点</w:t>
+7.57点</w:t>
             </w:r>
           </w:p>
         </w:tc>
@@ -177,7 +177,7 @@
                 <w:szCs w:val="20"/>
               </w:rPr>
               <w:t xml:space="preserve">高評価率
-67.1%</w:t>
+67.8%</w:t>
             </w:r>
           </w:p>
         </w:tc>
@@ -212,7 +212,7 @@
                 <w:szCs w:val="20"/>
               </w:rPr>
               <w:t xml:space="preserve">低評価率
-12.6%</w:t>
+11.9%</w:t>
             </w:r>
           </w:p>
         </w:tc>
@@ -1086,7 +1086,7 @@
                 <w:sz w:val="20"/>
                 <w:szCs w:val="20"/>
               </w:rPr>
-              <w:t xml:space="preserve">45</w:t>
+              <w:t xml:space="preserve">46</w:t>
             </w:r>
           </w:p>
         </w:tc>
@@ -1156,7 +1156,7 @@
                 <w:sz w:val="20"/>
                 <w:szCs w:val="20"/>
               </w:rPr>
-              <w:t xml:space="preserve">7.56</w:t>
+              <w:t xml:space="preserve">7.57</w:t>
             </w:r>
           </w:p>
         </w:tc>
@@ -1228,7 +1228,7 @@
                 <w:sz w:val="20"/>
                 <w:szCs w:val="20"/>
               </w:rPr>
-              <w:t xml:space="preserve">じゃらん</w:t>
+              <w:t xml:space="preserve">Booking.com</w:t>
             </w:r>
           </w:p>
         </w:tc>
@@ -1263,7 +1263,7 @@
                 <w:sz w:val="20"/>
                 <w:szCs w:val="20"/>
               </w:rPr>
-              <w:t xml:space="preserve">20</w:t>
+              <w:t xml:space="preserve">28</w:t>
             </w:r>
           </w:p>
         </w:tc>
@@ -1298,7 +1298,7 @@
                 <w:sz w:val="20"/>
                 <w:szCs w:val="20"/>
               </w:rPr>
-              <w:t xml:space="preserve">3.60/5</w:t>
+              <w:t xml:space="preserve">7.25/10</w:t>
             </w:r>
           </w:p>
         </w:tc>
@@ -1333,7 +1333,7 @@
                 <w:sz w:val="20"/>
                 <w:szCs w:val="20"/>
               </w:rPr>
-              <w:t xml:space="preserve">7.20</w:t>
+              <w:t xml:space="preserve">7.25</w:t>
             </w:r>
           </w:p>
         </w:tc>
@@ -1405,7 +1405,7 @@
                 <w:sz w:val="20"/>
                 <w:szCs w:val="20"/>
               </w:rPr>
-              <w:t xml:space="preserve">Booking.com</w:t>
+              <w:t xml:space="preserve">じゃらん</w:t>
             </w:r>
           </w:p>
         </w:tc>
@@ -1440,7 +1440,7 @@
                 <w:sz w:val="20"/>
                 <w:szCs w:val="20"/>
               </w:rPr>
-              <w:t xml:space="preserve">29</w:t>
+              <w:t xml:space="preserve">20</w:t>
             </w:r>
           </w:p>
         </w:tc>
@@ -1475,7 +1475,7 @@
                 <w:sz w:val="20"/>
                 <w:szCs w:val="20"/>
               </w:rPr>
-              <w:t xml:space="preserve">7.10/10</w:t>
+              <w:t xml:space="preserve">3.60/5</w:t>
             </w:r>
           </w:p>
         </w:tc>
@@ -1510,7 +1510,7 @@
                 <w:sz w:val="20"/>
                 <w:szCs w:val="20"/>
               </w:rPr>
-              <w:t xml:space="preserve">7.10</w:t>
+              <w:t xml:space="preserve">7.20</w:t>
             </w:r>
           </w:p>
         </w:tc>
@@ -1978,7 +1978,7 @@
                 <w:sz w:val="20"/>
                 <w:szCs w:val="20"/>
               </w:rPr>
-              <w:t xml:space="preserve">52</w:t>
+              <w:t xml:space="preserve">53</w:t>
             </w:r>
           </w:p>
         </w:tc>
@@ -2013,7 +2013,7 @@
                 <w:sz w:val="20"/>
                 <w:szCs w:val="20"/>
               </w:rPr>
-              <w:t xml:space="preserve">36.4%</w:t>
+              <w:t xml:space="preserve">37.1%</w:t>
             </w:r>
           </w:p>
         </w:tc>
@@ -2478,7 +2478,7 @@
                 <w:sz w:val="20"/>
                 <w:szCs w:val="20"/>
               </w:rPr>
-              <w:t xml:space="preserve">3点</w:t>
+              <w:t xml:space="preserve">2点</w:t>
             </w:r>
           </w:p>
         </w:tc>
@@ -2513,7 +2513,7 @@
                 <w:sz w:val="20"/>
                 <w:szCs w:val="20"/>
               </w:rPr>
-              <w:t xml:space="preserve">1</w:t>
+              <w:t xml:space="preserve">8</w:t>
             </w:r>
           </w:p>
         </w:tc>
@@ -2527,113 +2527,6 @@
               <w:right w:val="single" w:color="CCCCCC" w:sz="1"/>
             </w:tcBorders>
             <w:shd w:fill="F2F2F2" w:val="clear"/>
-            <w:tcMar>
-              <w:top w:type="dxa" w:w="80"/>
-              <w:left w:type="dxa" w:w="120"/>
-              <w:bottom w:type="dxa" w:w="80"/>
-              <w:right w:type="dxa" w:w="120"/>
-            </w:tcMar>
-            <w:vAlign w:val="center"/>
-          </w:tcPr>
-          <w:p>
-            <w:pPr>
-              <w:jc w:val="center"/>
-            </w:pPr>
-            <w:r>
-              <w:rPr>
-                <w:rFonts w:ascii="Arial" w:cs="Arial" w:eastAsia="Arial" w:hAnsi="Arial"/>
-                <w:b w:val="false"/>
-                <w:bCs w:val="false"/>
-                <w:color w:val="333333"/>
-                <w:sz w:val="20"/>
-                <w:szCs w:val="20"/>
-              </w:rPr>
-              <w:t xml:space="preserve">0.7%</w:t>
-            </w:r>
-          </w:p>
-        </w:tc>
-      </w:tr>
-      <w:tr>
-        <w:tc>
-          <w:tcPr>
-            <w:tcW w:type="dxa" w:w="2000"/>
-            <w:tcBorders>
-              <w:top w:val="single" w:color="CCCCCC" w:sz="1"/>
-              <w:left w:val="single" w:color="CCCCCC" w:sz="1"/>
-              <w:bottom w:val="single" w:color="CCCCCC" w:sz="1"/>
-              <w:right w:val="single" w:color="CCCCCC" w:sz="1"/>
-            </w:tcBorders>
-            <w:shd w:fill="FFFFFF" w:val="clear"/>
-            <w:tcMar>
-              <w:top w:type="dxa" w:w="80"/>
-              <w:left w:type="dxa" w:w="120"/>
-              <w:bottom w:type="dxa" w:w="80"/>
-              <w:right w:type="dxa" w:w="120"/>
-            </w:tcMar>
-            <w:vAlign w:val="center"/>
-          </w:tcPr>
-          <w:p>
-            <w:pPr>
-              <w:jc w:val="center"/>
-            </w:pPr>
-            <w:r>
-              <w:rPr>
-                <w:rFonts w:ascii="Arial" w:cs="Arial" w:eastAsia="Arial" w:hAnsi="Arial"/>
-                <w:b w:val="false"/>
-                <w:bCs w:val="false"/>
-                <w:color w:val="333333"/>
-                <w:sz w:val="20"/>
-                <w:szCs w:val="20"/>
-              </w:rPr>
-              <w:t xml:space="preserve">2点</w:t>
-            </w:r>
-          </w:p>
-        </w:tc>
-        <w:tc>
-          <w:tcPr>
-            <w:tcW w:type="dxa" w:w="2000"/>
-            <w:tcBorders>
-              <w:top w:val="single" w:color="CCCCCC" w:sz="1"/>
-              <w:left w:val="single" w:color="CCCCCC" w:sz="1"/>
-              <w:bottom w:val="single" w:color="CCCCCC" w:sz="1"/>
-              <w:right w:val="single" w:color="CCCCCC" w:sz="1"/>
-            </w:tcBorders>
-            <w:shd w:fill="FFFFFF" w:val="clear"/>
-            <w:tcMar>
-              <w:top w:type="dxa" w:w="80"/>
-              <w:left w:type="dxa" w:w="120"/>
-              <w:bottom w:type="dxa" w:w="80"/>
-              <w:right w:type="dxa" w:w="120"/>
-            </w:tcMar>
-            <w:vAlign w:val="center"/>
-          </w:tcPr>
-          <w:p>
-            <w:pPr>
-              <w:jc w:val="center"/>
-            </w:pPr>
-            <w:r>
-              <w:rPr>
-                <w:rFonts w:ascii="Arial" w:cs="Arial" w:eastAsia="Arial" w:hAnsi="Arial"/>
-                <w:b w:val="false"/>
-                <w:bCs w:val="false"/>
-                <w:color w:val="333333"/>
-                <w:sz w:val="20"/>
-                <w:szCs w:val="20"/>
-              </w:rPr>
-              <w:t xml:space="preserve">8</w:t>
-            </w:r>
-          </w:p>
-        </w:tc>
-        <w:tc>
-          <w:tcPr>
-            <w:tcW w:type="dxa" w:w="3026"/>
-            <w:tcBorders>
-              <w:top w:val="single" w:color="CCCCCC" w:sz="1"/>
-              <w:left w:val="single" w:color="CCCCCC" w:sz="1"/>
-              <w:bottom w:val="single" w:color="CCCCCC" w:sz="1"/>
-              <w:right w:val="single" w:color="CCCCCC" w:sz="1"/>
-            </w:tcBorders>
-            <w:shd w:fill="FFFFFF" w:val="clear"/>
             <w:tcMar>
               <w:top w:type="dxa" w:w="80"/>
               <w:left w:type="dxa" w:w="120"/>
@@ -2891,7 +2784,7 @@
                 <w:sz w:val="20"/>
                 <w:szCs w:val="20"/>
               </w:rPr>
-              <w:t xml:space="preserve">96</w:t>
+              <w:t xml:space="preserve">97</w:t>
             </w:r>
           </w:p>
         </w:tc>
@@ -2925,7 +2818,7 @@
                 <w:sz w:val="20"/>
                 <w:szCs w:val="20"/>
               </w:rPr>
-              <w:t xml:space="preserve">67.1%</w:t>
+              <w:t xml:space="preserve">67.8%</w:t>
             </w:r>
           </w:p>
         </w:tc>
@@ -3171,7 +3064,7 @@
                 <w:sz w:val="20"/>
                 <w:szCs w:val="20"/>
               </w:rPr>
-              <w:t xml:space="preserve">18</w:t>
+              <w:t xml:space="preserve">17</w:t>
             </w:r>
           </w:p>
         </w:tc>
@@ -3205,7 +3098,7 @@
                 <w:sz w:val="20"/>
                 <w:szCs w:val="20"/>
               </w:rPr>
-              <w:t xml:space="preserve">12.6%</w:t>
+              <w:t xml:space="preserve">11.9%</w:t>
             </w:r>
           </w:p>
         </w:tc>
@@ -3679,7 +3572,7 @@
                 <w:sz w:val="20"/>
                 <w:szCs w:val="20"/>
               </w:rPr>
-              <w:t xml:space="preserve">7.54点</w:t>
+              <w:t xml:space="preserve">7.57点</w:t>
             </w:r>
           </w:p>
         </w:tc>
@@ -3713,7 +3606,7 @@
                 <w:sz w:val="20"/>
                 <w:szCs w:val="20"/>
               </w:rPr>
-              <w:t xml:space="preserve">8.04点</w:t>
+              <w:t xml:space="preserve">8.07点</w:t>
             </w:r>
           </w:p>
         </w:tc>
@@ -3819,7 +3712,7 @@
                 <w:sz w:val="20"/>
                 <w:szCs w:val="20"/>
               </w:rPr>
-              <w:t xml:space="preserve">67.1%</w:t>
+              <w:t xml:space="preserve">67.8%</w:t>
             </w:r>
           </w:p>
         </w:tc>
@@ -3854,7 +3747,7 @@
                 <w:sz w:val="20"/>
                 <w:szCs w:val="20"/>
               </w:rPr>
-              <w:t xml:space="preserve">72.1%</w:t>
+              <w:t xml:space="preserve">72.8%</w:t>
             </w:r>
           </w:p>
         </w:tc>
@@ -3959,7 +3852,7 @@
                 <w:sz w:val="20"/>
                 <w:szCs w:val="20"/>
               </w:rPr>
-              <w:t xml:space="preserve">12.6%</w:t>
+              <w:t xml:space="preserve">11.9%</w:t>
             </w:r>
           </w:p>
         </w:tc>
@@ -3993,7 +3886,7 @@
                 <w:sz w:val="20"/>
                 <w:szCs w:val="20"/>
               </w:rPr>
-              <w:t xml:space="preserve">10.6%</w:t>
+              <w:t xml:space="preserve">9.9%</w:t>
             </w:r>
           </w:p>
         </w:tc>
@@ -4070,7 +3963,7 @@
           <w:sz w:val="21"/>
           <w:szCs w:val="21"/>
         </w:rPr>
-        <w:t xml:space="preserve">コンフォートホテル横浜関内は全体平均7.54点（10pt換算）、高評価率67.1%を記録しています。引き続き強みを活かしつつ、低評価レビューに示された課題への対応を継続することで、さらなる顧客満足度向上が期待できます。</w:t>
+        <w:t xml:space="preserve">コンフォートホテル横浜関内は全体平均7.57点（10pt換算）、高評価率67.8%を記録しています。引き続き強みを活かしつつ、低評価レビューに示された課題への対応を継続することで、さらなる顧客満足度向上が期待できます。</w:t>
       </w:r>
     </w:p>
     <w:p>

--- a/納品レポート/ホテル別レポート/comfort_yokohama_kannai_口コミ分析改善レポート.docx
+++ b/納品レポート/ホテル別レポート/comfort_yokohama_kannai_口コミ分析改善レポート.docx
@@ -131,7 +131,7 @@
           <w:sz w:val="20"/>
           <w:szCs w:val="20"/>
         </w:rPr>
-        <w:t xml:space="preserve">作成日：2026年4月2日</w:t>
+        <w:t xml:space="preserve">作成日：2026年4月5日</w:t>
       </w:r>
     </w:p>
     <w:p>

--- a/納品レポート/ホテル別レポート/comfort_yokohama_kannai_口コミ分析改善レポート.docx
+++ b/納品レポート/ホテル別レポート/comfort_yokohama_kannai_口コミ分析改善レポート.docx
@@ -81,7 +81,7 @@
           <w:sz w:val="22"/>
           <w:szCs w:val="22"/>
         </w:rPr>
-        <w:t xml:space="preserve">分析対象期間：2026年2月〜3月</w:t>
+        <w:t xml:space="preserve">分析対象期間：2026年3月</w:t>
       </w:r>
     </w:p>
     <w:p>
@@ -96,7 +96,7 @@
           <w:sz w:val="22"/>
           <w:szCs w:val="22"/>
         </w:rPr>
-        <w:t xml:space="preserve">レビュー総数：143件（6サイト）</w:t>
+        <w:t xml:space="preserve">レビュー総数：74件（6サイト）</w:t>
       </w:r>
     </w:p>
     <w:p>
@@ -111,7 +111,7 @@
           <w:sz w:val="20"/>
           <w:szCs w:val="20"/>
         </w:rPr>
-        <w:t xml:space="preserve">対象サイト：Trip.com / Agoda / Google / 楽天トラベル / Booking.com / じゃらん</w:t>
+        <w:t xml:space="preserve">対象サイト：Google / Trip.com / 楽天トラベル / Agoda / Booking.com / じゃらん</w:t>
       </w:r>
     </w:p>
     <w:p>
@@ -189,7 +189,7 @@
           <w:sz w:val="21"/>
           <w:szCs w:val="21"/>
         </w:rPr>
-        <w:t xml:space="preserve">2026年2月〜3月に各OTAサイト・口コミサイトに投稿された143件のレビューを包括的に分析しました。以下が主要な発見事項です。</w:t>
+        <w:t xml:space="preserve">2026年3月に各OTAサイト・口コミサイトに投稿された74件のレビューを包括的に分析しました。以下が主要な発見事項です。</w:t>
       </w:r>
     </w:p>
     <w:p>
@@ -261,7 +261,7 @@
                 <w:sz w:val="36"/>
                 <w:szCs w:val="36"/>
               </w:rPr>
-              <w:t xml:space="preserve">7.57</w:t>
+              <w:t xml:space="preserve">7.18</w:t>
             </w:r>
           </w:p>
         </w:tc>
@@ -274,7 +274,7 @@
               <w:bottom w:val="none" w:sz="0"/>
               <w:right w:val="single" w:color="DDDDDD" w:sz="1"/>
             </w:tcBorders>
-            <w:shd w:fill="FFF3E0" w:val="clear"/>
+            <w:shd w:fill="FFEBEE" w:val="clear"/>
             <w:tcMar>
               <w:top w:type="dxa" w:w="160"/>
               <w:left w:type="dxa" w:w="200"/>
@@ -306,11 +306,11 @@
                 <w:rFonts w:ascii="Arial" w:cs="Arial" w:eastAsia="Arial" w:hAnsi="Arial"/>
                 <w:b/>
                 <w:bCs/>
-                <w:color w:val="FF9800"/>
+                <w:color w:val="E74C3C"/>
                 <w:sz w:val="36"/>
                 <w:szCs w:val="36"/>
               </w:rPr>
-              <w:t xml:space="preserve">67.8%</w:t>
+              <w:t xml:space="preserve">55.4%</w:t>
             </w:r>
           </w:p>
         </w:tc>
@@ -323,7 +323,7 @@
               <w:bottom w:val="none" w:sz="0"/>
               <w:right w:val="single" w:color="DDDDDD" w:sz="1"/>
             </w:tcBorders>
-            <w:shd w:fill="FFF3E0" w:val="clear"/>
+            <w:shd w:fill="FFEBEE" w:val="clear"/>
             <w:tcMar>
               <w:top w:type="dxa" w:w="160"/>
               <w:left w:type="dxa" w:w="200"/>
@@ -355,11 +355,11 @@
                 <w:rFonts w:ascii="Arial" w:cs="Arial" w:eastAsia="Arial" w:hAnsi="Arial"/>
                 <w:b/>
                 <w:bCs/>
-                <w:color w:val="FF9800"/>
+                <w:color w:val="E74C3C"/>
                 <w:sz w:val="36"/>
                 <w:szCs w:val="36"/>
               </w:rPr>
-              <w:t xml:space="preserve">11.9%</w:t>
+              <w:t xml:space="preserve">16.2%</w:t>
             </w:r>
           </w:p>
         </w:tc>
@@ -408,7 +408,7 @@
                 <w:sz w:val="36"/>
                 <w:szCs w:val="36"/>
               </w:rPr>
-              <w:t xml:space="preserve">143件</w:t>
+              <w:t xml:space="preserve">74件</w:t>
             </w:r>
           </w:p>
         </w:tc>
@@ -448,7 +448,7 @@
           <w:sz w:val="21"/>
           <w:szCs w:val="21"/>
         </w:rPr>
-        <w:t xml:space="preserve">全体平均スコア7.57点（10点換算）は概ね標準的な水準であり、67.8%が高評価（8-10点）に分類されます。低評価（1-4点）は17件（11.9%）で、一定の改善課題があります。Trip.com（8.35点）で特に高い評価を獲得しています。</w:t>
+        <w:t xml:space="preserve">全体平均スコア7.18点（10点換算）は概ね標準的な水準であり、55.4%が高評価（8-10点）に分類されます。低評価（1-4点）は12件（16.2%）で、早急な改善対応が必要です。Google（7.68点）で特に高い評価を獲得しています。</w:t>
       </w:r>
     </w:p>
     <w:p>
@@ -463,7 +463,7 @@
           <w:sz w:val="21"/>
           <w:szCs w:val="21"/>
         </w:rPr>
-        <w:t xml:space="preserve">全体としては「朝食」と「立地・アクセス」がホテルの主な強みとして際立っています。</w:t>
+        <w:t xml:space="preserve">全体としては「朝食」と「快適さ・設備」がホテルの主な強みとして際立っています。</w:t>
       </w:r>
     </w:p>
     <w:p>
@@ -542,7 +542,7 @@
                 <w:sz w:val="20"/>
                 <w:szCs w:val="20"/>
               </w:rPr>
-              <w:t xml:space="preserve">朝食（50件以上で言及）、立地・アクセス（50件以上で言及）、スタッフの対応（20件以上で言及）</w:t>
+              <w:t xml:space="preserve">朝食（50件以上で言及）、快適さ・設備（20件以上で言及）、スタッフの対応（20件以上で言及）</w:t>
             </w:r>
           </w:p>
           <w:p>
@@ -567,7 +567,7 @@
                 <w:sz w:val="20"/>
                 <w:szCs w:val="20"/>
               </w:rPr>
-              <w:t xml:space="preserve">対応・サービスの不満（23件）、部屋の狭さ（15件）、浴室・水回り（11件）、朝食の改善要望（7件）</w:t>
+              <w:t xml:space="preserve">対応・サービスの不満（19件）、部屋の狭さ（10件）、浴室・水回り（7件）、窓・採光（6件）</w:t>
             </w:r>
           </w:p>
           <w:p>
@@ -953,7 +953,7 @@
                 <w:sz w:val="20"/>
                 <w:szCs w:val="20"/>
               </w:rPr>
-              <w:t xml:space="preserve">Trip.com</w:t>
+              <w:t xml:space="preserve">Google</w:t>
             </w:r>
           </w:p>
         </w:tc>
@@ -987,7 +987,7 @@
                 <w:sz w:val="20"/>
                 <w:szCs w:val="20"/>
               </w:rPr>
-              <w:t xml:space="preserve">17</w:t>
+              <w:t xml:space="preserve">19</w:t>
             </w:r>
           </w:p>
         </w:tc>
@@ -1021,7 +1021,7 @@
                 <w:sz w:val="20"/>
                 <w:szCs w:val="20"/>
               </w:rPr>
-              <w:t xml:space="preserve">8.35</w:t>
+              <w:t xml:space="preserve">3.84</w:t>
             </w:r>
           </w:p>
         </w:tc>
@@ -1055,7 +1055,7 @@
                 <w:sz w:val="20"/>
                 <w:szCs w:val="20"/>
               </w:rPr>
-              <w:t xml:space="preserve">/10</w:t>
+              <w:t xml:space="preserve">/5 (×2)</w:t>
             </w:r>
           </w:p>
         </w:tc>
@@ -1085,11 +1085,11 @@
                 <w:rFonts w:ascii="Arial" w:cs="Arial" w:eastAsia="Arial" w:hAnsi="Arial"/>
                 <w:b/>
                 <w:bCs/>
-                <w:color w:val="27AE60"/>
-                <w:sz w:val="20"/>
-                <w:szCs w:val="20"/>
-              </w:rPr>
-              <w:t xml:space="preserve">8.35</w:t>
+                <w:color w:val="E67E22"/>
+                <w:sz w:val="20"/>
+                <w:szCs w:val="20"/>
+              </w:rPr>
+              <w:t xml:space="preserve">7.68</w:t>
             </w:r>
           </w:p>
         </w:tc>
@@ -1123,7 +1123,7 @@
                 <w:sz w:val="20"/>
                 <w:szCs w:val="20"/>
               </w:rPr>
-              <w:t xml:space="preserve">9</w:t>
+              <w:t xml:space="preserve">8</w:t>
             </w:r>
           </w:p>
         </w:tc>
@@ -1153,11 +1153,11 @@
                 <w:rFonts w:ascii="Arial" w:cs="Arial" w:eastAsia="Arial" w:hAnsi="Arial"/>
                 <w:b/>
                 <w:bCs/>
-                <w:color w:val="27AE60"/>
-                <w:sz w:val="20"/>
-                <w:szCs w:val="20"/>
-              </w:rPr>
-              <w:t xml:space="preserve">良好</w:t>
+                <w:color w:val="E67E22"/>
+                <w:sz w:val="20"/>
+                <w:szCs w:val="20"/>
+              </w:rPr>
+              <w:t xml:space="preserve">概ね良好</w:t>
             </w:r>
           </w:p>
         </w:tc>
@@ -1194,7 +1194,7 @@
                 <w:sz w:val="20"/>
                 <w:szCs w:val="20"/>
               </w:rPr>
-              <w:t xml:space="preserve">Agoda</w:t>
+              <w:t xml:space="preserve">Trip.com</w:t>
             </w:r>
           </w:p>
         </w:tc>
@@ -1264,7 +1264,7 @@
                 <w:sz w:val="20"/>
                 <w:szCs w:val="20"/>
               </w:rPr>
-              <w:t xml:space="preserve">8</w:t>
+              <w:t xml:space="preserve">7.56</w:t>
             </w:r>
           </w:p>
         </w:tc>
@@ -1330,11 +1330,11 @@
                 <w:rFonts w:ascii="Arial" w:cs="Arial" w:eastAsia="Arial" w:hAnsi="Arial"/>
                 <w:b/>
                 <w:bCs/>
-                <w:color w:val="27AE60"/>
-                <w:sz w:val="20"/>
-                <w:szCs w:val="20"/>
-              </w:rPr>
-              <w:t xml:space="preserve">8</w:t>
+                <w:color w:val="E67E22"/>
+                <w:sz w:val="20"/>
+                <w:szCs w:val="20"/>
+              </w:rPr>
+              <w:t xml:space="preserve">7.56</w:t>
             </w:r>
           </w:p>
         </w:tc>
@@ -1400,11 +1400,11 @@
                 <w:rFonts w:ascii="Arial" w:cs="Arial" w:eastAsia="Arial" w:hAnsi="Arial"/>
                 <w:b/>
                 <w:bCs/>
-                <w:color w:val="27AE60"/>
-                <w:sz w:val="20"/>
-                <w:szCs w:val="20"/>
-              </w:rPr>
-              <w:t xml:space="preserve">良好</w:t>
+                <w:color w:val="E67E22"/>
+                <w:sz w:val="20"/>
+                <w:szCs w:val="20"/>
+              </w:rPr>
+              <w:t xml:space="preserve">概ね良好</w:t>
             </w:r>
           </w:p>
         </w:tc>
@@ -1440,7 +1440,7 @@
                 <w:sz w:val="20"/>
                 <w:szCs w:val="20"/>
               </w:rPr>
-              <w:t xml:space="preserve">Google</w:t>
+              <w:t xml:space="preserve">楽天トラベル</w:t>
             </w:r>
           </w:p>
         </w:tc>
@@ -1474,7 +1474,7 @@
                 <w:sz w:val="20"/>
                 <w:szCs w:val="20"/>
               </w:rPr>
-              <w:t xml:space="preserve">23</w:t>
+              <w:t xml:space="preserve">22</w:t>
             </w:r>
           </w:p>
         </w:tc>
@@ -1508,7 +1508,7 @@
                 <w:sz w:val="20"/>
                 <w:szCs w:val="20"/>
               </w:rPr>
-              <w:t xml:space="preserve">3.78</w:t>
+              <w:t xml:space="preserve">3.55</w:t>
             </w:r>
           </w:p>
         </w:tc>
@@ -1576,7 +1576,7 @@
                 <w:sz w:val="20"/>
                 <w:szCs w:val="20"/>
               </w:rPr>
-              <w:t xml:space="preserve">7.57</w:t>
+              <w:t xml:space="preserve">7.09</w:t>
             </w:r>
           </w:p>
         </w:tc>
@@ -1681,7 +1681,7 @@
                 <w:sz w:val="20"/>
                 <w:szCs w:val="20"/>
               </w:rPr>
-              <w:t xml:space="preserve">楽天トラベル</w:t>
+              <w:t xml:space="preserve">Agoda</w:t>
             </w:r>
           </w:p>
         </w:tc>
@@ -1716,7 +1716,7 @@
                 <w:sz w:val="20"/>
                 <w:szCs w:val="20"/>
               </w:rPr>
-              <w:t xml:space="preserve">46</w:t>
+              <w:t xml:space="preserve">4</w:t>
             </w:r>
           </w:p>
         </w:tc>
@@ -1751,7 +1751,7 @@
                 <w:sz w:val="20"/>
                 <w:szCs w:val="20"/>
               </w:rPr>
-              <w:t xml:space="preserve">3.78</w:t>
+              <w:t xml:space="preserve">7</w:t>
             </w:r>
           </w:p>
         </w:tc>
@@ -1786,7 +1786,7 @@
                 <w:sz w:val="20"/>
                 <w:szCs w:val="20"/>
               </w:rPr>
-              <w:t xml:space="preserve">/5 (×2)</w:t>
+              <w:t xml:space="preserve">/10</w:t>
             </w:r>
           </w:p>
         </w:tc>
@@ -1821,7 +1821,7 @@
                 <w:sz w:val="20"/>
                 <w:szCs w:val="20"/>
               </w:rPr>
-              <w:t xml:space="preserve">7.57</w:t>
+              <w:t xml:space="preserve">7</w:t>
             </w:r>
           </w:p>
         </w:tc>
@@ -1856,7 +1856,7 @@
                 <w:sz w:val="20"/>
                 <w:szCs w:val="20"/>
               </w:rPr>
-              <w:t xml:space="preserve">8</w:t>
+              <w:t xml:space="preserve">7.5</w:t>
             </w:r>
           </w:p>
         </w:tc>
@@ -1961,7 +1961,7 @@
                 <w:sz w:val="20"/>
                 <w:szCs w:val="20"/>
               </w:rPr>
-              <w:t xml:space="preserve">28</w:t>
+              <w:t xml:space="preserve">10</w:t>
             </w:r>
           </w:p>
         </w:tc>
@@ -1995,7 +1995,7 @@
                 <w:sz w:val="20"/>
                 <w:szCs w:val="20"/>
               </w:rPr>
-              <w:t xml:space="preserve">7.25</w:t>
+              <w:t xml:space="preserve">6.7</w:t>
             </w:r>
           </w:p>
         </w:tc>
@@ -2059,11 +2059,11 @@
                 <w:rFonts w:ascii="Arial" w:cs="Arial" w:eastAsia="Arial" w:hAnsi="Arial"/>
                 <w:b/>
                 <w:bCs/>
-                <w:color w:val="E67E22"/>
-                <w:sz w:val="20"/>
-                <w:szCs w:val="20"/>
-              </w:rPr>
-              <w:t xml:space="preserve">7.25</w:t>
+                <w:color w:val="C0392B"/>
+                <w:sz w:val="20"/>
+                <w:szCs w:val="20"/>
+              </w:rPr>
+              <w:t xml:space="preserve">6.7</w:t>
             </w:r>
           </w:p>
         </w:tc>
@@ -2097,7 +2097,7 @@
                 <w:sz w:val="20"/>
                 <w:szCs w:val="20"/>
               </w:rPr>
-              <w:t xml:space="preserve">8</w:t>
+              <w:t xml:space="preserve">7</w:t>
             </w:r>
           </w:p>
         </w:tc>
@@ -2127,11 +2127,11 @@
                 <w:rFonts w:ascii="Arial" w:cs="Arial" w:eastAsia="Arial" w:hAnsi="Arial"/>
                 <w:b/>
                 <w:bCs/>
-                <w:color w:val="E67E22"/>
-                <w:sz w:val="20"/>
-                <w:szCs w:val="20"/>
-              </w:rPr>
-              <w:t xml:space="preserve">概ね良好</w:t>
+                <w:color w:val="C0392B"/>
+                <w:sz w:val="20"/>
+                <w:szCs w:val="20"/>
+              </w:rPr>
+              <w:t xml:space="preserve">要改善</w:t>
             </w:r>
           </w:p>
         </w:tc>
@@ -2203,7 +2203,7 @@
                 <w:sz w:val="20"/>
                 <w:szCs w:val="20"/>
               </w:rPr>
-              <w:t xml:space="preserve">20</w:t>
+              <w:t xml:space="preserve">10</w:t>
             </w:r>
           </w:p>
         </w:tc>
@@ -2238,7 +2238,7 @@
                 <w:sz w:val="20"/>
                 <w:szCs w:val="20"/>
               </w:rPr>
-              <w:t xml:space="preserve">3.6</w:t>
+              <w:t xml:space="preserve">3.3</w:t>
             </w:r>
           </w:p>
         </w:tc>
@@ -2304,11 +2304,11 @@
                 <w:rFonts w:ascii="Arial" w:cs="Arial" w:eastAsia="Arial" w:hAnsi="Arial"/>
                 <w:b/>
                 <w:bCs/>
-                <w:color w:val="E67E22"/>
-                <w:sz w:val="20"/>
-                <w:szCs w:val="20"/>
-              </w:rPr>
-              <w:t xml:space="preserve">7.2</w:t>
+                <w:color w:val="C0392B"/>
+                <w:sz w:val="20"/>
+                <w:szCs w:val="20"/>
+              </w:rPr>
+              <w:t xml:space="preserve">6.6</w:t>
             </w:r>
           </w:p>
         </w:tc>
@@ -2343,7 +2343,7 @@
                 <w:sz w:val="20"/>
                 <w:szCs w:val="20"/>
               </w:rPr>
-              <w:t xml:space="preserve">8</w:t>
+              <w:t xml:space="preserve">7</w:t>
             </w:r>
           </w:p>
         </w:tc>
@@ -2374,11 +2374,11 @@
                 <w:rFonts w:ascii="Arial" w:cs="Arial" w:eastAsia="Arial" w:hAnsi="Arial"/>
                 <w:b/>
                 <w:bCs/>
-                <w:color w:val="E67E22"/>
-                <w:sz w:val="20"/>
-                <w:szCs w:val="20"/>
-              </w:rPr>
-              <w:t xml:space="preserve">概ね良好</w:t>
+                <w:color w:val="C0392B"/>
+                <w:sz w:val="20"/>
+                <w:szCs w:val="20"/>
+              </w:rPr>
+              <w:t xml:space="preserve">要改善</w:t>
             </w:r>
           </w:p>
         </w:tc>
@@ -2418,7 +2418,7 @@
           <w:sz w:val="21"/>
           <w:szCs w:val="21"/>
         </w:rPr>
-        <w:t xml:space="preserve">評価分布は8点（37.1%）に最も多く、8点以上の高評価が67.8%を占めています。低評価（1-4点）は計17件（11.9%）です。</w:t>
+        <w:t xml:space="preserve">評価分布は8点（28.4%）に最も多く、8点以上の高評価が55.4%を占める一方、改善の余地も見られます。低評価（1-4点）は計12件（16.2%）です。</w:t>
       </w:r>
     </w:p>
     <w:p>
@@ -2653,7 +2653,7 @@
                 <w:sz w:val="20"/>
                 <w:szCs w:val="20"/>
               </w:rPr>
-              <w:t xml:space="preserve">36</w:t>
+              <w:t xml:space="preserve">16</w:t>
             </w:r>
           </w:p>
         </w:tc>
@@ -2688,7 +2688,7 @@
                 <w:sz w:val="20"/>
                 <w:szCs w:val="20"/>
               </w:rPr>
-              <w:t xml:space="preserve">25.2%</w:t>
+              <w:t xml:space="preserve">21.6%</w:t>
             </w:r>
           </w:p>
         </w:tc>
@@ -2717,7 +2717,7 @@
                 <w:sz w:val="20"/>
                 <w:szCs w:val="20"/>
               </w:rPr>
-              <w:t xml:space="preserve">██████████████</w:t>
+              <w:t xml:space="preserve">███████████████</w:t>
             </w:r>
             <w:r>
               <w:rPr>
@@ -2726,7 +2726,7 @@
                 <w:sz w:val="18"/>
                 <w:szCs w:val="18"/>
               </w:rPr>
-              <w:t xml:space="preserve"> 36件</w:t>
+              <w:t xml:space="preserve"> 16件</w:t>
             </w:r>
           </w:p>
         </w:tc>
@@ -2798,7 +2798,7 @@
                 <w:sz w:val="20"/>
                 <w:szCs w:val="20"/>
               </w:rPr>
-              <w:t xml:space="preserve">8</w:t>
+              <w:t xml:space="preserve">4</w:t>
             </w:r>
           </w:p>
         </w:tc>
@@ -2833,7 +2833,7 @@
                 <w:sz w:val="20"/>
                 <w:szCs w:val="20"/>
               </w:rPr>
-              <w:t xml:space="preserve">5.6%</w:t>
+              <w:t xml:space="preserve">5.4%</w:t>
             </w:r>
           </w:p>
         </w:tc>
@@ -2861,7 +2861,7 @@
                 <w:sz w:val="20"/>
                 <w:szCs w:val="20"/>
               </w:rPr>
-              <w:t xml:space="preserve">███</w:t>
+              <w:t xml:space="preserve">████</w:t>
             </w:r>
             <w:r>
               <w:rPr>
@@ -2870,7 +2870,7 @@
                 <w:sz w:val="18"/>
                 <w:szCs w:val="18"/>
               </w:rPr>
-              <w:t xml:space="preserve"> 8件</w:t>
+              <w:t xml:space="preserve"> 4件</w:t>
             </w:r>
           </w:p>
         </w:tc>
@@ -2942,7 +2942,7 @@
                 <w:sz w:val="20"/>
                 <w:szCs w:val="20"/>
               </w:rPr>
-              <w:t xml:space="preserve">53</w:t>
+              <w:t xml:space="preserve">21</w:t>
             </w:r>
           </w:p>
         </w:tc>
@@ -2977,7 +2977,7 @@
                 <w:sz w:val="20"/>
                 <w:szCs w:val="20"/>
               </w:rPr>
-              <w:t xml:space="preserve">37.1%</w:t>
+              <w:t xml:space="preserve">28.4%</w:t>
             </w:r>
           </w:p>
         </w:tc>
@@ -3015,7 +3015,7 @@
                 <w:sz w:val="18"/>
                 <w:szCs w:val="18"/>
               </w:rPr>
-              <w:t xml:space="preserve"> 53件</w:t>
+              <w:t xml:space="preserve"> 21件</w:t>
             </w:r>
           </w:p>
         </w:tc>
@@ -3122,7 +3122,7 @@
                 <w:sz w:val="20"/>
                 <w:szCs w:val="20"/>
               </w:rPr>
-              <w:t xml:space="preserve">4.2%</w:t>
+              <w:t xml:space="preserve">8.1%</w:t>
             </w:r>
           </w:p>
         </w:tc>
@@ -3150,7 +3150,7 @@
                 <w:sz w:val="20"/>
                 <w:szCs w:val="20"/>
               </w:rPr>
-              <w:t xml:space="preserve">██</w:t>
+              <w:t xml:space="preserve">██████</w:t>
             </w:r>
             <w:r>
               <w:rPr>
@@ -3231,7 +3231,7 @@
                 <w:sz w:val="20"/>
                 <w:szCs w:val="20"/>
               </w:rPr>
-              <w:t xml:space="preserve">18</w:t>
+              <w:t xml:space="preserve">12</w:t>
             </w:r>
           </w:p>
         </w:tc>
@@ -3266,7 +3266,7 @@
                 <w:sz w:val="20"/>
                 <w:szCs w:val="20"/>
               </w:rPr>
-              <w:t xml:space="preserve">12.6%</w:t>
+              <w:t xml:space="preserve">16.2%</w:t>
             </w:r>
           </w:p>
         </w:tc>
@@ -3295,7 +3295,7 @@
                 <w:sz w:val="20"/>
                 <w:szCs w:val="20"/>
               </w:rPr>
-              <w:t xml:space="preserve">███████</w:t>
+              <w:t xml:space="preserve">███████████</w:t>
             </w:r>
             <w:r>
               <w:rPr>
@@ -3304,7 +3304,7 @@
                 <w:sz w:val="18"/>
                 <w:szCs w:val="18"/>
               </w:rPr>
-              <w:t xml:space="preserve"> 18件</w:t>
+              <w:t xml:space="preserve"> 12件</w:t>
             </w:r>
           </w:p>
         </w:tc>
@@ -3376,7 +3376,7 @@
                 <w:sz w:val="20"/>
                 <w:szCs w:val="20"/>
               </w:rPr>
-              <w:t xml:space="preserve">5</w:t>
+              <w:t xml:space="preserve">3</w:t>
             </w:r>
           </w:p>
         </w:tc>
@@ -3411,7 +3411,7 @@
                 <w:sz w:val="20"/>
                 <w:szCs w:val="20"/>
               </w:rPr>
-              <w:t xml:space="preserve">3.5%</w:t>
+              <w:t xml:space="preserve">4.1%</w:t>
             </w:r>
           </w:p>
         </w:tc>
@@ -3439,7 +3439,7 @@
                 <w:sz w:val="20"/>
                 <w:szCs w:val="20"/>
               </w:rPr>
-              <w:t xml:space="preserve">██</w:t>
+              <w:t xml:space="preserve">███</w:t>
             </w:r>
             <w:r>
               <w:rPr>
@@ -3448,7 +3448,7 @@
                 <w:sz w:val="18"/>
                 <w:szCs w:val="18"/>
               </w:rPr>
-              <w:t xml:space="preserve"> 5件</w:t>
+              <w:t xml:space="preserve"> 3件</w:t>
             </w:r>
           </w:p>
         </w:tc>
@@ -3520,7 +3520,7 @@
                 <w:sz w:val="20"/>
                 <w:szCs w:val="20"/>
               </w:rPr>
-              <w:t xml:space="preserve">9</w:t>
+              <w:t xml:space="preserve">7</w:t>
             </w:r>
           </w:p>
         </w:tc>
@@ -3555,7 +3555,7 @@
                 <w:sz w:val="20"/>
                 <w:szCs w:val="20"/>
               </w:rPr>
-              <w:t xml:space="preserve">6.3%</w:t>
+              <w:t xml:space="preserve">9.5%</w:t>
             </w:r>
           </w:p>
         </w:tc>
@@ -3584,7 +3584,7 @@
                 <w:sz w:val="20"/>
                 <w:szCs w:val="20"/>
               </w:rPr>
-              <w:t xml:space="preserve">███</w:t>
+              <w:t xml:space="preserve">███████</w:t>
             </w:r>
             <w:r>
               <w:rPr>
@@ -3593,7 +3593,7 @@
                 <w:sz w:val="18"/>
                 <w:szCs w:val="18"/>
               </w:rPr>
-              <w:t xml:space="preserve"> 9件</w:t>
+              <w:t xml:space="preserve"> 7件</w:t>
             </w:r>
           </w:p>
         </w:tc>
@@ -3665,7 +3665,7 @@
                 <w:sz w:val="20"/>
                 <w:szCs w:val="20"/>
               </w:rPr>
-              <w:t xml:space="preserve">8</w:t>
+              <w:t xml:space="preserve">5</w:t>
             </w:r>
           </w:p>
         </w:tc>
@@ -3700,7 +3700,7 @@
                 <w:sz w:val="20"/>
                 <w:szCs w:val="20"/>
               </w:rPr>
-              <w:t xml:space="preserve">5.6%</w:t>
+              <w:t xml:space="preserve">6.8%</w:t>
             </w:r>
           </w:p>
         </w:tc>
@@ -3729,7 +3729,7 @@
                 <w:sz w:val="20"/>
                 <w:szCs w:val="20"/>
               </w:rPr>
-              <w:t xml:space="preserve">███</w:t>
+              <w:t xml:space="preserve">█████</w:t>
             </w:r>
             <w:r>
               <w:rPr>
@@ -3738,7 +3738,7 @@
                 <w:sz w:val="18"/>
                 <w:szCs w:val="18"/>
               </w:rPr>
-              <w:t xml:space="preserve"> 8件</w:t>
+              <w:t xml:space="preserve"> 5件</w:t>
             </w:r>
           </w:p>
         </w:tc>
@@ -3814,7 +3814,7 @@
                 <w:sz w:val="24"/>
                 <w:szCs w:val="24"/>
               </w:rPr>
-              <w:t xml:space="preserve">97件（67.8%）</w:t>
+              <w:t xml:space="preserve">41件（55.4%）</w:t>
             </w:r>
           </w:p>
         </w:tc>
@@ -3865,7 +3865,7 @@
                 <w:sz w:val="24"/>
                 <w:szCs w:val="24"/>
               </w:rPr>
-              <w:t xml:space="preserve">29件（20.3%）</w:t>
+              <w:t xml:space="preserve">21件（28.4%）</w:t>
             </w:r>
           </w:p>
         </w:tc>
@@ -3896,7 +3896,7 @@
                 <w:rFonts w:ascii="Arial" w:cs="Arial" w:eastAsia="Arial" w:hAnsi="Arial"/>
                 <w:b/>
                 <w:bCs/>
-                <w:color w:val="FF9800"/>
+                <w:color w:val="E74C3C"/>
                 <w:sz w:val="20"/>
                 <w:szCs w:val="20"/>
               </w:rPr>
@@ -3912,11 +3912,11 @@
                 <w:rFonts w:ascii="Arial" w:cs="Arial" w:eastAsia="Arial" w:hAnsi="Arial"/>
                 <w:b/>
                 <w:bCs/>
-                <w:color w:val="FF9800"/>
+                <w:color w:val="E74C3C"/>
                 <w:sz w:val="24"/>
                 <w:szCs w:val="24"/>
               </w:rPr>
-              <w:t xml:space="preserve">17件（11.9%）</w:t>
+              <w:t xml:space="preserve">12件（16.2%）</w:t>
             </w:r>
           </w:p>
         </w:tc>
@@ -4226,7 +4226,7 @@
                 <w:sz w:val="20"/>
                 <w:szCs w:val="20"/>
               </w:rPr>
-              <w:t xml:space="preserve">立地・アクセス</w:t>
+              <w:t xml:space="preserve">快適さ・設備</w:t>
             </w:r>
           </w:p>
         </w:tc>
@@ -4260,7 +4260,7 @@
                 <w:sz w:val="20"/>
                 <w:szCs w:val="20"/>
               </w:rPr>
-              <w:t xml:space="preserve">50件以上</w:t>
+              <w:t xml:space="preserve">20件以上</w:t>
             </w:r>
           </w:p>
         </w:tc>
@@ -4294,7 +4294,7 @@
                 <w:sz w:val="20"/>
                 <w:szCs w:val="20"/>
               </w:rPr>
-              <w:t xml:space="preserve">「横浜という立地から多少の英会話くらいは出来ると思ってましたが、年配の男性が全くできず海外の方が困ってたので助けてあ...」「立地のせいもあるのと壁が薄めなのか、外や廊下の音は気になる程度には聞こえました」</w:t>
+              <w:t xml:space="preserve">「部屋の広さも設備も料金に見合うものだと思うが、それ以上のものではない」「部屋はきれいで、過不足なく快適に過ごせました」</w:t>
             </w:r>
           </w:p>
         </w:tc>
@@ -4437,7 +4437,7 @@
                 <w:sz w:val="20"/>
                 <w:szCs w:val="20"/>
               </w:rPr>
-              <w:t xml:space="preserve">快適さ・設備</w:t>
+              <w:t xml:space="preserve">立地・アクセス</w:t>
             </w:r>
           </w:p>
         </w:tc>
@@ -4505,7 +4505,7 @@
                 <w:sz w:val="20"/>
                 <w:szCs w:val="20"/>
               </w:rPr>
-              <w:t xml:space="preserve">「部屋の広さも設備も料金に見合うものだと思うが、それ以上のものではない」「部屋はきれいで、過不足なく快適に過ごせました」</w:t>
+              <w:t xml:space="preserve">「横浜という立地から多少の英会話くらいは出来ると思ってましたが、年配の男性が全くできず海外の方が困ってたので助けてあ...」「立地のせいもあるのと壁が薄めなのか、外や廊下の音は気になる程度には聞こえました」</w:t>
             </w:r>
           </w:p>
         </w:tc>
@@ -4577,7 +4577,7 @@
                 <w:sz w:val="20"/>
                 <w:szCs w:val="20"/>
               </w:rPr>
-              <w:t xml:space="preserve">20件以上</w:t>
+              <w:t xml:space="preserve">10件以上</w:t>
             </w:r>
           </w:p>
         </w:tc>
@@ -4835,7 +4835,7 @@
           <w:sz w:val="26"/>
           <w:szCs w:val="26"/>
         </w:rPr>
-        <w:t xml:space="preserve">3.2 立地・アクセス</w:t>
+        <w:t xml:space="preserve">3.2 快適さ・設備</w:t>
       </w:r>
     </w:p>
     <w:p>
@@ -4850,7 +4850,7 @@
           <w:sz w:val="21"/>
           <w:szCs w:val="21"/>
         </w:rPr>
-        <w:t xml:space="preserve">立地・アクセスに関するポジティブな評価も多く寄せられています。「横浜という立地から多少の英会話くらいは出来ると思ってましたが、年配の男性が全くできず海外の方が困ってたので助けてあ...」といったコメントが見られます。</w:t>
+        <w:t xml:space="preserve">快適さ・設備に関するポジティブな評価も多く寄せられています。「部屋の広さも設備も料金に見合うものだと思うが、それ以上のものではない」といったコメントが見られます。</w:t>
       </w:r>
     </w:p>
     <w:p>
@@ -5189,7 +5189,7 @@
                 <w:sz w:val="20"/>
                 <w:szCs w:val="20"/>
               </w:rPr>
-              <w:t xml:space="preserve">重大・23件</w:t>
+              <w:t xml:space="preserve">重大・19件</w:t>
             </w:r>
           </w:p>
         </w:tc>
@@ -5328,7 +5328,7 @@
                 <w:sz w:val="20"/>
                 <w:szCs w:val="20"/>
               </w:rPr>
-              <w:t xml:space="preserve">重大・15件</w:t>
+              <w:t xml:space="preserve">重大・10件</w:t>
             </w:r>
           </w:p>
         </w:tc>
@@ -5467,7 +5467,7 @@
                 <w:sz w:val="20"/>
                 <w:szCs w:val="20"/>
               </w:rPr>
-              <w:t xml:space="preserve">重大・11件</w:t>
+              <w:t xml:space="preserve">重大・7件</w:t>
             </w:r>
           </w:p>
         </w:tc>
@@ -5538,7 +5538,7 @@
                 <w:sz w:val="20"/>
                 <w:szCs w:val="20"/>
               </w:rPr>
-              <w:t xml:space="preserve">朝食の改善要望</w:t>
+              <w:t xml:space="preserve">窓・採光</w:t>
             </w:r>
           </w:p>
         </w:tc>
@@ -5572,7 +5572,7 @@
                 <w:sz w:val="20"/>
                 <w:szCs w:val="20"/>
               </w:rPr>
-              <w:t xml:space="preserve">会場が狭めで品数も多くはありませんが、パンもシリアルもありよかったです</w:t>
+              <w:t xml:space="preserve">空調が暖房•送風のみだったため、室温調整に窓を開けざるをなかった</w:t>
             </w:r>
           </w:p>
         </w:tc>
@@ -5606,7 +5606,7 @@
                 <w:sz w:val="20"/>
                 <w:szCs w:val="20"/>
               </w:rPr>
-              <w:t xml:space="preserve">重大・7件</w:t>
+              <w:t xml:space="preserve">重大・6件</w:t>
             </w:r>
           </w:p>
         </w:tc>
@@ -5745,7 +5745,7 @@
                 <w:sz w:val="20"/>
                 <w:szCs w:val="20"/>
               </w:rPr>
-              <w:t xml:space="preserve">重大・6件</w:t>
+              <w:t xml:space="preserve">重大・5件</w:t>
             </w:r>
           </w:p>
         </w:tc>
@@ -5816,7 +5816,7 @@
                 <w:sz w:val="20"/>
                 <w:szCs w:val="20"/>
               </w:rPr>
-              <w:t xml:space="preserve">エアコン・空調</w:t>
+              <w:t xml:space="preserve">朝食の改善要望</w:t>
             </w:r>
           </w:p>
         </w:tc>
@@ -5850,7 +5850,7 @@
                 <w:sz w:val="20"/>
                 <w:szCs w:val="20"/>
               </w:rPr>
-              <w:t xml:space="preserve">空調が暖房•送風のみだったため、室温調整に窓を開けざるをなかった</w:t>
+              <w:t xml:space="preserve">会場が狭めで品数も多くはありませんが、パンもシリアルもありよかったです</w:t>
             </w:r>
           </w:p>
         </w:tc>
@@ -5884,7 +5884,7 @@
                 <w:sz w:val="20"/>
                 <w:szCs w:val="20"/>
               </w:rPr>
-              <w:t xml:space="preserve">重大・6件</w:t>
+              <w:t xml:space="preserve">重大・5件</w:t>
             </w:r>
           </w:p>
         </w:tc>
@@ -7047,7 +7047,7 @@
                 <w:sz w:val="20"/>
                 <w:szCs w:val="20"/>
               </w:rPr>
-              <w:t xml:space="preserve">7.57点</w:t>
+              <w:t xml:space="preserve">7.18点</w:t>
             </w:r>
           </w:p>
         </w:tc>
@@ -7081,7 +7081,7 @@
                 <w:sz w:val="20"/>
                 <w:szCs w:val="20"/>
               </w:rPr>
-              <w:t xml:space="preserve">8.1点以上</w:t>
+              <w:t xml:space="preserve">7.7点以上</w:t>
             </w:r>
           </w:p>
         </w:tc>
@@ -7187,7 +7187,7 @@
                 <w:sz w:val="20"/>
                 <w:szCs w:val="20"/>
               </w:rPr>
-              <w:t xml:space="preserve">67.8%</w:t>
+              <w:t xml:space="preserve">55.4%</w:t>
             </w:r>
           </w:p>
         </w:tc>
@@ -7222,7 +7222,7 @@
                 <w:sz w:val="20"/>
                 <w:szCs w:val="20"/>
               </w:rPr>
-              <w:t xml:space="preserve">78%以上</w:t>
+              <w:t xml:space="preserve">65%以上</w:t>
             </w:r>
           </w:p>
         </w:tc>
@@ -7327,7 +7327,7 @@
                 <w:sz w:val="20"/>
                 <w:szCs w:val="20"/>
               </w:rPr>
-              <w:t xml:space="preserve">11.9%</w:t>
+              <w:t xml:space="preserve">16.2%</w:t>
             </w:r>
           </w:p>
         </w:tc>
@@ -7361,7 +7361,7 @@
                 <w:sz w:val="20"/>
                 <w:szCs w:val="20"/>
               </w:rPr>
-              <w:t xml:space="preserve">7%以下</w:t>
+              <w:t xml:space="preserve">11%以下</w:t>
             </w:r>
           </w:p>
         </w:tc>
@@ -7432,7 +7432,7 @@
                 <w:sz w:val="20"/>
                 <w:szCs w:val="20"/>
               </w:rPr>
-              <w:t xml:space="preserve">口コミ返信率</w:t>
+              <w:t xml:space="preserve">じゃらん平均評価</w:t>
             </w:r>
           </w:p>
         </w:tc>
@@ -7467,7 +7467,7 @@
                 <w:sz w:val="20"/>
                 <w:szCs w:val="20"/>
               </w:rPr>
-              <w:t xml:space="preserve">未計測</w:t>
+              <w:t xml:space="preserve">6.6点</w:t>
             </w:r>
           </w:p>
         </w:tc>
@@ -7502,7 +7502,7 @@
                 <w:sz w:val="20"/>
                 <w:szCs w:val="20"/>
               </w:rPr>
-              <w:t xml:space="preserve">100%（48h以内）</w:t>
+              <w:t xml:space="preserve">7.6点以上</w:t>
             </w:r>
           </w:p>
         </w:tc>
@@ -7537,7 +7537,7 @@
                 <w:sz w:val="20"/>
                 <w:szCs w:val="20"/>
               </w:rPr>
-              <w:t xml:space="preserve">2026年6月</w:t>
+              <w:t xml:space="preserve">2026年9月</w:t>
             </w:r>
           </w:p>
         </w:tc>
@@ -7573,7 +7573,7 @@
                 <w:sz w:val="20"/>
                 <w:szCs w:val="20"/>
               </w:rPr>
-              <w:t xml:space="preserve">対応・サービスの不満クレーム</w:t>
+              <w:t xml:space="preserve">口コミ返信率</w:t>
             </w:r>
           </w:p>
         </w:tc>
@@ -7607,7 +7607,7 @@
                 <w:sz w:val="20"/>
                 <w:szCs w:val="20"/>
               </w:rPr>
-              <w:t xml:space="preserve">約23件/期間</w:t>
+              <w:t xml:space="preserve">未計測</w:t>
             </w:r>
           </w:p>
         </w:tc>
@@ -7641,7 +7641,7 @@
                 <w:sz w:val="20"/>
                 <w:szCs w:val="20"/>
               </w:rPr>
-              <w:t xml:space="preserve">11件以下</w:t>
+              <w:t xml:space="preserve">100%（48h以内）</w:t>
             </w:r>
           </w:p>
         </w:tc>
@@ -7654,6 +7654,148 @@
               <w:bottom w:val="single" w:color="CCCCCC" w:sz="1"/>
               <w:right w:val="single" w:color="CCCCCC" w:sz="1"/>
             </w:tcBorders>
+            <w:tcMar>
+              <w:top w:type="dxa" w:w="80"/>
+              <w:left w:type="dxa" w:w="120"/>
+              <w:bottom w:type="dxa" w:w="80"/>
+              <w:right w:type="dxa" w:w="120"/>
+            </w:tcMar>
+            <w:vAlign w:val="center"/>
+          </w:tcPr>
+          <w:p>
+            <w:pPr>
+              <w:jc w:val="center"/>
+            </w:pPr>
+            <w:r>
+              <w:rPr>
+                <w:rFonts w:ascii="Arial" w:cs="Arial" w:eastAsia="Arial" w:hAnsi="Arial"/>
+                <w:b w:val="false"/>
+                <w:bCs w:val="false"/>
+                <w:color w:val="333333"/>
+                <w:sz w:val="20"/>
+                <w:szCs w:val="20"/>
+              </w:rPr>
+              <w:t xml:space="preserve">2026年6月</w:t>
+            </w:r>
+          </w:p>
+        </w:tc>
+      </w:tr>
+      <w:tr>
+        <w:tc>
+          <w:tcPr>
+            <w:tcW w:type="dxa" w:w="2800"/>
+            <w:tcBorders>
+              <w:top w:val="single" w:color="CCCCCC" w:sz="1"/>
+              <w:left w:val="single" w:color="CCCCCC" w:sz="1"/>
+              <w:bottom w:val="single" w:color="CCCCCC" w:sz="1"/>
+              <w:right w:val="single" w:color="CCCCCC" w:sz="1"/>
+            </w:tcBorders>
+            <w:shd w:fill="F2F2F2" w:val="clear"/>
+            <w:tcMar>
+              <w:top w:type="dxa" w:w="80"/>
+              <w:left w:type="dxa" w:w="120"/>
+              <w:bottom w:type="dxa" w:w="80"/>
+              <w:right w:type="dxa" w:w="120"/>
+            </w:tcMar>
+            <w:vAlign w:val="center"/>
+          </w:tcPr>
+          <w:p>
+            <w:pPr>
+              <w:jc w:val="left"/>
+            </w:pPr>
+            <w:r>
+              <w:rPr>
+                <w:rFonts w:ascii="Arial" w:cs="Arial" w:eastAsia="Arial" w:hAnsi="Arial"/>
+                <w:b/>
+                <w:bCs/>
+                <w:color w:val="333333"/>
+                <w:sz w:val="20"/>
+                <w:szCs w:val="20"/>
+              </w:rPr>
+              <w:t xml:space="preserve">対応・サービスの不満クレーム</w:t>
+            </w:r>
+          </w:p>
+        </w:tc>
+        <w:tc>
+          <w:tcPr>
+            <w:tcW w:type="dxa" w:w="2200"/>
+            <w:tcBorders>
+              <w:top w:val="single" w:color="CCCCCC" w:sz="1"/>
+              <w:left w:val="single" w:color="CCCCCC" w:sz="1"/>
+              <w:bottom w:val="single" w:color="CCCCCC" w:sz="1"/>
+              <w:right w:val="single" w:color="CCCCCC" w:sz="1"/>
+            </w:tcBorders>
+            <w:shd w:fill="F2F2F2" w:val="clear"/>
+            <w:tcMar>
+              <w:top w:type="dxa" w:w="80"/>
+              <w:left w:type="dxa" w:w="120"/>
+              <w:bottom w:type="dxa" w:w="80"/>
+              <w:right w:type="dxa" w:w="120"/>
+            </w:tcMar>
+            <w:vAlign w:val="center"/>
+          </w:tcPr>
+          <w:p>
+            <w:pPr>
+              <w:jc w:val="center"/>
+            </w:pPr>
+            <w:r>
+              <w:rPr>
+                <w:rFonts w:ascii="Arial" w:cs="Arial" w:eastAsia="Arial" w:hAnsi="Arial"/>
+                <w:b w:val="false"/>
+                <w:bCs w:val="false"/>
+                <w:color w:val="333333"/>
+                <w:sz w:val="20"/>
+                <w:szCs w:val="20"/>
+              </w:rPr>
+              <w:t xml:space="preserve">約19件/期間</w:t>
+            </w:r>
+          </w:p>
+        </w:tc>
+        <w:tc>
+          <w:tcPr>
+            <w:tcW w:type="dxa" w:w="2200"/>
+            <w:tcBorders>
+              <w:top w:val="single" w:color="CCCCCC" w:sz="1"/>
+              <w:left w:val="single" w:color="CCCCCC" w:sz="1"/>
+              <w:bottom w:val="single" w:color="CCCCCC" w:sz="1"/>
+              <w:right w:val="single" w:color="CCCCCC" w:sz="1"/>
+            </w:tcBorders>
+            <w:shd w:fill="F2F2F2" w:val="clear"/>
+            <w:tcMar>
+              <w:top w:type="dxa" w:w="80"/>
+              <w:left w:type="dxa" w:w="120"/>
+              <w:bottom w:type="dxa" w:w="80"/>
+              <w:right w:type="dxa" w:w="120"/>
+            </w:tcMar>
+            <w:vAlign w:val="center"/>
+          </w:tcPr>
+          <w:p>
+            <w:pPr>
+              <w:jc w:val="center"/>
+            </w:pPr>
+            <w:r>
+              <w:rPr>
+                <w:rFonts w:ascii="Arial" w:cs="Arial" w:eastAsia="Arial" w:hAnsi="Arial"/>
+                <w:b/>
+                <w:bCs/>
+                <w:color w:val="27AE60"/>
+                <w:sz w:val="20"/>
+                <w:szCs w:val="20"/>
+              </w:rPr>
+              <w:t xml:space="preserve">9件以下</w:t>
+            </w:r>
+          </w:p>
+        </w:tc>
+        <w:tc>
+          <w:tcPr>
+            <w:tcW w:type="dxa" w:w="1826"/>
+            <w:tcBorders>
+              <w:top w:val="single" w:color="CCCCCC" w:sz="1"/>
+              <w:left w:val="single" w:color="CCCCCC" w:sz="1"/>
+              <w:bottom w:val="single" w:color="CCCCCC" w:sz="1"/>
+              <w:right w:val="single" w:color="CCCCCC" w:sz="1"/>
+            </w:tcBorders>
+            <w:shd w:fill="F2F2F2" w:val="clear"/>
             <w:tcMar>
               <w:top w:type="dxa" w:w="80"/>
               <w:left w:type="dxa" w:w="120"/>
@@ -8140,7 +8282,7 @@
                 <w:sz w:val="21"/>
                 <w:szCs w:val="21"/>
               </w:rPr>
-              <w:t xml:space="preserve">コンフォートホテル横浜関内は、全体平均7.57点（10点換算）、高評価率67.8%という一定の顧客満足度を示しているホテルです。特に「朝食」「立地・アクセス」が多くのゲストから高く評価されています。</w:t>
+              <w:t xml:space="preserve">コンフォートホテル横浜関内は、全体平均7.18点（10点換算）、高評価率55.4%という一定の顧客満足度を示しているホテルです。特に「朝食」「快適さ・設備」が多くのゲストから高く評価されています。</w:t>
             </w:r>
           </w:p>
           <w:p>
@@ -8169,6 +8311,20 @@
                 <w:szCs w:val="21"/>
               </w:rPr>
               <w:t xml:space="preserve">Phase 1（即座対応）のオペレーション改善は、低コストで即座に実行可能であり、ゲスト体験の底上げに直結します。Phase 2（短期）の設備改善は、中評価ゲストを高評価に引き上げる効果が期待できます。Phase 3（中期）の抜本的改修は、ブランド価値の向上に寄与します。</w:t>
+            </w:r>
+          </w:p>
+          <w:p>
+            <w:pPr>
+              <w:spacing w:after="160"/>
+            </w:pPr>
+            <w:r>
+              <w:rPr>
+                <w:rFonts w:ascii="Arial" w:cs="Arial" w:eastAsia="Arial" w:hAnsi="Arial"/>
+                <w:color w:val="333333"/>
+                <w:sz w:val="21"/>
+                <w:szCs w:val="21"/>
+              </w:rPr>
+              <w:t xml:space="preserve">じゃらんでの低スコア（6.6点）は、口コミ返信の強化とサービス品質の一貫性確保で改善余地があります。全サイトでの口コミ返信率100%を目指すことで、ホテルの姿勢をゲストに伝え、リピート率の向上につなげることが重要です。</w:t>
             </w:r>
           </w:p>
           <w:p>

--- a/納品レポート/ホテル別レポート/comfort_yokohama_kannai_口コミ分析改善レポート.docx
+++ b/納品レポート/ホテル別レポート/comfort_yokohama_kannai_口コミ分析改善レポート.docx
@@ -81,7 +81,7 @@
           <w:sz w:val="22"/>
           <w:szCs w:val="22"/>
         </w:rPr>
-        <w:t xml:space="preserve">分析対象期間：2026年3月</w:t>
+        <w:t xml:space="preserve">分析対象期間：2026年2月〜3月</w:t>
       </w:r>
     </w:p>
     <w:p>
@@ -96,7 +96,7 @@
           <w:sz w:val="22"/>
           <w:szCs w:val="22"/>
         </w:rPr>
-        <w:t xml:space="preserve">レビュー総数：74件（6サイト）</w:t>
+        <w:t xml:space="preserve">レビュー総数：143件（6サイト）</w:t>
       </w:r>
     </w:p>
     <w:p>
@@ -111,7 +111,7 @@
           <w:sz w:val="20"/>
           <w:szCs w:val="20"/>
         </w:rPr>
-        <w:t xml:space="preserve">対象サイト：Google / Trip.com / 楽天トラベル / Agoda / Booking.com / じゃらん</w:t>
+        <w:t xml:space="preserve">対象サイト：Trip.com / Agoda / Google / 楽天トラベル / Booking.com / じゃらん</w:t>
       </w:r>
     </w:p>
     <w:p>
@@ -189,7 +189,7 @@
           <w:sz w:val="21"/>
           <w:szCs w:val="21"/>
         </w:rPr>
-        <w:t xml:space="preserve">2026年3月に各OTAサイト・口コミサイトに投稿された74件のレビューを包括的に分析しました。以下が主要な発見事項です。</w:t>
+        <w:t xml:space="preserve">2026年2月〜3月に各OTAサイト・口コミサイトに投稿された143件のレビューを包括的に分析しました。以下が主要な発見事項です。</w:t>
       </w:r>
     </w:p>
     <w:p>
@@ -261,7 +261,7 @@
                 <w:sz w:val="36"/>
                 <w:szCs w:val="36"/>
               </w:rPr>
-              <w:t xml:space="preserve">7.18</w:t>
+              <w:t xml:space="preserve">7.57</w:t>
             </w:r>
           </w:p>
         </w:tc>
@@ -274,7 +274,7 @@
               <w:bottom w:val="none" w:sz="0"/>
               <w:right w:val="single" w:color="DDDDDD" w:sz="1"/>
             </w:tcBorders>
-            <w:shd w:fill="FFEBEE" w:val="clear"/>
+            <w:shd w:fill="FFF3E0" w:val="clear"/>
             <w:tcMar>
               <w:top w:type="dxa" w:w="160"/>
               <w:left w:type="dxa" w:w="200"/>
@@ -306,11 +306,11 @@
                 <w:rFonts w:ascii="Arial" w:cs="Arial" w:eastAsia="Arial" w:hAnsi="Arial"/>
                 <w:b/>
                 <w:bCs/>
-                <w:color w:val="E74C3C"/>
+                <w:color w:val="FF9800"/>
                 <w:sz w:val="36"/>
                 <w:szCs w:val="36"/>
               </w:rPr>
-              <w:t xml:space="preserve">55.4%</w:t>
+              <w:t xml:space="preserve">67.8%</w:t>
             </w:r>
           </w:p>
         </w:tc>
@@ -323,7 +323,7 @@
               <w:bottom w:val="none" w:sz="0"/>
               <w:right w:val="single" w:color="DDDDDD" w:sz="1"/>
             </w:tcBorders>
-            <w:shd w:fill="FFEBEE" w:val="clear"/>
+            <w:shd w:fill="FFF3E0" w:val="clear"/>
             <w:tcMar>
               <w:top w:type="dxa" w:w="160"/>
               <w:left w:type="dxa" w:w="200"/>
@@ -355,11 +355,11 @@
                 <w:rFonts w:ascii="Arial" w:cs="Arial" w:eastAsia="Arial" w:hAnsi="Arial"/>
                 <w:b/>
                 <w:bCs/>
-                <w:color w:val="E74C3C"/>
+                <w:color w:val="FF9800"/>
                 <w:sz w:val="36"/>
                 <w:szCs w:val="36"/>
               </w:rPr>
-              <w:t xml:space="preserve">16.2%</w:t>
+              <w:t xml:space="preserve">11.9%</w:t>
             </w:r>
           </w:p>
         </w:tc>
@@ -408,7 +408,7 @@
                 <w:sz w:val="36"/>
                 <w:szCs w:val="36"/>
               </w:rPr>
-              <w:t xml:space="preserve">74件</w:t>
+              <w:t xml:space="preserve">143件</w:t>
             </w:r>
           </w:p>
         </w:tc>
@@ -448,7 +448,7 @@
           <w:sz w:val="21"/>
           <w:szCs w:val="21"/>
         </w:rPr>
-        <w:t xml:space="preserve">全体平均スコア7.18点（10点換算）は概ね標準的な水準であり、55.4%が高評価（8-10点）に分類されます。低評価（1-4点）は12件（16.2%）で、早急な改善対応が必要です。Google（7.68点）で特に高い評価を獲得しています。</w:t>
+        <w:t xml:space="preserve">全体平均スコア7.57点（10点換算）は概ね標準的な水準であり、67.8%が高評価（8-10点）に分類されます。低評価（1-4点）は17件（11.9%）で、一定の改善課題があります。Trip.com（8.35点）で特に高い評価を獲得しています。</w:t>
       </w:r>
     </w:p>
     <w:p>
@@ -463,7 +463,7 @@
           <w:sz w:val="21"/>
           <w:szCs w:val="21"/>
         </w:rPr>
-        <w:t xml:space="preserve">全体としては「朝食」と「快適さ・設備」がホテルの主な強みとして際立っています。</w:t>
+        <w:t xml:space="preserve">全体としては「朝食」と「立地・アクセス」がホテルの主な強みとして際立っています。</w:t>
       </w:r>
     </w:p>
     <w:p>
@@ -542,7 +542,7 @@
                 <w:sz w:val="20"/>
                 <w:szCs w:val="20"/>
               </w:rPr>
-              <w:t xml:space="preserve">朝食（50件以上で言及）、快適さ・設備（20件以上で言及）、スタッフの対応（20件以上で言及）</w:t>
+              <w:t xml:space="preserve">朝食（50件以上で言及）、立地・アクセス（50件以上で言及）、スタッフの対応（20件以上で言及）</w:t>
             </w:r>
           </w:p>
           <w:p>
@@ -567,7 +567,7 @@
                 <w:sz w:val="20"/>
                 <w:szCs w:val="20"/>
               </w:rPr>
-              <w:t xml:space="preserve">対応・サービスの不満（19件）、部屋の狭さ（10件）、浴室・水回り（7件）、窓・採光（6件）</w:t>
+              <w:t xml:space="preserve">対応・サービスの不満（23件）、部屋の狭さ（15件）、浴室・水回り（11件）、朝食の改善要望（7件）</w:t>
             </w:r>
           </w:p>
           <w:p>
@@ -953,7 +953,7 @@
                 <w:sz w:val="20"/>
                 <w:szCs w:val="20"/>
               </w:rPr>
-              <w:t xml:space="preserve">Google</w:t>
+              <w:t xml:space="preserve">Trip.com</w:t>
             </w:r>
           </w:p>
         </w:tc>
@@ -987,7 +987,7 @@
                 <w:sz w:val="20"/>
                 <w:szCs w:val="20"/>
               </w:rPr>
-              <w:t xml:space="preserve">19</w:t>
+              <w:t xml:space="preserve">17</w:t>
             </w:r>
           </w:p>
         </w:tc>
@@ -1021,7 +1021,7 @@
                 <w:sz w:val="20"/>
                 <w:szCs w:val="20"/>
               </w:rPr>
-              <w:t xml:space="preserve">3.84</w:t>
+              <w:t xml:space="preserve">8.35</w:t>
             </w:r>
           </w:p>
         </w:tc>
@@ -1055,7 +1055,7 @@
                 <w:sz w:val="20"/>
                 <w:szCs w:val="20"/>
               </w:rPr>
-              <w:t xml:space="preserve">/5 (×2)</w:t>
+              <w:t xml:space="preserve">/10</w:t>
             </w:r>
           </w:p>
         </w:tc>
@@ -1085,11 +1085,11 @@
                 <w:rFonts w:ascii="Arial" w:cs="Arial" w:eastAsia="Arial" w:hAnsi="Arial"/>
                 <w:b/>
                 <w:bCs/>
-                <w:color w:val="E67E22"/>
-                <w:sz w:val="20"/>
-                <w:szCs w:val="20"/>
-              </w:rPr>
-              <w:t xml:space="preserve">7.68</w:t>
+                <w:color w:val="27AE60"/>
+                <w:sz w:val="20"/>
+                <w:szCs w:val="20"/>
+              </w:rPr>
+              <w:t xml:space="preserve">8.35</w:t>
             </w:r>
           </w:p>
         </w:tc>
@@ -1123,7 +1123,7 @@
                 <w:sz w:val="20"/>
                 <w:szCs w:val="20"/>
               </w:rPr>
-              <w:t xml:space="preserve">8</w:t>
+              <w:t xml:space="preserve">9</w:t>
             </w:r>
           </w:p>
         </w:tc>
@@ -1153,11 +1153,11 @@
                 <w:rFonts w:ascii="Arial" w:cs="Arial" w:eastAsia="Arial" w:hAnsi="Arial"/>
                 <w:b/>
                 <w:bCs/>
-                <w:color w:val="E67E22"/>
-                <w:sz w:val="20"/>
-                <w:szCs w:val="20"/>
-              </w:rPr>
-              <w:t xml:space="preserve">概ね良好</w:t>
+                <w:color w:val="27AE60"/>
+                <w:sz w:val="20"/>
+                <w:szCs w:val="20"/>
+              </w:rPr>
+              <w:t xml:space="preserve">良好</w:t>
             </w:r>
           </w:p>
         </w:tc>
@@ -1194,7 +1194,7 @@
                 <w:sz w:val="20"/>
                 <w:szCs w:val="20"/>
               </w:rPr>
-              <w:t xml:space="preserve">Trip.com</w:t>
+              <w:t xml:space="preserve">Agoda</w:t>
             </w:r>
           </w:p>
         </w:tc>
@@ -1264,7 +1264,7 @@
                 <w:sz w:val="20"/>
                 <w:szCs w:val="20"/>
               </w:rPr>
-              <w:t xml:space="preserve">7.56</w:t>
+              <w:t xml:space="preserve">8</w:t>
             </w:r>
           </w:p>
         </w:tc>
@@ -1330,11 +1330,11 @@
                 <w:rFonts w:ascii="Arial" w:cs="Arial" w:eastAsia="Arial" w:hAnsi="Arial"/>
                 <w:b/>
                 <w:bCs/>
-                <w:color w:val="E67E22"/>
-                <w:sz w:val="20"/>
-                <w:szCs w:val="20"/>
-              </w:rPr>
-              <w:t xml:space="preserve">7.56</w:t>
+                <w:color w:val="27AE60"/>
+                <w:sz w:val="20"/>
+                <w:szCs w:val="20"/>
+              </w:rPr>
+              <w:t xml:space="preserve">8</w:t>
             </w:r>
           </w:p>
         </w:tc>
@@ -1400,11 +1400,11 @@
                 <w:rFonts w:ascii="Arial" w:cs="Arial" w:eastAsia="Arial" w:hAnsi="Arial"/>
                 <w:b/>
                 <w:bCs/>
-                <w:color w:val="E67E22"/>
-                <w:sz w:val="20"/>
-                <w:szCs w:val="20"/>
-              </w:rPr>
-              <w:t xml:space="preserve">概ね良好</w:t>
+                <w:color w:val="27AE60"/>
+                <w:sz w:val="20"/>
+                <w:szCs w:val="20"/>
+              </w:rPr>
+              <w:t xml:space="preserve">良好</w:t>
             </w:r>
           </w:p>
         </w:tc>
@@ -1440,7 +1440,7 @@
                 <w:sz w:val="20"/>
                 <w:szCs w:val="20"/>
               </w:rPr>
-              <w:t xml:space="preserve">楽天トラベル</w:t>
+              <w:t xml:space="preserve">Google</w:t>
             </w:r>
           </w:p>
         </w:tc>
@@ -1474,7 +1474,7 @@
                 <w:sz w:val="20"/>
                 <w:szCs w:val="20"/>
               </w:rPr>
-              <w:t xml:space="preserve">22</w:t>
+              <w:t xml:space="preserve">23</w:t>
             </w:r>
           </w:p>
         </w:tc>
@@ -1508,7 +1508,7 @@
                 <w:sz w:val="20"/>
                 <w:szCs w:val="20"/>
               </w:rPr>
-              <w:t xml:space="preserve">3.55</w:t>
+              <w:t xml:space="preserve">3.78</w:t>
             </w:r>
           </w:p>
         </w:tc>
@@ -1576,7 +1576,7 @@
                 <w:sz w:val="20"/>
                 <w:szCs w:val="20"/>
               </w:rPr>
-              <w:t xml:space="preserve">7.09</w:t>
+              <w:t xml:space="preserve">7.57</w:t>
             </w:r>
           </w:p>
         </w:tc>
@@ -1681,7 +1681,7 @@
                 <w:sz w:val="20"/>
                 <w:szCs w:val="20"/>
               </w:rPr>
-              <w:t xml:space="preserve">Agoda</w:t>
+              <w:t xml:space="preserve">楽天トラベル</w:t>
             </w:r>
           </w:p>
         </w:tc>
@@ -1716,7 +1716,7 @@
                 <w:sz w:val="20"/>
                 <w:szCs w:val="20"/>
               </w:rPr>
-              <w:t xml:space="preserve">4</w:t>
+              <w:t xml:space="preserve">46</w:t>
             </w:r>
           </w:p>
         </w:tc>
@@ -1751,7 +1751,7 @@
                 <w:sz w:val="20"/>
                 <w:szCs w:val="20"/>
               </w:rPr>
-              <w:t xml:space="preserve">7</w:t>
+              <w:t xml:space="preserve">3.78</w:t>
             </w:r>
           </w:p>
         </w:tc>
@@ -1786,7 +1786,7 @@
                 <w:sz w:val="20"/>
                 <w:szCs w:val="20"/>
               </w:rPr>
-              <w:t xml:space="preserve">/10</w:t>
+              <w:t xml:space="preserve">/5 (×2)</w:t>
             </w:r>
           </w:p>
         </w:tc>
@@ -1821,7 +1821,7 @@
                 <w:sz w:val="20"/>
                 <w:szCs w:val="20"/>
               </w:rPr>
-              <w:t xml:space="preserve">7</w:t>
+              <w:t xml:space="preserve">7.57</w:t>
             </w:r>
           </w:p>
         </w:tc>
@@ -1856,7 +1856,7 @@
                 <w:sz w:val="20"/>
                 <w:szCs w:val="20"/>
               </w:rPr>
-              <w:t xml:space="preserve">7.5</w:t>
+              <w:t xml:space="preserve">8</w:t>
             </w:r>
           </w:p>
         </w:tc>
@@ -1961,7 +1961,7 @@
                 <w:sz w:val="20"/>
                 <w:szCs w:val="20"/>
               </w:rPr>
-              <w:t xml:space="preserve">10</w:t>
+              <w:t xml:space="preserve">28</w:t>
             </w:r>
           </w:p>
         </w:tc>
@@ -1995,7 +1995,7 @@
                 <w:sz w:val="20"/>
                 <w:szCs w:val="20"/>
               </w:rPr>
-              <w:t xml:space="preserve">6.7</w:t>
+              <w:t xml:space="preserve">7.25</w:t>
             </w:r>
           </w:p>
         </w:tc>
@@ -2059,11 +2059,11 @@
                 <w:rFonts w:ascii="Arial" w:cs="Arial" w:eastAsia="Arial" w:hAnsi="Arial"/>
                 <w:b/>
                 <w:bCs/>
-                <w:color w:val="C0392B"/>
-                <w:sz w:val="20"/>
-                <w:szCs w:val="20"/>
-              </w:rPr>
-              <w:t xml:space="preserve">6.7</w:t>
+                <w:color w:val="E67E22"/>
+                <w:sz w:val="20"/>
+                <w:szCs w:val="20"/>
+              </w:rPr>
+              <w:t xml:space="preserve">7.25</w:t>
             </w:r>
           </w:p>
         </w:tc>
@@ -2097,7 +2097,7 @@
                 <w:sz w:val="20"/>
                 <w:szCs w:val="20"/>
               </w:rPr>
-              <w:t xml:space="preserve">7</w:t>
+              <w:t xml:space="preserve">8</w:t>
             </w:r>
           </w:p>
         </w:tc>
@@ -2127,11 +2127,11 @@
                 <w:rFonts w:ascii="Arial" w:cs="Arial" w:eastAsia="Arial" w:hAnsi="Arial"/>
                 <w:b/>
                 <w:bCs/>
-                <w:color w:val="C0392B"/>
-                <w:sz w:val="20"/>
-                <w:szCs w:val="20"/>
-              </w:rPr>
-              <w:t xml:space="preserve">要改善</w:t>
+                <w:color w:val="E67E22"/>
+                <w:sz w:val="20"/>
+                <w:szCs w:val="20"/>
+              </w:rPr>
+              <w:t xml:space="preserve">概ね良好</w:t>
             </w:r>
           </w:p>
         </w:tc>
@@ -2203,7 +2203,7 @@
                 <w:sz w:val="20"/>
                 <w:szCs w:val="20"/>
               </w:rPr>
-              <w:t xml:space="preserve">10</w:t>
+              <w:t xml:space="preserve">20</w:t>
             </w:r>
           </w:p>
         </w:tc>
@@ -2238,7 +2238,7 @@
                 <w:sz w:val="20"/>
                 <w:szCs w:val="20"/>
               </w:rPr>
-              <w:t xml:space="preserve">3.3</w:t>
+              <w:t xml:space="preserve">3.6</w:t>
             </w:r>
           </w:p>
         </w:tc>
@@ -2304,11 +2304,11 @@
                 <w:rFonts w:ascii="Arial" w:cs="Arial" w:eastAsia="Arial" w:hAnsi="Arial"/>
                 <w:b/>
                 <w:bCs/>
-                <w:color w:val="C0392B"/>
-                <w:sz w:val="20"/>
-                <w:szCs w:val="20"/>
-              </w:rPr>
-              <w:t xml:space="preserve">6.6</w:t>
+                <w:color w:val="E67E22"/>
+                <w:sz w:val="20"/>
+                <w:szCs w:val="20"/>
+              </w:rPr>
+              <w:t xml:space="preserve">7.2</w:t>
             </w:r>
           </w:p>
         </w:tc>
@@ -2343,7 +2343,7 @@
                 <w:sz w:val="20"/>
                 <w:szCs w:val="20"/>
               </w:rPr>
-              <w:t xml:space="preserve">7</w:t>
+              <w:t xml:space="preserve">8</w:t>
             </w:r>
           </w:p>
         </w:tc>
@@ -2374,11 +2374,11 @@
                 <w:rFonts w:ascii="Arial" w:cs="Arial" w:eastAsia="Arial" w:hAnsi="Arial"/>
                 <w:b/>
                 <w:bCs/>
-                <w:color w:val="C0392B"/>
-                <w:sz w:val="20"/>
-                <w:szCs w:val="20"/>
-              </w:rPr>
-              <w:t xml:space="preserve">要改善</w:t>
+                <w:color w:val="E67E22"/>
+                <w:sz w:val="20"/>
+                <w:szCs w:val="20"/>
+              </w:rPr>
+              <w:t xml:space="preserve">概ね良好</w:t>
             </w:r>
           </w:p>
         </w:tc>
@@ -2418,7 +2418,7 @@
           <w:sz w:val="21"/>
           <w:szCs w:val="21"/>
         </w:rPr>
-        <w:t xml:space="preserve">評価分布は8点（28.4%）に最も多く、8点以上の高評価が55.4%を占める一方、改善の余地も見られます。低評価（1-4点）は計12件（16.2%）です。</w:t>
+        <w:t xml:space="preserve">評価分布は8点（37.1%）に最も多く、8点以上の高評価が67.8%を占めています。低評価（1-4点）は計17件（11.9%）です。</w:t>
       </w:r>
     </w:p>
     <w:p>
@@ -2653,7 +2653,7 @@
                 <w:sz w:val="20"/>
                 <w:szCs w:val="20"/>
               </w:rPr>
-              <w:t xml:space="preserve">16</w:t>
+              <w:t xml:space="preserve">36</w:t>
             </w:r>
           </w:p>
         </w:tc>
@@ -2688,7 +2688,7 @@
                 <w:sz w:val="20"/>
                 <w:szCs w:val="20"/>
               </w:rPr>
-              <w:t xml:space="preserve">21.6%</w:t>
+              <w:t xml:space="preserve">25.2%</w:t>
             </w:r>
           </w:p>
         </w:tc>
@@ -2717,7 +2717,7 @@
                 <w:sz w:val="20"/>
                 <w:szCs w:val="20"/>
               </w:rPr>
-              <w:t xml:space="preserve">███████████████</w:t>
+              <w:t xml:space="preserve">██████████████</w:t>
             </w:r>
             <w:r>
               <w:rPr>
@@ -2726,7 +2726,7 @@
                 <w:sz w:val="18"/>
                 <w:szCs w:val="18"/>
               </w:rPr>
-              <w:t xml:space="preserve"> 16件</w:t>
+              <w:t xml:space="preserve"> 36件</w:t>
             </w:r>
           </w:p>
         </w:tc>
@@ -2798,7 +2798,7 @@
                 <w:sz w:val="20"/>
                 <w:szCs w:val="20"/>
               </w:rPr>
-              <w:t xml:space="preserve">4</w:t>
+              <w:t xml:space="preserve">8</w:t>
             </w:r>
           </w:p>
         </w:tc>
@@ -2833,7 +2833,7 @@
                 <w:sz w:val="20"/>
                 <w:szCs w:val="20"/>
               </w:rPr>
-              <w:t xml:space="preserve">5.4%</w:t>
+              <w:t xml:space="preserve">5.6%</w:t>
             </w:r>
           </w:p>
         </w:tc>
@@ -2861,7 +2861,7 @@
                 <w:sz w:val="20"/>
                 <w:szCs w:val="20"/>
               </w:rPr>
-              <w:t xml:space="preserve">████</w:t>
+              <w:t xml:space="preserve">███</w:t>
             </w:r>
             <w:r>
               <w:rPr>
@@ -2870,7 +2870,7 @@
                 <w:sz w:val="18"/>
                 <w:szCs w:val="18"/>
               </w:rPr>
-              <w:t xml:space="preserve"> 4件</w:t>
+              <w:t xml:space="preserve"> 8件</w:t>
             </w:r>
           </w:p>
         </w:tc>
@@ -2942,7 +2942,7 @@
                 <w:sz w:val="20"/>
                 <w:szCs w:val="20"/>
               </w:rPr>
-              <w:t xml:space="preserve">21</w:t>
+              <w:t xml:space="preserve">53</w:t>
             </w:r>
           </w:p>
         </w:tc>
@@ -2977,7 +2977,7 @@
                 <w:sz w:val="20"/>
                 <w:szCs w:val="20"/>
               </w:rPr>
-              <w:t xml:space="preserve">28.4%</w:t>
+              <w:t xml:space="preserve">37.1%</w:t>
             </w:r>
           </w:p>
         </w:tc>
@@ -3015,7 +3015,7 @@
                 <w:sz w:val="18"/>
                 <w:szCs w:val="18"/>
               </w:rPr>
-              <w:t xml:space="preserve"> 21件</w:t>
+              <w:t xml:space="preserve"> 53件</w:t>
             </w:r>
           </w:p>
         </w:tc>
@@ -3122,7 +3122,7 @@
                 <w:sz w:val="20"/>
                 <w:szCs w:val="20"/>
               </w:rPr>
-              <w:t xml:space="preserve">8.1%</w:t>
+              <w:t xml:space="preserve">4.2%</w:t>
             </w:r>
           </w:p>
         </w:tc>
@@ -3150,7 +3150,7 @@
                 <w:sz w:val="20"/>
                 <w:szCs w:val="20"/>
               </w:rPr>
-              <w:t xml:space="preserve">██████</w:t>
+              <w:t xml:space="preserve">██</w:t>
             </w:r>
             <w:r>
               <w:rPr>
@@ -3231,7 +3231,7 @@
                 <w:sz w:val="20"/>
                 <w:szCs w:val="20"/>
               </w:rPr>
-              <w:t xml:space="preserve">12</w:t>
+              <w:t xml:space="preserve">18</w:t>
             </w:r>
           </w:p>
         </w:tc>
@@ -3266,7 +3266,7 @@
                 <w:sz w:val="20"/>
                 <w:szCs w:val="20"/>
               </w:rPr>
-              <w:t xml:space="preserve">16.2%</w:t>
+              <w:t xml:space="preserve">12.6%</w:t>
             </w:r>
           </w:p>
         </w:tc>
@@ -3295,7 +3295,7 @@
                 <w:sz w:val="20"/>
                 <w:szCs w:val="20"/>
               </w:rPr>
-              <w:t xml:space="preserve">███████████</w:t>
+              <w:t xml:space="preserve">███████</w:t>
             </w:r>
             <w:r>
               <w:rPr>
@@ -3304,7 +3304,7 @@
                 <w:sz w:val="18"/>
                 <w:szCs w:val="18"/>
               </w:rPr>
-              <w:t xml:space="preserve"> 12件</w:t>
+              <w:t xml:space="preserve"> 18件</w:t>
             </w:r>
           </w:p>
         </w:tc>
@@ -3376,7 +3376,7 @@
                 <w:sz w:val="20"/>
                 <w:szCs w:val="20"/>
               </w:rPr>
-              <w:t xml:space="preserve">3</w:t>
+              <w:t xml:space="preserve">5</w:t>
             </w:r>
           </w:p>
         </w:tc>
@@ -3411,7 +3411,7 @@
                 <w:sz w:val="20"/>
                 <w:szCs w:val="20"/>
               </w:rPr>
-              <w:t xml:space="preserve">4.1%</w:t>
+              <w:t xml:space="preserve">3.5%</w:t>
             </w:r>
           </w:p>
         </w:tc>
@@ -3439,7 +3439,7 @@
                 <w:sz w:val="20"/>
                 <w:szCs w:val="20"/>
               </w:rPr>
-              <w:t xml:space="preserve">███</w:t>
+              <w:t xml:space="preserve">██</w:t>
             </w:r>
             <w:r>
               <w:rPr>
@@ -3448,7 +3448,7 @@
                 <w:sz w:val="18"/>
                 <w:szCs w:val="18"/>
               </w:rPr>
-              <w:t xml:space="preserve"> 3件</w:t>
+              <w:t xml:space="preserve"> 5件</w:t>
             </w:r>
           </w:p>
         </w:tc>
@@ -3520,7 +3520,7 @@
                 <w:sz w:val="20"/>
                 <w:szCs w:val="20"/>
               </w:rPr>
-              <w:t xml:space="preserve">7</w:t>
+              <w:t xml:space="preserve">9</w:t>
             </w:r>
           </w:p>
         </w:tc>
@@ -3555,7 +3555,7 @@
                 <w:sz w:val="20"/>
                 <w:szCs w:val="20"/>
               </w:rPr>
-              <w:t xml:space="preserve">9.5%</w:t>
+              <w:t xml:space="preserve">6.3%</w:t>
             </w:r>
           </w:p>
         </w:tc>
@@ -3584,7 +3584,7 @@
                 <w:sz w:val="20"/>
                 <w:szCs w:val="20"/>
               </w:rPr>
-              <w:t xml:space="preserve">███████</w:t>
+              <w:t xml:space="preserve">███</w:t>
             </w:r>
             <w:r>
               <w:rPr>
@@ -3593,7 +3593,7 @@
                 <w:sz w:val="18"/>
                 <w:szCs w:val="18"/>
               </w:rPr>
-              <w:t xml:space="preserve"> 7件</w:t>
+              <w:t xml:space="preserve"> 9件</w:t>
             </w:r>
           </w:p>
         </w:tc>
@@ -3665,7 +3665,7 @@
                 <w:sz w:val="20"/>
                 <w:szCs w:val="20"/>
               </w:rPr>
-              <w:t xml:space="preserve">5</w:t>
+              <w:t xml:space="preserve">8</w:t>
             </w:r>
           </w:p>
         </w:tc>
@@ -3700,7 +3700,7 @@
                 <w:sz w:val="20"/>
                 <w:szCs w:val="20"/>
               </w:rPr>
-              <w:t xml:space="preserve">6.8%</w:t>
+              <w:t xml:space="preserve">5.6%</w:t>
             </w:r>
           </w:p>
         </w:tc>
@@ -3729,7 +3729,7 @@
                 <w:sz w:val="20"/>
                 <w:szCs w:val="20"/>
               </w:rPr>
-              <w:t xml:space="preserve">█████</w:t>
+              <w:t xml:space="preserve">███</w:t>
             </w:r>
             <w:r>
               <w:rPr>
@@ -3738,7 +3738,7 @@
                 <w:sz w:val="18"/>
                 <w:szCs w:val="18"/>
               </w:rPr>
-              <w:t xml:space="preserve"> 5件</w:t>
+              <w:t xml:space="preserve"> 8件</w:t>
             </w:r>
           </w:p>
         </w:tc>
@@ -3814,7 +3814,7 @@
                 <w:sz w:val="24"/>
                 <w:szCs w:val="24"/>
               </w:rPr>
-              <w:t xml:space="preserve">41件（55.4%）</w:t>
+              <w:t xml:space="preserve">97件（67.8%）</w:t>
             </w:r>
           </w:p>
         </w:tc>
@@ -3865,7 +3865,7 @@
                 <w:sz w:val="24"/>
                 <w:szCs w:val="24"/>
               </w:rPr>
-              <w:t xml:space="preserve">21件（28.4%）</w:t>
+              <w:t xml:space="preserve">29件（20.3%）</w:t>
             </w:r>
           </w:p>
         </w:tc>
@@ -3896,7 +3896,7 @@
                 <w:rFonts w:ascii="Arial" w:cs="Arial" w:eastAsia="Arial" w:hAnsi="Arial"/>
                 <w:b/>
                 <w:bCs/>
-                <w:color w:val="E74C3C"/>
+                <w:color w:val="FF9800"/>
                 <w:sz w:val="20"/>
                 <w:szCs w:val="20"/>
               </w:rPr>
@@ -3912,11 +3912,11 @@
                 <w:rFonts w:ascii="Arial" w:cs="Arial" w:eastAsia="Arial" w:hAnsi="Arial"/>
                 <w:b/>
                 <w:bCs/>
-                <w:color w:val="E74C3C"/>
+                <w:color w:val="FF9800"/>
                 <w:sz w:val="24"/>
                 <w:szCs w:val="24"/>
               </w:rPr>
-              <w:t xml:space="preserve">12件（16.2%）</w:t>
+              <w:t xml:space="preserve">17件（11.9%）</w:t>
             </w:r>
           </w:p>
         </w:tc>
@@ -4226,7 +4226,7 @@
                 <w:sz w:val="20"/>
                 <w:szCs w:val="20"/>
               </w:rPr>
-              <w:t xml:space="preserve">快適さ・設備</w:t>
+              <w:t xml:space="preserve">立地・アクセス</w:t>
             </w:r>
           </w:p>
         </w:tc>
@@ -4260,7 +4260,7 @@
                 <w:sz w:val="20"/>
                 <w:szCs w:val="20"/>
               </w:rPr>
-              <w:t xml:space="preserve">20件以上</w:t>
+              <w:t xml:space="preserve">50件以上</w:t>
             </w:r>
           </w:p>
         </w:tc>
@@ -4294,7 +4294,7 @@
                 <w:sz w:val="20"/>
                 <w:szCs w:val="20"/>
               </w:rPr>
-              <w:t xml:space="preserve">「部屋の広さも設備も料金に見合うものだと思うが、それ以上のものではない」「部屋はきれいで、過不足なく快適に過ごせました」</w:t>
+              <w:t xml:space="preserve">「横浜という立地から多少の英会話くらいは出来ると思ってましたが、年配の男性が全くできず海外の方が困ってたので助けてあ...」「立地のせいもあるのと壁が薄めなのか、外や廊下の音は気になる程度には聞こえました」</w:t>
             </w:r>
           </w:p>
         </w:tc>
@@ -4437,7 +4437,7 @@
                 <w:sz w:val="20"/>
                 <w:szCs w:val="20"/>
               </w:rPr>
-              <w:t xml:space="preserve">立地・アクセス</w:t>
+              <w:t xml:space="preserve">快適さ・設備</w:t>
             </w:r>
           </w:p>
         </w:tc>
@@ -4505,7 +4505,7 @@
                 <w:sz w:val="20"/>
                 <w:szCs w:val="20"/>
               </w:rPr>
-              <w:t xml:space="preserve">「横浜という立地から多少の英会話くらいは出来ると思ってましたが、年配の男性が全くできず海外の方が困ってたので助けてあ...」「立地のせいもあるのと壁が薄めなのか、外や廊下の音は気になる程度には聞こえました」</w:t>
+              <w:t xml:space="preserve">「部屋の広さも設備も料金に見合うものだと思うが、それ以上のものではない」「部屋はきれいで、過不足なく快適に過ごせました」</w:t>
             </w:r>
           </w:p>
         </w:tc>
@@ -4577,7 +4577,7 @@
                 <w:sz w:val="20"/>
                 <w:szCs w:val="20"/>
               </w:rPr>
-              <w:t xml:space="preserve">10件以上</w:t>
+              <w:t xml:space="preserve">20件以上</w:t>
             </w:r>
           </w:p>
         </w:tc>
@@ -4835,7 +4835,7 @@
           <w:sz w:val="26"/>
           <w:szCs w:val="26"/>
         </w:rPr>
-        <w:t xml:space="preserve">3.2 快適さ・設備</w:t>
+        <w:t xml:space="preserve">3.2 立地・アクセス</w:t>
       </w:r>
     </w:p>
     <w:p>
@@ -4850,7 +4850,7 @@
           <w:sz w:val="21"/>
           <w:szCs w:val="21"/>
         </w:rPr>
-        <w:t xml:space="preserve">快適さ・設備に関するポジティブな評価も多く寄せられています。「部屋の広さも設備も料金に見合うものだと思うが、それ以上のものではない」といったコメントが見られます。</w:t>
+        <w:t xml:space="preserve">立地・アクセスに関するポジティブな評価も多く寄せられています。「横浜という立地から多少の英会話くらいは出来ると思ってましたが、年配の男性が全くできず海外の方が困ってたので助けてあ...」といったコメントが見られます。</w:t>
       </w:r>
     </w:p>
     <w:p>
@@ -5189,7 +5189,7 @@
                 <w:sz w:val="20"/>
                 <w:szCs w:val="20"/>
               </w:rPr>
-              <w:t xml:space="preserve">重大・19件</w:t>
+              <w:t xml:space="preserve">重大・23件</w:t>
             </w:r>
           </w:p>
         </w:tc>
@@ -5328,7 +5328,7 @@
                 <w:sz w:val="20"/>
                 <w:szCs w:val="20"/>
               </w:rPr>
-              <w:t xml:space="preserve">重大・10件</w:t>
+              <w:t xml:space="preserve">重大・15件</w:t>
             </w:r>
           </w:p>
         </w:tc>
@@ -5467,7 +5467,7 @@
                 <w:sz w:val="20"/>
                 <w:szCs w:val="20"/>
               </w:rPr>
-              <w:t xml:space="preserve">重大・7件</w:t>
+              <w:t xml:space="preserve">重大・11件</w:t>
             </w:r>
           </w:p>
         </w:tc>
@@ -5538,7 +5538,7 @@
                 <w:sz w:val="20"/>
                 <w:szCs w:val="20"/>
               </w:rPr>
-              <w:t xml:space="preserve">窓・採光</w:t>
+              <w:t xml:space="preserve">朝食の改善要望</w:t>
             </w:r>
           </w:p>
         </w:tc>
@@ -5572,7 +5572,7 @@
                 <w:sz w:val="20"/>
                 <w:szCs w:val="20"/>
               </w:rPr>
-              <w:t xml:space="preserve">空調が暖房•送風のみだったため、室温調整に窓を開けざるをなかった</w:t>
+              <w:t xml:space="preserve">会場が狭めで品数も多くはありませんが、パンもシリアルもありよかったです</w:t>
             </w:r>
           </w:p>
         </w:tc>
@@ -5606,7 +5606,7 @@
                 <w:sz w:val="20"/>
                 <w:szCs w:val="20"/>
               </w:rPr>
-              <w:t xml:space="preserve">重大・6件</w:t>
+              <w:t xml:space="preserve">重大・7件</w:t>
             </w:r>
           </w:p>
         </w:tc>
@@ -5745,7 +5745,7 @@
                 <w:sz w:val="20"/>
                 <w:szCs w:val="20"/>
               </w:rPr>
-              <w:t xml:space="preserve">重大・5件</w:t>
+              <w:t xml:space="preserve">重大・6件</w:t>
             </w:r>
           </w:p>
         </w:tc>
@@ -5816,7 +5816,7 @@
                 <w:sz w:val="20"/>
                 <w:szCs w:val="20"/>
               </w:rPr>
-              <w:t xml:space="preserve">朝食の改善要望</w:t>
+              <w:t xml:space="preserve">エアコン・空調</w:t>
             </w:r>
           </w:p>
         </w:tc>
@@ -5850,7 +5850,7 @@
                 <w:sz w:val="20"/>
                 <w:szCs w:val="20"/>
               </w:rPr>
-              <w:t xml:space="preserve">会場が狭めで品数も多くはありませんが、パンもシリアルもありよかったです</w:t>
+              <w:t xml:space="preserve">空調が暖房•送風のみだったため、室温調整に窓を開けざるをなかった</w:t>
             </w:r>
           </w:p>
         </w:tc>
@@ -5884,7 +5884,7 @@
                 <w:sz w:val="20"/>
                 <w:szCs w:val="20"/>
               </w:rPr>
-              <w:t xml:space="preserve">重大・5件</w:t>
+              <w:t xml:space="preserve">重大・6件</w:t>
             </w:r>
           </w:p>
         </w:tc>
@@ -7047,7 +7047,7 @@
                 <w:sz w:val="20"/>
                 <w:szCs w:val="20"/>
               </w:rPr>
-              <w:t xml:space="preserve">7.18点</w:t>
+              <w:t xml:space="preserve">7.57点</w:t>
             </w:r>
           </w:p>
         </w:tc>
@@ -7081,7 +7081,7 @@
                 <w:sz w:val="20"/>
                 <w:szCs w:val="20"/>
               </w:rPr>
-              <w:t xml:space="preserve">7.7点以上</w:t>
+              <w:t xml:space="preserve">8.1点以上</w:t>
             </w:r>
           </w:p>
         </w:tc>
@@ -7187,7 +7187,7 @@
                 <w:sz w:val="20"/>
                 <w:szCs w:val="20"/>
               </w:rPr>
-              <w:t xml:space="preserve">55.4%</w:t>
+              <w:t xml:space="preserve">67.8%</w:t>
             </w:r>
           </w:p>
         </w:tc>
@@ -7222,7 +7222,7 @@
                 <w:sz w:val="20"/>
                 <w:szCs w:val="20"/>
               </w:rPr>
-              <w:t xml:space="preserve">65%以上</w:t>
+              <w:t xml:space="preserve">78%以上</w:t>
             </w:r>
           </w:p>
         </w:tc>
@@ -7327,7 +7327,7 @@
                 <w:sz w:val="20"/>
                 <w:szCs w:val="20"/>
               </w:rPr>
-              <w:t xml:space="preserve">16.2%</w:t>
+              <w:t xml:space="preserve">11.9%</w:t>
             </w:r>
           </w:p>
         </w:tc>
@@ -7361,7 +7361,7 @@
                 <w:sz w:val="20"/>
                 <w:szCs w:val="20"/>
               </w:rPr>
-              <w:t xml:space="preserve">11%以下</w:t>
+              <w:t xml:space="preserve">7%以下</w:t>
             </w:r>
           </w:p>
         </w:tc>
@@ -7432,7 +7432,7 @@
                 <w:sz w:val="20"/>
                 <w:szCs w:val="20"/>
               </w:rPr>
-              <w:t xml:space="preserve">じゃらん平均評価</w:t>
+              <w:t xml:space="preserve">口コミ返信率</w:t>
             </w:r>
           </w:p>
         </w:tc>
@@ -7467,7 +7467,7 @@
                 <w:sz w:val="20"/>
                 <w:szCs w:val="20"/>
               </w:rPr>
-              <w:t xml:space="preserve">6.6点</w:t>
+              <w:t xml:space="preserve">未計測</w:t>
             </w:r>
           </w:p>
         </w:tc>
@@ -7502,7 +7502,7 @@
                 <w:sz w:val="20"/>
                 <w:szCs w:val="20"/>
               </w:rPr>
-              <w:t xml:space="preserve">7.6点以上</w:t>
+              <w:t xml:space="preserve">100%（48h以内）</w:t>
             </w:r>
           </w:p>
         </w:tc>
@@ -7537,7 +7537,7 @@
                 <w:sz w:val="20"/>
                 <w:szCs w:val="20"/>
               </w:rPr>
-              <w:t xml:space="preserve">2026年9月</w:t>
+              <w:t xml:space="preserve">2026年6月</w:t>
             </w:r>
           </w:p>
         </w:tc>
@@ -7573,7 +7573,7 @@
                 <w:sz w:val="20"/>
                 <w:szCs w:val="20"/>
               </w:rPr>
-              <w:t xml:space="preserve">口コミ返信率</w:t>
+              <w:t xml:space="preserve">対応・サービスの不満クレーム</w:t>
             </w:r>
           </w:p>
         </w:tc>
@@ -7607,7 +7607,7 @@
                 <w:sz w:val="20"/>
                 <w:szCs w:val="20"/>
               </w:rPr>
-              <w:t xml:space="preserve">未計測</w:t>
+              <w:t xml:space="preserve">約23件/期間</w:t>
             </w:r>
           </w:p>
         </w:tc>
@@ -7641,7 +7641,7 @@
                 <w:sz w:val="20"/>
                 <w:szCs w:val="20"/>
               </w:rPr>
-              <w:t xml:space="preserve">100%（48h以内）</w:t>
+              <w:t xml:space="preserve">11件以下</w:t>
             </w:r>
           </w:p>
         </w:tc>
@@ -7654,148 +7654,6 @@
               <w:bottom w:val="single" w:color="CCCCCC" w:sz="1"/>
               <w:right w:val="single" w:color="CCCCCC" w:sz="1"/>
             </w:tcBorders>
-            <w:tcMar>
-              <w:top w:type="dxa" w:w="80"/>
-              <w:left w:type="dxa" w:w="120"/>
-              <w:bottom w:type="dxa" w:w="80"/>
-              <w:right w:type="dxa" w:w="120"/>
-            </w:tcMar>
-            <w:vAlign w:val="center"/>
-          </w:tcPr>
-          <w:p>
-            <w:pPr>
-              <w:jc w:val="center"/>
-            </w:pPr>
-            <w:r>
-              <w:rPr>
-                <w:rFonts w:ascii="Arial" w:cs="Arial" w:eastAsia="Arial" w:hAnsi="Arial"/>
-                <w:b w:val="false"/>
-                <w:bCs w:val="false"/>
-                <w:color w:val="333333"/>
-                <w:sz w:val="20"/>
-                <w:szCs w:val="20"/>
-              </w:rPr>
-              <w:t xml:space="preserve">2026年6月</w:t>
-            </w:r>
-          </w:p>
-        </w:tc>
-      </w:tr>
-      <w:tr>
-        <w:tc>
-          <w:tcPr>
-            <w:tcW w:type="dxa" w:w="2800"/>
-            <w:tcBorders>
-              <w:top w:val="single" w:color="CCCCCC" w:sz="1"/>
-              <w:left w:val="single" w:color="CCCCCC" w:sz="1"/>
-              <w:bottom w:val="single" w:color="CCCCCC" w:sz="1"/>
-              <w:right w:val="single" w:color="CCCCCC" w:sz="1"/>
-            </w:tcBorders>
-            <w:shd w:fill="F2F2F2" w:val="clear"/>
-            <w:tcMar>
-              <w:top w:type="dxa" w:w="80"/>
-              <w:left w:type="dxa" w:w="120"/>
-              <w:bottom w:type="dxa" w:w="80"/>
-              <w:right w:type="dxa" w:w="120"/>
-            </w:tcMar>
-            <w:vAlign w:val="center"/>
-          </w:tcPr>
-          <w:p>
-            <w:pPr>
-              <w:jc w:val="left"/>
-            </w:pPr>
-            <w:r>
-              <w:rPr>
-                <w:rFonts w:ascii="Arial" w:cs="Arial" w:eastAsia="Arial" w:hAnsi="Arial"/>
-                <w:b/>
-                <w:bCs/>
-                <w:color w:val="333333"/>
-                <w:sz w:val="20"/>
-                <w:szCs w:val="20"/>
-              </w:rPr>
-              <w:t xml:space="preserve">対応・サービスの不満クレーム</w:t>
-            </w:r>
-          </w:p>
-        </w:tc>
-        <w:tc>
-          <w:tcPr>
-            <w:tcW w:type="dxa" w:w="2200"/>
-            <w:tcBorders>
-              <w:top w:val="single" w:color="CCCCCC" w:sz="1"/>
-              <w:left w:val="single" w:color="CCCCCC" w:sz="1"/>
-              <w:bottom w:val="single" w:color="CCCCCC" w:sz="1"/>
-              <w:right w:val="single" w:color="CCCCCC" w:sz="1"/>
-            </w:tcBorders>
-            <w:shd w:fill="F2F2F2" w:val="clear"/>
-            <w:tcMar>
-              <w:top w:type="dxa" w:w="80"/>
-              <w:left w:type="dxa" w:w="120"/>
-              <w:bottom w:type="dxa" w:w="80"/>
-              <w:right w:type="dxa" w:w="120"/>
-            </w:tcMar>
-            <w:vAlign w:val="center"/>
-          </w:tcPr>
-          <w:p>
-            <w:pPr>
-              <w:jc w:val="center"/>
-            </w:pPr>
-            <w:r>
-              <w:rPr>
-                <w:rFonts w:ascii="Arial" w:cs="Arial" w:eastAsia="Arial" w:hAnsi="Arial"/>
-                <w:b w:val="false"/>
-                <w:bCs w:val="false"/>
-                <w:color w:val="333333"/>
-                <w:sz w:val="20"/>
-                <w:szCs w:val="20"/>
-              </w:rPr>
-              <w:t xml:space="preserve">約19件/期間</w:t>
-            </w:r>
-          </w:p>
-        </w:tc>
-        <w:tc>
-          <w:tcPr>
-            <w:tcW w:type="dxa" w:w="2200"/>
-            <w:tcBorders>
-              <w:top w:val="single" w:color="CCCCCC" w:sz="1"/>
-              <w:left w:val="single" w:color="CCCCCC" w:sz="1"/>
-              <w:bottom w:val="single" w:color="CCCCCC" w:sz="1"/>
-              <w:right w:val="single" w:color="CCCCCC" w:sz="1"/>
-            </w:tcBorders>
-            <w:shd w:fill="F2F2F2" w:val="clear"/>
-            <w:tcMar>
-              <w:top w:type="dxa" w:w="80"/>
-              <w:left w:type="dxa" w:w="120"/>
-              <w:bottom w:type="dxa" w:w="80"/>
-              <w:right w:type="dxa" w:w="120"/>
-            </w:tcMar>
-            <w:vAlign w:val="center"/>
-          </w:tcPr>
-          <w:p>
-            <w:pPr>
-              <w:jc w:val="center"/>
-            </w:pPr>
-            <w:r>
-              <w:rPr>
-                <w:rFonts w:ascii="Arial" w:cs="Arial" w:eastAsia="Arial" w:hAnsi="Arial"/>
-                <w:b/>
-                <w:bCs/>
-                <w:color w:val="27AE60"/>
-                <w:sz w:val="20"/>
-                <w:szCs w:val="20"/>
-              </w:rPr>
-              <w:t xml:space="preserve">9件以下</w:t>
-            </w:r>
-          </w:p>
-        </w:tc>
-        <w:tc>
-          <w:tcPr>
-            <w:tcW w:type="dxa" w:w="1826"/>
-            <w:tcBorders>
-              <w:top w:val="single" w:color="CCCCCC" w:sz="1"/>
-              <w:left w:val="single" w:color="CCCCCC" w:sz="1"/>
-              <w:bottom w:val="single" w:color="CCCCCC" w:sz="1"/>
-              <w:right w:val="single" w:color="CCCCCC" w:sz="1"/>
-            </w:tcBorders>
-            <w:shd w:fill="F2F2F2" w:val="clear"/>
             <w:tcMar>
               <w:top w:type="dxa" w:w="80"/>
               <w:left w:type="dxa" w:w="120"/>
@@ -8282,7 +8140,7 @@
                 <w:sz w:val="21"/>
                 <w:szCs w:val="21"/>
               </w:rPr>
-              <w:t xml:space="preserve">コンフォートホテル横浜関内は、全体平均7.18点（10点換算）、高評価率55.4%という一定の顧客満足度を示しているホテルです。特に「朝食」「快適さ・設備」が多くのゲストから高く評価されています。</w:t>
+              <w:t xml:space="preserve">コンフォートホテル横浜関内は、全体平均7.57点（10点換算）、高評価率67.8%という一定の顧客満足度を示しているホテルです。特に「朝食」「立地・アクセス」が多くのゲストから高く評価されています。</w:t>
             </w:r>
           </w:p>
           <w:p>
@@ -8311,20 +8169,6 @@
                 <w:szCs w:val="21"/>
               </w:rPr>
               <w:t xml:space="preserve">Phase 1（即座対応）のオペレーション改善は、低コストで即座に実行可能であり、ゲスト体験の底上げに直結します。Phase 2（短期）の設備改善は、中評価ゲストを高評価に引き上げる効果が期待できます。Phase 3（中期）の抜本的改修は、ブランド価値の向上に寄与します。</w:t>
-            </w:r>
-          </w:p>
-          <w:p>
-            <w:pPr>
-              <w:spacing w:after="160"/>
-            </w:pPr>
-            <w:r>
-              <w:rPr>
-                <w:rFonts w:ascii="Arial" w:cs="Arial" w:eastAsia="Arial" w:hAnsi="Arial"/>
-                <w:color w:val="333333"/>
-                <w:sz w:val="21"/>
-                <w:szCs w:val="21"/>
-              </w:rPr>
-              <w:t xml:space="preserve">じゃらんでの低スコア（6.6点）は、口コミ返信の強化とサービス品質の一貫性確保で改善余地があります。全サイトでの口コミ返信率100%を目指すことで、ホテルの姿勢をゲストに伝え、リピート率の向上につなげることが重要です。</w:t>
             </w:r>
           </w:p>
           <w:p>

--- a/納品レポート/ホテル別レポート/comfort_yokohama_kannai_口コミ分析改善レポート.docx
+++ b/納品レポート/ホテル別レポート/comfort_yokohama_kannai_口コミ分析改善レポート.docx
@@ -131,7 +131,7 @@
           <w:sz w:val="20"/>
           <w:szCs w:val="20"/>
         </w:rPr>
-        <w:t xml:space="preserve">作成日：2026年4月6日</w:t>
+        <w:t xml:space="preserve">作成日：2026年4月7日</w:t>
       </w:r>
     </w:p>
     <w:p>
@@ -567,7 +567,7 @@
                 <w:sz w:val="20"/>
                 <w:szCs w:val="20"/>
               </w:rPr>
-              <w:t xml:space="preserve">対応・サービスの不満（23件）、部屋の狭さ（15件）、浴室・水回り（11件）、朝食の改善要望（7件）</w:t>
+              <w:t xml:space="preserve">対応・サービスの不満（23件）、部屋の狭さ（15件）、浴室・水回り（11件）、防音性能（6件）</w:t>
             </w:r>
           </w:p>
           <w:p>
@@ -5538,7 +5538,7 @@
                 <w:sz w:val="20"/>
                 <w:szCs w:val="20"/>
               </w:rPr>
-              <w:t xml:space="preserve">朝食の改善要望</w:t>
+              <w:t xml:space="preserve">防音性能</w:t>
             </w:r>
           </w:p>
         </w:tc>
@@ -5572,7 +5572,7 @@
                 <w:sz w:val="20"/>
                 <w:szCs w:val="20"/>
               </w:rPr>
-              <w:t xml:space="preserve">会場が狭めで品数も多くはありませんが、パンもシリアルもありよかったです</w:t>
+              <w:t xml:space="preserve">立地のせいもあるのと壁が薄めなのか、外や廊下の音は気になる程度には聞こえました</w:t>
             </w:r>
           </w:p>
         </w:tc>
@@ -5606,7 +5606,7 @@
                 <w:sz w:val="20"/>
                 <w:szCs w:val="20"/>
               </w:rPr>
-              <w:t xml:space="preserve">重大・7件</w:t>
+              <w:t xml:space="preserve">重大・6件</w:t>
             </w:r>
           </w:p>
         </w:tc>
@@ -5677,7 +5677,7 @@
                 <w:sz w:val="20"/>
                 <w:szCs w:val="20"/>
               </w:rPr>
-              <w:t xml:space="preserve">防音性能</w:t>
+              <w:t xml:space="preserve">朝食の改善要望</w:t>
             </w:r>
           </w:p>
         </w:tc>
@@ -5711,7 +5711,7 @@
                 <w:sz w:val="20"/>
                 <w:szCs w:val="20"/>
               </w:rPr>
-              <w:t xml:space="preserve">立地のせいもあるのと壁が薄めなのか、外や廊下の音は気になる程度には聞こえました</w:t>
+              <w:t xml:space="preserve">会場が狭めで品数も多くはありませんが、パンもシリアルもありよかったです</w:t>
             </w:r>
           </w:p>
         </w:tc>

--- a/納品レポート/ホテル別レポート/comfort_yokohama_kannai_口コミ分析改善レポート.docx
+++ b/納品レポート/ホテル別レポート/comfort_yokohama_kannai_口コミ分析改善レポート.docx
@@ -131,7 +131,7 @@
           <w:sz w:val="20"/>
           <w:szCs w:val="20"/>
         </w:rPr>
-        <w:t xml:space="preserve">作成日：2026年4月7日</w:t>
+        <w:t xml:space="preserve">作成日：2026年4月8日</w:t>
       </w:r>
     </w:p>
     <w:p>
@@ -567,7 +567,7 @@
                 <w:sz w:val="20"/>
                 <w:szCs w:val="20"/>
               </w:rPr>
-              <w:t xml:space="preserve">対応・サービスの不満（23件）、部屋の狭さ（15件）、浴室・水回り（11件）、防音性能（6件）</w:t>
+              <w:t xml:space="preserve">対応・サービスの不満（23件）、部屋の狭さ（15件）、浴室・水回り（11件）、朝食の改善要望（7件）</w:t>
             </w:r>
           </w:p>
           <w:p>
@@ -5538,7 +5538,7 @@
                 <w:sz w:val="20"/>
                 <w:szCs w:val="20"/>
               </w:rPr>
-              <w:t xml:space="preserve">防音性能</w:t>
+              <w:t xml:space="preserve">朝食の改善要望</w:t>
             </w:r>
           </w:p>
         </w:tc>
@@ -5572,7 +5572,7 @@
                 <w:sz w:val="20"/>
                 <w:szCs w:val="20"/>
               </w:rPr>
-              <w:t xml:space="preserve">立地のせいもあるのと壁が薄めなのか、外や廊下の音は気になる程度には聞こえました</w:t>
+              <w:t xml:space="preserve">会場が狭めで品数も多くはありませんが、パンもシリアルもありよかったです</w:t>
             </w:r>
           </w:p>
         </w:tc>
@@ -5606,7 +5606,7 @@
                 <w:sz w:val="20"/>
                 <w:szCs w:val="20"/>
               </w:rPr>
-              <w:t xml:space="preserve">重大・6件</w:t>
+              <w:t xml:space="preserve">重大・7件</w:t>
             </w:r>
           </w:p>
         </w:tc>
@@ -5677,7 +5677,7 @@
                 <w:sz w:val="20"/>
                 <w:szCs w:val="20"/>
               </w:rPr>
-              <w:t xml:space="preserve">朝食の改善要望</w:t>
+              <w:t xml:space="preserve">防音性能</w:t>
             </w:r>
           </w:p>
         </w:tc>
@@ -5711,7 +5711,7 @@
                 <w:sz w:val="20"/>
                 <w:szCs w:val="20"/>
               </w:rPr>
-              <w:t xml:space="preserve">会場が狭めで品数も多くはありませんが、パンもシリアルもありよかったです</w:t>
+              <w:t xml:space="preserve">立地のせいもあるのと壁が薄めなのか、外や廊下の音は気になる程度には聞こえました</w:t>
             </w:r>
           </w:p>
         </w:tc>

--- a/納品レポート/ホテル別レポート/comfort_yokohama_kannai_口コミ分析改善レポート.docx
+++ b/納品レポート/ホテル別レポート/comfort_yokohama_kannai_口コミ分析改善レポート.docx
@@ -131,7 +131,7 @@
           <w:sz w:val="20"/>
           <w:szCs w:val="20"/>
         </w:rPr>
-        <w:t xml:space="preserve">作成日：2026年4月10日</w:t>
+        <w:t xml:space="preserve">作成日：2026年4月11日</w:t>
       </w:r>
     </w:p>
     <w:p>

--- a/納品レポート/ホテル別レポート/comfort_yokohama_kannai_口コミ分析改善レポート.docx
+++ b/納品レポート/ホテル別レポート/comfort_yokohama_kannai_口コミ分析改善レポート.docx
@@ -131,7 +131,7 @@
           <w:sz w:val="20"/>
           <w:szCs w:val="20"/>
         </w:rPr>
-        <w:t xml:space="preserve">作成日：2026年4月11日</w:t>
+        <w:t xml:space="preserve">作成日：2026年4月13日</w:t>
       </w:r>
     </w:p>
     <w:p>

--- a/納品レポート/ホテル別レポート/comfort_yokohama_kannai_口コミ分析改善レポート.docx
+++ b/納品レポート/ホテル別レポート/comfort_yokohama_kannai_口コミ分析改善レポート.docx
@@ -131,7 +131,7 @@
           <w:sz w:val="20"/>
           <w:szCs w:val="20"/>
         </w:rPr>
-        <w:t xml:space="preserve">作成日：2026年4月13日</w:t>
+        <w:t xml:space="preserve">作成日：2026年4月15日</w:t>
       </w:r>
     </w:p>
     <w:p>

--- a/納品レポート/ホテル別レポート/comfort_yokohama_kannai_口コミ分析改善レポート.docx
+++ b/納品レポート/ホテル別レポート/comfort_yokohama_kannai_口コミ分析改善レポート.docx
@@ -131,7 +131,7 @@
           <w:sz w:val="20"/>
           <w:szCs w:val="20"/>
         </w:rPr>
-        <w:t xml:space="preserve">作成日：2026年4月16日</w:t>
+        <w:t xml:space="preserve">作成日：2026年4月20日</w:t>
       </w:r>
     </w:p>
     <w:p>
@@ -567,7 +567,7 @@
                 <w:sz w:val="20"/>
                 <w:szCs w:val="20"/>
               </w:rPr>
-              <w:t xml:space="preserve">対応・サービスの不満（23件）、部屋の狭さ（15件）、浴室・水回り（11件）、防音性能（6件）</w:t>
+              <w:t xml:space="preserve">対応・サービスの不満（23件）、部屋の狭さ（15件）、浴室・水回り（11件）、朝食の改善要望（7件）</w:t>
             </w:r>
           </w:p>
           <w:p>
@@ -5538,7 +5538,7 @@
                 <w:sz w:val="20"/>
                 <w:szCs w:val="20"/>
               </w:rPr>
-              <w:t xml:space="preserve">防音性能</w:t>
+              <w:t xml:space="preserve">朝食の改善要望</w:t>
             </w:r>
           </w:p>
         </w:tc>
@@ -5572,7 +5572,7 @@
                 <w:sz w:val="20"/>
                 <w:szCs w:val="20"/>
               </w:rPr>
-              <w:t xml:space="preserve">立地のせいもあるのと壁が薄めなのか、外や廊下の音は気になる程度には聞こえました</w:t>
+              <w:t xml:space="preserve">会場が狭めで品数も多くはありませんが、パンもシリアルもありよかったです</w:t>
             </w:r>
           </w:p>
         </w:tc>
@@ -5606,7 +5606,7 @@
                 <w:sz w:val="20"/>
                 <w:szCs w:val="20"/>
               </w:rPr>
-              <w:t xml:space="preserve">重大・6件</w:t>
+              <w:t xml:space="preserve">重大・7件</w:t>
             </w:r>
           </w:p>
         </w:tc>
@@ -5677,7 +5677,7 @@
                 <w:sz w:val="20"/>
                 <w:szCs w:val="20"/>
               </w:rPr>
-              <w:t xml:space="preserve">朝食の改善要望</w:t>
+              <w:t xml:space="preserve">防音性能</w:t>
             </w:r>
           </w:p>
         </w:tc>
@@ -5711,7 +5711,7 @@
                 <w:sz w:val="20"/>
                 <w:szCs w:val="20"/>
               </w:rPr>
-              <w:t xml:space="preserve">会場が狭めで品数も多くはありませんが、パンもシリアルもありよかったです</w:t>
+              <w:t xml:space="preserve">立地のせいもあるのと壁が薄めなのか、外や廊下の音は気になる程度には聞こえました</w:t>
             </w:r>
           </w:p>
         </w:tc>

--- a/納品レポート/ホテル別レポート/comfort_yokohama_kannai_口コミ分析改善レポート.docx
+++ b/納品レポート/ホテル別レポート/comfort_yokohama_kannai_口コミ分析改善レポート.docx
@@ -131,7 +131,7 @@
           <w:sz w:val="20"/>
           <w:szCs w:val="20"/>
         </w:rPr>
-        <w:t xml:space="preserve">作成日：2026年4月20日</w:t>
+        <w:t xml:space="preserve">作成日：2026年4月21日</w:t>
       </w:r>
     </w:p>
     <w:p>

--- a/納品レポート/ホテル別レポート/comfort_yokohama_kannai_口コミ分析改善レポート.docx
+++ b/納品レポート/ホテル別レポート/comfort_yokohama_kannai_口コミ分析改善レポート.docx
@@ -131,7 +131,7 @@
           <w:sz w:val="20"/>
           <w:szCs w:val="20"/>
         </w:rPr>
-        <w:t xml:space="preserve">作成日：2026年4月21日</w:t>
+        <w:t xml:space="preserve">作成日：2026年4月22日</w:t>
       </w:r>
     </w:p>
     <w:p>
